--- a/docx/08-enrutamiento-estatico/08-enrutamiento-estatico.docx
+++ b/docx/08-enrutamiento-estatico/08-enrutamiento-estatico.docx
@@ -28,7 +28,7 @@
         </w:p>
       </w:sdtContent>
     </w:sdt>
-    <w:bookmarkStart w:id="22" w:name="enrutamiento-estático"/>
+    <w:bookmarkStart w:id="33" w:name="enrutamiento-estático"/>
     <w:p>
       <w:pPr>
         <w:pStyle w:val="Heading1"/>
@@ -114,7 +114,7 @@
       <w:r>
         <w:t xml:space="preserve"> </w:t>
       </w:r>
-      <w:hyperlink r:id="rId9">
+      <w:hyperlink r:id="rId20">
         <w:r>
           <w:rPr>
             <w:rStyle w:val="Hyperlink"/>
@@ -144,7 +144,7 @@
       <w:r>
         <w:t xml:space="preserve"> </w:t>
       </w:r>
-      <w:hyperlink r:id="rId10">
+      <w:hyperlink r:id="rId21">
         <w:r>
           <w:rPr>
             <w:rStyle w:val="Hyperlink"/>
@@ -184,7 +184,7 @@
         </w:pict>
       </w:r>
     </w:p>
-    <w:bookmarkStart w:id="11" w:name="objetivo-de-la-unidad"/>
+    <w:bookmarkStart w:id="22" w:name="objetivo-de-la-unidad"/>
     <w:p>
       <w:pPr>
         <w:pStyle w:val="Heading2"/>
@@ -307,8 +307,8 @@
         </w:pict>
       </w:r>
     </w:p>
-    <w:bookmarkEnd w:id="11"/>
-    <w:bookmarkStart w:id="18" w:name="mapa-de-la-unidad"/>
+    <w:bookmarkEnd w:id="22"/>
+    <w:bookmarkStart w:id="29" w:name="mapa-de-la-unidad"/>
     <w:p>
       <w:pPr>
         <w:pStyle w:val="Heading2"/>
@@ -321,6 +321,7 @@
       <w:tblPr>
         <w:tblStyle w:val="Table"/>
         <w:tblW w:type="pct" w:w="5000"/>
+        <w:jc w:val="left"/>
         <w:tblLayout w:type="fixed"/>
         <w:tblLook w:firstRow="1" w:lastRow="0" w:firstColumn="0" w:lastColumn="0" w:noHBand="0" w:noVBand="0" w:val="0020"/>
       </w:tblPr>
@@ -338,6 +339,7 @@
           <w:p>
             <w:pPr>
               <w:pStyle w:val="Compact"/>
+              <w:jc w:val="left"/>
             </w:pPr>
             <w:r>
               <w:t xml:space="preserve">Punto</w:t>
@@ -349,6 +351,7 @@
           <w:p>
             <w:pPr>
               <w:pStyle w:val="Compact"/>
+              <w:jc w:val="left"/>
             </w:pPr>
             <w:r>
               <w:t xml:space="preserve">Qué aprenderás</w:t>
@@ -360,6 +363,7 @@
           <w:p>
             <w:pPr>
               <w:pStyle w:val="Compact"/>
+              <w:jc w:val="left"/>
             </w:pPr>
             <w:r>
               <w:t xml:space="preserve">Nivel</w:t>
@@ -373,8 +377,9 @@
           <w:p>
             <w:pPr>
               <w:pStyle w:val="Compact"/>
-            </w:pPr>
-            <w:hyperlink r:id="rId12">
+              <w:jc w:val="left"/>
+            </w:pPr>
+            <w:hyperlink r:id="rId23">
               <w:r>
                 <w:rPr>
                   <w:rStyle w:val="Hyperlink"/>
@@ -389,6 +394,7 @@
           <w:p>
             <w:pPr>
               <w:pStyle w:val="Compact"/>
+              <w:jc w:val="left"/>
             </w:pPr>
             <w:r>
               <w:t xml:space="preserve">Memorias, registros y secuencia de arranque</w:t>
@@ -400,6 +406,7 @@
           <w:p>
             <w:pPr>
               <w:pStyle w:val="Compact"/>
+              <w:jc w:val="left"/>
             </w:pPr>
             <w:r>
               <w:t xml:space="preserve">Todos</w:t>
@@ -413,8 +420,9 @@
           <w:p>
             <w:pPr>
               <w:pStyle w:val="Compact"/>
-            </w:pPr>
-            <w:hyperlink r:id="rId13">
+              <w:jc w:val="left"/>
+            </w:pPr>
+            <w:hyperlink r:id="rId24">
               <w:r>
                 <w:rPr>
                   <w:rStyle w:val="Hyperlink"/>
@@ -429,6 +437,7 @@
           <w:p>
             <w:pPr>
               <w:pStyle w:val="Compact"/>
+              <w:jc w:val="left"/>
             </w:pPr>
             <w:r>
               <w:t xml:space="preserve">Modos CLI, SSH, interfaces y verificación</w:t>
@@ -440,6 +449,7 @@
           <w:p>
             <w:pPr>
               <w:pStyle w:val="Compact"/>
+              <w:jc w:val="left"/>
             </w:pPr>
             <w:r>
               <w:t xml:space="preserve">Todos</w:t>
@@ -453,8 +463,9 @@
           <w:p>
             <w:pPr>
               <w:pStyle w:val="Compact"/>
-            </w:pPr>
-            <w:hyperlink r:id="rId14">
+              <w:jc w:val="left"/>
+            </w:pPr>
+            <w:hyperlink r:id="rId25">
               <w:r>
                 <w:rPr>
                   <w:rStyle w:val="Hyperlink"/>
@@ -469,6 +480,7 @@
           <w:p>
             <w:pPr>
               <w:pStyle w:val="Compact"/>
+              <w:jc w:val="left"/>
             </w:pPr>
             <w:r>
               <w:rPr>
@@ -486,6 +498,7 @@
           <w:p>
             <w:pPr>
               <w:pStyle w:val="Compact"/>
+              <w:jc w:val="left"/>
             </w:pPr>
             <w:r>
               <w:t xml:space="preserve">Todos</w:t>
@@ -499,8 +512,9 @@
           <w:p>
             <w:pPr>
               <w:pStyle w:val="Compact"/>
-            </w:pPr>
-            <w:hyperlink r:id="rId15">
+              <w:jc w:val="left"/>
+            </w:pPr>
+            <w:hyperlink r:id="rId26">
               <w:r>
                 <w:rPr>
                   <w:rStyle w:val="Hyperlink"/>
@@ -515,6 +529,7 @@
           <w:p>
             <w:pPr>
               <w:pStyle w:val="Compact"/>
+              <w:jc w:val="left"/>
             </w:pPr>
             <w:r>
               <w:t xml:space="preserve">0.0.0.0/0, gateway of last resort y rutas flotantes</w:t>
@@ -526,6 +541,7 @@
           <w:p>
             <w:pPr>
               <w:pStyle w:val="Compact"/>
+              <w:jc w:val="left"/>
             </w:pPr>
             <w:r>
               <w:t xml:space="preserve">Todos</w:t>
@@ -539,8 +555,9 @@
           <w:p>
             <w:pPr>
               <w:pStyle w:val="Compact"/>
-            </w:pPr>
-            <w:hyperlink r:id="rId16">
+              <w:jc w:val="left"/>
+            </w:pPr>
+            <w:hyperlink r:id="rId27">
               <w:r>
                 <w:rPr>
                   <w:rStyle w:val="Hyperlink"/>
@@ -555,6 +572,7 @@
           <w:p>
             <w:pPr>
               <w:pStyle w:val="Compact"/>
+              <w:jc w:val="left"/>
             </w:pPr>
             <w:r>
               <w:t xml:space="preserve">Longest prefix match, AD y métrica</w:t>
@@ -566,6 +584,7 @@
           <w:p>
             <w:pPr>
               <w:pStyle w:val="Compact"/>
+              <w:jc w:val="left"/>
             </w:pPr>
             <w:r>
               <w:t xml:space="preserve">Clave</w:t>
@@ -579,8 +598,9 @@
           <w:p>
             <w:pPr>
               <w:pStyle w:val="Compact"/>
-            </w:pPr>
-            <w:hyperlink r:id="rId17">
+              <w:jc w:val="left"/>
+            </w:pPr>
+            <w:hyperlink r:id="rId28">
               <w:r>
                 <w:rPr>
                   <w:rStyle w:val="Hyperlink"/>
@@ -595,6 +615,7 @@
           <w:p>
             <w:pPr>
               <w:pStyle w:val="Compact"/>
+              <w:jc w:val="left"/>
             </w:pPr>
             <w:r>
               <w:t xml:space="preserve">Sé el Paquete, Fireside, Laboratorio, Crucigrama…</w:t>
@@ -606,6 +627,7 @@
           <w:p>
             <w:pPr>
               <w:pStyle w:val="Compact"/>
+              <w:jc w:val="left"/>
             </w:pPr>
             <w:r>
               <w:t xml:space="preserve">Todos</w:t>
@@ -645,8 +667,8 @@
         </w:pict>
       </w:r>
     </w:p>
-    <w:bookmarkEnd w:id="18"/>
-    <w:bookmarkStart w:id="19" w:name="boletines-de-la-unidad"/>
+    <w:bookmarkEnd w:id="29"/>
+    <w:bookmarkStart w:id="30" w:name="boletines-de-la-unidad"/>
     <w:p>
       <w:pPr>
         <w:pStyle w:val="Heading2"/>
@@ -696,8 +718,8 @@
         </w:pict>
       </w:r>
     </w:p>
-    <w:bookmarkEnd w:id="19"/>
-    <w:bookmarkStart w:id="20" w:name="criterios-de-evaluación-cubiertos-ra4"/>
+    <w:bookmarkEnd w:id="30"/>
+    <w:bookmarkStart w:id="31" w:name="criterios-de-evaluación-cubiertos-ra4"/>
     <w:p>
       <w:pPr>
         <w:pStyle w:val="Heading2"/>
@@ -722,6 +744,7 @@
       <w:tblPr>
         <w:tblStyle w:val="Table"/>
         <w:tblW w:type="pct" w:w="5000"/>
+        <w:jc w:val="left"/>
         <w:tblLayout w:type="fixed"/>
         <w:tblLook w:firstRow="1" w:lastRow="0" w:firstColumn="0" w:lastColumn="0" w:noHBand="0" w:noVBand="0" w:val="0020"/>
       </w:tblPr>
@@ -739,6 +762,7 @@
           <w:p>
             <w:pPr>
               <w:pStyle w:val="Compact"/>
+              <w:jc w:val="left"/>
             </w:pPr>
             <w:r>
               <w:t xml:space="preserve">CE</w:t>
@@ -750,6 +774,7 @@
           <w:p>
             <w:pPr>
               <w:pStyle w:val="Compact"/>
+              <w:jc w:val="left"/>
             </w:pPr>
             <w:r>
               <w:t xml:space="preserve">Criterio</w:t>
@@ -761,6 +786,7 @@
           <w:p>
             <w:pPr>
               <w:pStyle w:val="Compact"/>
+              <w:jc w:val="left"/>
             </w:pPr>
             <w:r>
               <w:t xml:space="preserve">Dónde se cubre</w:t>
@@ -774,6 +800,7 @@
           <w:p>
             <w:pPr>
               <w:pStyle w:val="Compact"/>
+              <w:jc w:val="left"/>
             </w:pPr>
             <w:r>
               <w:t xml:space="preserve">a)</w:t>
@@ -785,6 +812,7 @@
           <w:p>
             <w:pPr>
               <w:pStyle w:val="Compact"/>
+              <w:jc w:val="left"/>
             </w:pPr>
             <w:r>
               <w:t xml:space="preserve">Componentes y LEDs del router</w:t>
@@ -796,6 +824,7 @@
           <w:p>
             <w:pPr>
               <w:pStyle w:val="Compact"/>
+              <w:jc w:val="left"/>
             </w:pPr>
             <w:r>
               <w:t xml:space="preserve">✅ Punto 1</w:t>
@@ -809,6 +838,7 @@
           <w:p>
             <w:pPr>
               <w:pStyle w:val="Compact"/>
+              <w:jc w:val="left"/>
             </w:pPr>
             <w:r>
               <w:t xml:space="preserve">b)</w:t>
@@ -820,6 +850,7 @@
           <w:p>
             <w:pPr>
               <w:pStyle w:val="Compact"/>
+              <w:jc w:val="left"/>
             </w:pPr>
             <w:r>
               <w:t xml:space="preserve">Acceso a la configuración</w:t>
@@ -831,6 +862,7 @@
           <w:p>
             <w:pPr>
               <w:pStyle w:val="Compact"/>
+              <w:jc w:val="left"/>
             </w:pPr>
             <w:r>
               <w:t xml:space="preserve">✅ Punto 2</w:t>
@@ -844,6 +876,7 @@
           <w:p>
             <w:pPr>
               <w:pStyle w:val="Compact"/>
+              <w:jc w:val="left"/>
             </w:pPr>
             <w:r>
               <w:t xml:space="preserve">c)</w:t>
@@ -855,6 +888,7 @@
           <w:p>
             <w:pPr>
               <w:pStyle w:val="Compact"/>
+              <w:jc w:val="left"/>
             </w:pPr>
             <w:r>
               <w:t xml:space="preserve">Secuencia de arranque</w:t>
@@ -866,6 +900,7 @@
           <w:p>
             <w:pPr>
               <w:pStyle w:val="Compact"/>
+              <w:jc w:val="left"/>
             </w:pPr>
             <w:r>
               <w:t xml:space="preserve">✅ Punto 1</w:t>
@@ -879,6 +914,7 @@
           <w:p>
             <w:pPr>
               <w:pStyle w:val="Compact"/>
+              <w:jc w:val="left"/>
             </w:pPr>
             <w:r>
               <w:t xml:space="preserve">d)</w:t>
@@ -890,6 +926,7 @@
           <w:p>
             <w:pPr>
               <w:pStyle w:val="Compact"/>
+              <w:jc w:val="left"/>
             </w:pPr>
             <w:r>
               <w:t xml:space="preserve">Comandos de configuración</w:t>
@@ -901,6 +938,7 @@
           <w:p>
             <w:pPr>
               <w:pStyle w:val="Compact"/>
+              <w:jc w:val="left"/>
             </w:pPr>
             <w:r>
               <w:t xml:space="preserve">✅ Puntos 2-3 + ⚡ Laboratorio (punto 6)</w:t>
@@ -914,6 +952,7 @@
           <w:p>
             <w:pPr>
               <w:pStyle w:val="Compact"/>
+              <w:jc w:val="left"/>
             </w:pPr>
             <w:r>
               <w:t xml:space="preserve">f)</w:t>
@@ -925,6 +964,7 @@
           <w:p>
             <w:pPr>
               <w:pStyle w:val="Compact"/>
+              <w:jc w:val="left"/>
             </w:pPr>
             <w:r>
               <w:t xml:space="preserve">Rutas estáticas y por defecto</w:t>
@@ -936,6 +976,7 @@
           <w:p>
             <w:pPr>
               <w:pStyle w:val="Compact"/>
+              <w:jc w:val="left"/>
             </w:pPr>
             <w:r>
               <w:t xml:space="preserve">✅ Puntos 3-5 + 🧠 Atrévete a pensar (punto 6)</w:t>
@@ -951,8 +992,8 @@
         </w:pict>
       </w:r>
     </w:p>
-    <w:bookmarkEnd w:id="20"/>
-    <w:bookmarkStart w:id="21" w:name="por-dónde-empiezo"/>
+    <w:bookmarkEnd w:id="31"/>
+    <w:bookmarkStart w:id="32" w:name="por-dónde-empiezo"/>
     <w:p>
       <w:pPr>
         <w:pStyle w:val="Heading2"/>
@@ -975,7 +1016,7 @@
       <w:r>
         <w:t xml:space="preserve"> </w:t>
       </w:r>
-      <w:hyperlink r:id="rId12">
+      <w:hyperlink r:id="rId23">
         <w:r>
           <w:rPr>
             <w:rStyle w:val="Hyperlink"/>
@@ -1016,7 +1057,7 @@
       <w:r>
         <w:t xml:space="preserve"> </w:t>
       </w:r>
-      <w:hyperlink r:id="rId12">
+      <w:hyperlink r:id="rId23">
         <w:r>
           <w:rPr>
             <w:rStyle w:val="Hyperlink"/>
@@ -1041,7 +1082,7 @@
         </w:rPr>
         <w:t xml:space="preserve"> </w:t>
       </w:r>
-      <w:hyperlink r:id="rId10">
+      <w:hyperlink r:id="rId21">
         <w:r>
           <w:rPr>
             <w:rStyle w:val="Hyperlink"/>
@@ -1059,9 +1100,9 @@
         <w:t xml:space="preserve">.</w:t>
       </w:r>
     </w:p>
-    <w:bookmarkEnd w:id="21"/>
-    <w:bookmarkEnd w:id="22"/>
-    <w:bookmarkStart w:id="32" w:name="componentes-del-router"/>
+    <w:bookmarkEnd w:id="32"/>
+    <w:bookmarkEnd w:id="33"/>
+    <w:bookmarkStart w:id="43" w:name="componentes-del-router"/>
     <w:p>
       <w:pPr>
         <w:pStyle w:val="Heading1"/>
@@ -1125,7 +1166,7 @@
         </w:pict>
       </w:r>
     </w:p>
-    <w:bookmarkStart w:id="23" w:name="la-idea-en-una-frase"/>
+    <w:bookmarkStart w:id="34" w:name="la-idea-en-una-frase"/>
     <w:p>
       <w:pPr>
         <w:pStyle w:val="Heading2"/>
@@ -1194,8 +1235,8 @@
         </w:pict>
       </w:r>
     </w:p>
-    <w:bookmarkEnd w:id="23"/>
-    <w:bookmarkStart w:id="24" w:name="el-cerebro-la-memoria-y-el-almacén"/>
+    <w:bookmarkEnd w:id="34"/>
+    <w:bookmarkStart w:id="35" w:name="el-cerebro-la-memoria-y-el-almacén"/>
     <w:p>
       <w:pPr>
         <w:pStyle w:val="Heading2"/>
@@ -1216,6 +1257,7 @@
       <w:tblPr>
         <w:tblStyle w:val="Table"/>
         <w:tblW w:type="pct" w:w="5000"/>
+        <w:jc w:val="left"/>
         <w:tblLayout w:type="fixed"/>
         <w:tblLook w:firstRow="1" w:lastRow="0" w:firstColumn="0" w:lastColumn="0" w:noHBand="0" w:noVBand="0" w:val="0020"/>
       </w:tblPr>
@@ -1233,6 +1275,7 @@
           <w:p>
             <w:pPr>
               <w:pStyle w:val="Compact"/>
+              <w:jc w:val="left"/>
             </w:pPr>
             <w:r>
               <w:t xml:space="preserve">Componente</w:t>
@@ -1244,6 +1287,7 @@
           <w:p>
             <w:pPr>
               <w:pStyle w:val="Compact"/>
+              <w:jc w:val="left"/>
             </w:pPr>
             <w:r>
               <w:t xml:space="preserve">Tipo</w:t>
@@ -1255,6 +1299,7 @@
           <w:p>
             <w:pPr>
               <w:pStyle w:val="Compact"/>
+              <w:jc w:val="left"/>
             </w:pPr>
             <w:r>
               <w:t xml:space="preserve">Descripción</w:t>
@@ -1268,6 +1313,7 @@
           <w:p>
             <w:pPr>
               <w:pStyle w:val="Compact"/>
+              <w:jc w:val="left"/>
             </w:pPr>
             <w:r>
               <w:rPr>
@@ -1283,6 +1329,7 @@
           <w:p>
             <w:pPr>
               <w:pStyle w:val="Compact"/>
+              <w:jc w:val="left"/>
             </w:pPr>
             <w:r>
               <w:t xml:space="preserve">Procesador</w:t>
@@ -1294,6 +1341,7 @@
           <w:p>
             <w:pPr>
               <w:pStyle w:val="Compact"/>
+              <w:jc w:val="left"/>
             </w:pPr>
             <w:r>
               <w:t xml:space="preserve">Ejecuta el IOS, procesa paquetes (en routers modernos, el routing se hace en hardware/ASIC)</w:t>
@@ -1307,6 +1355,7 @@
           <w:p>
             <w:pPr>
               <w:pStyle w:val="Compact"/>
+              <w:jc w:val="left"/>
             </w:pPr>
             <w:r>
               <w:rPr>
@@ -1322,6 +1371,7 @@
           <w:p>
             <w:pPr>
               <w:pStyle w:val="Compact"/>
+              <w:jc w:val="left"/>
             </w:pPr>
             <w:r>
               <w:t xml:space="preserve">Volátil</w:t>
@@ -1333,6 +1383,7 @@
           <w:p>
             <w:pPr>
               <w:pStyle w:val="Compact"/>
+              <w:jc w:val="left"/>
             </w:pPr>
             <w:r>
               <w:t xml:space="preserve">Almacena la tabla de rutas, la tabla ARP, la configuración en ejecución (running-config) y los buffers de paquetes</w:t>
@@ -1346,6 +1397,7 @@
           <w:p>
             <w:pPr>
               <w:pStyle w:val="Compact"/>
+              <w:jc w:val="left"/>
             </w:pPr>
             <w:r>
               <w:rPr>
@@ -1361,6 +1413,7 @@
           <w:p>
             <w:pPr>
               <w:pStyle w:val="Compact"/>
+              <w:jc w:val="left"/>
             </w:pPr>
             <w:r>
               <w:t xml:space="preserve">No volátil</w:t>
@@ -1372,6 +1425,7 @@
           <w:p>
             <w:pPr>
               <w:pStyle w:val="Compact"/>
+              <w:jc w:val="left"/>
             </w:pPr>
             <w:r>
               <w:t xml:space="preserve">Almacena la configuración de arranque (startup-config)</w:t>
@@ -1385,6 +1439,7 @@
           <w:p>
             <w:pPr>
               <w:pStyle w:val="Compact"/>
+              <w:jc w:val="left"/>
             </w:pPr>
             <w:r>
               <w:rPr>
@@ -1400,6 +1455,7 @@
           <w:p>
             <w:pPr>
               <w:pStyle w:val="Compact"/>
+              <w:jc w:val="left"/>
             </w:pPr>
             <w:r>
               <w:t xml:space="preserve">No volátil</w:t>
@@ -1411,6 +1467,7 @@
           <w:p>
             <w:pPr>
               <w:pStyle w:val="Compact"/>
+              <w:jc w:val="left"/>
             </w:pPr>
             <w:r>
               <w:t xml:space="preserve">Almacena el IOS (el sistema operativo) y, a menudo, copias de seguridad de la configuración</w:t>
@@ -1424,6 +1481,7 @@
           <w:p>
             <w:pPr>
               <w:pStyle w:val="Compact"/>
+              <w:jc w:val="left"/>
             </w:pPr>
             <w:r>
               <w:rPr>
@@ -1439,6 +1497,7 @@
           <w:p>
             <w:pPr>
               <w:pStyle w:val="Compact"/>
+              <w:jc w:val="left"/>
             </w:pPr>
             <w:r>
               <w:t xml:space="preserve">Solo lectura</w:t>
@@ -1450,6 +1509,7 @@
           <w:p>
             <w:pPr>
               <w:pStyle w:val="Compact"/>
+              <w:jc w:val="left"/>
             </w:pPr>
             <w:r>
               <w:t xml:space="preserve">Contiene el monitor ROM (ROMMON) para recuperación de emergencias</w:t>
@@ -1463,6 +1523,7 @@
           <w:p>
             <w:pPr>
               <w:pStyle w:val="Compact"/>
+              <w:jc w:val="left"/>
             </w:pPr>
             <w:r>
               <w:rPr>
@@ -1478,6 +1539,7 @@
           <w:p>
             <w:pPr>
               <w:pStyle w:val="Compact"/>
+              <w:jc w:val="left"/>
             </w:pPr>
             <w:r>
               <w:t xml:space="preserve">E/S</w:t>
@@ -1489,6 +1551,7 @@
           <w:p>
             <w:pPr>
               <w:pStyle w:val="Compact"/>
+              <w:jc w:val="left"/>
             </w:pPr>
             <w:r>
               <w:t xml:space="preserve">Puertos físicos (GigabitEthernet, Serial, FastEthernet) por donde entra y sale el tráfico</w:t>
@@ -1580,7 +1643,13 @@
         <w:t xml:space="preserve"> </w:t>
       </w:r>
       <w:r>
-        <w:t xml:space="preserve">“la mesa de trabajo”</w:t>
+        <w:t xml:space="preserve">“</w:t>
+      </w:r>
+      <w:r>
+        <w:t xml:space="preserve">la mesa de trabajo</w:t>
+      </w:r>
+      <w:r>
+        <w:t xml:space="preserve">”</w:t>
       </w:r>
       <w:r>
         <w:t xml:space="preserve">; Flash y NVRAM son</w:t>
@@ -1589,7 +1658,13 @@
         <w:t xml:space="preserve"> </w:t>
       </w:r>
       <w:r>
-        <w:t xml:space="preserve">“el armario”</w:t>
+        <w:t xml:space="preserve">“</w:t>
+      </w:r>
+      <w:r>
+        <w:t xml:space="preserve">el armario</w:t>
+      </w:r>
+      <w:r>
+        <w:t xml:space="preserve">”</w:t>
       </w:r>
       <w:r>
         <w:t xml:space="preserve">.</w:t>
@@ -1602,8 +1677,8 @@
         </w:pict>
       </w:r>
     </w:p>
-    <w:bookmarkEnd w:id="24"/>
-    <w:bookmarkStart w:id="25" w:name="los-leds-el-estado-a-simple-vista"/>
+    <w:bookmarkEnd w:id="35"/>
+    <w:bookmarkStart w:id="36" w:name="los-leds-el-estado-a-simple-vista"/>
     <w:p>
       <w:pPr>
         <w:pStyle w:val="Heading2"/>
@@ -1703,8 +1778,8 @@
         </w:pict>
       </w:r>
     </w:p>
-    <w:bookmarkEnd w:id="25"/>
-    <w:bookmarkStart w:id="26" w:name="secuencia-de-arranque-y-por-qué-importa"/>
+    <w:bookmarkEnd w:id="36"/>
+    <w:bookmarkStart w:id="37" w:name="secuencia-de-arranque-y-por-qué-importa"/>
     <w:p>
       <w:pPr>
         <w:pStyle w:val="Heading2"/>
@@ -1785,7 +1860,13 @@
         <w:t xml:space="preserve"> </w:t>
       </w:r>
       <w:r>
-        <w:t xml:space="preserve">“modo de emergencia”</w:t>
+        <w:t xml:space="preserve">“</w:t>
+      </w:r>
+      <w:r>
+        <w:t xml:space="preserve">modo de emergencia</w:t>
+      </w:r>
+      <w:r>
+        <w:t xml:space="preserve">”</w:t>
       </w:r>
       <w:r>
         <w:t xml:space="preserve"> </w:t>
@@ -1917,7 +1998,13 @@
         <w:t xml:space="preserve"> </w:t>
       </w:r>
       <w:r>
-        <w:t xml:space="preserve">“se queda colgado”</w:t>
+        <w:t xml:space="preserve">“</w:t>
+      </w:r>
+      <w:r>
+        <w:t xml:space="preserve">se queda colgado</w:t>
+      </w:r>
+      <w:r>
+        <w:t xml:space="preserve">”</w:t>
       </w:r>
       <w:r>
         <w:t xml:space="preserve"> </w:t>
@@ -1980,8 +2067,8 @@
         </w:pict>
       </w:r>
     </w:p>
-    <w:bookmarkEnd w:id="26"/>
-    <w:bookmarkStart w:id="27" w:name="los-tres-shows-que-te-salvan-la-vida"/>
+    <w:bookmarkEnd w:id="37"/>
+    <w:bookmarkStart w:id="38" w:name="los-tres-shows-que-te-salvan-la-vida"/>
     <w:p>
       <w:pPr>
         <w:pStyle w:val="Heading2"/>
@@ -2001,7 +2088,13 @@
         <w:t xml:space="preserve"> </w:t>
       </w:r>
       <w:r>
-        <w:t xml:space="preserve">“¿y tú quién eres?”</w:t>
+        <w:t xml:space="preserve">“</w:t>
+      </w:r>
+      <w:r>
+        <w:t xml:space="preserve">¿y tú quién eres?</w:t>
+      </w:r>
+      <w:r>
+        <w:t xml:space="preserve">”</w:t>
       </w:r>
       <w:r>
         <w:t xml:space="preserve"> </w:t>
@@ -2109,6 +2202,7 @@
       <w:tblPr>
         <w:tblStyle w:val="Table"/>
         <w:tblW w:type="pct" w:w="5000"/>
+        <w:jc w:val="left"/>
         <w:tblLayout w:type="fixed"/>
         <w:tblLook w:firstRow="1" w:lastRow="0" w:firstColumn="0" w:lastColumn="0" w:noHBand="0" w:noVBand="0" w:val="0020"/>
       </w:tblPr>
@@ -2125,6 +2219,7 @@
           <w:p>
             <w:pPr>
               <w:pStyle w:val="Compact"/>
+              <w:jc w:val="left"/>
             </w:pPr>
             <w:r>
               <w:t xml:space="preserve">Comando</w:t>
@@ -2136,6 +2231,7 @@
           <w:p>
             <w:pPr>
               <w:pStyle w:val="Compact"/>
+              <w:jc w:val="left"/>
             </w:pPr>
             <w:r>
               <w:t xml:space="preserve">Respuesta que te da</w:t>
@@ -2149,6 +2245,7 @@
           <w:p>
             <w:pPr>
               <w:pStyle w:val="Compact"/>
+              <w:jc w:val="left"/>
             </w:pPr>
             <w:r>
               <w:rPr>
@@ -2163,6 +2260,7 @@
           <w:p>
             <w:pPr>
               <w:pStyle w:val="Compact"/>
+              <w:jc w:val="left"/>
             </w:pPr>
             <w:r>
               <w:t xml:space="preserve">Versión y nombre del IOS, cuánto lleva encendido (uptime), RAM y Flash</w:t>
@@ -2176,6 +2274,7 @@
           <w:p>
             <w:pPr>
               <w:pStyle w:val="Compact"/>
+              <w:jc w:val="left"/>
             </w:pPr>
             <w:r>
               <w:rPr>
@@ -2190,6 +2289,7 @@
           <w:p>
             <w:pPr>
               <w:pStyle w:val="Compact"/>
+              <w:jc w:val="left"/>
             </w:pPr>
             <w:r>
               <w:rPr>
@@ -2213,6 +2313,7 @@
           <w:p>
             <w:pPr>
               <w:pStyle w:val="Compact"/>
+              <w:jc w:val="left"/>
             </w:pPr>
             <w:r>
               <w:rPr>
@@ -2227,6 +2328,7 @@
           <w:p>
             <w:pPr>
               <w:pStyle w:val="Compact"/>
+              <w:jc w:val="left"/>
             </w:pPr>
             <w:r>
               <w:t xml:space="preserve">La configuración que se cargará en el</w:t>
@@ -2306,8 +2408,8 @@
         </w:pict>
       </w:r>
     </w:p>
-    <w:bookmarkEnd w:id="27"/>
-    <w:bookmarkStart w:id="28" w:name="mini-chequeo"/>
+    <w:bookmarkEnd w:id="38"/>
+    <w:bookmarkStart w:id="39" w:name="mini-chequeo"/>
     <w:p>
       <w:pPr>
         <w:pStyle w:val="Heading2"/>
@@ -2472,8 +2574,8 @@
         </w:pict>
       </w:r>
     </w:p>
-    <w:bookmarkEnd w:id="28"/>
-    <w:bookmarkStart w:id="29" w:name="resumen-en-3-frases"/>
+    <w:bookmarkEnd w:id="39"/>
+    <w:bookmarkStart w:id="40" w:name="resumen-en-3-frases"/>
     <w:p>
       <w:pPr>
         <w:pStyle w:val="Heading2"/>
@@ -2604,8 +2706,8 @@
         <w:t xml:space="preserve">te cuentan qué hay en cada memoria.</w:t>
       </w:r>
     </w:p>
-    <w:bookmarkEnd w:id="29"/>
-    <w:bookmarkStart w:id="31" w:name="vocabulario-rápido"/>
+    <w:bookmarkEnd w:id="40"/>
+    <w:bookmarkStart w:id="42" w:name="vocabulario-rápido"/>
     <w:p>
       <w:pPr>
         <w:pStyle w:val="Heading2"/>
@@ -2618,6 +2720,7 @@
       <w:tblPr>
         <w:tblStyle w:val="Table"/>
         <w:tblW w:type="pct" w:w="5000"/>
+        <w:jc w:val="left"/>
         <w:tblLayout w:type="fixed"/>
         <w:tblLook w:firstRow="1" w:lastRow="0" w:firstColumn="0" w:lastColumn="0" w:noHBand="0" w:noVBand="0" w:val="0020"/>
       </w:tblPr>
@@ -2634,6 +2737,7 @@
           <w:p>
             <w:pPr>
               <w:pStyle w:val="Compact"/>
+              <w:jc w:val="left"/>
             </w:pPr>
             <w:r>
               <w:t xml:space="preserve">Término</w:t>
@@ -2645,6 +2749,7 @@
           <w:p>
             <w:pPr>
               <w:pStyle w:val="Compact"/>
+              <w:jc w:val="left"/>
             </w:pPr>
             <w:r>
               <w:t xml:space="preserve">Idea general</w:t>
@@ -2658,6 +2763,7 @@
           <w:p>
             <w:pPr>
               <w:pStyle w:val="Compact"/>
+              <w:jc w:val="left"/>
             </w:pPr>
             <w:r>
               <w:t xml:space="preserve">Running-config</w:t>
@@ -2669,6 +2775,7 @@
           <w:p>
             <w:pPr>
               <w:pStyle w:val="Compact"/>
+              <w:jc w:val="left"/>
             </w:pPr>
             <w:r>
               <w:t xml:space="preserve">Configuración activa en RAM, se pierde al apagar</w:t>
@@ -2682,6 +2789,7 @@
           <w:p>
             <w:pPr>
               <w:pStyle w:val="Compact"/>
+              <w:jc w:val="left"/>
             </w:pPr>
             <w:r>
               <w:t xml:space="preserve">Startup-config</w:t>
@@ -2693,6 +2801,7 @@
           <w:p>
             <w:pPr>
               <w:pStyle w:val="Compact"/>
+              <w:jc w:val="left"/>
             </w:pPr>
             <w:r>
               <w:t xml:space="preserve">Configuración guardada en NVRAM, se carga al arrancar</w:t>
@@ -2706,6 +2815,7 @@
           <w:p>
             <w:pPr>
               <w:pStyle w:val="Compact"/>
+              <w:jc w:val="left"/>
             </w:pPr>
             <w:r>
               <w:t xml:space="preserve">IOS</w:t>
@@ -2717,6 +2827,7 @@
           <w:p>
             <w:pPr>
               <w:pStyle w:val="Compact"/>
+              <w:jc w:val="left"/>
             </w:pPr>
             <w:r>
               <w:t xml:space="preserve">Sistema operativo del router, vive en Flash</w:t>
@@ -2730,6 +2841,7 @@
           <w:p>
             <w:pPr>
               <w:pStyle w:val="Compact"/>
+              <w:jc w:val="left"/>
             </w:pPr>
             <w:r>
               <w:t xml:space="preserve">ROMMON</w:t>
@@ -2741,6 +2853,7 @@
           <w:p>
             <w:pPr>
               <w:pStyle w:val="Compact"/>
+              <w:jc w:val="left"/>
             </w:pPr>
             <w:r>
               <w:t xml:space="preserve">Monitor de emergencia en ROM para recuperaciones</w:t>
@@ -2754,6 +2867,7 @@
           <w:p>
             <w:pPr>
               <w:pStyle w:val="Compact"/>
+              <w:jc w:val="left"/>
             </w:pPr>
             <w:r>
               <w:t xml:space="preserve">POST</w:t>
@@ -2765,6 +2879,7 @@
           <w:p>
             <w:pPr>
               <w:pStyle w:val="Compact"/>
+              <w:jc w:val="left"/>
             </w:pPr>
             <w:r>
               <w:t xml:space="preserve">Auto-test de hardware al encender</w:t>
@@ -2778,6 +2893,7 @@
           <w:p>
             <w:pPr>
               <w:pStyle w:val="Compact"/>
+              <w:jc w:val="left"/>
             </w:pPr>
             <w:r>
               <w:t xml:space="preserve">Uptime</w:t>
@@ -2789,6 +2905,7 @@
           <w:p>
             <w:pPr>
               <w:pStyle w:val="Compact"/>
+              <w:jc w:val="left"/>
             </w:pPr>
             <w:r>
               <w:t xml:space="preserve">Tiempo que lleva el router encendido (lo muestra</w:t>
@@ -2826,7 +2943,7 @@
       <w:r>
         <w:t xml:space="preserve"> </w:t>
       </w:r>
-      <w:hyperlink r:id="rId30">
+      <w:hyperlink r:id="rId41">
         <w:r>
           <w:rPr>
             <w:rStyle w:val="Hyperlink"/>
@@ -2853,7 +2970,7 @@
       <w:r>
         <w:t xml:space="preserve"> </w:t>
       </w:r>
-      <w:hyperlink r:id="rId30">
+      <w:hyperlink r:id="rId41">
         <w:r>
           <w:rPr>
             <w:rStyle w:val="Hyperlink"/>
@@ -2880,7 +2997,7 @@
       <w:r>
         <w:t xml:space="preserve"> </w:t>
       </w:r>
-      <w:hyperlink r:id="rId13">
+      <w:hyperlink r:id="rId24">
         <w:r>
           <w:rPr>
             <w:rStyle w:val="Hyperlink"/>
@@ -2889,9 +3006,9 @@
         </w:r>
       </w:hyperlink>
     </w:p>
-    <w:bookmarkEnd w:id="31"/>
-    <w:bookmarkEnd w:id="32"/>
-    <w:bookmarkStart w:id="41" w:name="configuración-básica"/>
+    <w:bookmarkEnd w:id="42"/>
+    <w:bookmarkEnd w:id="43"/>
+    <w:bookmarkStart w:id="52" w:name="configuración-básica"/>
     <w:p>
       <w:pPr>
         <w:pStyle w:val="Heading1"/>
@@ -2955,7 +3072,7 @@
         </w:pict>
       </w:r>
     </w:p>
-    <w:bookmarkStart w:id="33" w:name="la-idea-en-una-frase-1"/>
+    <w:bookmarkStart w:id="44" w:name="la-idea-en-una-frase-1"/>
     <w:p>
       <w:pPr>
         <w:pStyle w:val="Heading2"/>
@@ -3029,8 +3146,8 @@
         </w:pict>
       </w:r>
     </w:p>
-    <w:bookmarkEnd w:id="33"/>
-    <w:bookmarkStart w:id="34" w:name="los-modos-cli-la-escalera-de-privilegios"/>
+    <w:bookmarkEnd w:id="44"/>
+    <w:bookmarkStart w:id="45" w:name="los-modos-cli-la-escalera-de-privilegios"/>
     <w:p>
       <w:pPr>
         <w:pStyle w:val="Heading2"/>
@@ -3067,6 +3184,7 @@
       <w:tblPr>
         <w:tblStyle w:val="Table"/>
         <w:tblW w:type="pct" w:w="5000"/>
+        <w:jc w:val="left"/>
         <w:tblLayout w:type="fixed"/>
         <w:tblLook w:firstRow="1" w:lastRow="0" w:firstColumn="0" w:lastColumn="0" w:noHBand="0" w:noVBand="0" w:val="0020"/>
       </w:tblPr>
@@ -3085,6 +3203,7 @@
           <w:p>
             <w:pPr>
               <w:pStyle w:val="Compact"/>
+              <w:jc w:val="left"/>
             </w:pPr>
             <w:r>
               <w:t xml:space="preserve">Modo</w:t>
@@ -3096,6 +3215,7 @@
           <w:p>
             <w:pPr>
               <w:pStyle w:val="Compact"/>
+              <w:jc w:val="left"/>
             </w:pPr>
             <w:r>
               <w:t xml:space="preserve">Prompt</w:t>
@@ -3107,6 +3227,7 @@
           <w:p>
             <w:pPr>
               <w:pStyle w:val="Compact"/>
+              <w:jc w:val="left"/>
             </w:pPr>
             <w:r>
               <w:t xml:space="preserve">Comando para entrar</w:t>
@@ -3118,6 +3239,7 @@
           <w:p>
             <w:pPr>
               <w:pStyle w:val="Compact"/>
+              <w:jc w:val="left"/>
             </w:pPr>
             <w:r>
               <w:t xml:space="preserve">Qué puedes hacer</w:t>
@@ -3131,6 +3253,7 @@
           <w:p>
             <w:pPr>
               <w:pStyle w:val="Compact"/>
+              <w:jc w:val="left"/>
             </w:pPr>
             <w:r>
               <w:t xml:space="preserve">Usuario</w:t>
@@ -3142,6 +3265,7 @@
           <w:p>
             <w:pPr>
               <w:pStyle w:val="Compact"/>
+              <w:jc w:val="left"/>
             </w:pPr>
             <w:r>
               <w:rPr>
@@ -3156,6 +3280,7 @@
           <w:p>
             <w:pPr>
               <w:pStyle w:val="Compact"/>
+              <w:jc w:val="left"/>
             </w:pPr>
             <w:r>
               <w:t xml:space="preserve">acceso directo</w:t>
@@ -3167,6 +3292,7 @@
           <w:p>
             <w:pPr>
               <w:pStyle w:val="Compact"/>
+              <w:jc w:val="left"/>
             </w:pPr>
             <w:r>
               <w:t xml:space="preserve">Ver cosas básicas, poco más</w:t>
@@ -3180,6 +3306,7 @@
           <w:p>
             <w:pPr>
               <w:pStyle w:val="Compact"/>
+              <w:jc w:val="left"/>
             </w:pPr>
             <w:r>
               <w:t xml:space="preserve">Privilegiado</w:t>
@@ -3191,6 +3318,7 @@
           <w:p>
             <w:pPr>
               <w:pStyle w:val="Compact"/>
+              <w:jc w:val="left"/>
             </w:pPr>
             <w:r>
               <w:rPr>
@@ -3205,6 +3333,7 @@
           <w:p>
             <w:pPr>
               <w:pStyle w:val="Compact"/>
+              <w:jc w:val="left"/>
             </w:pPr>
             <w:r>
               <w:rPr>
@@ -3219,6 +3348,7 @@
           <w:p>
             <w:pPr>
               <w:pStyle w:val="Compact"/>
+              <w:jc w:val="left"/>
             </w:pPr>
             <w:r>
               <w:t xml:space="preserve">Todos los</w:t>
@@ -3244,6 +3374,7 @@
           <w:p>
             <w:pPr>
               <w:pStyle w:val="Compact"/>
+              <w:jc w:val="left"/>
             </w:pPr>
             <w:r>
               <w:t xml:space="preserve">Configuración global</w:t>
@@ -3255,6 +3386,7 @@
           <w:p>
             <w:pPr>
               <w:pStyle w:val="Compact"/>
+              <w:jc w:val="left"/>
             </w:pPr>
             <w:r>
               <w:rPr>
@@ -3269,6 +3401,7 @@
           <w:p>
             <w:pPr>
               <w:pStyle w:val="Compact"/>
+              <w:jc w:val="left"/>
             </w:pPr>
             <w:r>
               <w:rPr>
@@ -3283,6 +3416,7 @@
           <w:p>
             <w:pPr>
               <w:pStyle w:val="Compact"/>
+              <w:jc w:val="left"/>
             </w:pPr>
             <w:r>
               <w:t xml:space="preserve">Cambios que afectan al equipo entero</w:t>
@@ -3296,6 +3430,7 @@
           <w:p>
             <w:pPr>
               <w:pStyle w:val="Compact"/>
+              <w:jc w:val="left"/>
             </w:pPr>
             <w:r>
               <w:t xml:space="preserve">Configuración de interfaz</w:t>
@@ -3307,6 +3442,7 @@
           <w:p>
             <w:pPr>
               <w:pStyle w:val="Compact"/>
+              <w:jc w:val="left"/>
             </w:pPr>
             <w:r>
               <w:rPr>
@@ -3321,6 +3457,7 @@
           <w:p>
             <w:pPr>
               <w:pStyle w:val="Compact"/>
+              <w:jc w:val="left"/>
             </w:pPr>
             <w:r>
               <w:rPr>
@@ -3335,6 +3472,7 @@
           <w:p>
             <w:pPr>
               <w:pStyle w:val="Compact"/>
+              <w:jc w:val="left"/>
             </w:pPr>
             <w:r>
               <w:t xml:space="preserve">Puertos: IP, shutdown, descripción</w:t>
@@ -3348,6 +3486,7 @@
           <w:p>
             <w:pPr>
               <w:pStyle w:val="Compact"/>
+              <w:jc w:val="left"/>
             </w:pPr>
             <w:r>
               <w:t xml:space="preserve">Configuración de línea</w:t>
@@ -3359,6 +3498,7 @@
           <w:p>
             <w:pPr>
               <w:pStyle w:val="Compact"/>
+              <w:jc w:val="left"/>
             </w:pPr>
             <w:r>
               <w:rPr>
@@ -3373,6 +3513,7 @@
           <w:p>
             <w:pPr>
               <w:pStyle w:val="Compact"/>
+              <w:jc w:val="left"/>
             </w:pPr>
             <w:r>
               <w:rPr>
@@ -3387,6 +3528,7 @@
           <w:p>
             <w:pPr>
               <w:pStyle w:val="Compact"/>
+              <w:jc w:val="left"/>
             </w:pPr>
             <w:r>
               <w:t xml:space="preserve">Consola y VTY (acceso remoto)</w:t>
@@ -3472,8 +3614,8 @@
         </w:pict>
       </w:r>
     </w:p>
-    <w:bookmarkEnd w:id="34"/>
-    <w:bookmarkStart w:id="35" w:name="X4448351456935ae7c5416ecbc62f88f969248b8"/>
+    <w:bookmarkEnd w:id="45"/>
+    <w:bookmarkStart w:id="46" w:name="X4448351456935ae7c5416ecbc62f88f969248b8"/>
     <w:p>
       <w:pPr>
         <w:pStyle w:val="Heading2"/>
@@ -4662,7 +4804,13 @@
         <w:t xml:space="preserve"> </w:t>
       </w:r>
       <w:r>
-        <w:t xml:space="preserve">“no me enruta nada”</w:t>
+        <w:t xml:space="preserve">“</w:t>
+      </w:r>
+      <w:r>
+        <w:t xml:space="preserve">no me enruta nada</w:t>
+      </w:r>
+      <w:r>
+        <w:t xml:space="preserve">”</w:t>
       </w:r>
       <w:r>
         <w:t xml:space="preserve"> </w:t>
@@ -4731,8 +4879,8 @@
         </w:pict>
       </w:r>
     </w:p>
-    <w:bookmarkEnd w:id="35"/>
-    <w:bookmarkStart w:id="36" w:name="X80ebfba019e23de89f614dd87e827f30f63eaa4"/>
+    <w:bookmarkEnd w:id="46"/>
+    <w:bookmarkStart w:id="47" w:name="X80ebfba019e23de89f614dd87e827f30f63eaa4"/>
     <w:p>
       <w:pPr>
         <w:pStyle w:val="Heading2"/>
@@ -4752,7 +4900,13 @@
         <w:t xml:space="preserve"> </w:t>
       </w:r>
       <w:r>
-        <w:t xml:space="preserve">“hueco de red”</w:t>
+        <w:t xml:space="preserve">“</w:t>
+      </w:r>
+      <w:r>
+        <w:t xml:space="preserve">hueco de red</w:t>
+      </w:r>
+      <w:r>
+        <w:t xml:space="preserve">”</w:t>
       </w:r>
       <w:r>
         <w:t xml:space="preserve"> </w:t>
@@ -4803,6 +4957,7 @@
       <w:tblPr>
         <w:tblStyle w:val="Table"/>
         <w:tblW w:type="pct" w:w="5000"/>
+        <w:jc w:val="left"/>
         <w:tblLayout w:type="fixed"/>
         <w:tblLook w:firstRow="1" w:lastRow="0" w:firstColumn="0" w:lastColumn="0" w:noHBand="0" w:noVBand="0" w:val="0020"/>
       </w:tblPr>
@@ -4819,6 +4974,7 @@
           <w:p>
             <w:pPr>
               <w:pStyle w:val="Compact"/>
+              <w:jc w:val="left"/>
             </w:pPr>
             <w:r>
               <w:t xml:space="preserve">Comando</w:t>
@@ -4830,6 +4986,7 @@
           <w:p>
             <w:pPr>
               <w:pStyle w:val="Compact"/>
+              <w:jc w:val="left"/>
             </w:pPr>
             <w:r>
               <w:t xml:space="preserve">Efecto</w:t>
@@ -4843,6 +5000,7 @@
           <w:p>
             <w:pPr>
               <w:pStyle w:val="Compact"/>
+              <w:jc w:val="left"/>
             </w:pPr>
             <w:r>
               <w:rPr>
@@ -4857,6 +5015,7 @@
           <w:p>
             <w:pPr>
               <w:pStyle w:val="Compact"/>
+              <w:jc w:val="left"/>
             </w:pPr>
             <w:r>
               <w:t xml:space="preserve">Le da la IP al puerto en la red 192.168.1.0/24</w:t>
@@ -4870,6 +5029,7 @@
           <w:p>
             <w:pPr>
               <w:pStyle w:val="Compact"/>
+              <w:jc w:val="left"/>
             </w:pPr>
             <w:r>
               <w:rPr>
@@ -4884,6 +5044,7 @@
           <w:p>
             <w:pPr>
               <w:pStyle w:val="Compact"/>
+              <w:jc w:val="left"/>
             </w:pPr>
             <w:r>
               <w:t xml:space="preserve">Una nota para que tú (y tu yo del futuro) sepas qué va conectado ahí</w:t>
@@ -4897,6 +5058,7 @@
           <w:p>
             <w:pPr>
               <w:pStyle w:val="Compact"/>
+              <w:jc w:val="left"/>
             </w:pPr>
             <w:r>
               <w:rPr>
@@ -4911,6 +5073,7 @@
           <w:p>
             <w:pPr>
               <w:pStyle w:val="Compact"/>
+              <w:jc w:val="left"/>
             </w:pPr>
             <w:r>
               <w:t xml:space="preserve">Enciende la interfaz a nivel administrativo</w:t>
@@ -4924,6 +5087,7 @@
           <w:p>
             <w:pPr>
               <w:pStyle w:val="Compact"/>
+              <w:jc w:val="left"/>
             </w:pPr>
             <w:r>
               <w:rPr>
@@ -4938,6 +5102,7 @@
           <w:p>
             <w:pPr>
               <w:pStyle w:val="Compact"/>
+              <w:jc w:val="left"/>
             </w:pPr>
             <w:r>
               <w:t xml:space="preserve">La apaga (útil para aislar un puerto)</w:t>
@@ -5005,8 +5170,8 @@
         </w:pict>
       </w:r>
     </w:p>
-    <w:bookmarkEnd w:id="36"/>
-    <w:bookmarkStart w:id="37" w:name="X179179ad9493cf2e24319b0f65540b76493d516"/>
+    <w:bookmarkEnd w:id="47"/>
+    <w:bookmarkStart w:id="48" w:name="X179179ad9493cf2e24319b0f65540b76493d516"/>
     <w:p>
       <w:pPr>
         <w:pStyle w:val="Heading2"/>
@@ -5180,6 +5345,7 @@
       <w:tblPr>
         <w:tblStyle w:val="Table"/>
         <w:tblW w:type="pct" w:w="5000"/>
+        <w:jc w:val="left"/>
         <w:tblLayout w:type="fixed"/>
         <w:tblLook w:firstRow="1" w:lastRow="0" w:firstColumn="0" w:lastColumn="0" w:noHBand="0" w:noVBand="0" w:val="0020"/>
       </w:tblPr>
@@ -5196,6 +5362,7 @@
           <w:p>
             <w:pPr>
               <w:pStyle w:val="Compact"/>
+              <w:jc w:val="left"/>
             </w:pPr>
             <w:r>
               <w:t xml:space="preserve">Comando</w:t>
@@ -5207,6 +5374,7 @@
           <w:p>
             <w:pPr>
               <w:pStyle w:val="Compact"/>
+              <w:jc w:val="left"/>
             </w:pPr>
             <w:r>
               <w:t xml:space="preserve">Qué detecta</w:t>
@@ -5220,6 +5388,7 @@
           <w:p>
             <w:pPr>
               <w:pStyle w:val="Compact"/>
+              <w:jc w:val="left"/>
             </w:pPr>
             <w:r>
               <w:rPr>
@@ -5234,6 +5403,7 @@
           <w:p>
             <w:pPr>
               <w:pStyle w:val="Compact"/>
+              <w:jc w:val="left"/>
             </w:pPr>
             <w:r>
               <w:t xml:space="preserve">G0/1 aparece</w:t>
@@ -5271,6 +5441,7 @@
           <w:p>
             <w:pPr>
               <w:pStyle w:val="Compact"/>
+              <w:jc w:val="left"/>
             </w:pPr>
             <w:r>
               <w:rPr>
@@ -5285,6 +5456,7 @@
           <w:p>
             <w:pPr>
               <w:pStyle w:val="Compact"/>
+              <w:jc w:val="left"/>
             </w:pPr>
             <w:r>
               <w:t xml:space="preserve">Si una ruta no está instalada, no aparecerá (lo verás en el punto 3)</w:t>
@@ -5298,6 +5470,7 @@
           <w:p>
             <w:pPr>
               <w:pStyle w:val="Compact"/>
+              <w:jc w:val="left"/>
             </w:pPr>
             <w:r>
               <w:rPr>
@@ -5312,6 +5485,7 @@
           <w:p>
             <w:pPr>
               <w:pStyle w:val="Compact"/>
+              <w:jc w:val="left"/>
             </w:pPr>
             <w:r>
               <w:t xml:space="preserve">Si responde</w:t>
@@ -5352,6 +5526,7 @@
           <w:p>
             <w:pPr>
               <w:pStyle w:val="Compact"/>
+              <w:jc w:val="left"/>
             </w:pPr>
             <w:r>
               <w:rPr>
@@ -5366,6 +5541,7 @@
           <w:p>
             <w:pPr>
               <w:pStyle w:val="Compact"/>
+              <w:jc w:val="left"/>
             </w:pPr>
             <w:r>
               <w:t xml:space="preserve">Cada</w:t>
@@ -5410,7 +5586,10 @@
         <w:t xml:space="preserve"> </w:t>
       </w:r>
       <w:r>
-        <w:t xml:space="preserve">“Ping del 80% de los problemas resueltos:</w:t>
+        <w:t xml:space="preserve">“</w:t>
+      </w:r>
+      <w:r>
+        <w:t xml:space="preserve">Ping del 80% de los problemas resueltos:</w:t>
       </w:r>
       <w:r>
         <w:t xml:space="preserve"> </w:t>
@@ -5437,7 +5616,10 @@
         <w:t xml:space="preserve">ping</w:t>
       </w:r>
       <w:r>
-        <w:t xml:space="preserve">. Si los dos están bien y sigue sin ir, entonces empieza a llorar.”</w:t>
+        <w:t xml:space="preserve">. Si los dos están bien y sigue sin ir, entonces empieza a llorar.</w:t>
+      </w:r>
+      <w:r>
+        <w:t xml:space="preserve">”</w:t>
       </w:r>
     </w:p>
     <w:p>
@@ -5447,8 +5629,8 @@
         </w:pict>
       </w:r>
     </w:p>
-    <w:bookmarkEnd w:id="37"/>
-    <w:bookmarkStart w:id="38" w:name="mini-chequeo-1"/>
+    <w:bookmarkEnd w:id="48"/>
+    <w:bookmarkStart w:id="49" w:name="mini-chequeo-1"/>
     <w:p>
       <w:pPr>
         <w:pStyle w:val="Heading2"/>
@@ -5683,8 +5865,8 @@
         </w:pict>
       </w:r>
     </w:p>
-    <w:bookmarkEnd w:id="38"/>
-    <w:bookmarkStart w:id="39" w:name="resumen-en-3-frases-1"/>
+    <w:bookmarkEnd w:id="49"/>
+    <w:bookmarkStart w:id="50" w:name="resumen-en-3-frases-1"/>
     <w:p>
       <w:pPr>
         <w:pStyle w:val="Heading2"/>
@@ -5877,8 +6059,8 @@
         <w:t xml:space="preserve">: configurar y no comprobar es lanzar un dado.</w:t>
       </w:r>
     </w:p>
-    <w:bookmarkEnd w:id="39"/>
-    <w:bookmarkStart w:id="40" w:name="vocabulario-rápido-1"/>
+    <w:bookmarkEnd w:id="50"/>
+    <w:bookmarkStart w:id="51" w:name="vocabulario-rápido-1"/>
     <w:p>
       <w:pPr>
         <w:pStyle w:val="Heading2"/>
@@ -5891,6 +6073,7 @@
       <w:tblPr>
         <w:tblStyle w:val="Table"/>
         <w:tblW w:type="pct" w:w="5000"/>
+        <w:jc w:val="left"/>
         <w:tblLayout w:type="fixed"/>
         <w:tblLook w:firstRow="1" w:lastRow="0" w:firstColumn="0" w:lastColumn="0" w:noHBand="0" w:noVBand="0" w:val="0020"/>
       </w:tblPr>
@@ -5907,6 +6090,7 @@
           <w:p>
             <w:pPr>
               <w:pStyle w:val="Compact"/>
+              <w:jc w:val="left"/>
             </w:pPr>
             <w:r>
               <w:t xml:space="preserve">Término</w:t>
@@ -5918,6 +6102,7 @@
           <w:p>
             <w:pPr>
               <w:pStyle w:val="Compact"/>
+              <w:jc w:val="left"/>
             </w:pPr>
             <w:r>
               <w:t xml:space="preserve">Idea general</w:t>
@@ -5931,6 +6116,7 @@
           <w:p>
             <w:pPr>
               <w:pStyle w:val="Compact"/>
+              <w:jc w:val="left"/>
             </w:pPr>
             <w:r>
               <w:t xml:space="preserve">CLI</w:t>
@@ -5942,6 +6128,7 @@
           <w:p>
             <w:pPr>
               <w:pStyle w:val="Compact"/>
+              <w:jc w:val="left"/>
             </w:pPr>
             <w:r>
               <w:t xml:space="preserve">Interfaz de línea de comandos: la forma de configurar el router</w:t>
@@ -5955,6 +6142,7 @@
           <w:p>
             <w:pPr>
               <w:pStyle w:val="Compact"/>
+              <w:jc w:val="left"/>
             </w:pPr>
             <w:r>
               <w:t xml:space="preserve">Prompt</w:t>
@@ -5966,6 +6154,7 @@
           <w:p>
             <w:pPr>
               <w:pStyle w:val="Compact"/>
+              <w:jc w:val="left"/>
             </w:pPr>
             <w:r>
               <w:t xml:space="preserve">Texto que indica el modo actual (</w:t>
@@ -6000,6 +6189,7 @@
           <w:p>
             <w:pPr>
               <w:pStyle w:val="Compact"/>
+              <w:jc w:val="left"/>
             </w:pPr>
             <w:r>
               <w:t xml:space="preserve">VTY</w:t>
@@ -6011,6 +6201,7 @@
           <w:p>
             <w:pPr>
               <w:pStyle w:val="Compact"/>
+              <w:jc w:val="left"/>
             </w:pPr>
             <w:r>
               <w:t xml:space="preserve">Líneas de acceso remoto (telnet/SSH) del router</w:t>
@@ -6024,6 +6215,7 @@
           <w:p>
             <w:pPr>
               <w:pStyle w:val="Compact"/>
+              <w:jc w:val="left"/>
             </w:pPr>
             <w:r>
               <w:rPr>
@@ -6038,6 +6230,7 @@
           <w:p>
             <w:pPr>
               <w:pStyle w:val="Compact"/>
+              <w:jc w:val="left"/>
             </w:pPr>
             <w:r>
               <w:t xml:space="preserve">Enciende una interfaz administrativamente</w:t>
@@ -6051,6 +6244,7 @@
           <w:p>
             <w:pPr>
               <w:pStyle w:val="Compact"/>
+              <w:jc w:val="left"/>
             </w:pPr>
             <w:r>
               <w:t xml:space="preserve">Administratively down</w:t>
@@ -6062,6 +6256,7 @@
           <w:p>
             <w:pPr>
               <w:pStyle w:val="Compact"/>
+              <w:jc w:val="left"/>
             </w:pPr>
             <w:r>
               <w:t xml:space="preserve">Interfaz apagada por configuración, aunque el cable esté puesto</w:t>
@@ -6075,6 +6270,7 @@
           <w:p>
             <w:pPr>
               <w:pStyle w:val="Compact"/>
+              <w:jc w:val="left"/>
             </w:pPr>
             <w:r>
               <w:rPr>
@@ -6089,6 +6285,7 @@
           <w:p>
             <w:pPr>
               <w:pStyle w:val="Compact"/>
+              <w:jc w:val="left"/>
             </w:pPr>
             <w:r>
               <w:t xml:space="preserve">Resumen de estado e IPs de todas las interfaces</w:t>
@@ -6114,7 +6311,7 @@
       <w:r>
         <w:t xml:space="preserve"> </w:t>
       </w:r>
-      <w:hyperlink r:id="rId30">
+      <w:hyperlink r:id="rId41">
         <w:r>
           <w:rPr>
             <w:rStyle w:val="Hyperlink"/>
@@ -6141,7 +6338,7 @@
       <w:r>
         <w:t xml:space="preserve"> </w:t>
       </w:r>
-      <w:hyperlink r:id="rId12">
+      <w:hyperlink r:id="rId23">
         <w:r>
           <w:rPr>
             <w:rStyle w:val="Hyperlink"/>
@@ -6168,7 +6365,7 @@
       <w:r>
         <w:t xml:space="preserve"> </w:t>
       </w:r>
-      <w:hyperlink r:id="rId14">
+      <w:hyperlink r:id="rId25">
         <w:r>
           <w:rPr>
             <w:rStyle w:val="Hyperlink"/>
@@ -6177,9 +6374,9 @@
         </w:r>
       </w:hyperlink>
     </w:p>
-    <w:bookmarkEnd w:id="40"/>
-    <w:bookmarkEnd w:id="41"/>
-    <w:bookmarkStart w:id="51" w:name="rutas-estáticas"/>
+    <w:bookmarkEnd w:id="51"/>
+    <w:bookmarkEnd w:id="52"/>
+    <w:bookmarkStart w:id="62" w:name="rutas-estáticas"/>
     <w:p>
       <w:pPr>
         <w:pStyle w:val="Heading1"/>
@@ -6243,7 +6440,7 @@
         </w:pict>
       </w:r>
     </w:p>
-    <w:bookmarkStart w:id="42" w:name="la-idea-en-una-frase-2"/>
+    <w:bookmarkStart w:id="53" w:name="la-idea-en-una-frase-2"/>
     <w:p>
       <w:pPr>
         <w:pStyle w:val="Heading2"/>
@@ -6312,7 +6509,13 @@
         <w:t xml:space="preserve"> </w:t>
       </w:r>
       <w:r>
-        <w:t xml:space="preserve">“tener interfaces”</w:t>
+        <w:t xml:space="preserve">“</w:t>
+      </w:r>
+      <w:r>
+        <w:t xml:space="preserve">tener interfaces</w:t>
+      </w:r>
+      <w:r>
+        <w:t xml:space="preserve">”</w:t>
       </w:r>
       <w:r>
         <w:t xml:space="preserve"> </w:t>
@@ -6324,7 +6527,13 @@
         <w:t xml:space="preserve"> </w:t>
       </w:r>
       <w:r>
-        <w:t xml:space="preserve">“saber llegar a las redes ajenas”</w:t>
+        <w:t xml:space="preserve">“</w:t>
+      </w:r>
+      <w:r>
+        <w:t xml:space="preserve">saber llegar a las redes ajenas</w:t>
+      </w:r>
+      <w:r>
+        <w:t xml:space="preserve">”</w:t>
       </w:r>
       <w:r>
         <w:t xml:space="preserve">: el router solo conoce</w:t>
@@ -6353,8 +6562,8 @@
         </w:pict>
       </w:r>
     </w:p>
-    <w:bookmarkEnd w:id="42"/>
-    <w:bookmarkStart w:id="43" w:name="la-sintaxis-una-línea-que-abre-un-camino"/>
+    <w:bookmarkEnd w:id="53"/>
+    <w:bookmarkStart w:id="54" w:name="la-sintaxis-una-línea-que-abre-un-camino"/>
     <w:p>
       <w:pPr>
         <w:pStyle w:val="Heading2"/>
@@ -6422,6 +6631,7 @@
       <w:tblPr>
         <w:tblStyle w:val="Table"/>
         <w:tblW w:type="pct" w:w="5000"/>
+        <w:jc w:val="left"/>
         <w:tblLayout w:type="fixed"/>
         <w:tblLook w:firstRow="1" w:lastRow="0" w:firstColumn="0" w:lastColumn="0" w:noHBand="0" w:noVBand="0" w:val="0020"/>
       </w:tblPr>
@@ -6439,6 +6649,7 @@
           <w:p>
             <w:pPr>
               <w:pStyle w:val="Compact"/>
+              <w:jc w:val="left"/>
             </w:pPr>
             <w:r>
               <w:t xml:space="preserve">Parámetro</w:t>
@@ -6450,6 +6661,7 @@
           <w:p>
             <w:pPr>
               <w:pStyle w:val="Compact"/>
+              <w:jc w:val="left"/>
             </w:pPr>
             <w:r>
               <w:t xml:space="preserve">Qué es</w:t>
@@ -6461,6 +6673,7 @@
           <w:p>
             <w:pPr>
               <w:pStyle w:val="Compact"/>
+              <w:jc w:val="left"/>
             </w:pPr>
             <w:r>
               <w:t xml:space="preserve">Ejemplo</w:t>
@@ -6474,6 +6687,7 @@
           <w:p>
             <w:pPr>
               <w:pStyle w:val="Compact"/>
+              <w:jc w:val="left"/>
             </w:pPr>
             <w:r>
               <w:rPr>
@@ -6489,6 +6703,7 @@
           <w:p>
             <w:pPr>
               <w:pStyle w:val="Compact"/>
+              <w:jc w:val="left"/>
             </w:pPr>
             <w:r>
               <w:t xml:space="preserve">La red que queremos alcanzar</w:t>
@@ -6500,6 +6715,7 @@
           <w:p>
             <w:pPr>
               <w:pStyle w:val="Compact"/>
+              <w:jc w:val="left"/>
             </w:pPr>
             <w:r>
               <w:rPr>
@@ -6516,6 +6732,7 @@
           <w:p>
             <w:pPr>
               <w:pStyle w:val="Compact"/>
+              <w:jc w:val="left"/>
             </w:pPr>
             <w:r>
               <w:rPr>
@@ -6531,6 +6748,7 @@
           <w:p>
             <w:pPr>
               <w:pStyle w:val="Compact"/>
+              <w:jc w:val="left"/>
             </w:pPr>
             <w:r>
               <w:t xml:space="preserve">Su máscara de subred (no una wildcard)</w:t>
@@ -6542,6 +6760,7 @@
           <w:p>
             <w:pPr>
               <w:pStyle w:val="Compact"/>
+              <w:jc w:val="left"/>
             </w:pPr>
             <w:r>
               <w:rPr>
@@ -6558,6 +6777,7 @@
           <w:p>
             <w:pPr>
               <w:pStyle w:val="Compact"/>
+              <w:jc w:val="left"/>
             </w:pPr>
             <w:r>
               <w:rPr>
@@ -6573,6 +6793,7 @@
           <w:p>
             <w:pPr>
               <w:pStyle w:val="Compact"/>
+              <w:jc w:val="left"/>
             </w:pPr>
             <w:r>
               <w:t xml:space="preserve">La IP del router al que entregar el paquete</w:t>
@@ -6584,6 +6805,7 @@
           <w:p>
             <w:pPr>
               <w:pStyle w:val="Compact"/>
+              <w:jc w:val="left"/>
             </w:pPr>
             <w:r>
               <w:rPr>
@@ -6600,6 +6822,7 @@
           <w:p>
             <w:pPr>
               <w:pStyle w:val="Compact"/>
+              <w:jc w:val="left"/>
             </w:pPr>
             <w:r>
               <w:rPr>
@@ -6615,6 +6838,7 @@
           <w:p>
             <w:pPr>
               <w:pStyle w:val="Compact"/>
+              <w:jc w:val="left"/>
             </w:pPr>
             <w:r>
               <w:t xml:space="preserve">Alternativa: salir por una interfaz concreta</w:t>
@@ -6626,6 +6850,7 @@
           <w:p>
             <w:pPr>
               <w:pStyle w:val="Compact"/>
+              <w:jc w:val="left"/>
             </w:pPr>
             <w:r>
               <w:rPr>
@@ -6726,8 +6951,8 @@
         </w:pict>
       </w:r>
     </w:p>
-    <w:bookmarkEnd w:id="43"/>
-    <w:bookmarkStart w:id="44" w:name="Xb5f6ec9f7d3215e5db8c38299f0e62a53610219"/>
+    <w:bookmarkEnd w:id="54"/>
+    <w:bookmarkStart w:id="55" w:name="Xb5f6ec9f7d3215e5db8c38299f0e62a53610219"/>
     <w:p>
       <w:pPr>
         <w:pStyle w:val="Heading2"/>
@@ -6912,8 +7137,8 @@
         </w:pict>
       </w:r>
     </w:p>
-    <w:bookmarkEnd w:id="44"/>
-    <w:bookmarkStart w:id="45" w:name="X51fde5b68fa99ab5ca6f87c85636bc22ec72bfe"/>
+    <w:bookmarkEnd w:id="55"/>
+    <w:bookmarkStart w:id="56" w:name="X51fde5b68fa99ab5ca6f87c85636bc22ec72bfe"/>
     <w:p>
       <w:pPr>
         <w:pStyle w:val="Heading2"/>
@@ -7051,7 +7276,13 @@
         <w:t xml:space="preserve"> </w:t>
       </w:r>
       <w:r>
-        <w:t xml:space="preserve">“mételo por este muñeco”</w:t>
+        <w:t xml:space="preserve">“</w:t>
+      </w:r>
+      <w:r>
+        <w:t xml:space="preserve">mételo por este muñeco</w:t>
+      </w:r>
+      <w:r>
+        <w:t xml:space="preserve">”</w:t>
       </w:r>
       <w:r>
         <w:t xml:space="preserve">.</w:t>
@@ -7209,8 +7440,8 @@
         </w:pict>
       </w:r>
     </w:p>
-    <w:bookmarkEnd w:id="45"/>
-    <w:bookmarkStart w:id="46" w:name="Xd871bfd823f84c787a01826b7191cecb60f88e3"/>
+    <w:bookmarkEnd w:id="56"/>
+    <w:bookmarkStart w:id="57" w:name="Xd871bfd823f84c787a01826b7191cecb60f88e3"/>
     <w:p>
       <w:pPr>
         <w:pStyle w:val="Heading2"/>
@@ -7223,6 +7454,7 @@
       <w:tblPr>
         <w:tblStyle w:val="Table"/>
         <w:tblW w:type="pct" w:w="5000"/>
+        <w:jc w:val="left"/>
         <w:tblLayout w:type="fixed"/>
         <w:tblLook w:firstRow="1" w:lastRow="0" w:firstColumn="0" w:lastColumn="0" w:noHBand="0" w:noVBand="0" w:val="0020"/>
       </w:tblPr>
@@ -7240,6 +7472,7 @@
           <w:p>
             <w:pPr>
               <w:pStyle w:val="Compact"/>
+              <w:jc w:val="left"/>
             </w:pPr>
             <w:r>
               <w:t xml:space="preserve">Opción</w:t>
@@ -7251,6 +7484,7 @@
           <w:p>
             <w:pPr>
               <w:pStyle w:val="Compact"/>
+              <w:jc w:val="left"/>
             </w:pPr>
             <w:r>
               <w:t xml:space="preserve">Comando</w:t>
@@ -7262,6 +7496,7 @@
           <w:p>
             <w:pPr>
               <w:pStyle w:val="Compact"/>
+              <w:jc w:val="left"/>
             </w:pPr>
             <w:r>
               <w:t xml:space="preserve">Cuándo usarla</w:t>
@@ -7275,6 +7510,7 @@
           <w:p>
             <w:pPr>
               <w:pStyle w:val="Compact"/>
+              <w:jc w:val="left"/>
             </w:pPr>
             <w:r>
               <w:rPr>
@@ -7290,6 +7526,7 @@
           <w:p>
             <w:pPr>
               <w:pStyle w:val="Compact"/>
+              <w:jc w:val="left"/>
             </w:pPr>
             <w:r>
               <w:rPr>
@@ -7304,6 +7541,7 @@
           <w:p>
             <w:pPr>
               <w:pStyle w:val="Compact"/>
+              <w:jc w:val="left"/>
             </w:pPr>
             <w:r>
               <w:t xml:space="preserve">Lo normal: apunta a la IP del router vecino</w:t>
@@ -7317,6 +7555,7 @@
           <w:p>
             <w:pPr>
               <w:pStyle w:val="Compact"/>
+              <w:jc w:val="left"/>
             </w:pPr>
             <w:r>
               <w:rPr>
@@ -7332,6 +7571,7 @@
           <w:p>
             <w:pPr>
               <w:pStyle w:val="Compact"/>
+              <w:jc w:val="left"/>
             </w:pPr>
             <w:r>
               <w:rPr>
@@ -7346,6 +7586,7 @@
           <w:p>
             <w:pPr>
               <w:pStyle w:val="Compact"/>
+              <w:jc w:val="left"/>
             </w:pPr>
             <w:r>
               <w:t xml:space="preserve">Enlaces punto a punto (serial), cuando no hay otra IP en el enlace</w:t>
@@ -7462,19 +7703,31 @@
         <w:t xml:space="preserve"> </w:t>
       </w:r>
       <w:r>
-        <w:t xml:space="preserve">“El next-hop es el conductor al que le das la llave. La interfaz es decir</w:t>
-      </w:r>
-      <w:r>
-        <w:t xml:space="preserve"> </w:t>
-      </w:r>
-      <w:r>
-        <w:t xml:space="preserve">‘sal de la cochera’</w:t>
-      </w:r>
-      <w:r>
-        <w:t xml:space="preserve"> </w:t>
-      </w:r>
-      <w:r>
-        <w:t xml:space="preserve">sin saber quién te va a coger el paquete. En Ethernet, da la llave.”</w:t>
+        <w:t xml:space="preserve">“</w:t>
+      </w:r>
+      <w:r>
+        <w:t xml:space="preserve">El next-hop es el conductor al que le das la llave. La interfaz es decir</w:t>
+      </w:r>
+      <w:r>
+        <w:t xml:space="preserve"> </w:t>
+      </w:r>
+      <w:r>
+        <w:t xml:space="preserve">‘</w:t>
+      </w:r>
+      <w:r>
+        <w:t xml:space="preserve">sal de la cochera</w:t>
+      </w:r>
+      <w:r>
+        <w:t xml:space="preserve">’</w:t>
+      </w:r>
+      <w:r>
+        <w:t xml:space="preserve"> </w:t>
+      </w:r>
+      <w:r>
+        <w:t xml:space="preserve">sin saber quién te va a coger el paquete. En Ethernet, da la llave.</w:t>
+      </w:r>
+      <w:r>
+        <w:t xml:space="preserve">”</w:t>
       </w:r>
     </w:p>
     <w:p>
@@ -7484,8 +7737,8 @@
         </w:pict>
       </w:r>
     </w:p>
-    <w:bookmarkEnd w:id="46"/>
-    <w:bookmarkStart w:id="47" w:name="verificación-show-ip-route"/>
+    <w:bookmarkEnd w:id="57"/>
+    <w:bookmarkStart w:id="58" w:name="verificación-show-ip-route"/>
     <w:p>
       <w:pPr>
         <w:pStyle w:val="Heading2"/>
@@ -7666,6 +7919,7 @@
       <w:tblPr>
         <w:tblStyle w:val="Table"/>
         <w:tblW w:type="auto" w:w="0"/>
+        <w:jc w:val="left"/>
         <w:tblLook w:firstRow="1" w:lastRow="0" w:firstColumn="0" w:lastColumn="0" w:noHBand="0" w:noVBand="0" w:val="0020"/>
       </w:tblPr>
       <w:tblGrid>
@@ -7682,6 +7936,7 @@
           <w:p>
             <w:pPr>
               <w:pStyle w:val="Compact"/>
+              <w:jc w:val="left"/>
             </w:pPr>
             <w:r>
               <w:t xml:space="preserve">Código</w:t>
@@ -7693,6 +7948,7 @@
           <w:p>
             <w:pPr>
               <w:pStyle w:val="Compact"/>
+              <w:jc w:val="left"/>
             </w:pPr>
             <w:r>
               <w:t xml:space="preserve">Tipo de ruta</w:t>
@@ -7704,6 +7960,7 @@
           <w:p>
             <w:pPr>
               <w:pStyle w:val="Compact"/>
+              <w:jc w:val="left"/>
             </w:pPr>
             <w:r>
               <w:t xml:space="preserve">Quién la crea</w:t>
@@ -7717,6 +7974,7 @@
           <w:p>
             <w:pPr>
               <w:pStyle w:val="Compact"/>
+              <w:jc w:val="left"/>
             </w:pPr>
             <w:r>
               <w:rPr>
@@ -7732,6 +7990,7 @@
           <w:p>
             <w:pPr>
               <w:pStyle w:val="Compact"/>
+              <w:jc w:val="left"/>
             </w:pPr>
             <w:r>
               <w:t xml:space="preserve">Conectada</w:t>
@@ -7743,6 +8002,7 @@
           <w:p>
             <w:pPr>
               <w:pStyle w:val="Compact"/>
+              <w:jc w:val="left"/>
             </w:pPr>
             <w:r>
               <w:t xml:space="preserve">La interfaz con IP y</w:t>
@@ -7765,6 +8025,7 @@
           <w:p>
             <w:pPr>
               <w:pStyle w:val="Compact"/>
+              <w:jc w:val="left"/>
             </w:pPr>
             <w:r>
               <w:rPr>
@@ -7780,6 +8041,7 @@
           <w:p>
             <w:pPr>
               <w:pStyle w:val="Compact"/>
+              <w:jc w:val="left"/>
             </w:pPr>
             <w:r>
               <w:t xml:space="preserve">Local</w:t>
@@ -7791,6 +8053,7 @@
           <w:p>
             <w:pPr>
               <w:pStyle w:val="Compact"/>
+              <w:jc w:val="left"/>
             </w:pPr>
             <w:r>
               <w:t xml:space="preserve">La propia IP de la interfaz</w:t>
@@ -7804,6 +8067,7 @@
           <w:p>
             <w:pPr>
               <w:pStyle w:val="Compact"/>
+              <w:jc w:val="left"/>
             </w:pPr>
             <w:r>
               <w:rPr>
@@ -7819,6 +8083,7 @@
           <w:p>
             <w:pPr>
               <w:pStyle w:val="Compact"/>
+              <w:jc w:val="left"/>
             </w:pPr>
             <w:r>
               <w:t xml:space="preserve">Estática</w:t>
@@ -7830,6 +8095,7 @@
           <w:p>
             <w:pPr>
               <w:pStyle w:val="Compact"/>
+              <w:jc w:val="left"/>
             </w:pPr>
             <w:r>
               <w:t xml:space="preserve">Tu comando</w:t>
@@ -7852,6 +8118,7 @@
           <w:p>
             <w:pPr>
               <w:pStyle w:val="Compact"/>
+              <w:jc w:val="left"/>
             </w:pPr>
             <w:r>
               <w:rPr>
@@ -7867,6 +8134,7 @@
           <w:p>
             <w:pPr>
               <w:pStyle w:val="Compact"/>
+              <w:jc w:val="left"/>
             </w:pPr>
             <w:r>
               <w:t xml:space="preserve">Dinámicas (EIGRP/OSPF/RIP)</w:t>
@@ -7878,6 +8146,7 @@
           <w:p>
             <w:pPr>
               <w:pStyle w:val="Compact"/>
+              <w:jc w:val="left"/>
             </w:pPr>
             <w:r>
               <w:t xml:space="preserve">Protocolos de routing</w:t>
@@ -8024,8 +8293,8 @@
         </w:pict>
       </w:r>
     </w:p>
-    <w:bookmarkEnd w:id="47"/>
-    <w:bookmarkStart w:id="48" w:name="mini-chequeo-2"/>
+    <w:bookmarkEnd w:id="58"/>
+    <w:bookmarkStart w:id="59" w:name="mini-chequeo-2"/>
     <w:p>
       <w:pPr>
         <w:pStyle w:val="Heading2"/>
@@ -8312,8 +8581,8 @@
         </w:pict>
       </w:r>
     </w:p>
-    <w:bookmarkEnd w:id="48"/>
-    <w:bookmarkStart w:id="49" w:name="resumen-en-3-frases-2"/>
+    <w:bookmarkEnd w:id="59"/>
+    <w:bookmarkStart w:id="60" w:name="resumen-en-3-frases-2"/>
     <w:p>
       <w:pPr>
         <w:pStyle w:val="Heading2"/>
@@ -8450,8 +8719,8 @@
         <w:t xml:space="preserve">.</w:t>
       </w:r>
     </w:p>
-    <w:bookmarkEnd w:id="49"/>
-    <w:bookmarkStart w:id="50" w:name="vocabulario-rápido-2"/>
+    <w:bookmarkEnd w:id="60"/>
+    <w:bookmarkStart w:id="61" w:name="vocabulario-rápido-2"/>
     <w:p>
       <w:pPr>
         <w:pStyle w:val="Heading2"/>
@@ -8464,6 +8733,7 @@
       <w:tblPr>
         <w:tblStyle w:val="Table"/>
         <w:tblW w:type="pct" w:w="5000"/>
+        <w:jc w:val="left"/>
         <w:tblLayout w:type="fixed"/>
         <w:tblLook w:firstRow="1" w:lastRow="0" w:firstColumn="0" w:lastColumn="0" w:noHBand="0" w:noVBand="0" w:val="0020"/>
       </w:tblPr>
@@ -8480,6 +8750,7 @@
           <w:p>
             <w:pPr>
               <w:pStyle w:val="Compact"/>
+              <w:jc w:val="left"/>
             </w:pPr>
             <w:r>
               <w:t xml:space="preserve">Término</w:t>
@@ -8491,6 +8762,7 @@
           <w:p>
             <w:pPr>
               <w:pStyle w:val="Compact"/>
+              <w:jc w:val="left"/>
             </w:pPr>
             <w:r>
               <w:t xml:space="preserve">Idea general</w:t>
@@ -8504,6 +8776,7 @@
           <w:p>
             <w:pPr>
               <w:pStyle w:val="Compact"/>
+              <w:jc w:val="left"/>
             </w:pPr>
             <w:r>
               <w:t xml:space="preserve">Ruta estática</w:t>
@@ -8515,6 +8788,7 @@
           <w:p>
             <w:pPr>
               <w:pStyle w:val="Compact"/>
+              <w:jc w:val="left"/>
             </w:pPr>
             <w:r>
               <w:t xml:space="preserve">Camino escrito a mano con</w:t>
@@ -8537,6 +8811,7 @@
           <w:p>
             <w:pPr>
               <w:pStyle w:val="Compact"/>
+              <w:jc w:val="left"/>
             </w:pPr>
             <w:r>
               <w:t xml:space="preserve">Next-hop</w:t>
@@ -8548,6 +8823,7 @@
           <w:p>
             <w:pPr>
               <w:pStyle w:val="Compact"/>
+              <w:jc w:val="left"/>
             </w:pPr>
             <w:r>
               <w:t xml:space="preserve">IP del siguiente router al que entregar el paquete</w:t>
@@ -8561,6 +8837,7 @@
           <w:p>
             <w:pPr>
               <w:pStyle w:val="Compact"/>
+              <w:jc w:val="left"/>
             </w:pPr>
             <w:r>
               <w:t xml:space="preserve">Interfaz de salida</w:t>
@@ -8572,6 +8849,7 @@
           <w:p>
             <w:pPr>
               <w:pStyle w:val="Compact"/>
+              <w:jc w:val="left"/>
             </w:pPr>
             <w:r>
               <w:t xml:space="preserve">Puerto por el que reenviar (típico en seriales)</w:t>
@@ -8585,6 +8863,7 @@
           <w:p>
             <w:pPr>
               <w:pStyle w:val="Compact"/>
+              <w:jc w:val="left"/>
             </w:pPr>
             <w:r>
               <w:t xml:space="preserve">Ruta conectada (C)</w:t>
@@ -8596,6 +8875,7 @@
           <w:p>
             <w:pPr>
               <w:pStyle w:val="Compact"/>
+              <w:jc w:val="left"/>
             </w:pPr>
             <w:r>
               <w:t xml:space="preserve">Red directamente unida a una interfaz del router</w:t>
@@ -8609,6 +8889,7 @@
           <w:p>
             <w:pPr>
               <w:pStyle w:val="Compact"/>
+              <w:jc w:val="left"/>
             </w:pPr>
             <w:r>
               <w:t xml:space="preserve">Ruta local (L)</w:t>
@@ -8620,6 +8901,7 @@
           <w:p>
             <w:pPr>
               <w:pStyle w:val="Compact"/>
+              <w:jc w:val="left"/>
             </w:pPr>
             <w:r>
               <w:t xml:space="preserve">La IP propia de la interfaz</w:t>
@@ -8633,6 +8915,7 @@
           <w:p>
             <w:pPr>
               <w:pStyle w:val="Compact"/>
+              <w:jc w:val="left"/>
             </w:pPr>
             <w:r>
               <w:rPr>
@@ -8647,6 +8930,7 @@
           <w:p>
             <w:pPr>
               <w:pStyle w:val="Compact"/>
+              <w:jc w:val="left"/>
             </w:pPr>
             <w:r>
               <w:t xml:space="preserve">Muestra la tabla de rutas y sus códigos</w:t>
@@ -8672,7 +8956,7 @@
       <w:r>
         <w:t xml:space="preserve"> </w:t>
       </w:r>
-      <w:hyperlink r:id="rId30">
+      <w:hyperlink r:id="rId41">
         <w:r>
           <w:rPr>
             <w:rStyle w:val="Hyperlink"/>
@@ -8699,7 +8983,7 @@
       <w:r>
         <w:t xml:space="preserve"> </w:t>
       </w:r>
-      <w:hyperlink r:id="rId13">
+      <w:hyperlink r:id="rId24">
         <w:r>
           <w:rPr>
             <w:rStyle w:val="Hyperlink"/>
@@ -8726,7 +9010,7 @@
       <w:r>
         <w:t xml:space="preserve"> </w:t>
       </w:r>
-      <w:hyperlink r:id="rId15">
+      <w:hyperlink r:id="rId26">
         <w:r>
           <w:rPr>
             <w:rStyle w:val="Hyperlink"/>
@@ -8735,9 +9019,9 @@
         </w:r>
       </w:hyperlink>
     </w:p>
-    <w:bookmarkEnd w:id="50"/>
-    <w:bookmarkEnd w:id="51"/>
-    <w:bookmarkStart w:id="59" w:name="ruta-por-defecto"/>
+    <w:bookmarkEnd w:id="61"/>
+    <w:bookmarkEnd w:id="62"/>
+    <w:bookmarkStart w:id="70" w:name="ruta-por-defecto"/>
     <w:p>
       <w:pPr>
         <w:pStyle w:val="Heading1"/>
@@ -8801,7 +9085,7 @@
         </w:pict>
       </w:r>
     </w:p>
-    <w:bookmarkStart w:id="52" w:name="la-idea-en-una-frase-3"/>
+    <w:bookmarkStart w:id="63" w:name="la-idea-en-una-frase-3"/>
     <w:p>
       <w:pPr>
         <w:pStyle w:val="Heading2"/>
@@ -8837,7 +9121,13 @@
         <w:t xml:space="preserve"> </w:t>
       </w:r>
       <w:r>
-        <w:t xml:space="preserve">“si no sabes por dónde ir, sal por aquí”</w:t>
+        <w:t xml:space="preserve">“</w:t>
+      </w:r>
+      <w:r>
+        <w:t xml:space="preserve">si no sabes por dónde ir, sal por aquí</w:t>
+      </w:r>
+      <w:r>
+        <w:t xml:space="preserve">”</w:t>
       </w:r>
       <w:r>
         <w:t xml:space="preserve">: atrapa todo el tráfico que no tiene una ruta más específica y es la puerta de salida típica hacia Internet o hacia el router de cabecera.</w:t>
@@ -8854,7 +9144,13 @@
         <w:t xml:space="preserve"> </w:t>
       </w:r>
       <w:r>
-        <w:t xml:space="preserve">“resto del mundo”</w:t>
+        <w:t xml:space="preserve">“</w:t>
+      </w:r>
+      <w:r>
+        <w:t xml:space="preserve">resto del mundo</w:t>
+      </w:r>
+      <w:r>
+        <w:t xml:space="preserve">”</w:t>
       </w:r>
       <w:r>
         <w:t xml:space="preserve">.</w:t>
@@ -8867,8 +9163,8 @@
         </w:pict>
       </w:r>
     </w:p>
-    <w:bookmarkEnd w:id="52"/>
-    <w:bookmarkStart w:id="53" w:name="qué-es-0.0.0.00-el-callejón-universal"/>
+    <w:bookmarkEnd w:id="63"/>
+    <w:bookmarkStart w:id="64" w:name="qué-es-0.0.0.00-el-callejón-universal"/>
     <w:p>
       <w:pPr>
         <w:pStyle w:val="Heading2"/>
@@ -8922,7 +9218,21 @@
           <w:b/>
           <w:bCs/>
         </w:rPr>
-        <w:t xml:space="preserve">“cualquier red”</w:t>
+        <w:t xml:space="preserve">“</w:t>
+      </w:r>
+      <w:r>
+        <w:rPr>
+          <w:b/>
+          <w:bCs/>
+        </w:rPr>
+        <w:t xml:space="preserve">cualquier red</w:t>
+      </w:r>
+      <w:r>
+        <w:rPr>
+          <w:b/>
+          <w:bCs/>
+        </w:rPr>
+        <w:t xml:space="preserve">”</w:t>
       </w:r>
       <w:r>
         <w:t xml:space="preserve">. Es el paquete comodín de las rutas: si el tráfico no coincide con ninguna ruta más específica, cae aquí.</w:t>
@@ -9051,7 +9361,13 @@
         <w:t xml:space="preserve"> </w:t>
       </w:r>
       <w:r>
-        <w:t xml:space="preserve">“el último recurso”</w:t>
+        <w:t xml:space="preserve">“</w:t>
+      </w:r>
+      <w:r>
+        <w:t xml:space="preserve">el último recurso</w:t>
+      </w:r>
+      <w:r>
+        <w:t xml:space="preserve">”</w:t>
       </w:r>
       <w:r>
         <w:t xml:space="preserve"> </w:t>
@@ -9063,7 +9379,13 @@
         <w:t xml:space="preserve"> </w:t>
       </w:r>
       <w:r>
-        <w:t xml:space="preserve">“el callejón de salida”</w:t>
+        <w:t xml:space="preserve">“</w:t>
+      </w:r>
+      <w:r>
+        <w:t xml:space="preserve">el callejón de salida</w:t>
+      </w:r>
+      <w:r>
+        <w:t xml:space="preserve">”</w:t>
       </w:r>
       <w:r>
         <w:t xml:space="preserve">.</w:t>
@@ -9073,6 +9395,7 @@
       <w:tblPr>
         <w:tblStyle w:val="Table"/>
         <w:tblW w:type="pct" w:w="5000"/>
+        <w:jc w:val="left"/>
         <w:tblLayout w:type="fixed"/>
         <w:tblLook w:firstRow="1" w:lastRow="0" w:firstColumn="0" w:lastColumn="0" w:noHBand="0" w:noVBand="0" w:val="0020"/>
       </w:tblPr>
@@ -9089,6 +9412,7 @@
           <w:p>
             <w:pPr>
               <w:pStyle w:val="Compact"/>
+              <w:jc w:val="left"/>
             </w:pPr>
             <w:r>
               <w:t xml:space="preserve">Sin ruta por defecto</w:t>
@@ -9100,6 +9424,7 @@
           <w:p>
             <w:pPr>
               <w:pStyle w:val="Compact"/>
+              <w:jc w:val="left"/>
             </w:pPr>
             <w:r>
               <w:t xml:space="preserve">Con ruta por defecto</w:t>
@@ -9113,6 +9438,7 @@
           <w:p>
             <w:pPr>
               <w:pStyle w:val="Compact"/>
+              <w:jc w:val="left"/>
             </w:pPr>
             <w:r>
               <w:t xml:space="preserve">El tráfico a lo desconocido</w:t>
@@ -9140,6 +9466,7 @@
           <w:p>
             <w:pPr>
               <w:pStyle w:val="Compact"/>
+              <w:jc w:val="left"/>
             </w:pPr>
             <w:r>
               <w:t xml:space="preserve">Todo lo desconocido</w:t>
@@ -9169,6 +9496,7 @@
           <w:p>
             <w:pPr>
               <w:pStyle w:val="Compact"/>
+              <w:jc w:val="left"/>
             </w:pPr>
             <w:r>
               <w:t xml:space="preserve">Tienes que conocer y listar cada red</w:t>
@@ -9180,6 +9508,7 @@
           <w:p>
             <w:pPr>
               <w:pStyle w:val="Compact"/>
+              <w:jc w:val="left"/>
             </w:pPr>
             <w:r>
               <w:t xml:space="preserve">Basta una línea para el universo</w:t>
@@ -9209,7 +9538,13 @@
         <w:t xml:space="preserve"> </w:t>
       </w:r>
       <w:r>
-        <w:t xml:space="preserve">“Sin ruta por defecto, tu router a Internet es un portero que no deja entrar a nadie que no esté en su libreta. Con la por defecto, el portero deja pasar a todo lo que no tiene invitación específica. Elige según lo que quieras: control total (muchas estáticas) o simplicidad (default).”</w:t>
+        <w:t xml:space="preserve">“</w:t>
+      </w:r>
+      <w:r>
+        <w:t xml:space="preserve">Sin ruta por defecto, tu router a Internet es un portero que no deja entrar a nadie que no esté en su libreta. Con la por defecto, el portero deja pasar a todo lo que no tiene invitación específica. Elige según lo que quieras: control total (muchas estáticas) o simplicidad (default).</w:t>
+      </w:r>
+      <w:r>
+        <w:t xml:space="preserve">”</w:t>
       </w:r>
     </w:p>
     <w:p>
@@ -9219,8 +9554,8 @@
         </w:pict>
       </w:r>
     </w:p>
-    <w:bookmarkEnd w:id="53"/>
-    <w:bookmarkStart w:id="54" w:name="X496dd05e79298e6d007ae990c5afb6e7c7d7eeb"/>
+    <w:bookmarkEnd w:id="64"/>
+    <w:bookmarkStart w:id="65" w:name="X496dd05e79298e6d007ae990c5afb6e7c7d7eeb"/>
     <w:p>
       <w:pPr>
         <w:pStyle w:val="Heading2"/>
@@ -9359,6 +9694,7 @@
       <w:tblPr>
         <w:tblStyle w:val="Table"/>
         <w:tblW w:type="auto" w:w="0"/>
+        <w:jc w:val="left"/>
         <w:tblLook w:firstRow="1" w:lastRow="0" w:firstColumn="0" w:lastColumn="0" w:noHBand="0" w:noVBand="0" w:val="0020"/>
       </w:tblPr>
       <w:tblGrid>
@@ -9374,6 +9710,7 @@
           <w:p>
             <w:pPr>
               <w:pStyle w:val="Compact"/>
+              <w:jc w:val="left"/>
             </w:pPr>
             <w:r>
               <w:t xml:space="preserve">Fuente de ruta</w:t>
@@ -9385,6 +9722,7 @@
           <w:p>
             <w:pPr>
               <w:pStyle w:val="Compact"/>
+              <w:jc w:val="left"/>
             </w:pPr>
             <w:r>
               <w:t xml:space="preserve">AD por defecto</w:t>
@@ -9398,6 +9736,7 @@
           <w:p>
             <w:pPr>
               <w:pStyle w:val="Compact"/>
+              <w:jc w:val="left"/>
             </w:pPr>
             <w:r>
               <w:t xml:space="preserve">Conectada</w:t>
@@ -9409,6 +9748,7 @@
           <w:p>
             <w:pPr>
               <w:pStyle w:val="Compact"/>
+              <w:jc w:val="left"/>
             </w:pPr>
             <w:r>
               <w:t xml:space="preserve">0</w:t>
@@ -9422,6 +9762,7 @@
           <w:p>
             <w:pPr>
               <w:pStyle w:val="Compact"/>
+              <w:jc w:val="left"/>
             </w:pPr>
             <w:r>
               <w:t xml:space="preserve">Estática</w:t>
@@ -9433,6 +9774,7 @@
           <w:p>
             <w:pPr>
               <w:pStyle w:val="Compact"/>
+              <w:jc w:val="left"/>
             </w:pPr>
             <w:r>
               <w:t xml:space="preserve">1</w:t>
@@ -9446,6 +9788,7 @@
           <w:p>
             <w:pPr>
               <w:pStyle w:val="Compact"/>
+              <w:jc w:val="left"/>
             </w:pPr>
             <w:r>
               <w:t xml:space="preserve">EIGRP</w:t>
@@ -9457,6 +9800,7 @@
           <w:p>
             <w:pPr>
               <w:pStyle w:val="Compact"/>
+              <w:jc w:val="left"/>
             </w:pPr>
             <w:r>
               <w:t xml:space="preserve">90</w:t>
@@ -9470,6 +9814,7 @@
           <w:p>
             <w:pPr>
               <w:pStyle w:val="Compact"/>
+              <w:jc w:val="left"/>
             </w:pPr>
             <w:r>
               <w:t xml:space="preserve">EIGRP (resumen)</w:t>
@@ -9481,6 +9826,7 @@
           <w:p>
             <w:pPr>
               <w:pStyle w:val="Compact"/>
+              <w:jc w:val="left"/>
             </w:pPr>
             <w:r>
               <w:t xml:space="preserve">5</w:t>
@@ -9494,6 +9840,7 @@
           <w:p>
             <w:pPr>
               <w:pStyle w:val="Compact"/>
+              <w:jc w:val="left"/>
             </w:pPr>
             <w:r>
               <w:t xml:space="preserve">OSPF</w:t>
@@ -9505,6 +9852,7 @@
           <w:p>
             <w:pPr>
               <w:pStyle w:val="Compact"/>
+              <w:jc w:val="left"/>
             </w:pPr>
             <w:r>
               <w:t xml:space="preserve">110</w:t>
@@ -9518,6 +9866,7 @@
           <w:p>
             <w:pPr>
               <w:pStyle w:val="Compact"/>
+              <w:jc w:val="left"/>
             </w:pPr>
             <w:r>
               <w:t xml:space="preserve">RIP</w:t>
@@ -9529,6 +9878,7 @@
           <w:p>
             <w:pPr>
               <w:pStyle w:val="Compact"/>
+              <w:jc w:val="left"/>
             </w:pPr>
             <w:r>
               <w:t xml:space="preserve">120</w:t>
@@ -9548,7 +9898,13 @@
         <w:t xml:space="preserve"> </w:t>
       </w:r>
       <w:r>
-        <w:t xml:space="preserve">“en la reserva”</w:t>
+        <w:t xml:space="preserve">“</w:t>
+      </w:r>
+      <w:r>
+        <w:t xml:space="preserve">en la reserva</w:t>
+      </w:r>
+      <w:r>
+        <w:t xml:space="preserve">”</w:t>
       </w:r>
       <w:r>
         <w:t xml:space="preserve">.</w:t>
@@ -9561,8 +9917,8 @@
         </w:pict>
       </w:r>
     </w:p>
-    <w:bookmarkEnd w:id="54"/>
-    <w:bookmarkStart w:id="55" w:name="cuándo-se-activa-el-respaldo"/>
+    <w:bookmarkEnd w:id="65"/>
+    <w:bookmarkStart w:id="66" w:name="cuándo-se-activa-el-respaldo"/>
     <w:p>
       <w:pPr>
         <w:pStyle w:val="Heading2"/>
@@ -9812,8 +10168,8 @@
         </w:pict>
       </w:r>
     </w:p>
-    <w:bookmarkEnd w:id="55"/>
-    <w:bookmarkStart w:id="56" w:name="mini-chequeo-3"/>
+    <w:bookmarkEnd w:id="66"/>
+    <w:bookmarkStart w:id="67" w:name="mini-chequeo-3"/>
     <w:p>
       <w:pPr>
         <w:pStyle w:val="Heading2"/>
@@ -9987,8 +10343,8 @@
         </w:pict>
       </w:r>
     </w:p>
-    <w:bookmarkEnd w:id="56"/>
-    <w:bookmarkStart w:id="57" w:name="resumen-en-3-frases-3"/>
+    <w:bookmarkEnd w:id="67"/>
+    <w:bookmarkStart w:id="68" w:name="resumen-en-3-frases-3"/>
     <w:p>
       <w:pPr>
         <w:pStyle w:val="Heading2"/>
@@ -10058,8 +10414,8 @@
         <w:t xml:space="preserve">(misma ruta con AD mayor) es el plan B automático: solo se activa cuando la primaria desaparece del mapa.</w:t>
       </w:r>
     </w:p>
-    <w:bookmarkEnd w:id="57"/>
-    <w:bookmarkStart w:id="58" w:name="vocabulario-rápido-3"/>
+    <w:bookmarkEnd w:id="68"/>
+    <w:bookmarkStart w:id="69" w:name="vocabulario-rápido-3"/>
     <w:p>
       <w:pPr>
         <w:pStyle w:val="Heading2"/>
@@ -10072,6 +10428,7 @@
       <w:tblPr>
         <w:tblStyle w:val="Table"/>
         <w:tblW w:type="pct" w:w="5000"/>
+        <w:jc w:val="left"/>
         <w:tblLayout w:type="fixed"/>
         <w:tblLook w:firstRow="1" w:lastRow="0" w:firstColumn="0" w:lastColumn="0" w:noHBand="0" w:noVBand="0" w:val="0020"/>
       </w:tblPr>
@@ -10088,6 +10445,7 @@
           <w:p>
             <w:pPr>
               <w:pStyle w:val="Compact"/>
+              <w:jc w:val="left"/>
             </w:pPr>
             <w:r>
               <w:t xml:space="preserve">Término</w:t>
@@ -10099,6 +10457,7 @@
           <w:p>
             <w:pPr>
               <w:pStyle w:val="Compact"/>
+              <w:jc w:val="left"/>
             </w:pPr>
             <w:r>
               <w:t xml:space="preserve">Idea general</w:t>
@@ -10112,6 +10471,7 @@
           <w:p>
             <w:pPr>
               <w:pStyle w:val="Compact"/>
+              <w:jc w:val="left"/>
             </w:pPr>
             <w:r>
               <w:t xml:space="preserve">Ruta por defecto</w:t>
@@ -10123,6 +10483,7 @@
           <w:p>
             <w:pPr>
               <w:pStyle w:val="Compact"/>
+              <w:jc w:val="left"/>
             </w:pPr>
             <w:r>
               <w:t xml:space="preserve">0.0.0.0/0, camino de último recurso</w:t>
@@ -10136,6 +10497,7 @@
           <w:p>
             <w:pPr>
               <w:pStyle w:val="Compact"/>
+              <w:jc w:val="left"/>
             </w:pPr>
             <w:r>
               <w:t xml:space="preserve">Ruta flotante</w:t>
@@ -10147,6 +10509,7 @@
           <w:p>
             <w:pPr>
               <w:pStyle w:val="Compact"/>
+              <w:jc w:val="left"/>
             </w:pPr>
             <w:r>
               <w:t xml:space="preserve">Respaldo con AD mayor que se activa si falla la primaria</w:t>
@@ -10160,6 +10523,7 @@
           <w:p>
             <w:pPr>
               <w:pStyle w:val="Compact"/>
+              <w:jc w:val="left"/>
             </w:pPr>
             <w:r>
               <w:t xml:space="preserve">AD (distancia administrativa)</w:t>
@@ -10171,6 +10535,7 @@
           <w:p>
             <w:pPr>
               <w:pStyle w:val="Compact"/>
+              <w:jc w:val="left"/>
             </w:pPr>
             <w:r>
               <w:t xml:space="preserve">Nota de fiabilidad de la fuente de ruta (1 estática, 110 OSPF)</w:t>
@@ -10184,6 +10549,7 @@
           <w:p>
             <w:pPr>
               <w:pStyle w:val="Compact"/>
+              <w:jc w:val="left"/>
             </w:pPr>
             <w:r>
               <w:t xml:space="preserve">Candidate default</w:t>
@@ -10195,6 +10561,7 @@
           <w:p>
             <w:pPr>
               <w:pStyle w:val="Compact"/>
+              <w:jc w:val="left"/>
             </w:pPr>
             <w:r>
               <w:t xml:space="preserve">La ruta por defecto activa, marcada con</w:t>
@@ -10217,6 +10584,7 @@
           <w:p>
             <w:pPr>
               <w:pStyle w:val="Compact"/>
+              <w:jc w:val="left"/>
             </w:pPr>
             <w:r>
               <w:t xml:space="preserve">Gateway de último recurso</w:t>
@@ -10228,6 +10596,7 @@
           <w:p>
             <w:pPr>
               <w:pStyle w:val="Compact"/>
+              <w:jc w:val="left"/>
             </w:pPr>
             <w:r>
               <w:t xml:space="preserve">El siguiente salto al que va todo lo desconocido</w:t>
@@ -10253,7 +10622,7 @@
       <w:r>
         <w:t xml:space="preserve"> </w:t>
       </w:r>
-      <w:hyperlink r:id="rId30">
+      <w:hyperlink r:id="rId41">
         <w:r>
           <w:rPr>
             <w:rStyle w:val="Hyperlink"/>
@@ -10280,7 +10649,7 @@
       <w:r>
         <w:t xml:space="preserve"> </w:t>
       </w:r>
-      <w:hyperlink r:id="rId14">
+      <w:hyperlink r:id="rId25">
         <w:r>
           <w:rPr>
             <w:rStyle w:val="Hyperlink"/>
@@ -10307,7 +10676,7 @@
       <w:r>
         <w:t xml:space="preserve"> </w:t>
       </w:r>
-      <w:hyperlink r:id="rId16">
+      <w:hyperlink r:id="rId27">
         <w:r>
           <w:rPr>
             <w:rStyle w:val="Hyperlink"/>
@@ -10316,9 +10685,9 @@
         </w:r>
       </w:hyperlink>
     </w:p>
-    <w:bookmarkEnd w:id="58"/>
-    <w:bookmarkEnd w:id="59"/>
-    <w:bookmarkStart w:id="67" w:name="cómo-decide-un-router"/>
+    <w:bookmarkEnd w:id="69"/>
+    <w:bookmarkEnd w:id="70"/>
+    <w:bookmarkStart w:id="78" w:name="cómo-decide-un-router"/>
     <w:p>
       <w:pPr>
         <w:pStyle w:val="Heading1"/>
@@ -10382,7 +10751,7 @@
         </w:pict>
       </w:r>
     </w:p>
-    <w:bookmarkStart w:id="60" w:name="la-idea-en-una-frase-4"/>
+    <w:bookmarkStart w:id="71" w:name="la-idea-en-una-frase-4"/>
     <w:p>
       <w:pPr>
         <w:pStyle w:val="Heading2"/>
@@ -10456,8 +10825,8 @@
         </w:pict>
       </w:r>
     </w:p>
-    <w:bookmarkEnd w:id="60"/>
-    <w:bookmarkStart w:id="61" w:name="el-viaje-de-un-paquete-paso-a-paso"/>
+    <w:bookmarkEnd w:id="71"/>
+    <w:bookmarkStart w:id="72" w:name="el-viaje-de-un-paquete-paso-a-paso"/>
     <w:p>
       <w:pPr>
         <w:pStyle w:val="Heading2"/>
@@ -10683,8 +11052,8 @@
         </w:pict>
       </w:r>
     </w:p>
-    <w:bookmarkEnd w:id="61"/>
-    <w:bookmarkStart w:id="62" w:name="los-tipos-de-rutas-quién-las-descubre"/>
+    <w:bookmarkEnd w:id="72"/>
+    <w:bookmarkStart w:id="73" w:name="los-tipos-de-rutas-quién-las-descubre"/>
     <w:p>
       <w:pPr>
         <w:pStyle w:val="Heading2"/>
@@ -10718,6 +11087,7 @@
       <w:tblPr>
         <w:tblStyle w:val="Table"/>
         <w:tblW w:type="pct" w:w="5000"/>
+        <w:jc w:val="left"/>
         <w:tblLayout w:type="fixed"/>
         <w:tblLook w:firstRow="1" w:lastRow="0" w:firstColumn="0" w:lastColumn="0" w:noHBand="0" w:noVBand="0" w:val="0020"/>
       </w:tblPr>
@@ -10735,6 +11105,7 @@
           <w:p>
             <w:pPr>
               <w:pStyle w:val="Compact"/>
+              <w:jc w:val="left"/>
             </w:pPr>
             <w:r>
               <w:t xml:space="preserve">Tipo de ruta</w:t>
@@ -10746,6 +11117,7 @@
           <w:p>
             <w:pPr>
               <w:pStyle w:val="Compact"/>
+              <w:jc w:val="left"/>
             </w:pPr>
             <w:r>
               <w:t xml:space="preserve">Quién la crea</w:t>
@@ -10757,6 +11129,7 @@
           <w:p>
             <w:pPr>
               <w:pStyle w:val="Compact"/>
+              <w:jc w:val="left"/>
             </w:pPr>
             <w:r>
               <w:t xml:space="preserve">AD por defecto</w:t>
@@ -10770,6 +11143,7 @@
           <w:p>
             <w:pPr>
               <w:pStyle w:val="Compact"/>
+              <w:jc w:val="left"/>
             </w:pPr>
             <w:r>
               <w:rPr>
@@ -10785,6 +11159,7 @@
           <w:p>
             <w:pPr>
               <w:pStyle w:val="Compact"/>
+              <w:jc w:val="left"/>
             </w:pPr>
             <w:r>
               <w:t xml:space="preserve">Las interfaces del propio router</w:t>
@@ -10796,6 +11171,7 @@
           <w:p>
             <w:pPr>
               <w:pStyle w:val="Compact"/>
+              <w:jc w:val="left"/>
             </w:pPr>
             <w:r>
               <w:t xml:space="preserve">0</w:t>
@@ -10809,6 +11185,7 @@
           <w:p>
             <w:pPr>
               <w:pStyle w:val="Compact"/>
+              <w:jc w:val="left"/>
             </w:pPr>
             <w:r>
               <w:rPr>
@@ -10824,6 +11201,7 @@
           <w:p>
             <w:pPr>
               <w:pStyle w:val="Compact"/>
+              <w:jc w:val="left"/>
             </w:pPr>
             <w:r>
               <w:t xml:space="preserve">El administrador con</w:t>
@@ -10844,6 +11222,7 @@
           <w:p>
             <w:pPr>
               <w:pStyle w:val="Compact"/>
+              <w:jc w:val="left"/>
             </w:pPr>
             <w:r>
               <w:t xml:space="preserve">1</w:t>
@@ -10857,6 +11236,7 @@
           <w:p>
             <w:pPr>
               <w:pStyle w:val="Compact"/>
+              <w:jc w:val="left"/>
             </w:pPr>
             <w:r>
               <w:rPr>
@@ -10872,6 +11252,7 @@
           <w:p>
             <w:pPr>
               <w:pStyle w:val="Compact"/>
+              <w:jc w:val="left"/>
             </w:pPr>
             <w:r>
               <w:t xml:space="preserve">Protocolo de routing, aprende con vecinos</w:t>
@@ -10883,6 +11264,7 @@
           <w:p>
             <w:pPr>
               <w:pStyle w:val="Compact"/>
+              <w:jc w:val="left"/>
             </w:pPr>
             <w:r>
               <w:t xml:space="preserve">110</w:t>
@@ -10896,6 +11278,7 @@
           <w:p>
             <w:pPr>
               <w:pStyle w:val="Compact"/>
+              <w:jc w:val="left"/>
             </w:pPr>
             <w:r>
               <w:rPr>
@@ -10911,6 +11294,7 @@
           <w:p>
             <w:pPr>
               <w:pStyle w:val="Compact"/>
+              <w:jc w:val="left"/>
             </w:pPr>
             <w:r>
               <w:t xml:space="preserve">Protocolo de routing, salto a salto</w:t>
@@ -10922,6 +11306,7 @@
           <w:p>
             <w:pPr>
               <w:pStyle w:val="Compact"/>
+              <w:jc w:val="left"/>
             </w:pPr>
             <w:r>
               <w:t xml:space="preserve">120</w:t>
@@ -10961,8 +11346,8 @@
         </w:pict>
       </w:r>
     </w:p>
-    <w:bookmarkEnd w:id="62"/>
-    <w:bookmarkStart w:id="63" w:name="Xcd118261b077732d38d68b3aa33d20798014c77"/>
+    <w:bookmarkEnd w:id="73"/>
+    <w:bookmarkStart w:id="74" w:name="Xcd118261b077732d38d68b3aa33d20798014c77"/>
     <w:p>
       <w:pPr>
         <w:pStyle w:val="Heading2"/>
@@ -11016,7 +11401,13 @@
         <w:t xml:space="preserve"> </w:t>
       </w:r>
       <w:r>
-        <w:t xml:space="preserve">“la que se configuró primero”</w:t>
+        <w:t xml:space="preserve">“</w:t>
+      </w:r>
+      <w:r>
+        <w:t xml:space="preserve">la que se configuró primero</w:t>
+      </w:r>
+      <w:r>
+        <w:t xml:space="preserve">”</w:t>
       </w:r>
       <w:r>
         <w:t xml:space="preserve">: es la matemáticamente más precisa.</w:t>
@@ -11138,6 +11529,7 @@
       <w:tblPr>
         <w:tblStyle w:val="Table"/>
         <w:tblW w:type="pct" w:w="5000"/>
+        <w:jc w:val="left"/>
         <w:tblLayout w:type="fixed"/>
         <w:tblLook w:firstRow="1" w:lastRow="0" w:firstColumn="0" w:lastColumn="0" w:noHBand="0" w:noVBand="0" w:val="0020"/>
       </w:tblPr>
@@ -11156,6 +11548,7 @@
           <w:p>
             <w:pPr>
               <w:pStyle w:val="Compact"/>
+              <w:jc w:val="left"/>
             </w:pPr>
             <w:r>
               <w:t xml:space="preserve">Red</w:t>
@@ -11167,6 +11560,7 @@
           <w:p>
             <w:pPr>
               <w:pStyle w:val="Compact"/>
+              <w:jc w:val="left"/>
             </w:pPr>
             <w:r>
               <w:t xml:space="preserve">Máscara</w:t>
@@ -11178,6 +11572,7 @@
           <w:p>
             <w:pPr>
               <w:pStyle w:val="Compact"/>
+              <w:jc w:val="left"/>
             </w:pPr>
             <w:r>
               <w:t xml:space="preserve">Bits específicos</w:t>
@@ -11189,6 +11584,7 @@
           <w:p>
             <w:pPr>
               <w:pStyle w:val="Compact"/>
+              <w:jc w:val="left"/>
             </w:pPr>
             <w:r>
               <w:t xml:space="preserve">Gana cuando el destino…</w:t>
@@ -11202,6 +11598,7 @@
           <w:p>
             <w:pPr>
               <w:pStyle w:val="Compact"/>
+              <w:jc w:val="left"/>
             </w:pPr>
             <w:r>
               <w:t xml:space="preserve">192.168.0.0/16</w:t>
@@ -11213,6 +11610,7 @@
           <w:p>
             <w:pPr>
               <w:pStyle w:val="Compact"/>
+              <w:jc w:val="left"/>
             </w:pPr>
             <w:r>
               <w:t xml:space="preserve">/16</w:t>
@@ -11224,6 +11622,7 @@
           <w:p>
             <w:pPr>
               <w:pStyle w:val="Compact"/>
+              <w:jc w:val="left"/>
             </w:pPr>
             <w:r>
               <w:t xml:space="preserve">16</w:t>
@@ -11235,6 +11634,7 @@
           <w:p>
             <w:pPr>
               <w:pStyle w:val="Compact"/>
+              <w:jc w:val="left"/>
             </w:pPr>
             <w:r>
               <w:t xml:space="preserve">…no coincide con ninguna más específica</w:t>
@@ -11248,6 +11648,7 @@
           <w:p>
             <w:pPr>
               <w:pStyle w:val="Compact"/>
+              <w:jc w:val="left"/>
             </w:pPr>
             <w:r>
               <w:t xml:space="preserve">192.168.1.0/24</w:t>
@@ -11259,6 +11660,7 @@
           <w:p>
             <w:pPr>
               <w:pStyle w:val="Compact"/>
+              <w:jc w:val="left"/>
             </w:pPr>
             <w:r>
               <w:t xml:space="preserve">/24</w:t>
@@ -11270,6 +11672,7 @@
           <w:p>
             <w:pPr>
               <w:pStyle w:val="Compact"/>
+              <w:jc w:val="left"/>
             </w:pPr>
             <w:r>
               <w:t xml:space="preserve">24</w:t>
@@ -11281,6 +11684,7 @@
           <w:p>
             <w:pPr>
               <w:pStyle w:val="Compact"/>
+              <w:jc w:val="left"/>
             </w:pPr>
             <w:r>
               <w:t xml:space="preserve">…está en 192.168.1.x pero fuera de /26</w:t>
@@ -11294,6 +11698,7 @@
           <w:p>
             <w:pPr>
               <w:pStyle w:val="Compact"/>
+              <w:jc w:val="left"/>
             </w:pPr>
             <w:r>
               <w:t xml:space="preserve">192.168.1.64/26</w:t>
@@ -11305,6 +11710,7 @@
           <w:p>
             <w:pPr>
               <w:pStyle w:val="Compact"/>
+              <w:jc w:val="left"/>
             </w:pPr>
             <w:r>
               <w:t xml:space="preserve">/26</w:t>
@@ -11316,6 +11722,7 @@
           <w:p>
             <w:pPr>
               <w:pStyle w:val="Compact"/>
+              <w:jc w:val="left"/>
             </w:pPr>
             <w:r>
               <w:t xml:space="preserve">26</w:t>
@@ -11327,6 +11734,7 @@
           <w:p>
             <w:pPr>
               <w:pStyle w:val="Compact"/>
+              <w:jc w:val="left"/>
             </w:pPr>
             <w:r>
               <w:t xml:space="preserve">…está entre .64 y .127 (¡aquí está el .66!)</w:t>
@@ -11382,8 +11790,8 @@
         </w:pict>
       </w:r>
     </w:p>
-    <w:bookmarkEnd w:id="63"/>
-    <w:bookmarkStart w:id="64" w:name="mini-chequeo-4"/>
+    <w:bookmarkEnd w:id="74"/>
+    <w:bookmarkStart w:id="75" w:name="mini-chequeo-4"/>
     <w:p>
       <w:pPr>
         <w:pStyle w:val="Heading2"/>
@@ -11543,8 +11951,8 @@
         </w:pict>
       </w:r>
     </w:p>
-    <w:bookmarkEnd w:id="64"/>
-    <w:bookmarkStart w:id="65" w:name="resumen-en-3-frases-4"/>
+    <w:bookmarkEnd w:id="75"/>
+    <w:bookmarkStart w:id="76" w:name="resumen-en-3-frases-4"/>
     <w:p>
       <w:pPr>
         <w:pStyle w:val="Heading2"/>
@@ -11634,8 +12042,8 @@
         <w:t xml:space="preserve">(longest prefix match); solo proceden la AD y la métrica si hay empate.</w:t>
       </w:r>
     </w:p>
-    <w:bookmarkEnd w:id="65"/>
-    <w:bookmarkStart w:id="66" w:name="vocabulario-rápido-4"/>
+    <w:bookmarkEnd w:id="76"/>
+    <w:bookmarkStart w:id="77" w:name="vocabulario-rápido-4"/>
     <w:p>
       <w:pPr>
         <w:pStyle w:val="Heading2"/>
@@ -11648,6 +12056,7 @@
       <w:tblPr>
         <w:tblStyle w:val="Table"/>
         <w:tblW w:type="pct" w:w="5000"/>
+        <w:jc w:val="left"/>
         <w:tblLayout w:type="fixed"/>
         <w:tblLook w:firstRow="1" w:lastRow="0" w:firstColumn="0" w:lastColumn="0" w:noHBand="0" w:noVBand="0" w:val="0020"/>
       </w:tblPr>
@@ -11664,6 +12073,7 @@
           <w:p>
             <w:pPr>
               <w:pStyle w:val="Compact"/>
+              <w:jc w:val="left"/>
             </w:pPr>
             <w:r>
               <w:t xml:space="preserve">Término</w:t>
@@ -11675,6 +12085,7 @@
           <w:p>
             <w:pPr>
               <w:pStyle w:val="Compact"/>
+              <w:jc w:val="left"/>
             </w:pPr>
             <w:r>
               <w:t xml:space="preserve">Idea general</w:t>
@@ -11688,6 +12099,7 @@
           <w:p>
             <w:pPr>
               <w:pStyle w:val="Compact"/>
+              <w:jc w:val="left"/>
             </w:pPr>
             <w:r>
               <w:t xml:space="preserve">Longest prefix match</w:t>
@@ -11699,6 +12111,7 @@
           <w:p>
             <w:pPr>
               <w:pStyle w:val="Compact"/>
+              <w:jc w:val="left"/>
             </w:pPr>
             <w:r>
               <w:t xml:space="preserve">Elegir la ruta con la máscara más larga que coincide</w:t>
@@ -11712,6 +12125,7 @@
           <w:p>
             <w:pPr>
               <w:pStyle w:val="Compact"/>
+              <w:jc w:val="left"/>
             </w:pPr>
             <w:r>
               <w:t xml:space="preserve">Distancia administrativa</w:t>
@@ -11723,6 +12137,7 @@
           <w:p>
             <w:pPr>
               <w:pStyle w:val="Compact"/>
+              <w:jc w:val="left"/>
             </w:pPr>
             <w:r>
               <w:t xml:space="preserve">Nota de fiabilidad (0 conectada, 1 estática, 110 OSPF)</w:t>
@@ -11736,6 +12151,7 @@
           <w:p>
             <w:pPr>
               <w:pStyle w:val="Compact"/>
+              <w:jc w:val="left"/>
             </w:pPr>
             <w:r>
               <w:t xml:space="preserve">Destination Net Unreachable</w:t>
@@ -11747,6 +12163,7 @@
           <w:p>
             <w:pPr>
               <w:pStyle w:val="Compact"/>
+              <w:jc w:val="left"/>
             </w:pPr>
             <w:r>
               <w:t xml:space="preserve">ICMP que el router manda cuando no hay ruta</w:t>
@@ -11760,6 +12177,7 @@
           <w:p>
             <w:pPr>
               <w:pStyle w:val="Compact"/>
+              <w:jc w:val="left"/>
             </w:pPr>
             <w:r>
               <w:t xml:space="preserve">Ruta conectada</w:t>
@@ -11771,6 +12189,7 @@
           <w:p>
             <w:pPr>
               <w:pStyle w:val="Compact"/>
+              <w:jc w:val="left"/>
             </w:pPr>
             <w:r>
               <w:t xml:space="preserve">La red de una interfaz del propio router</w:t>
@@ -11784,6 +12203,7 @@
           <w:p>
             <w:pPr>
               <w:pStyle w:val="Compact"/>
+              <w:jc w:val="left"/>
             </w:pPr>
             <w:r>
               <w:t xml:space="preserve">Métrica</w:t>
@@ -11795,6 +12215,7 @@
           <w:p>
             <w:pPr>
               <w:pStyle w:val="Compact"/>
+              <w:jc w:val="left"/>
             </w:pPr>
             <w:r>
               <w:t xml:space="preserve">Valor de coste dentro de una misma fuente de rutas</w:t>
@@ -11820,7 +12241,7 @@
       <w:r>
         <w:t xml:space="preserve"> </w:t>
       </w:r>
-      <w:hyperlink r:id="rId30">
+      <w:hyperlink r:id="rId41">
         <w:r>
           <w:rPr>
             <w:rStyle w:val="Hyperlink"/>
@@ -11847,7 +12268,7 @@
       <w:r>
         <w:t xml:space="preserve"> </w:t>
       </w:r>
-      <w:hyperlink r:id="rId15">
+      <w:hyperlink r:id="rId26">
         <w:r>
           <w:rPr>
             <w:rStyle w:val="Hyperlink"/>
@@ -11874,7 +12295,7 @@
       <w:r>
         <w:t xml:space="preserve"> </w:t>
       </w:r>
-      <w:hyperlink r:id="rId10">
+      <w:hyperlink r:id="rId21">
         <w:r>
           <w:rPr>
             <w:rStyle w:val="Hyperlink"/>
@@ -11883,9 +12304,9 @@
         </w:r>
       </w:hyperlink>
     </w:p>
-    <w:bookmarkEnd w:id="66"/>
-    <w:bookmarkEnd w:id="67"/>
-    <w:bookmarkStart w:id="80" w:name="cierre-consolida-lo-aprendido"/>
+    <w:bookmarkEnd w:id="77"/>
+    <w:bookmarkEnd w:id="78"/>
+    <w:bookmarkStart w:id="91" w:name="cierre-consolida-lo-aprendido"/>
     <w:p>
       <w:pPr>
         <w:pStyle w:val="Heading1"/>
@@ -11959,7 +12380,7 @@
       <w:r>
         <w:t xml:space="preserve"> </w:t>
       </w:r>
-      <w:hyperlink r:id="rId16">
+      <w:hyperlink r:id="rId27">
         <w:r>
           <w:rPr>
             <w:rStyle w:val="Hyperlink"/>
@@ -11981,7 +12402,7 @@
         </w:pict>
       </w:r>
     </w:p>
-    <w:bookmarkStart w:id="68" w:name="sé-el-paquete"/>
+    <w:bookmarkStart w:id="79" w:name="sé-el-paquete"/>
     <w:p>
       <w:pPr>
         <w:pStyle w:val="Heading2"/>
@@ -12143,7 +12564,13 @@
         <w:t xml:space="preserve"> </w:t>
       </w:r>
       <w:r>
-        <w:t xml:space="preserve">“administratively prohibited”</w:t>
+        <w:t xml:space="preserve">“</w:t>
+      </w:r>
+      <w:r>
+        <w:t xml:space="preserve">administratively prohibited</w:t>
+      </w:r>
+      <w:r>
+        <w:t xml:space="preserve">”</w:t>
       </w:r>
       <w:r>
         <w:t xml:space="preserve">).</w:t>
@@ -12217,8 +12644,8 @@
         </w:pict>
       </w:r>
     </w:p>
-    <w:bookmarkEnd w:id="68"/>
-    <w:bookmarkStart w:id="69" w:name="Xfa6f01f1bcd406fe30d96d0488036d77e55f246"/>
+    <w:bookmarkEnd w:id="79"/>
+    <w:bookmarkStart w:id="80" w:name="Xfa6f01f1bcd406fe30d96d0488036d77e55f246"/>
     <w:p>
       <w:pPr>
         <w:pStyle w:val="Heading2"/>
@@ -12372,8 +12799,8 @@
         </w:pict>
       </w:r>
     </w:p>
-    <w:bookmarkEnd w:id="69"/>
-    <w:bookmarkStart w:id="70" w:name="quién-soy"/>
+    <w:bookmarkEnd w:id="80"/>
+    <w:bookmarkStart w:id="81" w:name="quién-soy"/>
     <w:p>
       <w:pPr>
         <w:pStyle w:val="Heading2"/>
@@ -12541,8 +12968,8 @@
         </w:pict>
       </w:r>
     </w:p>
-    <w:bookmarkEnd w:id="70"/>
-    <w:bookmarkStart w:id="71" w:name="Xa842808f00a830dbf7e61964541385f51f759b2"/>
+    <w:bookmarkEnd w:id="81"/>
+    <w:bookmarkStart w:id="82" w:name="Xa842808f00a830dbf7e61964541385f51f759b2"/>
     <w:p>
       <w:pPr>
         <w:pStyle w:val="Heading2"/>
@@ -12554,7 +12981,13 @@
         <w:t xml:space="preserve"> </w:t>
       </w:r>
       <w:r>
-        <w:t xml:space="preserve">“Puse la ruta y no funciona, el router es malo”</w:t>
+        <w:t xml:space="preserve">“</w:t>
+      </w:r>
+      <w:r>
+        <w:t xml:space="preserve">Puse la ruta y no funciona, el router es malo</w:t>
+      </w:r>
+      <w:r>
+        <w:t xml:space="preserve">”</w:t>
       </w:r>
     </w:p>
     <w:p>
@@ -12656,7 +13089,13 @@
         <w:t xml:space="preserve"> </w:t>
       </w:r>
       <w:r>
-        <w:t xml:space="preserve">“no funciona una ruta”</w:t>
+        <w:t xml:space="preserve">“</w:t>
+      </w:r>
+      <w:r>
+        <w:t xml:space="preserve">no funciona una ruta</w:t>
+      </w:r>
+      <w:r>
+        <w:t xml:space="preserve">”</w:t>
       </w:r>
       <w:r>
         <w:t xml:space="preserve">, el diagnóstico tiene orden: ¿está en tabla? → ¿el next-hop es alcanzable? → ¿hay ruta de retorno? → ¿algo más específico interfiere? Culpar al router es lo último, no lo primero.</w:t>
@@ -12669,8 +13108,8 @@
         </w:pict>
       </w:r>
     </w:p>
-    <w:bookmarkEnd w:id="71"/>
-    <w:bookmarkStart w:id="72" w:name="X44bf548149e86da58f55ac7fdcde18001ce328f"/>
+    <w:bookmarkEnd w:id="82"/>
+    <w:bookmarkStart w:id="83" w:name="X44bf548149e86da58f55ac7fdcde18001ce328f"/>
     <w:p>
       <w:pPr>
         <w:pStyle w:val="Heading2"/>
@@ -13053,7 +13492,13 @@
         <w:t xml:space="preserve"> </w:t>
       </w:r>
       <w:r>
-        <w:t xml:space="preserve">“rara”</w:t>
+        <w:t xml:space="preserve">“</w:t>
+      </w:r>
+      <w:r>
+        <w:t xml:space="preserve">rara</w:t>
+      </w:r>
+      <w:r>
+        <w:t xml:space="preserve">”</w:t>
       </w:r>
       <w:r>
         <w:t xml:space="preserve">. Diagnóstico: ¿qué le dice el longest prefix match cuando hay una ruta /16 y otra /24?</w:t>
@@ -13226,8 +13671,8 @@
         </w:pict>
       </w:r>
     </w:p>
-    <w:bookmarkEnd w:id="72"/>
-    <w:bookmarkStart w:id="73" w:name="logros-de-esta-unidad"/>
+    <w:bookmarkEnd w:id="83"/>
+    <w:bookmarkStart w:id="84" w:name="logros-de-esta-unidad"/>
     <w:p>
       <w:pPr>
         <w:pStyle w:val="Heading2"/>
@@ -13240,6 +13685,7 @@
       <w:tblPr>
         <w:tblStyle w:val="Table"/>
         <w:tblW w:type="pct" w:w="5000"/>
+        <w:jc w:val="left"/>
         <w:tblLayout w:type="fixed"/>
         <w:tblLook w:firstRow="1" w:lastRow="0" w:firstColumn="0" w:lastColumn="0" w:noHBand="0" w:noVBand="0" w:val="0020"/>
       </w:tblPr>
@@ -13256,6 +13702,7 @@
           <w:p>
             <w:pPr>
               <w:pStyle w:val="Compact"/>
+              <w:jc w:val="left"/>
             </w:pPr>
             <w:r>
               <w:t xml:space="preserve">Logro</w:t>
@@ -13267,6 +13714,7 @@
           <w:p>
             <w:pPr>
               <w:pStyle w:val="Compact"/>
+              <w:jc w:val="left"/>
             </w:pPr>
             <w:r>
               <w:t xml:space="preserve">Cómo conseguirlo</w:t>
@@ -13280,6 +13728,7 @@
           <w:p>
             <w:pPr>
               <w:pStyle w:val="Compact"/>
+              <w:jc w:val="left"/>
             </w:pPr>
             <w:r>
               <w:t xml:space="preserve">🏅</w:t>
@@ -13301,6 +13750,7 @@
           <w:p>
             <w:pPr>
               <w:pStyle w:val="Compact"/>
+              <w:jc w:val="left"/>
             </w:pPr>
             <w:r>
               <w:t xml:space="preserve">Montar la red de 3 routers con todas las rutas a la primera</w:t>
@@ -13314,6 +13764,7 @@
           <w:p>
             <w:pPr>
               <w:pStyle w:val="Compact"/>
+              <w:jc w:val="left"/>
             </w:pPr>
             <w:r>
               <w:t xml:space="preserve">🏅</w:t>
@@ -13335,6 +13786,7 @@
           <w:p>
             <w:pPr>
               <w:pStyle w:val="Compact"/>
+              <w:jc w:val="left"/>
             </w:pPr>
             <w:r>
               <w:t xml:space="preserve">Detectar una</w:t>
@@ -13343,7 +13795,13 @@
               <w:t xml:space="preserve"> </w:t>
             </w:r>
             <w:r>
-              <w:t xml:space="preserve">“ruta de retorno”</w:t>
+              <w:t xml:space="preserve">“</w:t>
+            </w:r>
+            <w:r>
+              <w:t xml:space="preserve">ruta de retorno</w:t>
+            </w:r>
+            <w:r>
+              <w:t xml:space="preserve">”</w:t>
             </w:r>
             <w:r>
               <w:t xml:space="preserve"> </w:t>
@@ -13360,6 +13818,7 @@
           <w:p>
             <w:pPr>
               <w:pStyle w:val="Compact"/>
+              <w:jc w:val="left"/>
             </w:pPr>
             <w:r>
               <w:t xml:space="preserve">🏅</w:t>
@@ -13381,6 +13840,7 @@
           <w:p>
             <w:pPr>
               <w:pStyle w:val="Compact"/>
+              <w:jc w:val="left"/>
             </w:pPr>
             <w:r>
               <w:t xml:space="preserve">Explicar el longest prefix match con el caso /16 vs /24 en 30 segundos</w:t>
@@ -13394,6 +13854,7 @@
           <w:p>
             <w:pPr>
               <w:pStyle w:val="Compact"/>
+              <w:jc w:val="left"/>
             </w:pPr>
             <w:r>
               <w:t xml:space="preserve">🏅</w:t>
@@ -13415,6 +13876,7 @@
           <w:p>
             <w:pPr>
               <w:pStyle w:val="Compact"/>
+              <w:jc w:val="left"/>
             </w:pPr>
             <w:r>
               <w:t xml:space="preserve">Configurar la ruta por defecto y el gateway of last resort sin dudar</w:t>
@@ -13430,8 +13892,8 @@
         </w:pict>
       </w:r>
     </w:p>
-    <w:bookmarkEnd w:id="73"/>
-    <w:bookmarkStart w:id="74" w:name="atrévete-a-pensar"/>
+    <w:bookmarkEnd w:id="84"/>
+    <w:bookmarkStart w:id="85" w:name="atrévete-a-pensar"/>
     <w:p>
       <w:pPr>
         <w:pStyle w:val="Heading2"/>
@@ -13542,7 +14004,13 @@
         <w:t xml:space="preserve"> </w:t>
       </w:r>
       <w:r>
-        <w:t xml:space="preserve">“interfaz + next-hop”</w:t>
+        <w:t xml:space="preserve">“</w:t>
+      </w:r>
+      <w:r>
+        <w:t xml:space="preserve">interfaz + next-hop</w:t>
+      </w:r>
+      <w:r>
+        <w:t xml:space="preserve">”</w:t>
       </w:r>
       <w:r>
         <w:t xml:space="preserve"> </w:t>
@@ -13610,8 +14078,8 @@
         </w:pict>
       </w:r>
     </w:p>
-    <w:bookmarkEnd w:id="74"/>
-    <w:bookmarkStart w:id="75" w:name="crucigrama-de-bits"/>
+    <w:bookmarkEnd w:id="85"/>
+    <w:bookmarkStart w:id="86" w:name="crucigrama-de-bits"/>
     <w:p>
       <w:pPr>
         <w:pStyle w:val="Heading2"/>
@@ -13757,8 +14225,8 @@
         </w:pict>
       </w:r>
     </w:p>
-    <w:bookmarkEnd w:id="75"/>
-    <w:bookmarkStart w:id="76" w:name="preguntas-de-entrevista-de-trabajo"/>
+    <w:bookmarkEnd w:id="86"/>
+    <w:bookmarkStart w:id="87" w:name="preguntas-de-entrevista-de-trabajo"/>
     <w:p>
       <w:pPr>
         <w:pStyle w:val="Heading2"/>
@@ -13780,7 +14248,21 @@
           <w:b/>
           <w:bCs/>
         </w:rPr>
-        <w:t xml:space="preserve">“Explícame qué pasa cuando un router recibe un paquete para una red que no está en su tabla.”</w:t>
+        <w:t xml:space="preserve">“</w:t>
+      </w:r>
+      <w:r>
+        <w:rPr>
+          <w:b/>
+          <w:bCs/>
+        </w:rPr>
+        <w:t xml:space="preserve">Explícame qué pasa cuando un router recibe un paquete para una red que no está en su tabla.</w:t>
+      </w:r>
+      <w:r>
+        <w:rPr>
+          <w:b/>
+          <w:bCs/>
+        </w:rPr>
+        <w:t xml:space="preserve">”</w:t>
       </w:r>
     </w:p>
     <w:p>
@@ -13796,7 +14278,21 @@
           <w:b/>
           <w:bCs/>
         </w:rPr>
-        <w:t xml:space="preserve">“¿Qué diferencia hay entre next-hop y interfaz de salida en una ruta estática?”</w:t>
+        <w:t xml:space="preserve">“</w:t>
+      </w:r>
+      <w:r>
+        <w:rPr>
+          <w:b/>
+          <w:bCs/>
+        </w:rPr>
+        <w:t xml:space="preserve">¿Qué diferencia hay entre next-hop y interfaz de salida en una ruta estática?</w:t>
+      </w:r>
+      <w:r>
+        <w:rPr>
+          <w:b/>
+          <w:bCs/>
+        </w:rPr>
+        <w:t xml:space="preserve">”</w:t>
       </w:r>
     </w:p>
     <w:p>
@@ -13812,7 +14308,21 @@
           <w:b/>
           <w:bCs/>
         </w:rPr>
-        <w:t xml:space="preserve">“¿Cuándo pondrías rutas estáticas y cuándo montarías un protocolo dinámico?”</w:t>
+        <w:t xml:space="preserve">“</w:t>
+      </w:r>
+      <w:r>
+        <w:rPr>
+          <w:b/>
+          <w:bCs/>
+        </w:rPr>
+        <w:t xml:space="preserve">¿Cuándo pondrías rutas estáticas y cuándo montarías un protocolo dinámico?</w:t>
+      </w:r>
+      <w:r>
+        <w:rPr>
+          <w:b/>
+          <w:bCs/>
+        </w:rPr>
+        <w:t xml:space="preserve">”</w:t>
       </w:r>
     </w:p>
     <w:p>
@@ -13828,7 +14338,21 @@
           <w:b/>
           <w:bCs/>
         </w:rPr>
-        <w:t xml:space="preserve">“¿Qué es la distancia administrativa y cómo afecta a dos rutas hacia la misma red?”</w:t>
+        <w:t xml:space="preserve">“</w:t>
+      </w:r>
+      <w:r>
+        <w:rPr>
+          <w:b/>
+          <w:bCs/>
+        </w:rPr>
+        <w:t xml:space="preserve">¿Qué es la distancia administrativa y cómo afecta a dos rutas hacia la misma red?</w:t>
+      </w:r>
+      <w:r>
+        <w:rPr>
+          <w:b/>
+          <w:bCs/>
+        </w:rPr>
+        <w:t xml:space="preserve">”</w:t>
       </w:r>
     </w:p>
     <w:p>
@@ -13844,7 +14368,21 @@
           <w:b/>
           <w:bCs/>
         </w:rPr>
-        <w:t xml:space="preserve">“Un PC no llega a una red remota. ¿Tu orden de comprobaciones?”</w:t>
+        <w:t xml:space="preserve">“</w:t>
+      </w:r>
+      <w:r>
+        <w:rPr>
+          <w:b/>
+          <w:bCs/>
+        </w:rPr>
+        <w:t xml:space="preserve">Un PC no llega a una red remota. ¿Tu orden de comprobaciones?</w:t>
+      </w:r>
+      <w:r>
+        <w:rPr>
+          <w:b/>
+          <w:bCs/>
+        </w:rPr>
+        <w:t xml:space="preserve">”</w:t>
       </w:r>
     </w:p>
     <w:p>
@@ -13893,8 +14431,8 @@
         </w:pict>
       </w:r>
     </w:p>
-    <w:bookmarkEnd w:id="76"/>
-    <w:bookmarkStart w:id="77" w:name="no-hay-preguntas-tontas"/>
+    <w:bookmarkEnd w:id="87"/>
+    <w:bookmarkStart w:id="88" w:name="no-hay-preguntas-tontas"/>
     <w:p>
       <w:pPr>
         <w:pStyle w:val="Heading2"/>
@@ -13932,7 +14470,21 @@
           <w:b/>
           <w:bCs/>
         </w:rPr>
-        <w:t xml:space="preserve">“de ida y vuelta”</w:t>
+        <w:t xml:space="preserve">“</w:t>
+      </w:r>
+      <w:r>
+        <w:rPr>
+          <w:b/>
+          <w:bCs/>
+        </w:rPr>
+        <w:t xml:space="preserve">de ida y vuelta</w:t>
+      </w:r>
+      <w:r>
+        <w:rPr>
+          <w:b/>
+          <w:bCs/>
+        </w:rPr>
+        <w:t xml:space="preserve">”</w:t>
       </w:r>
       <w:r>
         <w:rPr>
@@ -13960,7 +14512,13 @@
         <w:t xml:space="preserve"> </w:t>
       </w:r>
       <w:r>
-        <w:t xml:space="preserve">“sale”</w:t>
+        <w:t xml:space="preserve">“</w:t>
+      </w:r>
+      <w:r>
+        <w:t xml:space="preserve">sale</w:t>
+      </w:r>
+      <w:r>
+        <w:t xml:space="preserve">”</w:t>
       </w:r>
       <w:r>
         <w:t xml:space="preserve"> </w:t>
@@ -14037,8 +14595,8 @@
         </w:pict>
       </w:r>
     </w:p>
-    <w:bookmarkEnd w:id="77"/>
-    <w:bookmarkStart w:id="78" w:name="poscréditos"/>
+    <w:bookmarkEnd w:id="88"/>
+    <w:bookmarkStart w:id="89" w:name="poscréditos"/>
     <w:p>
       <w:pPr>
         <w:pStyle w:val="Heading2"/>
@@ -14075,7 +14633,21 @@
           <w:i/>
           <w:iCs/>
         </w:rPr>
-        <w:t xml:space="preserve">“Una ruta es una promesa. Una tabla es un mapa. Y un mapa sin caminos de vuelta es un puzzle. Configura los dos lados, chaval.”</w:t>
+        <w:t xml:space="preserve">“</w:t>
+      </w:r>
+      <w:r>
+        <w:rPr>
+          <w:i/>
+          <w:iCs/>
+        </w:rPr>
+        <w:t xml:space="preserve">Una ruta es una promesa. Una tabla es un mapa. Y un mapa sin caminos de vuelta es un puzzle. Configura los dos lados, chaval.</w:t>
+      </w:r>
+      <w:r>
+        <w:rPr>
+          <w:i/>
+          <w:iCs/>
+        </w:rPr>
+        <w:t xml:space="preserve">”</w:t>
       </w:r>
     </w:p>
     <w:p>
@@ -14103,8 +14675,8 @@
         </w:pict>
       </w:r>
     </w:p>
-    <w:bookmarkEnd w:id="78"/>
-    <w:bookmarkStart w:id="79" w:name="criterios-de-evaluación-cubiertos-ra4-1"/>
+    <w:bookmarkEnd w:id="89"/>
+    <w:bookmarkStart w:id="90" w:name="criterios-de-evaluación-cubiertos-ra4-1"/>
     <w:p>
       <w:pPr>
         <w:pStyle w:val="Heading2"/>
@@ -14129,6 +14701,7 @@
       <w:tblPr>
         <w:tblStyle w:val="Table"/>
         <w:tblW w:type="pct" w:w="5000"/>
+        <w:jc w:val="left"/>
         <w:tblLayout w:type="fixed"/>
         <w:tblLook w:firstRow="1" w:lastRow="0" w:firstColumn="0" w:lastColumn="0" w:noHBand="0" w:noVBand="0" w:val="0020"/>
       </w:tblPr>
@@ -14146,6 +14719,7 @@
           <w:p>
             <w:pPr>
               <w:pStyle w:val="Compact"/>
+              <w:jc w:val="left"/>
             </w:pPr>
             <w:r>
               <w:t xml:space="preserve">CE</w:t>
@@ -14157,6 +14731,7 @@
           <w:p>
             <w:pPr>
               <w:pStyle w:val="Compact"/>
+              <w:jc w:val="left"/>
             </w:pPr>
             <w:r>
               <w:t xml:space="preserve">Criterio</w:t>
@@ -14168,6 +14743,7 @@
           <w:p>
             <w:pPr>
               <w:pStyle w:val="Compact"/>
+              <w:jc w:val="left"/>
             </w:pPr>
             <w:r>
               <w:t xml:space="preserve">Cubierto</w:t>
@@ -14181,6 +14757,7 @@
           <w:p>
             <w:pPr>
               <w:pStyle w:val="Compact"/>
+              <w:jc w:val="left"/>
             </w:pPr>
             <w:r>
               <w:t xml:space="preserve">a)</w:t>
@@ -14192,6 +14769,7 @@
           <w:p>
             <w:pPr>
               <w:pStyle w:val="Compact"/>
+              <w:jc w:val="left"/>
             </w:pPr>
             <w:r>
               <w:t xml:space="preserve">Componentes y LEDs del router</w:t>
@@ -14203,6 +14781,7 @@
           <w:p>
             <w:pPr>
               <w:pStyle w:val="Compact"/>
+              <w:jc w:val="left"/>
             </w:pPr>
             <w:r>
               <w:t xml:space="preserve">✅ Punto 1</w:t>
@@ -14216,6 +14795,7 @@
           <w:p>
             <w:pPr>
               <w:pStyle w:val="Compact"/>
+              <w:jc w:val="left"/>
             </w:pPr>
             <w:r>
               <w:t xml:space="preserve">b)</w:t>
@@ -14227,6 +14807,7 @@
           <w:p>
             <w:pPr>
               <w:pStyle w:val="Compact"/>
+              <w:jc w:val="left"/>
             </w:pPr>
             <w:r>
               <w:t xml:space="preserve">Acceso a la configuración</w:t>
@@ -14238,6 +14819,7 @@
           <w:p>
             <w:pPr>
               <w:pStyle w:val="Compact"/>
+              <w:jc w:val="left"/>
             </w:pPr>
             <w:r>
               <w:t xml:space="preserve">✅ Punto 2</w:t>
@@ -14251,6 +14833,7 @@
           <w:p>
             <w:pPr>
               <w:pStyle w:val="Compact"/>
+              <w:jc w:val="left"/>
             </w:pPr>
             <w:r>
               <w:t xml:space="preserve">c)</w:t>
@@ -14262,6 +14845,7 @@
           <w:p>
             <w:pPr>
               <w:pStyle w:val="Compact"/>
+              <w:jc w:val="left"/>
             </w:pPr>
             <w:r>
               <w:t xml:space="preserve">Secuencia de arranque</w:t>
@@ -14273,6 +14857,7 @@
           <w:p>
             <w:pPr>
               <w:pStyle w:val="Compact"/>
+              <w:jc w:val="left"/>
             </w:pPr>
             <w:r>
               <w:t xml:space="preserve">✅ Punto 1</w:t>
@@ -14286,6 +14871,7 @@
           <w:p>
             <w:pPr>
               <w:pStyle w:val="Compact"/>
+              <w:jc w:val="left"/>
             </w:pPr>
             <w:r>
               <w:t xml:space="preserve">d)</w:t>
@@ -14297,6 +14883,7 @@
           <w:p>
             <w:pPr>
               <w:pStyle w:val="Compact"/>
+              <w:jc w:val="left"/>
             </w:pPr>
             <w:r>
               <w:t xml:space="preserve">Comandos de configuración</w:t>
@@ -14308,6 +14895,7 @@
           <w:p>
             <w:pPr>
               <w:pStyle w:val="Compact"/>
+              <w:jc w:val="left"/>
             </w:pPr>
             <w:r>
               <w:t xml:space="preserve">✅ Puntos 2-3 + ⚡ Laboratorio (punto 6)</w:t>
@@ -14321,6 +14909,7 @@
           <w:p>
             <w:pPr>
               <w:pStyle w:val="Compact"/>
+              <w:jc w:val="left"/>
             </w:pPr>
             <w:r>
               <w:t xml:space="preserve">f)</w:t>
@@ -14332,6 +14921,7 @@
           <w:p>
             <w:pPr>
               <w:pStyle w:val="Compact"/>
+              <w:jc w:val="left"/>
             </w:pPr>
             <w:r>
               <w:t xml:space="preserve">Rutas estáticas y por defecto</w:t>
@@ -14343,6 +14933,7 @@
           <w:p>
             <w:pPr>
               <w:pStyle w:val="Compact"/>
+              <w:jc w:val="left"/>
             </w:pPr>
             <w:r>
               <w:t xml:space="preserve">✅ Puntos 3-5 + 🧠 Atrévete a pensar (punto 6)</w:t>
@@ -14368,7 +14959,7 @@
       <w:r>
         <w:t xml:space="preserve"> </w:t>
       </w:r>
-      <w:hyperlink r:id="rId30">
+      <w:hyperlink r:id="rId41">
         <w:r>
           <w:rPr>
             <w:rStyle w:val="Hyperlink"/>
@@ -14395,7 +14986,7 @@
       <w:r>
         <w:t xml:space="preserve"> </w:t>
       </w:r>
-      <w:hyperlink r:id="rId16">
+      <w:hyperlink r:id="rId27">
         <w:r>
           <w:rPr>
             <w:rStyle w:val="Hyperlink"/>
@@ -14422,7 +15013,7 @@
       <w:r>
         <w:t xml:space="preserve"> </w:t>
       </w:r>
-      <w:hyperlink r:id="rId10">
+      <w:hyperlink r:id="rId21">
         <w:r>
           <w:rPr>
             <w:rStyle w:val="Hyperlink"/>
@@ -14431,13 +15022,9 @@
         </w:r>
       </w:hyperlink>
     </w:p>
-    <w:bookmarkEnd w:id="79"/>
-    <w:bookmarkEnd w:id="80"/>
-    <w:sectPr>
-      <w:footnotePr>
-        <w:numRestart w:val="eachSect"/>
-      </w:footnotePr>
-    </w:sectPr>
+    <w:bookmarkEnd w:id="90"/>
+    <w:bookmarkEnd w:id="91"/>
+    <w:sectPr/>
   </w:body>
 </w:document>
 </file>
@@ -14475,7 +15062,7 @@
       <w:lvlText w:val=" "/>
       <w:lvlJc w:val="left"/>
       <w:pPr>
-        <w:ind w:left="720" w:hanging="360"/>
+        <w:ind w:left="720" w:hanging="480"/>
       </w:pPr>
     </w:lvl>
     <w:lvl w:ilvl="1">
@@ -14483,7 +15070,7 @@
       <w:lvlText w:val=" "/>
       <w:lvlJc w:val="left"/>
       <w:pPr>
-        <w:ind w:left="1440" w:hanging="360"/>
+        <w:ind w:left="1440" w:hanging="480"/>
       </w:pPr>
     </w:lvl>
     <w:lvl w:ilvl="2">
@@ -14491,7 +15078,7 @@
       <w:lvlText w:val=" "/>
       <w:lvlJc w:val="left"/>
       <w:pPr>
-        <w:ind w:left="2160" w:hanging="360"/>
+        <w:ind w:left="2160" w:hanging="480"/>
       </w:pPr>
     </w:lvl>
     <w:lvl w:ilvl="3">
@@ -14499,7 +15086,7 @@
       <w:lvlText w:val=" "/>
       <w:lvlJc w:val="left"/>
       <w:pPr>
-        <w:ind w:left="2880" w:hanging="360"/>
+        <w:ind w:left="2880" w:hanging="480"/>
       </w:pPr>
     </w:lvl>
     <w:lvl w:ilvl="4">
@@ -14507,7 +15094,7 @@
       <w:lvlText w:val=" "/>
       <w:lvlJc w:val="left"/>
       <w:pPr>
-        <w:ind w:left="3600" w:hanging="360"/>
+        <w:ind w:left="3600" w:hanging="480"/>
       </w:pPr>
     </w:lvl>
     <w:lvl w:ilvl="5">
@@ -14515,7 +15102,7 @@
       <w:lvlText w:val=" "/>
       <w:lvlJc w:val="left"/>
       <w:pPr>
-        <w:ind w:left="4320" w:hanging="360"/>
+        <w:ind w:left="4320" w:hanging="480"/>
       </w:pPr>
     </w:lvl>
     <w:lvl w:ilvl="6">
@@ -14523,7 +15110,7 @@
       <w:lvlText w:val=" "/>
       <w:lvlJc w:val="left"/>
       <w:pPr>
-        <w:ind w:left="5040" w:hanging="360"/>
+        <w:ind w:left="5040" w:hanging="480"/>
       </w:pPr>
     </w:lvl>
     <w:lvl w:ilvl="7">
@@ -14531,7 +15118,7 @@
       <w:lvlText w:val=" "/>
       <w:lvlJc w:val="left"/>
       <w:pPr>
-        <w:ind w:left="5760" w:hanging="360"/>
+        <w:ind w:left="5760" w:hanging="480"/>
       </w:pPr>
     </w:lvl>
     <w:lvl w:ilvl="8">
@@ -14539,7 +15126,7 @@
       <w:lvlText w:val=" "/>
       <w:lvlJc w:val="left"/>
       <w:pPr>
-        <w:ind w:left="6480" w:hanging="360"/>
+        <w:ind w:left="6480" w:hanging="480"/>
       </w:pPr>
     </w:lvl>
   </w:abstractNum>
@@ -14548,102 +15135,75 @@
     <w:multiLevelType w:val="multilevel"/>
     <w:lvl w:ilvl="0">
       <w:numFmt w:val="bullet"/>
-      <w:lvlText w:val=""/>
+      <w:lvlText w:val="•"/>
       <w:lvlJc w:val="left"/>
       <w:pPr>
-        <w:ind w:left="720" w:hanging="360"/>
-      </w:pPr>
-      <w:rPr>
-        <w:rFonts w:ascii="Symbol" w:hAnsi="Symbol" w:cs="Symbol" w:hint="default"/>
-      </w:rPr>
+        <w:ind w:left="720" w:hanging="480"/>
+      </w:pPr>
     </w:lvl>
     <w:lvl w:ilvl="1">
       <w:numFmt w:val="bullet"/>
-      <w:lvlText w:val="o"/>
+      <w:lvlText w:val="–"/>
       <w:lvlJc w:val="left"/>
       <w:pPr>
-        <w:ind w:left="1440" w:hanging="360"/>
-      </w:pPr>
-      <w:rPr>
-        <w:rFonts w:ascii="Courier New" w:hAnsi="Courier New" w:cs="Courier New" w:hint="default"/>
-      </w:rPr>
+        <w:ind w:left="1440" w:hanging="480"/>
+      </w:pPr>
     </w:lvl>
     <w:lvl w:ilvl="2">
       <w:numFmt w:val="bullet"/>
-      <w:lvlText w:val=""/>
+      <w:lvlText w:val="•"/>
       <w:lvlJc w:val="left"/>
       <w:pPr>
-        <w:ind w:left="2160" w:hanging="360"/>
-      </w:pPr>
-      <w:rPr>
-        <w:rFonts w:ascii="Wingdings" w:hAnsi="Wingdings" w:cs="Wingdings" w:hint="default"/>
-      </w:rPr>
+        <w:ind w:left="2160" w:hanging="480"/>
+      </w:pPr>
     </w:lvl>
     <w:lvl w:ilvl="3">
       <w:numFmt w:val="bullet"/>
-      <w:lvlText w:val=""/>
+      <w:lvlText w:val="–"/>
       <w:lvlJc w:val="left"/>
       <w:pPr>
-        <w:ind w:left="2880" w:hanging="360"/>
-      </w:pPr>
-      <w:rPr>
-        <w:rFonts w:ascii="Symbol" w:hAnsi="Symbol" w:cs="Symbol" w:hint="default"/>
-      </w:rPr>
+        <w:ind w:left="2880" w:hanging="480"/>
+      </w:pPr>
     </w:lvl>
     <w:lvl w:ilvl="4">
       <w:numFmt w:val="bullet"/>
-      <w:lvlText w:val="o"/>
+      <w:lvlText w:val="•"/>
       <w:lvlJc w:val="left"/>
       <w:pPr>
-        <w:ind w:left="3600" w:hanging="360"/>
-      </w:pPr>
-      <w:rPr>
-        <w:rFonts w:ascii="Courier New" w:hAnsi="Courier New" w:cs="Courier New" w:hint="default"/>
-      </w:rPr>
+        <w:ind w:left="3600" w:hanging="480"/>
+      </w:pPr>
     </w:lvl>
     <w:lvl w:ilvl="5">
       <w:numFmt w:val="bullet"/>
-      <w:lvlText w:val=""/>
+      <w:lvlText w:val="–"/>
       <w:lvlJc w:val="left"/>
       <w:pPr>
-        <w:ind w:left="4320" w:hanging="360"/>
-      </w:pPr>
-      <w:rPr>
-        <w:rFonts w:ascii="Wingdings" w:hAnsi="Wingdings" w:cs="Wingdings" w:hint="default"/>
-      </w:rPr>
+        <w:ind w:left="4320" w:hanging="480"/>
+      </w:pPr>
     </w:lvl>
     <w:lvl w:ilvl="6">
       <w:numFmt w:val="bullet"/>
-      <w:lvlText w:val=""/>
+      <w:lvlText w:val="•"/>
       <w:lvlJc w:val="left"/>
       <w:pPr>
-        <w:ind w:left="5040" w:hanging="360"/>
-      </w:pPr>
-      <w:rPr>
-        <w:rFonts w:ascii="Symbol" w:hAnsi="Symbol" w:cs="Symbol" w:hint="default"/>
-      </w:rPr>
+        <w:ind w:left="5040" w:hanging="480"/>
+      </w:pPr>
     </w:lvl>
     <w:lvl w:ilvl="7">
       <w:numFmt w:val="bullet"/>
-      <w:lvlText w:val="o"/>
+      <w:lvlText w:val="–"/>
       <w:lvlJc w:val="left"/>
       <w:pPr>
-        <w:ind w:left="5760" w:hanging="360"/>
-      </w:pPr>
-      <w:rPr>
-        <w:rFonts w:ascii="Courier New" w:hAnsi="Courier New" w:cs="Courier New" w:hint="default"/>
-      </w:rPr>
+        <w:ind w:left="5760" w:hanging="480"/>
+      </w:pPr>
     </w:lvl>
     <w:lvl w:ilvl="8">
       <w:numFmt w:val="bullet"/>
-      <w:lvlText w:val=""/>
+      <w:lvlText w:val="•"/>
       <w:lvlJc w:val="left"/>
       <w:pPr>
-        <w:ind w:left="6480" w:hanging="360"/>
-      </w:pPr>
-      <w:rPr>
-        <w:rFonts w:ascii="Wingdings" w:hAnsi="Wingdings" w:cs="Wingdings" w:hint="default"/>
-      </w:rPr>
+        <w:ind w:left="6480" w:hanging="480"/>
+      </w:pPr>
     </w:lvl>
   </w:abstractNum>
   <w:abstractNum w:abstractNumId="99411">
@@ -14655,7 +15215,7 @@
       <w:lvlText w:val="%1."/>
       <w:lvlJc w:val="left"/>
       <w:pPr>
-        <w:ind w:left="720" w:hanging="360"/>
+        <w:ind w:left="720" w:hanging="480"/>
       </w:pPr>
     </w:lvl>
     <w:lvl w:ilvl="1">
@@ -14664,7 +15224,7 @@
       <w:lvlText w:val="%2."/>
       <w:lvlJc w:val="left"/>
       <w:pPr>
-        <w:ind w:left="1440" w:hanging="360"/>
+        <w:ind w:left="1440" w:hanging="480"/>
       </w:pPr>
     </w:lvl>
     <w:lvl w:ilvl="2">
@@ -14673,7 +15233,7 @@
       <w:lvlText w:val="%3."/>
       <w:lvlJc w:val="left"/>
       <w:pPr>
-        <w:ind w:left="2160" w:hanging="360"/>
+        <w:ind w:left="2160" w:hanging="480"/>
       </w:pPr>
     </w:lvl>
     <w:lvl w:ilvl="3">
@@ -14682,7 +15242,7 @@
       <w:lvlText w:val="%4."/>
       <w:lvlJc w:val="left"/>
       <w:pPr>
-        <w:ind w:left="2880" w:hanging="360"/>
+        <w:ind w:left="2880" w:hanging="480"/>
       </w:pPr>
     </w:lvl>
     <w:lvl w:ilvl="4">
@@ -14691,7 +15251,7 @@
       <w:lvlText w:val="%5."/>
       <w:lvlJc w:val="left"/>
       <w:pPr>
-        <w:ind w:left="3600" w:hanging="360"/>
+        <w:ind w:left="3600" w:hanging="480"/>
       </w:pPr>
     </w:lvl>
     <w:lvl w:ilvl="5">
@@ -14700,7 +15260,7 @@
       <w:lvlText w:val="%6."/>
       <w:lvlJc w:val="left"/>
       <w:pPr>
-        <w:ind w:left="4320" w:hanging="360"/>
+        <w:ind w:left="4320" w:hanging="480"/>
       </w:pPr>
     </w:lvl>
     <w:lvl w:ilvl="6">
@@ -14709,7 +15269,7 @@
       <w:lvlText w:val="%7."/>
       <w:lvlJc w:val="left"/>
       <w:pPr>
-        <w:ind w:left="5040" w:hanging="360"/>
+        <w:ind w:left="5040" w:hanging="480"/>
       </w:pPr>
     </w:lvl>
     <w:lvl w:ilvl="7">
@@ -14718,7 +15278,7 @@
       <w:lvlText w:val="%8."/>
       <w:lvlJc w:val="left"/>
       <w:pPr>
-        <w:ind w:left="5760" w:hanging="360"/>
+        <w:ind w:left="5760" w:hanging="480"/>
       </w:pPr>
     </w:lvl>
     <w:lvl w:ilvl="8">
@@ -14727,7 +15287,7 @@
       <w:lvlText w:val="%9."/>
       <w:lvlJc w:val="left"/>
       <w:pPr>
-        <w:ind w:left="6480" w:hanging="360"/>
+        <w:ind w:left="6480" w:hanging="480"/>
       </w:pPr>
     </w:lvl>
   </w:abstractNum>
@@ -15291,10 +15851,10 @@
   <w:docDefaults>
     <w:rPrDefault>
       <w:rPr>
-        <w:rFonts w:asciiTheme="minorHAnsi" w:cstheme="minorBidi" w:eastAsiaTheme="minorEastAsia" w:hAnsiTheme="minorHAnsi"/>
+        <w:rFonts w:asciiTheme="minorHAnsi" w:cstheme="minorBidi" w:eastAsiaTheme="minorHAnsi" w:hAnsiTheme="minorHAnsi"/>
         <w:sz w:val="24"/>
         <w:szCs w:val="24"/>
-        <w:lang w:bidi="ar-SA" w:eastAsia="zh-CN" w:val="es-ES"/>
+        <w:lang w:bidi="ar-SA" w:eastAsia="en-US" w:val="es-ES"/>
       </w:rPr>
     </w:rPrDefault>
     <w:pPrDefault>
@@ -15335,94 +15895,57 @@
     <w:name w:val="Title"/>
     <w:basedOn w:val="Normal"/>
     <w:next w:val="BodyText"/>
-    <w:link w:val="TitleChar"/>
-    <w:uiPriority w:val="10"/>
     <w:qFormat/>
-    <w:rsid w:val="00A10FD9"/>
     <w:pPr>
-      <w:spacing w:after="80" w:line="240" w:lineRule="auto"/>
-      <w:contextualSpacing/>
+      <w:keepNext/>
+      <w:keepLines/>
+      <w:spacing w:after="240" w:before="480"/>
       <w:jc w:val="center"/>
     </w:pPr>
     <w:rPr>
       <w:rFonts w:asciiTheme="majorHAnsi" w:cstheme="majorBidi" w:eastAsiaTheme="majorEastAsia" w:hAnsiTheme="majorHAnsi"/>
-      <w:sz w:val="56"/>
-      <w:szCs w:val="56"/>
-    </w:rPr>
-  </w:style>
-  <w:style w:customStyle="1" w:styleId="TitleChar" w:type="character">
-    <w:name w:val="Title Char"/>
-    <w:basedOn w:val="DefaultParagraphFont"/>
-    <w:link w:val="Title"/>
-    <w:uiPriority w:val="10"/>
-    <w:rsid w:val="00A10FD9"/>
-    <w:rPr>
-      <w:rFonts w:asciiTheme="majorHAnsi" w:cstheme="majorBidi" w:eastAsiaTheme="majorEastAsia" w:hAnsiTheme="majorHAnsi"/>
-      <w:sz w:val="56"/>
-      <w:szCs w:val="56"/>
+      <w:b/>
+      <w:bCs/>
+      <w:color w:themeColor="accent1" w:themeShade="B5" w:val="345A8A"/>
+      <w:sz w:val="36"/>
+      <w:szCs w:val="36"/>
     </w:rPr>
   </w:style>
   <w:style w:styleId="Subtitle" w:type="paragraph">
     <w:name w:val="Subtitle"/>
     <w:basedOn w:val="Title"/>
     <w:next w:val="BodyText"/>
-    <w:link w:val="SubtitleChar"/>
-    <w:uiPriority w:val="11"/>
     <w:qFormat/>
-    <w:rsid w:val="00A10FD9"/>
     <w:pPr>
-      <w:numPr>
-        <w:ilvl w:val="1"/>
-      </w:numPr>
+      <w:keepNext/>
+      <w:keepLines/>
+      <w:spacing w:after="240" w:before="240"/>
+      <w:jc w:val="center"/>
     </w:pPr>
     <w:rPr>
-      <w:rFonts w:cstheme="majorBidi" w:eastAsiaTheme="majorEastAsia"/>
-      <w:spacing w:val="15"/>
-      <w:sz w:val="28"/>
-      <w:szCs w:val="28"/>
-    </w:rPr>
-  </w:style>
-  <w:style w:customStyle="1" w:styleId="SubtitleChar" w:type="character">
-    <w:name w:val="Subtitle Char"/>
-    <w:basedOn w:val="DefaultParagraphFont"/>
-    <w:link w:val="Subtitle"/>
-    <w:uiPriority w:val="11"/>
-    <w:rsid w:val="00A10FD9"/>
-    <w:rPr>
-      <w:rFonts w:cstheme="majorBidi" w:eastAsiaTheme="majorEastAsia"/>
-      <w:color w:themeColor="text1" w:themeTint="A6" w:val="595959"/>
-      <w:spacing w:val="15"/>
-      <w:sz w:val="28"/>
-      <w:szCs w:val="28"/>
+      <w:sz w:val="30"/>
+      <w:szCs w:val="30"/>
     </w:rPr>
   </w:style>
   <w:style w:customStyle="1" w:styleId="Author" w:type="paragraph">
     <w:name w:val="Author"/>
-    <w:basedOn w:val="Title"/>
     <w:next w:val="BodyText"/>
     <w:qFormat/>
     <w:pPr>
       <w:keepNext/>
       <w:keepLines/>
+      <w:jc w:val="center"/>
     </w:pPr>
-    <w:rPr>
-      <w:sz w:val="24"/>
-      <w:szCs w:val="24"/>
-    </w:rPr>
   </w:style>
   <w:style w:styleId="Date" w:type="paragraph">
     <w:name w:val="Date"/>
-    <w:basedOn w:val="Title"/>
     <w:next w:val="BodyText"/>
     <w:qFormat/>
     <w:pPr>
       <w:keepNext/>
       <w:keepLines/>
+      <w:jc w:val="center"/>
     </w:pPr>
-    <w:rPr>
-      <w:sz w:val="24"/>
-      <w:szCs w:val="24"/>
-    </w:rPr>
   </w:style>
   <w:style w:customStyle="1" w:styleId="AbstractTitle" w:type="paragraph">
     <w:name w:val="Abstract Title"/>
@@ -15437,6 +15960,7 @@
     </w:pPr>
     <w:rPr>
       <w:b/>
+      <w:color w:val="345A8A"/>
       <w:sz w:val="20"/>
       <w:szCs w:val="20"/>
     </w:rPr>
@@ -15465,321 +15989,191 @@
     <w:rPr/>
   </w:style>
   <w:style w:styleId="Heading1" w:type="paragraph">
-    <w:name w:val="heading 1"/>
+    <w:name w:val="Heading 1"/>
     <w:basedOn w:val="Normal"/>
     <w:next w:val="BodyText"/>
-    <w:link w:val="Heading1Char"/>
     <w:uiPriority w:val="9"/>
     <w:qFormat/>
-    <w:rsid w:val="00A10FD9"/>
     <w:pPr>
       <w:keepNext/>
       <w:keepLines/>
-      <w:spacing w:after="80" w:before="360"/>
+      <w:spacing w:after="0" w:before="480"/>
       <w:outlineLvl w:val="0"/>
     </w:pPr>
     <w:rPr>
       <w:rFonts w:asciiTheme="majorHAnsi" w:cstheme="majorBidi" w:eastAsiaTheme="majorEastAsia" w:hAnsiTheme="majorHAnsi"/>
-      <w:color w:themeColor="accent1" w:themeShade="BF" w:val="0F4761"/>
-      <w:sz w:val="40"/>
-      <w:szCs w:val="40"/>
+      <w:b/>
+      <w:bCs/>
+      <w:color w:themeColor="accent1" w:val="4F81BD"/>
+      <w:sz w:val="32"/>
+      <w:szCs w:val="32"/>
     </w:rPr>
   </w:style>
   <w:style w:styleId="Heading2" w:type="paragraph">
-    <w:name w:val="heading 2"/>
+    <w:name w:val="Heading 2"/>
     <w:basedOn w:val="Normal"/>
     <w:next w:val="BodyText"/>
-    <w:link w:val="Heading2Char"/>
     <w:uiPriority w:val="9"/>
-    <w:semiHidden/>
     <w:unhideWhenUsed/>
     <w:qFormat/>
-    <w:rsid w:val="00A10FD9"/>
     <w:pPr>
       <w:keepNext/>
       <w:keepLines/>
-      <w:spacing w:after="80" w:before="160"/>
+      <w:spacing w:after="0" w:before="200"/>
       <w:outlineLvl w:val="1"/>
     </w:pPr>
     <w:rPr>
       <w:rFonts w:asciiTheme="majorHAnsi" w:cstheme="majorBidi" w:eastAsiaTheme="majorEastAsia" w:hAnsiTheme="majorHAnsi"/>
-      <w:color w:themeColor="accent1" w:themeShade="BF" w:val="0F4761"/>
-      <w:sz w:val="32"/>
-      <w:szCs w:val="32"/>
-    </w:rPr>
-  </w:style>
-  <w:style w:styleId="Heading3" w:type="paragraph">
-    <w:name w:val="heading 3"/>
-    <w:basedOn w:val="Normal"/>
-    <w:next w:val="BodyText"/>
-    <w:link w:val="Heading3Char"/>
-    <w:uiPriority w:val="9"/>
-    <w:semiHidden/>
-    <w:unhideWhenUsed/>
-    <w:qFormat/>
-    <w:rsid w:val="00A10FD9"/>
-    <w:pPr>
-      <w:keepNext/>
-      <w:keepLines/>
-      <w:spacing w:after="80" w:before="160"/>
-      <w:outlineLvl w:val="2"/>
-    </w:pPr>
-    <w:rPr>
-      <w:rFonts w:cstheme="majorBidi" w:eastAsiaTheme="majorEastAsia"/>
-      <w:color w:themeColor="accent1" w:themeShade="BF" w:val="0F4761"/>
+      <w:b/>
+      <w:bCs/>
+      <w:color w:themeColor="accent1" w:val="4F81BD"/>
       <w:sz w:val="28"/>
       <w:szCs w:val="28"/>
     </w:rPr>
   </w:style>
-  <w:style w:styleId="Heading4" w:type="paragraph">
-    <w:name w:val="heading 4"/>
+  <w:style w:styleId="Heading3" w:type="paragraph">
+    <w:name w:val="Heading 3"/>
     <w:basedOn w:val="Normal"/>
     <w:next w:val="BodyText"/>
-    <w:link w:val="Heading4Char"/>
     <w:uiPriority w:val="9"/>
-    <w:semiHidden/>
     <w:unhideWhenUsed/>
     <w:qFormat/>
-    <w:rsid w:val="00A10FD9"/>
     <w:pPr>
       <w:keepNext/>
       <w:keepLines/>
-      <w:spacing w:after="40" w:before="80"/>
+      <w:spacing w:after="0" w:before="200"/>
+      <w:outlineLvl w:val="2"/>
+    </w:pPr>
+    <w:rPr>
+      <w:rFonts w:asciiTheme="majorHAnsi" w:cstheme="majorBidi" w:eastAsiaTheme="majorEastAsia" w:hAnsiTheme="majorHAnsi"/>
+      <w:b/>
+      <w:bCs/>
+      <w:color w:themeColor="accent1" w:val="4F81BD"/>
+      <w:sz w:val="24"/>
+      <w:szCs w:val="24"/>
+    </w:rPr>
+  </w:style>
+  <w:style w:styleId="Heading4" w:type="paragraph">
+    <w:name w:val="Heading 4"/>
+    <w:basedOn w:val="Normal"/>
+    <w:next w:val="BodyText"/>
+    <w:uiPriority w:val="9"/>
+    <w:unhideWhenUsed/>
+    <w:qFormat/>
+    <w:pPr>
+      <w:keepNext/>
+      <w:keepLines/>
+      <w:spacing w:after="0" w:before="200"/>
       <w:outlineLvl w:val="3"/>
     </w:pPr>
     <w:rPr>
-      <w:rFonts w:cstheme="majorBidi" w:eastAsiaTheme="majorEastAsia"/>
+      <w:rFonts w:asciiTheme="majorHAnsi" w:cstheme="majorBidi" w:eastAsiaTheme="majorEastAsia" w:hAnsiTheme="majorHAnsi"/>
+      <w:bCs/>
       <w:i/>
-      <w:iCs/>
-      <w:color w:themeColor="accent1" w:themeShade="BF" w:val="0F4761"/>
+      <w:color w:themeColor="accent1" w:val="4F81BD"/>
+      <w:sz w:val="24"/>
+      <w:szCs w:val="24"/>
     </w:rPr>
   </w:style>
   <w:style w:styleId="Heading5" w:type="paragraph">
-    <w:name w:val="heading 5"/>
+    <w:name w:val="Heading 5"/>
     <w:basedOn w:val="Normal"/>
     <w:next w:val="BodyText"/>
-    <w:link w:val="Heading5Char"/>
     <w:uiPriority w:val="9"/>
-    <w:semiHidden/>
     <w:unhideWhenUsed/>
     <w:qFormat/>
-    <w:rsid w:val="00A10FD9"/>
     <w:pPr>
       <w:keepNext/>
       <w:keepLines/>
-      <w:spacing w:after="40" w:before="80"/>
+      <w:spacing w:after="0" w:before="200"/>
       <w:outlineLvl w:val="4"/>
     </w:pPr>
     <w:rPr>
-      <w:rFonts w:cstheme="majorBidi" w:eastAsiaTheme="majorEastAsia"/>
-      <w:color w:themeColor="accent1" w:themeShade="BF" w:val="0F4761"/>
+      <w:rFonts w:asciiTheme="majorHAnsi" w:cstheme="majorBidi" w:eastAsiaTheme="majorEastAsia" w:hAnsiTheme="majorHAnsi"/>
+      <w:iCs/>
+      <w:color w:themeColor="accent1" w:val="4F81BD"/>
+      <w:sz w:val="24"/>
+      <w:szCs w:val="24"/>
     </w:rPr>
   </w:style>
   <w:style w:styleId="Heading6" w:type="paragraph">
-    <w:name w:val="heading 6"/>
+    <w:name w:val="Heading 6"/>
     <w:basedOn w:val="Normal"/>
     <w:next w:val="BodyText"/>
-    <w:link w:val="Heading6Char"/>
     <w:uiPriority w:val="9"/>
-    <w:semiHidden/>
     <w:unhideWhenUsed/>
     <w:qFormat/>
-    <w:rsid w:val="00A10FD9"/>
     <w:pPr>
       <w:keepNext/>
       <w:keepLines/>
-      <w:spacing w:after="0" w:before="40"/>
+      <w:spacing w:after="0" w:before="200"/>
       <w:outlineLvl w:val="5"/>
     </w:pPr>
     <w:rPr>
-      <w:rFonts w:cstheme="majorBidi" w:eastAsiaTheme="majorEastAsia"/>
-      <w:i/>
-      <w:iCs/>
-      <w:color w:themeColor="text1" w:themeTint="A6" w:val="595959"/>
+      <w:rFonts w:asciiTheme="majorHAnsi" w:cstheme="majorBidi" w:eastAsiaTheme="majorEastAsia" w:hAnsiTheme="majorHAnsi"/>
+      <w:color w:themeColor="accent1" w:val="4F81BD"/>
+      <w:sz w:val="24"/>
+      <w:szCs w:val="24"/>
     </w:rPr>
   </w:style>
   <w:style w:styleId="Heading7" w:type="paragraph">
-    <w:name w:val="heading 7"/>
+    <w:name w:val="Heading 7"/>
     <w:basedOn w:val="Normal"/>
     <w:next w:val="BodyText"/>
-    <w:link w:val="Heading7Char"/>
     <w:uiPriority w:val="9"/>
-    <w:semiHidden/>
     <w:unhideWhenUsed/>
     <w:qFormat/>
-    <w:rsid w:val="00A10FD9"/>
     <w:pPr>
       <w:keepNext/>
       <w:keepLines/>
-      <w:spacing w:after="0" w:before="40"/>
+      <w:spacing w:after="0" w:before="200"/>
       <w:outlineLvl w:val="6"/>
     </w:pPr>
     <w:rPr>
-      <w:rFonts w:cstheme="majorBidi" w:eastAsiaTheme="majorEastAsia"/>
-      <w:color w:themeColor="text1" w:themeTint="A6" w:val="595959"/>
+      <w:rFonts w:asciiTheme="majorHAnsi" w:cstheme="majorBidi" w:eastAsiaTheme="majorEastAsia" w:hAnsiTheme="majorHAnsi"/>
+      <w:color w:themeColor="accent1" w:val="4F81BD"/>
+      <w:sz w:val="24"/>
+      <w:szCs w:val="24"/>
     </w:rPr>
   </w:style>
   <w:style w:styleId="Heading8" w:type="paragraph">
-    <w:name w:val="heading 8"/>
+    <w:name w:val="Heading 8"/>
     <w:basedOn w:val="Normal"/>
     <w:next w:val="BodyText"/>
-    <w:link w:val="Heading8Char"/>
     <w:uiPriority w:val="9"/>
-    <w:semiHidden/>
     <w:unhideWhenUsed/>
     <w:qFormat/>
-    <w:rsid w:val="00A10FD9"/>
     <w:pPr>
       <w:keepNext/>
       <w:keepLines/>
-      <w:spacing w:after="0"/>
+      <w:spacing w:after="0" w:before="200"/>
       <w:outlineLvl w:val="7"/>
     </w:pPr>
     <w:rPr>
-      <w:rFonts w:cstheme="majorBidi" w:eastAsiaTheme="majorEastAsia"/>
-      <w:i/>
-      <w:iCs/>
-      <w:color w:themeColor="text1" w:themeTint="D8" w:val="272727"/>
+      <w:rFonts w:asciiTheme="majorHAnsi" w:cstheme="majorBidi" w:eastAsiaTheme="majorEastAsia" w:hAnsiTheme="majorHAnsi"/>
+      <w:color w:themeColor="accent1" w:val="4F81BD"/>
+      <w:sz w:val="24"/>
+      <w:szCs w:val="24"/>
     </w:rPr>
   </w:style>
   <w:style w:styleId="Heading9" w:type="paragraph">
-    <w:name w:val="heading 9"/>
+    <w:name w:val="Heading 9"/>
     <w:basedOn w:val="Normal"/>
     <w:next w:val="BodyText"/>
-    <w:link w:val="Heading9Char"/>
     <w:uiPriority w:val="9"/>
-    <w:semiHidden/>
     <w:unhideWhenUsed/>
     <w:qFormat/>
-    <w:rsid w:val="00A10FD9"/>
     <w:pPr>
       <w:keepNext/>
       <w:keepLines/>
-      <w:spacing w:after="0"/>
+      <w:spacing w:after="0" w:before="200"/>
       <w:outlineLvl w:val="8"/>
     </w:pPr>
     <w:rPr>
-      <w:rFonts w:cstheme="majorBidi" w:eastAsiaTheme="majorEastAsia"/>
-      <w:color w:themeColor="text1" w:themeTint="D8" w:val="272727"/>
-    </w:rPr>
-  </w:style>
-  <w:style w:customStyle="1" w:styleId="Heading1Char" w:type="character">
-    <w:name w:val="Heading 1 Char"/>
-    <w:basedOn w:val="DefaultParagraphFont"/>
-    <w:link w:val="Heading1"/>
-    <w:uiPriority w:val="9"/>
-    <w:rsid w:val="00A10FD9"/>
-    <w:rPr>
       <w:rFonts w:asciiTheme="majorHAnsi" w:cstheme="majorBidi" w:eastAsiaTheme="majorEastAsia" w:hAnsiTheme="majorHAnsi"/>
-      <w:color w:themeColor="accent1" w:themeShade="BF" w:val="0F4761"/>
-      <w:sz w:val="40"/>
-      <w:szCs w:val="40"/>
-    </w:rPr>
-  </w:style>
-  <w:style w:customStyle="1" w:styleId="Heading2Char" w:type="character">
-    <w:name w:val="Heading 2 Char"/>
-    <w:basedOn w:val="DefaultParagraphFont"/>
-    <w:link w:val="Heading2"/>
-    <w:uiPriority w:val="9"/>
-    <w:semiHidden/>
-    <w:rsid w:val="00A10FD9"/>
-    <w:rPr>
-      <w:rFonts w:asciiTheme="majorHAnsi" w:cstheme="majorBidi" w:eastAsiaTheme="majorEastAsia" w:hAnsiTheme="majorHAnsi"/>
-      <w:color w:themeColor="accent1" w:themeShade="BF" w:val="0F4761"/>
-      <w:sz w:val="32"/>
-      <w:szCs w:val="32"/>
-    </w:rPr>
-  </w:style>
-  <w:style w:customStyle="1" w:styleId="Heading3Char" w:type="character">
-    <w:name w:val="Heading 3 Char"/>
-    <w:basedOn w:val="DefaultParagraphFont"/>
-    <w:link w:val="Heading3"/>
-    <w:uiPriority w:val="9"/>
-    <w:semiHidden/>
-    <w:rsid w:val="00A10FD9"/>
-    <w:rPr>
-      <w:rFonts w:cstheme="majorBidi" w:eastAsiaTheme="majorEastAsia"/>
-      <w:color w:themeColor="accent1" w:themeShade="BF" w:val="0F4761"/>
-      <w:sz w:val="28"/>
-      <w:szCs w:val="28"/>
-    </w:rPr>
-  </w:style>
-  <w:style w:customStyle="1" w:styleId="Heading4Char" w:type="character">
-    <w:name w:val="Heading 4 Char"/>
-    <w:basedOn w:val="DefaultParagraphFont"/>
-    <w:link w:val="Heading4"/>
-    <w:uiPriority w:val="9"/>
-    <w:semiHidden/>
-    <w:rsid w:val="00A10FD9"/>
-    <w:rPr>
-      <w:rFonts w:cstheme="majorBidi" w:eastAsiaTheme="majorEastAsia"/>
-      <w:i/>
-      <w:iCs/>
-      <w:color w:themeColor="accent1" w:themeShade="BF" w:val="0F4761"/>
-    </w:rPr>
-  </w:style>
-  <w:style w:customStyle="1" w:styleId="Heading5Char" w:type="character">
-    <w:name w:val="Heading 5 Char"/>
-    <w:basedOn w:val="DefaultParagraphFont"/>
-    <w:link w:val="Heading5"/>
-    <w:uiPriority w:val="9"/>
-    <w:semiHidden/>
-    <w:rsid w:val="00A10FD9"/>
-    <w:rPr>
-      <w:rFonts w:cstheme="majorBidi" w:eastAsiaTheme="majorEastAsia"/>
-      <w:color w:themeColor="accent1" w:themeShade="BF" w:val="0F4761"/>
-    </w:rPr>
-  </w:style>
-  <w:style w:customStyle="1" w:styleId="Heading6Char" w:type="character">
-    <w:name w:val="Heading 6 Char"/>
-    <w:basedOn w:val="DefaultParagraphFont"/>
-    <w:link w:val="Heading6"/>
-    <w:uiPriority w:val="9"/>
-    <w:semiHidden/>
-    <w:rsid w:val="00A10FD9"/>
-    <w:rPr>
-      <w:rFonts w:cstheme="majorBidi" w:eastAsiaTheme="majorEastAsia"/>
-      <w:i/>
-      <w:iCs/>
-      <w:color w:themeColor="text1" w:themeTint="A6" w:val="595959"/>
-    </w:rPr>
-  </w:style>
-  <w:style w:customStyle="1" w:styleId="Heading7Char" w:type="character">
-    <w:name w:val="Heading 7 Char"/>
-    <w:basedOn w:val="DefaultParagraphFont"/>
-    <w:link w:val="Heading7"/>
-    <w:uiPriority w:val="9"/>
-    <w:semiHidden/>
-    <w:rsid w:val="00A10FD9"/>
-    <w:rPr>
-      <w:rFonts w:cstheme="majorBidi" w:eastAsiaTheme="majorEastAsia"/>
-      <w:color w:themeColor="text1" w:themeTint="A6" w:val="595959"/>
-    </w:rPr>
-  </w:style>
-  <w:style w:customStyle="1" w:styleId="Heading8Char" w:type="character">
-    <w:name w:val="Heading 8 Char"/>
-    <w:basedOn w:val="DefaultParagraphFont"/>
-    <w:link w:val="Heading8"/>
-    <w:uiPriority w:val="9"/>
-    <w:semiHidden/>
-    <w:rsid w:val="00A10FD9"/>
-    <w:rPr>
-      <w:rFonts w:cstheme="majorBidi" w:eastAsiaTheme="majorEastAsia"/>
-      <w:i/>
-      <w:iCs/>
-      <w:color w:themeColor="text1" w:themeTint="D8" w:val="272727"/>
-    </w:rPr>
-  </w:style>
-  <w:style w:customStyle="1" w:styleId="Heading9Char" w:type="character">
-    <w:name w:val="Heading 9 Char"/>
-    <w:basedOn w:val="DefaultParagraphFont"/>
-    <w:link w:val="Heading9"/>
-    <w:uiPriority w:val="9"/>
-    <w:semiHidden/>
-    <w:rsid w:val="00A10FD9"/>
-    <w:rPr>
-      <w:rFonts w:cstheme="majorBidi" w:eastAsiaTheme="majorEastAsia"/>
-      <w:color w:themeColor="text1" w:themeTint="D8" w:val="272727"/>
+      <w:color w:themeColor="accent1" w:val="4F81BD"/>
+      <w:sz w:val="24"/>
+      <w:szCs w:val="24"/>
     </w:rPr>
   </w:style>
   <w:style w:styleId="BlockText" w:type="paragraph">
@@ -15804,8 +16198,8 @@
   </w:style>
   <w:style w:styleId="FootnoteBlockText" w:type="paragraph">
     <w:name w:val="Footnote Block Text"/>
-    <w:basedOn w:val="FootnoteText"/>
-    <w:next w:val="FootnoteText"/>
+    <w:basedOn w:val="Footnote Text"/>
+    <w:next w:val="Footnote Text"/>
     <w:uiPriority w:val="9"/>
     <w:unhideWhenUsed/>
     <w:qFormat/>
@@ -15835,6 +16229,13 @@
       </w:tblCellMar>
     </w:tblPr>
     <w:tblStylePr w:type="firstRow">
+      <w:tblPr>
+        <w:jc w:val="left"/>
+        <w:tblInd w:type="dxa" w:w="0"/>
+      </w:tblPr>
+      <w:trPr>
+        <w:jc w:val="left"/>
+      </w:trPr>
       <w:tcPr>
         <w:tcBorders>
           <w:bottom w:val="single"/>
@@ -16190,44 +16591,44 @@
         <a:sysClr val="window" lastClr="FFFFFF"/>
       </a:lt1>
       <a:dk2>
-        <a:srgbClr val="0E2841"/>
+        <a:srgbClr val="1F497D"/>
       </a:dk2>
       <a:lt2>
-        <a:srgbClr val="E8E8E8"/>
+        <a:srgbClr val="EEECE1"/>
       </a:lt2>
       <a:accent1>
-        <a:srgbClr val="156082"/>
+        <a:srgbClr val="4F81BD"/>
       </a:accent1>
       <a:accent2>
-        <a:srgbClr val="E97132"/>
+        <a:srgbClr val="C0504D"/>
       </a:accent2>
       <a:accent3>
-        <a:srgbClr val="196B24"/>
+        <a:srgbClr val="9BBB59"/>
       </a:accent3>
       <a:accent4>
-        <a:srgbClr val="0F9ED5"/>
+        <a:srgbClr val="8064A2"/>
       </a:accent4>
       <a:accent5>
-        <a:srgbClr val="A02B93"/>
+        <a:srgbClr val="4BACC6"/>
       </a:accent5>
       <a:accent6>
-        <a:srgbClr val="4EA72E"/>
+        <a:srgbClr val="F79646"/>
       </a:accent6>
       <a:hlink>
-        <a:srgbClr val="467886"/>
+        <a:srgbClr val="0000FF"/>
       </a:hlink>
       <a:folHlink>
-        <a:srgbClr val="96607D"/>
+        <a:srgbClr val="800080"/>
       </a:folHlink>
     </a:clrScheme>
     <a:fontScheme name="Office">
       <a:majorFont>
-        <a:latin typeface="Aptos Display" panose="02110004020202020204"/>
+        <a:latin typeface="Calibri"/>
         <a:ea typeface=""/>
         <a:cs typeface=""/>
-        <a:font script="Jpan" typeface="游ゴシック Light"/>
+        <a:font script="Jpan" typeface="ＭＳ ゴシック"/>
         <a:font script="Hang" typeface="맑은 고딕"/>
-        <a:font script="Hans" typeface="等线 Light"/>
+        <a:font script="Hans" typeface="宋体"/>
         <a:font script="Hant" typeface="新細明體"/>
         <a:font script="Arab" typeface="Times New Roman"/>
         <a:font script="Hebr" typeface="Times New Roman"/>
@@ -16254,32 +16655,14 @@
         <a:font script="Mong" typeface="Mongolian Baiti"/>
         <a:font script="Viet" typeface="Times New Roman"/>
         <a:font script="Uigh" typeface="Microsoft Uighur"/>
-        <a:font script="Geor" typeface="Sylfaen"/>
-        <a:font script="Armn" typeface="Arial"/>
-        <a:font script="Bugi" typeface="Leelawadee UI"/>
-        <a:font script="Bopo" typeface="Microsoft JhengHei"/>
-        <a:font script="Java" typeface="Javanese Text"/>
-        <a:font script="Lisu" typeface="Segoe UI"/>
-        <a:font script="Mymr" typeface="Myanmar Text"/>
-        <a:font script="Nkoo" typeface="Ebrima"/>
-        <a:font script="Olck" typeface="Nirmala UI"/>
-        <a:font script="Osma" typeface="Ebrima"/>
-        <a:font script="Phag" typeface="Phagspa"/>
-        <a:font script="Syrn" typeface="Estrangelo Edessa"/>
-        <a:font script="Syrj" typeface="Estrangelo Edessa"/>
-        <a:font script="Syre" typeface="Estrangelo Edessa"/>
-        <a:font script="Sora" typeface="Nirmala UI"/>
-        <a:font script="Tale" typeface="Microsoft Tai Le"/>
-        <a:font script="Talu" typeface="Microsoft New Tai Lue"/>
-        <a:font script="Tfng" typeface="Ebrima"/>
       </a:majorFont>
       <a:minorFont>
-        <a:latin typeface="Aptos" panose="02110004020202020204"/>
+        <a:latin typeface="Cambria"/>
         <a:ea typeface=""/>
         <a:cs typeface=""/>
-        <a:font script="Jpan" typeface="游明朝"/>
+        <a:font script="Jpan" typeface="ＭＳ 明朝"/>
         <a:font script="Hang" typeface="맑은 고딕"/>
-        <a:font script="Hans" typeface="等线"/>
+        <a:font script="Hans" typeface="宋体"/>
         <a:font script="Hant" typeface="新細明體"/>
         <a:font script="Arab" typeface="Arial"/>
         <a:font script="Hebr" typeface="Arial"/>
@@ -16306,24 +16689,6 @@
         <a:font script="Mong" typeface="Mongolian Baiti"/>
         <a:font script="Viet" typeface="Arial"/>
         <a:font script="Uigh" typeface="Microsoft Uighur"/>
-        <a:font script="Geor" typeface="Sylfaen"/>
-        <a:font script="Armn" typeface="Arial"/>
-        <a:font script="Bugi" typeface="Leelawadee UI"/>
-        <a:font script="Bopo" typeface="Microsoft JhengHei"/>
-        <a:font script="Java" typeface="Javanese Text"/>
-        <a:font script="Lisu" typeface="Segoe UI"/>
-        <a:font script="Mymr" typeface="Myanmar Text"/>
-        <a:font script="Nkoo" typeface="Ebrima"/>
-        <a:font script="Olck" typeface="Nirmala UI"/>
-        <a:font script="Osma" typeface="Ebrima"/>
-        <a:font script="Phag" typeface="Phagspa"/>
-        <a:font script="Syrn" typeface="Estrangelo Edessa"/>
-        <a:font script="Syrj" typeface="Estrangelo Edessa"/>
-        <a:font script="Syre" typeface="Estrangelo Edessa"/>
-        <a:font script="Sora" typeface="Nirmala UI"/>
-        <a:font script="Tale" typeface="Microsoft Tai Le"/>
-        <a:font script="Talu" typeface="Microsoft New Tai Lue"/>
-        <a:font script="Tfng" typeface="Ebrima"/>
       </a:minorFont>
     </a:fontScheme>
     <a:fmtScheme name="Office">
@@ -16335,141 +16700,200 @@
           <a:gsLst>
             <a:gs pos="0">
               <a:schemeClr val="phClr">
-                <a:lumMod val="110000"/>
-                <a:satMod val="105000"/>
-                <a:tint val="67000"/>
+                <a:tint val="50000"/>
+                <a:satMod val="300000"/>
               </a:schemeClr>
             </a:gs>
-            <a:gs pos="50000">
+            <a:gs pos="35000">
               <a:schemeClr val="phClr">
-                <a:lumMod val="105000"/>
-                <a:satMod val="103000"/>
-                <a:tint val="73000"/>
+                <a:tint val="37000"/>
+                <a:satMod val="300000"/>
               </a:schemeClr>
             </a:gs>
             <a:gs pos="100000">
               <a:schemeClr val="phClr">
-                <a:lumMod val="105000"/>
-                <a:satMod val="109000"/>
-                <a:tint val="81000"/>
+                <a:tint val="15000"/>
+                <a:satMod val="350000"/>
               </a:schemeClr>
             </a:gs>
           </a:gsLst>
-          <a:lin ang="5400000" scaled="0"/>
+          <a:lin ang="16200000" scaled="1"/>
         </a:gradFill>
         <a:gradFill rotWithShape="1">
           <a:gsLst>
             <a:gs pos="0">
               <a:schemeClr val="phClr">
-                <a:satMod val="103000"/>
-                <a:lumMod val="102000"/>
-                <a:tint val="94000"/>
-              </a:schemeClr>
-            </a:gs>
-            <a:gs pos="50000">
-              <a:schemeClr val="phClr">
-                <a:satMod val="110000"/>
-                <a:lumMod val="100000"/>
+                <a:tint val="100000"/>
                 <a:shade val="100000"/>
+                <a:satMod val="130000"/>
               </a:schemeClr>
             </a:gs>
             <a:gs pos="100000">
               <a:schemeClr val="phClr">
-                <a:lumMod val="99000"/>
-                <a:satMod val="120000"/>
-                <a:shade val="78000"/>
+                <a:tint val="50000"/>
+                <a:shade val="100000"/>
+                <a:satMod val="350000"/>
               </a:schemeClr>
             </a:gs>
           </a:gsLst>
-          <a:lin ang="5400000" scaled="0"/>
+          <a:lin ang="16200000" scaled="0"/>
         </a:gradFill>
       </a:fillStyleLst>
       <a:lnStyleLst>
-        <a:ln w="6350" cap="flat" cmpd="sng" algn="ctr">
+        <a:ln w="9525" cap="flat" cmpd="sng" algn="ctr">
+          <a:solidFill>
+            <a:schemeClr val="phClr">
+              <a:shade val="95000"/>
+              <a:satMod val="105000"/>
+            </a:schemeClr>
+          </a:solidFill>
+          <a:prstDash val="solid"/>
+        </a:ln>
+        <a:ln w="25400" cap="flat" cmpd="sng" algn="ctr">
           <a:solidFill>
             <a:schemeClr val="phClr"/>
           </a:solidFill>
           <a:prstDash val="solid"/>
-          <a:miter lim="800000"/>
         </a:ln>
-        <a:ln w="12700" cap="flat" cmpd="sng" algn="ctr">
+        <a:ln w="38100" cap="flat" cmpd="sng" algn="ctr">
           <a:solidFill>
             <a:schemeClr val="phClr"/>
           </a:solidFill>
           <a:prstDash val="solid"/>
-          <a:miter lim="800000"/>
-        </a:ln>
-        <a:ln w="19050" cap="flat" cmpd="sng" algn="ctr">
-          <a:solidFill>
-            <a:schemeClr val="phClr"/>
-          </a:solidFill>
-          <a:prstDash val="solid"/>
-          <a:miter lim="800000"/>
         </a:ln>
       </a:lnStyleLst>
       <a:effectStyleLst>
         <a:effectStyle>
-          <a:effectLst/>
-        </a:effectStyle>
-        <a:effectStyle>
-          <a:effectLst/>
+          <a:effectLst>
+            <a:outerShdw blurRad="40000" dist="20000" dir="5400000" rotWithShape="0">
+              <a:srgbClr val="000000">
+                <a:alpha val="38000"/>
+              </a:srgbClr>
+            </a:outerShdw>
+          </a:effectLst>
         </a:effectStyle>
         <a:effectStyle>
           <a:effectLst>
-            <a:outerShdw blurRad="57150" dist="19050" dir="5400000" algn="ctr" rotWithShape="0">
+            <a:outerShdw blurRad="40000" dist="23000" dir="5400000" rotWithShape="0">
               <a:srgbClr val="000000">
-                <a:alpha val="63000"/>
+                <a:alpha val="35000"/>
               </a:srgbClr>
             </a:outerShdw>
           </a:effectLst>
+        </a:effectStyle>
+        <a:effectStyle>
+          <a:effectLst>
+            <a:outerShdw blurRad="40000" dist="23000" dir="5400000" rotWithShape="0">
+              <a:srgbClr val="000000">
+                <a:alpha val="35000"/>
+              </a:srgbClr>
+            </a:outerShdw>
+          </a:effectLst>
+          <a:scene3d>
+            <a:camera prst="orthographicFront">
+              <a:rot lat="0" lon="0" rev="0"/>
+            </a:camera>
+            <a:lightRig rig="threePt" dir="t">
+              <a:rot lat="0" lon="0" rev="1200000"/>
+            </a:lightRig>
+          </a:scene3d>
+          <a:sp3d>
+            <a:bevelT w="63500" h="25400"/>
+          </a:sp3d>
         </a:effectStyle>
       </a:effectStyleLst>
       <a:bgFillStyleLst>
         <a:solidFill>
           <a:schemeClr val="phClr"/>
         </a:solidFill>
-        <a:solidFill>
-          <a:schemeClr val="phClr">
-            <a:tint val="95000"/>
-            <a:satMod val="170000"/>
-          </a:schemeClr>
-        </a:solidFill>
         <a:gradFill rotWithShape="1">
           <a:gsLst>
             <a:gs pos="0">
               <a:schemeClr val="phClr">
-                <a:tint val="93000"/>
-                <a:satMod val="150000"/>
-                <a:shade val="98000"/>
-                <a:lumMod val="102000"/>
+                <a:tint val="40000"/>
+                <a:satMod val="350000"/>
               </a:schemeClr>
             </a:gs>
-            <a:gs pos="50000">
+            <a:gs pos="40000">
               <a:schemeClr val="phClr">
-                <a:tint val="98000"/>
-                <a:satMod val="130000"/>
-                <a:shade val="90000"/>
-                <a:lumMod val="103000"/>
+                <a:tint val="45000"/>
+                <a:shade val="99000"/>
+                <a:satMod val="350000"/>
               </a:schemeClr>
             </a:gs>
             <a:gs pos="100000">
               <a:schemeClr val="phClr">
-                <a:shade val="63000"/>
-                <a:satMod val="120000"/>
+                <a:shade val="20000"/>
+                <a:satMod val="255000"/>
               </a:schemeClr>
             </a:gs>
           </a:gsLst>
-          <a:lin ang="5400000" scaled="0"/>
+          <a:path path="circle">
+            <a:fillToRect l="50000" t="-80000" r="50000" b="180000"/>
+          </a:path>
+        </a:gradFill>
+        <a:gradFill rotWithShape="1">
+          <a:gsLst>
+            <a:gs pos="0">
+              <a:schemeClr val="phClr">
+                <a:tint val="80000"/>
+                <a:satMod val="300000"/>
+              </a:schemeClr>
+            </a:gs>
+            <a:gs pos="100000">
+              <a:schemeClr val="phClr">
+                <a:shade val="30000"/>
+                <a:satMod val="200000"/>
+              </a:schemeClr>
+            </a:gs>
+          </a:gsLst>
+          <a:path path="circle">
+            <a:fillToRect l="50000" t="50000" r="50000" b="50000"/>
+          </a:path>
         </a:gradFill>
       </a:bgFillStyleLst>
     </a:fmtScheme>
   </a:themeElements>
-  <a:objectDefaults/>
+  <a:objectDefaults>
+    <a:spDef>
+      <a:spPr/>
+      <a:bodyPr/>
+      <a:lstStyle/>
+      <a:style>
+        <a:lnRef idx="1">
+          <a:schemeClr val="accent1"/>
+        </a:lnRef>
+        <a:fillRef idx="3">
+          <a:schemeClr val="accent1"/>
+        </a:fillRef>
+        <a:effectRef idx="2">
+          <a:schemeClr val="accent1"/>
+        </a:effectRef>
+        <a:fontRef idx="minor">
+          <a:schemeClr val="lt1"/>
+        </a:fontRef>
+      </a:style>
+    </a:spDef>
+    <a:lnDef>
+      <a:spPr/>
+      <a:bodyPr/>
+      <a:lstStyle/>
+      <a:style>
+        <a:lnRef idx="2">
+          <a:schemeClr val="accent1"/>
+        </a:lnRef>
+        <a:fillRef idx="0">
+          <a:schemeClr val="accent1"/>
+        </a:fillRef>
+        <a:effectRef idx="1">
+          <a:schemeClr val="accent1"/>
+        </a:effectRef>
+        <a:fontRef idx="minor">
+          <a:schemeClr val="tx1"/>
+        </a:fontRef>
+      </a:style>
+    </a:lnDef>
+  </a:objectDefaults>
   <a:extraClrSchemeLst/>
-  <a:extLst>
-    <a:ext uri="{05A4C25C-085E-4340-85A3-A5531E510DB2}">
-      <thm15:themeFamily xmlns:thm15="http://schemas.microsoft.com/office/thememl/2012/main" name="Office Theme" id="{2E142A2C-CD16-42D6-873A-C26D2A0506FA}" vid="{1BDDFF52-6CD6-40A5-AB3C-68EB2F1E4D0A}"/>
-    </a:ext>
-  </a:extLst>
 </a:theme>
 </file>
--- a/docx/08-enrutamiento-estatico/08-enrutamiento-estatico.docx
+++ b/docx/08-enrutamiento-estatico/08-enrutamiento-estatico.docx
@@ -1102,7 +1102,7 @@
     </w:p>
     <w:bookmarkEnd w:id="32"/>
     <w:bookmarkEnd w:id="33"/>
-    <w:bookmarkStart w:id="43" w:name="componentes-del-router"/>
+    <w:bookmarkStart w:id="46" w:name="componentes-del-router"/>
     <w:p>
       <w:pPr>
         <w:pStyle w:val="Heading1"/>
@@ -1779,7 +1779,7 @@
       </w:r>
     </w:p>
     <w:bookmarkEnd w:id="36"/>
-    <w:bookmarkStart w:id="37" w:name="secuencia-de-arranque-y-por-qué-importa"/>
+    <w:bookmarkStart w:id="40" w:name="secuencia-de-arranque-y-por-qué-importa"/>
     <w:p>
       <w:pPr>
         <w:pStyle w:val="Heading2"/>
@@ -2015,49 +2015,66 @@
     </w:p>
     <w:p>
       <w:pPr>
-        <w:pStyle w:val="SourceCode"/>
-      </w:pPr>
-      <w:r>
-        <w:rPr>
-          <w:rStyle w:val="VerbatimChar"/>
-        </w:rPr>
-        <w:t xml:space="preserve">Secuencia de arranque</w:t>
-      </w:r>
-      <w:r>
-        <w:br/>
-      </w:r>
-      <w:r>
-        <w:rPr>
-          <w:rStyle w:val="VerbatimChar"/>
-        </w:rPr>
-        <w:t xml:space="preserve">1. POST            → verifica hardware</w:t>
-      </w:r>
-      <w:r>
-        <w:br/>
-      </w:r>
-      <w:r>
-        <w:rPr>
-          <w:rStyle w:val="VerbatimChar"/>
-        </w:rPr>
-        <w:t xml:space="preserve">2. Boot ROM        → carga ROMMON (modo emergencia)</w:t>
-      </w:r>
-      <w:r>
-        <w:br/>
-      </w:r>
-      <w:r>
-        <w:rPr>
-          <w:rStyle w:val="VerbatimChar"/>
-        </w:rPr>
-        <w:t xml:space="preserve">3. IOS             → se carga desde Flash (o TFTP)</w:t>
-      </w:r>
-      <w:r>
-        <w:br/>
-      </w:r>
-      <w:r>
-        <w:rPr>
-          <w:rStyle w:val="VerbatimChar"/>
-        </w:rPr>
-        <w:t xml:space="preserve">4. startup-config  → se carga desde NVRAM (o setup mode)</w:t>
+        <w:pStyle w:val="CaptionedFigure"/>
+      </w:pPr>
+      <w:r>
+        <w:drawing>
+          <wp:inline>
+            <wp:extent cx="5334000" cy="5060461"/>
+            <wp:effectExtent b="0" l="0" r="0" t="0"/>
+            <wp:docPr descr="Secuencia de arranque de un router: POST, Boot ROM/ROMMON, carga del IOS y carga de la configuración" title="" id="38" name="Picture"/>
+            <a:graphic>
+              <a:graphicData uri="http://schemas.openxmlformats.org/drawingml/2006/picture">
+                <pic:pic>
+                  <pic:nvPicPr>
+                    <pic:cNvPr descr="public/diagrams/u08-secuencia-arranque.svg" id="39" name="Picture"/>
+                    <pic:cNvPicPr>
+                      <a:picLocks noChangeArrowheads="1" noChangeAspect="1"/>
+                    </pic:cNvPicPr>
+                  </pic:nvPicPr>
+                  <pic:blipFill>
+                    <a:blip>
+                      <a:extLst>
+                        <a:ext uri="{28A0092B-C50C-407E-A947-70E740481C1C}">
+                          <a14:useLocalDpi xmlns:a14="http://schemas.microsoft.com/office/drawing/2010/main" val="0"/>
+                        </a:ext>
+                        <a:ext uri="{96DAC541-7B7A-43D3-8B79-37D633B846F1}">
+                          <asvg:svgBlip xmlns:asvg="http://schemas.microsoft.com/office/drawing/2016/SVG/main" r:embed="rId37"/>
+                        </a:ext>
+                      </a:extLst>
+                    </a:blip>
+                    <a:stretch>
+                      <a:fillRect/>
+                    </a:stretch>
+                  </pic:blipFill>
+                  <pic:spPr bwMode="auto">
+                    <a:xfrm>
+                      <a:off x="0" y="0"/>
+                      <a:ext cx="5334000" cy="5060461"/>
+                    </a:xfrm>
+                    <a:prstGeom prst="rect">
+                      <a:avLst/>
+                    </a:prstGeom>
+                    <a:noFill/>
+                    <a:ln w="9525">
+                      <a:noFill/>
+                      <a:headEnd/>
+                      <a:tailEnd/>
+                    </a:ln>
+                  </pic:spPr>
+                </pic:pic>
+              </a:graphicData>
+            </a:graphic>
+          </wp:inline>
+        </w:drawing>
+      </w:r>
+    </w:p>
+    <w:p>
+      <w:pPr>
+        <w:pStyle w:val="ImageCaption"/>
+      </w:pPr>
+      <w:r>
+        <w:t xml:space="preserve">Secuencia de arranque de un router: POST, Boot ROM/ROMMON, carga del IOS y carga de la configuración</w:t>
       </w:r>
     </w:p>
     <w:p>
@@ -2067,8 +2084,8 @@
         </w:pict>
       </w:r>
     </w:p>
-    <w:bookmarkEnd w:id="37"/>
-    <w:bookmarkStart w:id="38" w:name="los-tres-shows-que-te-salvan-la-vida"/>
+    <w:bookmarkEnd w:id="40"/>
+    <w:bookmarkStart w:id="41" w:name="los-tres-shows-que-te-salvan-la-vida"/>
     <w:p>
       <w:pPr>
         <w:pStyle w:val="Heading2"/>
@@ -2408,8 +2425,8 @@
         </w:pict>
       </w:r>
     </w:p>
-    <w:bookmarkEnd w:id="38"/>
-    <w:bookmarkStart w:id="39" w:name="mini-chequeo"/>
+    <w:bookmarkEnd w:id="41"/>
+    <w:bookmarkStart w:id="42" w:name="mini-chequeo"/>
     <w:p>
       <w:pPr>
         <w:pStyle w:val="Heading2"/>
@@ -2574,8 +2591,8 @@
         </w:pict>
       </w:r>
     </w:p>
-    <w:bookmarkEnd w:id="39"/>
-    <w:bookmarkStart w:id="40" w:name="resumen-en-3-frases"/>
+    <w:bookmarkEnd w:id="42"/>
+    <w:bookmarkStart w:id="43" w:name="resumen-en-3-frases"/>
     <w:p>
       <w:pPr>
         <w:pStyle w:val="Heading2"/>
@@ -2706,8 +2723,8 @@
         <w:t xml:space="preserve">te cuentan qué hay en cada memoria.</w:t>
       </w:r>
     </w:p>
-    <w:bookmarkEnd w:id="40"/>
-    <w:bookmarkStart w:id="42" w:name="vocabulario-rápido"/>
+    <w:bookmarkEnd w:id="43"/>
+    <w:bookmarkStart w:id="45" w:name="vocabulario-rápido"/>
     <w:p>
       <w:pPr>
         <w:pStyle w:val="Heading2"/>
@@ -2943,7 +2960,7 @@
       <w:r>
         <w:t xml:space="preserve"> </w:t>
       </w:r>
-      <w:hyperlink r:id="rId41">
+      <w:hyperlink r:id="rId44">
         <w:r>
           <w:rPr>
             <w:rStyle w:val="Hyperlink"/>
@@ -2970,7 +2987,7 @@
       <w:r>
         <w:t xml:space="preserve"> </w:t>
       </w:r>
-      <w:hyperlink r:id="rId41">
+      <w:hyperlink r:id="rId44">
         <w:r>
           <w:rPr>
             <w:rStyle w:val="Hyperlink"/>
@@ -3006,9 +3023,9 @@
         </w:r>
       </w:hyperlink>
     </w:p>
-    <w:bookmarkEnd w:id="42"/>
-    <w:bookmarkEnd w:id="43"/>
-    <w:bookmarkStart w:id="52" w:name="configuración-básica"/>
+    <w:bookmarkEnd w:id="45"/>
+    <w:bookmarkEnd w:id="46"/>
+    <w:bookmarkStart w:id="55" w:name="configuración-básica"/>
     <w:p>
       <w:pPr>
         <w:pStyle w:val="Heading1"/>
@@ -3072,7 +3089,7 @@
         </w:pict>
       </w:r>
     </w:p>
-    <w:bookmarkStart w:id="44" w:name="la-idea-en-una-frase-1"/>
+    <w:bookmarkStart w:id="47" w:name="la-idea-en-una-frase-1"/>
     <w:p>
       <w:pPr>
         <w:pStyle w:val="Heading2"/>
@@ -3146,8 +3163,8 @@
         </w:pict>
       </w:r>
     </w:p>
-    <w:bookmarkEnd w:id="44"/>
-    <w:bookmarkStart w:id="45" w:name="los-modos-cli-la-escalera-de-privilegios"/>
+    <w:bookmarkEnd w:id="47"/>
+    <w:bookmarkStart w:id="48" w:name="los-modos-cli-la-escalera-de-privilegios"/>
     <w:p>
       <w:pPr>
         <w:pStyle w:val="Heading2"/>
@@ -3614,8 +3631,8 @@
         </w:pict>
       </w:r>
     </w:p>
-    <w:bookmarkEnd w:id="45"/>
-    <w:bookmarkStart w:id="46" w:name="X4448351456935ae7c5416ecbc62f88f969248b8"/>
+    <w:bookmarkEnd w:id="48"/>
+    <w:bookmarkStart w:id="49" w:name="X4448351456935ae7c5416ecbc62f88f969248b8"/>
     <w:p>
       <w:pPr>
         <w:pStyle w:val="Heading2"/>
@@ -4879,8 +4896,8 @@
         </w:pict>
       </w:r>
     </w:p>
-    <w:bookmarkEnd w:id="46"/>
-    <w:bookmarkStart w:id="47" w:name="X80ebfba019e23de89f614dd87e827f30f63eaa4"/>
+    <w:bookmarkEnd w:id="49"/>
+    <w:bookmarkStart w:id="50" w:name="X80ebfba019e23de89f614dd87e827f30f63eaa4"/>
     <w:p>
       <w:pPr>
         <w:pStyle w:val="Heading2"/>
@@ -5170,8 +5187,8 @@
         </w:pict>
       </w:r>
     </w:p>
-    <w:bookmarkEnd w:id="47"/>
-    <w:bookmarkStart w:id="48" w:name="X179179ad9493cf2e24319b0f65540b76493d516"/>
+    <w:bookmarkEnd w:id="50"/>
+    <w:bookmarkStart w:id="51" w:name="X179179ad9493cf2e24319b0f65540b76493d516"/>
     <w:p>
       <w:pPr>
         <w:pStyle w:val="Heading2"/>
@@ -5629,8 +5646,8 @@
         </w:pict>
       </w:r>
     </w:p>
-    <w:bookmarkEnd w:id="48"/>
-    <w:bookmarkStart w:id="49" w:name="mini-chequeo-1"/>
+    <w:bookmarkEnd w:id="51"/>
+    <w:bookmarkStart w:id="52" w:name="mini-chequeo-1"/>
     <w:p>
       <w:pPr>
         <w:pStyle w:val="Heading2"/>
@@ -5865,8 +5882,8 @@
         </w:pict>
       </w:r>
     </w:p>
-    <w:bookmarkEnd w:id="49"/>
-    <w:bookmarkStart w:id="50" w:name="resumen-en-3-frases-1"/>
+    <w:bookmarkEnd w:id="52"/>
+    <w:bookmarkStart w:id="53" w:name="resumen-en-3-frases-1"/>
     <w:p>
       <w:pPr>
         <w:pStyle w:val="Heading2"/>
@@ -6059,8 +6076,8 @@
         <w:t xml:space="preserve">: configurar y no comprobar es lanzar un dado.</w:t>
       </w:r>
     </w:p>
-    <w:bookmarkEnd w:id="50"/>
-    <w:bookmarkStart w:id="51" w:name="vocabulario-rápido-1"/>
+    <w:bookmarkEnd w:id="53"/>
+    <w:bookmarkStart w:id="54" w:name="vocabulario-rápido-1"/>
     <w:p>
       <w:pPr>
         <w:pStyle w:val="Heading2"/>
@@ -6311,7 +6328,7 @@
       <w:r>
         <w:t xml:space="preserve"> </w:t>
       </w:r>
-      <w:hyperlink r:id="rId41">
+      <w:hyperlink r:id="rId44">
         <w:r>
           <w:rPr>
             <w:rStyle w:val="Hyperlink"/>
@@ -6374,9 +6391,9 @@
         </w:r>
       </w:hyperlink>
     </w:p>
-    <w:bookmarkEnd w:id="51"/>
-    <w:bookmarkEnd w:id="52"/>
-    <w:bookmarkStart w:id="62" w:name="rutas-estáticas"/>
+    <w:bookmarkEnd w:id="54"/>
+    <w:bookmarkEnd w:id="55"/>
+    <w:bookmarkStart w:id="68" w:name="rutas-estáticas"/>
     <w:p>
       <w:pPr>
         <w:pStyle w:val="Heading1"/>
@@ -6440,7 +6457,7 @@
         </w:pict>
       </w:r>
     </w:p>
-    <w:bookmarkStart w:id="53" w:name="la-idea-en-una-frase-2"/>
+    <w:bookmarkStart w:id="56" w:name="la-idea-en-una-frase-2"/>
     <w:p>
       <w:pPr>
         <w:pStyle w:val="Heading2"/>
@@ -6562,8 +6579,8 @@
         </w:pict>
       </w:r>
     </w:p>
-    <w:bookmarkEnd w:id="53"/>
-    <w:bookmarkStart w:id="54" w:name="la-sintaxis-una-línea-que-abre-un-camino"/>
+    <w:bookmarkEnd w:id="56"/>
+    <w:bookmarkStart w:id="57" w:name="la-sintaxis-una-línea-que-abre-un-camino"/>
     <w:p>
       <w:pPr>
         <w:pStyle w:val="Heading2"/>
@@ -6951,8 +6968,8 @@
         </w:pict>
       </w:r>
     </w:p>
-    <w:bookmarkEnd w:id="54"/>
-    <w:bookmarkStart w:id="55" w:name="Xb5f6ec9f7d3215e5db8c38299f0e62a53610219"/>
+    <w:bookmarkEnd w:id="57"/>
+    <w:bookmarkStart w:id="61" w:name="Xb5f6ec9f7d3215e5db8c38299f0e62a53610219"/>
     <w:p>
       <w:pPr>
         <w:pStyle w:val="Heading2"/>
@@ -6971,31 +6988,66 @@
     </w:p>
     <w:p>
       <w:pPr>
-        <w:pStyle w:val="SourceCode"/>
-      </w:pPr>
-      <w:r>
-        <w:rPr>
-          <w:rStyle w:val="VerbatimChar"/>
-        </w:rPr>
-        <w:t xml:space="preserve">R1 ──── 10.0.0.0/30 ──── R2 ──── Internet</w:t>
-      </w:r>
-      <w:r>
-        <w:br/>
-      </w:r>
-      <w:r>
-        <w:rPr>
-          <w:rStyle w:val="VerbatimChar"/>
-        </w:rPr>
-        <w:t xml:space="preserve"> │                           │</w:t>
-      </w:r>
-      <w:r>
-        <w:br/>
-      </w:r>
-      <w:r>
-        <w:rPr>
-          <w:rStyle w:val="VerbatimChar"/>
-        </w:rPr>
-        <w:t xml:space="preserve">192.168.1.0/24           192.168.2.0/24</w:t>
+        <w:pStyle w:val="CaptionedFigure"/>
+      </w:pPr>
+      <w:r>
+        <w:drawing>
+          <wp:inline>
+            <wp:extent cx="5334000" cy="3119886"/>
+            <wp:effectExtent b="0" l="0" r="0" t="0"/>
+            <wp:docPr descr="Topología de la unidad: R1 con LAN 192.168.1.0/24, enlace WAN 10.0.0.0/30 y R2 con LAN 192.168.2.0/24 y salida a Internet" title="" id="59" name="Picture"/>
+            <a:graphic>
+              <a:graphicData uri="http://schemas.openxmlformats.org/drawingml/2006/picture">
+                <pic:pic>
+                  <pic:nvPicPr>
+                    <pic:cNvPr descr="public/diagrams/u08-topologia-r1-r2.svg" id="60" name="Picture"/>
+                    <pic:cNvPicPr>
+                      <a:picLocks noChangeArrowheads="1" noChangeAspect="1"/>
+                    </pic:cNvPicPr>
+                  </pic:nvPicPr>
+                  <pic:blipFill>
+                    <a:blip>
+                      <a:extLst>
+                        <a:ext uri="{28A0092B-C50C-407E-A947-70E740481C1C}">
+                          <a14:useLocalDpi xmlns:a14="http://schemas.microsoft.com/office/drawing/2010/main" val="0"/>
+                        </a:ext>
+                        <a:ext uri="{96DAC541-7B7A-43D3-8B79-37D633B846F1}">
+                          <asvg:svgBlip xmlns:asvg="http://schemas.microsoft.com/office/drawing/2016/SVG/main" r:embed="rId58"/>
+                        </a:ext>
+                      </a:extLst>
+                    </a:blip>
+                    <a:stretch>
+                      <a:fillRect/>
+                    </a:stretch>
+                  </pic:blipFill>
+                  <pic:spPr bwMode="auto">
+                    <a:xfrm>
+                      <a:off x="0" y="0"/>
+                      <a:ext cx="5334000" cy="3119886"/>
+                    </a:xfrm>
+                    <a:prstGeom prst="rect">
+                      <a:avLst/>
+                    </a:prstGeom>
+                    <a:noFill/>
+                    <a:ln w="9525">
+                      <a:noFill/>
+                      <a:headEnd/>
+                      <a:tailEnd/>
+                    </a:ln>
+                  </pic:spPr>
+                </pic:pic>
+              </a:graphicData>
+            </a:graphic>
+          </wp:inline>
+        </w:drawing>
+      </w:r>
+    </w:p>
+    <w:p>
+      <w:pPr>
+        <w:pStyle w:val="ImageCaption"/>
+      </w:pPr>
+      <w:r>
+        <w:t xml:space="preserve">Topología de la unidad: R1 con LAN 192.168.1.0/24, enlace WAN 10.0.0.0/30 y R2 con LAN 192.168.2.0/24 y salida a Internet</w:t>
       </w:r>
     </w:p>
     <w:p>
@@ -7137,8 +7189,8 @@
         </w:pict>
       </w:r>
     </w:p>
-    <w:bookmarkEnd w:id="55"/>
-    <w:bookmarkStart w:id="56" w:name="X51fde5b68fa99ab5ca6f87c85636bc22ec72bfe"/>
+    <w:bookmarkEnd w:id="61"/>
+    <w:bookmarkStart w:id="62" w:name="X51fde5b68fa99ab5ca6f87c85636bc22ec72bfe"/>
     <w:p>
       <w:pPr>
         <w:pStyle w:val="Heading2"/>
@@ -7440,8 +7492,8 @@
         </w:pict>
       </w:r>
     </w:p>
-    <w:bookmarkEnd w:id="56"/>
-    <w:bookmarkStart w:id="57" w:name="Xd871bfd823f84c787a01826b7191cecb60f88e3"/>
+    <w:bookmarkEnd w:id="62"/>
+    <w:bookmarkStart w:id="63" w:name="Xd871bfd823f84c787a01826b7191cecb60f88e3"/>
     <w:p>
       <w:pPr>
         <w:pStyle w:val="Heading2"/>
@@ -7737,8 +7789,8 @@
         </w:pict>
       </w:r>
     </w:p>
-    <w:bookmarkEnd w:id="57"/>
-    <w:bookmarkStart w:id="58" w:name="verificación-show-ip-route"/>
+    <w:bookmarkEnd w:id="63"/>
+    <w:bookmarkStart w:id="64" w:name="verificación-show-ip-route"/>
     <w:p>
       <w:pPr>
         <w:pStyle w:val="Heading2"/>
@@ -8293,8 +8345,8 @@
         </w:pict>
       </w:r>
     </w:p>
-    <w:bookmarkEnd w:id="58"/>
-    <w:bookmarkStart w:id="59" w:name="mini-chequeo-2"/>
+    <w:bookmarkEnd w:id="64"/>
+    <w:bookmarkStart w:id="65" w:name="mini-chequeo-2"/>
     <w:p>
       <w:pPr>
         <w:pStyle w:val="Heading2"/>
@@ -8581,8 +8633,8 @@
         </w:pict>
       </w:r>
     </w:p>
-    <w:bookmarkEnd w:id="59"/>
-    <w:bookmarkStart w:id="60" w:name="resumen-en-3-frases-2"/>
+    <w:bookmarkEnd w:id="65"/>
+    <w:bookmarkStart w:id="66" w:name="resumen-en-3-frases-2"/>
     <w:p>
       <w:pPr>
         <w:pStyle w:val="Heading2"/>
@@ -8719,8 +8771,8 @@
         <w:t xml:space="preserve">.</w:t>
       </w:r>
     </w:p>
-    <w:bookmarkEnd w:id="60"/>
-    <w:bookmarkStart w:id="61" w:name="vocabulario-rápido-2"/>
+    <w:bookmarkEnd w:id="66"/>
+    <w:bookmarkStart w:id="67" w:name="vocabulario-rápido-2"/>
     <w:p>
       <w:pPr>
         <w:pStyle w:val="Heading2"/>
@@ -8956,7 +9008,7 @@
       <w:r>
         <w:t xml:space="preserve"> </w:t>
       </w:r>
-      <w:hyperlink r:id="rId41">
+      <w:hyperlink r:id="rId44">
         <w:r>
           <w:rPr>
             <w:rStyle w:val="Hyperlink"/>
@@ -9019,9 +9071,9 @@
         </w:r>
       </w:hyperlink>
     </w:p>
-    <w:bookmarkEnd w:id="61"/>
-    <w:bookmarkEnd w:id="62"/>
-    <w:bookmarkStart w:id="70" w:name="ruta-por-defecto"/>
+    <w:bookmarkEnd w:id="67"/>
+    <w:bookmarkEnd w:id="68"/>
+    <w:bookmarkStart w:id="76" w:name="ruta-por-defecto"/>
     <w:p>
       <w:pPr>
         <w:pStyle w:val="Heading1"/>
@@ -9085,7 +9137,7 @@
         </w:pict>
       </w:r>
     </w:p>
-    <w:bookmarkStart w:id="63" w:name="la-idea-en-una-frase-3"/>
+    <w:bookmarkStart w:id="69" w:name="la-idea-en-una-frase-3"/>
     <w:p>
       <w:pPr>
         <w:pStyle w:val="Heading2"/>
@@ -9163,8 +9215,8 @@
         </w:pict>
       </w:r>
     </w:p>
-    <w:bookmarkEnd w:id="63"/>
-    <w:bookmarkStart w:id="64" w:name="qué-es-0.0.0.00-el-callejón-universal"/>
+    <w:bookmarkEnd w:id="69"/>
+    <w:bookmarkStart w:id="70" w:name="qué-es-0.0.0.00-el-callejón-universal"/>
     <w:p>
       <w:pPr>
         <w:pStyle w:val="Heading2"/>
@@ -9554,8 +9606,8 @@
         </w:pict>
       </w:r>
     </w:p>
-    <w:bookmarkEnd w:id="64"/>
-    <w:bookmarkStart w:id="65" w:name="X496dd05e79298e6d007ae990c5afb6e7c7d7eeb"/>
+    <w:bookmarkEnd w:id="70"/>
+    <w:bookmarkStart w:id="71" w:name="X496dd05e79298e6d007ae990c5afb6e7c7d7eeb"/>
     <w:p>
       <w:pPr>
         <w:pStyle w:val="Heading2"/>
@@ -9917,8 +9969,8 @@
         </w:pict>
       </w:r>
     </w:p>
-    <w:bookmarkEnd w:id="65"/>
-    <w:bookmarkStart w:id="66" w:name="cuándo-se-activa-el-respaldo"/>
+    <w:bookmarkEnd w:id="71"/>
+    <w:bookmarkStart w:id="72" w:name="cuándo-se-activa-el-respaldo"/>
     <w:p>
       <w:pPr>
         <w:pStyle w:val="Heading2"/>
@@ -10168,8 +10220,8 @@
         </w:pict>
       </w:r>
     </w:p>
-    <w:bookmarkEnd w:id="66"/>
-    <w:bookmarkStart w:id="67" w:name="mini-chequeo-3"/>
+    <w:bookmarkEnd w:id="72"/>
+    <w:bookmarkStart w:id="73" w:name="mini-chequeo-3"/>
     <w:p>
       <w:pPr>
         <w:pStyle w:val="Heading2"/>
@@ -10343,8 +10395,8 @@
         </w:pict>
       </w:r>
     </w:p>
-    <w:bookmarkEnd w:id="67"/>
-    <w:bookmarkStart w:id="68" w:name="resumen-en-3-frases-3"/>
+    <w:bookmarkEnd w:id="73"/>
+    <w:bookmarkStart w:id="74" w:name="resumen-en-3-frases-3"/>
     <w:p>
       <w:pPr>
         <w:pStyle w:val="Heading2"/>
@@ -10414,8 +10466,8 @@
         <w:t xml:space="preserve">(misma ruta con AD mayor) es el plan B automático: solo se activa cuando la primaria desaparece del mapa.</w:t>
       </w:r>
     </w:p>
-    <w:bookmarkEnd w:id="68"/>
-    <w:bookmarkStart w:id="69" w:name="vocabulario-rápido-3"/>
+    <w:bookmarkEnd w:id="74"/>
+    <w:bookmarkStart w:id="75" w:name="vocabulario-rápido-3"/>
     <w:p>
       <w:pPr>
         <w:pStyle w:val="Heading2"/>
@@ -10622,7 +10674,7 @@
       <w:r>
         <w:t xml:space="preserve"> </w:t>
       </w:r>
-      <w:hyperlink r:id="rId41">
+      <w:hyperlink r:id="rId44">
         <w:r>
           <w:rPr>
             <w:rStyle w:val="Hyperlink"/>
@@ -10685,9 +10737,9 @@
         </w:r>
       </w:hyperlink>
     </w:p>
-    <w:bookmarkEnd w:id="69"/>
-    <w:bookmarkEnd w:id="70"/>
-    <w:bookmarkStart w:id="78" w:name="cómo-decide-un-router"/>
+    <w:bookmarkEnd w:id="75"/>
+    <w:bookmarkEnd w:id="76"/>
+    <w:bookmarkStart w:id="87" w:name="cómo-decide-un-router"/>
     <w:p>
       <w:pPr>
         <w:pStyle w:val="Heading1"/>
@@ -10751,7 +10803,7 @@
         </w:pict>
       </w:r>
     </w:p>
-    <w:bookmarkStart w:id="71" w:name="la-idea-en-una-frase-4"/>
+    <w:bookmarkStart w:id="77" w:name="la-idea-en-una-frase-4"/>
     <w:p>
       <w:pPr>
         <w:pStyle w:val="Heading2"/>
@@ -10825,8 +10877,8 @@
         </w:pict>
       </w:r>
     </w:p>
-    <w:bookmarkEnd w:id="71"/>
-    <w:bookmarkStart w:id="72" w:name="el-viaje-de-un-paquete-paso-a-paso"/>
+    <w:bookmarkEnd w:id="77"/>
+    <w:bookmarkStart w:id="81" w:name="el-viaje-de-un-paquete-paso-a-paso"/>
     <w:p>
       <w:pPr>
         <w:pStyle w:val="Heading2"/>
@@ -10958,67 +11010,66 @@
     </w:p>
     <w:p>
       <w:pPr>
-        <w:pStyle w:val="SourceCode"/>
-      </w:pPr>
-      <w:r>
-        <w:rPr>
-          <w:rStyle w:val="VerbatimChar"/>
-        </w:rPr>
-        <w:t xml:space="preserve">Paquete llega → ¿destino local? ──sí──▶ entrégalo a la interfaz</w:t>
-      </w:r>
-      <w:r>
-        <w:br/>
-      </w:r>
-      <w:r>
-        <w:rPr>
-          <w:rStyle w:val="VerbatimChar"/>
-        </w:rPr>
-        <w:t xml:space="preserve">     │</w:t>
-      </w:r>
-      <w:r>
-        <w:br/>
-      </w:r>
-      <w:r>
-        <w:rPr>
-          <w:rStyle w:val="VerbatimChar"/>
-        </w:rPr>
-        <w:t xml:space="preserve">     └no── ¿ruta en la tabla? ──sí──▶ reenvía por el next-hop</w:t>
-      </w:r>
-      <w:r>
-        <w:br/>
-      </w:r>
-      <w:r>
-        <w:rPr>
-          <w:rStyle w:val="VerbatimChar"/>
-        </w:rPr>
-        <w:t xml:space="preserve">                 │</w:t>
-      </w:r>
-      <w:r>
-        <w:br/>
-      </w:r>
-      <w:r>
-        <w:rPr>
-          <w:rStyle w:val="VerbatimChar"/>
-        </w:rPr>
-        <w:t xml:space="preserve">                 └no── ¿ruta por defecto? ──sí──▶ sale por la default</w:t>
-      </w:r>
-      <w:r>
-        <w:br/>
-      </w:r>
-      <w:r>
-        <w:rPr>
-          <w:rStyle w:val="VerbatimChar"/>
-        </w:rPr>
-        <w:t xml:space="preserve">                             │</w:t>
-      </w:r>
-      <w:r>
-        <w:br/>
-      </w:r>
-      <w:r>
-        <w:rPr>
-          <w:rStyle w:val="VerbatimChar"/>
-        </w:rPr>
-        <w:t xml:space="preserve">                             └no── ▶ descarta + ICMP "Destination Net Unreachable"</w:t>
+        <w:pStyle w:val="CaptionedFigure"/>
+      </w:pPr>
+      <w:r>
+        <w:drawing>
+          <wp:inline>
+            <wp:extent cx="5334000" cy="5706139"/>
+            <wp:effectExtent b="0" l="0" r="0" t="0"/>
+            <wp:docPr descr="Cascada de decisiones del router: red conectada, ruta en la tabla, ruta por defecto y descarte con ICMP unreachable" title="" id="79" name="Picture"/>
+            <a:graphic>
+              <a:graphicData uri="http://schemas.openxmlformats.org/drawingml/2006/picture">
+                <pic:pic>
+                  <pic:nvPicPr>
+                    <pic:cNvPr descr="public/diagrams/u08-decision-router.svg" id="80" name="Picture"/>
+                    <pic:cNvPicPr>
+                      <a:picLocks noChangeArrowheads="1" noChangeAspect="1"/>
+                    </pic:cNvPicPr>
+                  </pic:nvPicPr>
+                  <pic:blipFill>
+                    <a:blip>
+                      <a:extLst>
+                        <a:ext uri="{28A0092B-C50C-407E-A947-70E740481C1C}">
+                          <a14:useLocalDpi xmlns:a14="http://schemas.microsoft.com/office/drawing/2010/main" val="0"/>
+                        </a:ext>
+                        <a:ext uri="{96DAC541-7B7A-43D3-8B79-37D633B846F1}">
+                          <asvg:svgBlip xmlns:asvg="http://schemas.microsoft.com/office/drawing/2016/SVG/main" r:embed="rId78"/>
+                        </a:ext>
+                      </a:extLst>
+                    </a:blip>
+                    <a:stretch>
+                      <a:fillRect/>
+                    </a:stretch>
+                  </pic:blipFill>
+                  <pic:spPr bwMode="auto">
+                    <a:xfrm>
+                      <a:off x="0" y="0"/>
+                      <a:ext cx="5334000" cy="5706139"/>
+                    </a:xfrm>
+                    <a:prstGeom prst="rect">
+                      <a:avLst/>
+                    </a:prstGeom>
+                    <a:noFill/>
+                    <a:ln w="9525">
+                      <a:noFill/>
+                      <a:headEnd/>
+                      <a:tailEnd/>
+                    </a:ln>
+                  </pic:spPr>
+                </pic:pic>
+              </a:graphicData>
+            </a:graphic>
+          </wp:inline>
+        </w:drawing>
+      </w:r>
+    </w:p>
+    <w:p>
+      <w:pPr>
+        <w:pStyle w:val="ImageCaption"/>
+      </w:pPr>
+      <w:r>
+        <w:t xml:space="preserve">Cascada de decisiones del router: red conectada, ruta en la tabla, ruta por defecto y descarte con ICMP unreachable</w:t>
       </w:r>
     </w:p>
     <w:p>
@@ -11052,8 +11103,8 @@
         </w:pict>
       </w:r>
     </w:p>
-    <w:bookmarkEnd w:id="72"/>
-    <w:bookmarkStart w:id="73" w:name="los-tipos-de-rutas-quién-las-descubre"/>
+    <w:bookmarkEnd w:id="81"/>
+    <w:bookmarkStart w:id="82" w:name="los-tipos-de-rutas-quién-las-descubre"/>
     <w:p>
       <w:pPr>
         <w:pStyle w:val="Heading2"/>
@@ -11346,8 +11397,8 @@
         </w:pict>
       </w:r>
     </w:p>
-    <w:bookmarkEnd w:id="73"/>
-    <w:bookmarkStart w:id="74" w:name="Xcd118261b077732d38d68b3aa33d20798014c77"/>
+    <w:bookmarkEnd w:id="82"/>
+    <w:bookmarkStart w:id="83" w:name="Xcd118261b077732d38d68b3aa33d20798014c77"/>
     <w:p>
       <w:pPr>
         <w:pStyle w:val="Heading2"/>
@@ -11790,8 +11841,8 @@
         </w:pict>
       </w:r>
     </w:p>
-    <w:bookmarkEnd w:id="74"/>
-    <w:bookmarkStart w:id="75" w:name="mini-chequeo-4"/>
+    <w:bookmarkEnd w:id="83"/>
+    <w:bookmarkStart w:id="84" w:name="mini-chequeo-4"/>
     <w:p>
       <w:pPr>
         <w:pStyle w:val="Heading2"/>
@@ -11951,8 +12002,8 @@
         </w:pict>
       </w:r>
     </w:p>
-    <w:bookmarkEnd w:id="75"/>
-    <w:bookmarkStart w:id="76" w:name="resumen-en-3-frases-4"/>
+    <w:bookmarkEnd w:id="84"/>
+    <w:bookmarkStart w:id="85" w:name="resumen-en-3-frases-4"/>
     <w:p>
       <w:pPr>
         <w:pStyle w:val="Heading2"/>
@@ -12042,8 +12093,8 @@
         <w:t xml:space="preserve">(longest prefix match); solo proceden la AD y la métrica si hay empate.</w:t>
       </w:r>
     </w:p>
-    <w:bookmarkEnd w:id="76"/>
-    <w:bookmarkStart w:id="77" w:name="vocabulario-rápido-4"/>
+    <w:bookmarkEnd w:id="85"/>
+    <w:bookmarkStart w:id="86" w:name="vocabulario-rápido-4"/>
     <w:p>
       <w:pPr>
         <w:pStyle w:val="Heading2"/>
@@ -12241,7 +12292,7 @@
       <w:r>
         <w:t xml:space="preserve"> </w:t>
       </w:r>
-      <w:hyperlink r:id="rId41">
+      <w:hyperlink r:id="rId44">
         <w:r>
           <w:rPr>
             <w:rStyle w:val="Hyperlink"/>
@@ -12304,9 +12355,9 @@
         </w:r>
       </w:hyperlink>
     </w:p>
-    <w:bookmarkEnd w:id="77"/>
-    <w:bookmarkEnd w:id="78"/>
-    <w:bookmarkStart w:id="91" w:name="cierre-consolida-lo-aprendido"/>
+    <w:bookmarkEnd w:id="86"/>
+    <w:bookmarkEnd w:id="87"/>
+    <w:bookmarkStart w:id="100" w:name="cierre-consolida-lo-aprendido"/>
     <w:p>
       <w:pPr>
         <w:pStyle w:val="Heading1"/>
@@ -12402,7 +12453,7 @@
         </w:pict>
       </w:r>
     </w:p>
-    <w:bookmarkStart w:id="79" w:name="sé-el-paquete"/>
+    <w:bookmarkStart w:id="88" w:name="sé-el-paquete"/>
     <w:p>
       <w:pPr>
         <w:pStyle w:val="Heading2"/>
@@ -12644,8 +12695,8 @@
         </w:pict>
       </w:r>
     </w:p>
-    <w:bookmarkEnd w:id="79"/>
-    <w:bookmarkStart w:id="80" w:name="Xfa6f01f1bcd406fe30d96d0488036d77e55f246"/>
+    <w:bookmarkEnd w:id="88"/>
+    <w:bookmarkStart w:id="89" w:name="Xfa6f01f1bcd406fe30d96d0488036d77e55f246"/>
     <w:p>
       <w:pPr>
         <w:pStyle w:val="Heading2"/>
@@ -12799,8 +12850,8 @@
         </w:pict>
       </w:r>
     </w:p>
-    <w:bookmarkEnd w:id="80"/>
-    <w:bookmarkStart w:id="81" w:name="quién-soy"/>
+    <w:bookmarkEnd w:id="89"/>
+    <w:bookmarkStart w:id="90" w:name="quién-soy"/>
     <w:p>
       <w:pPr>
         <w:pStyle w:val="Heading2"/>
@@ -12968,8 +13019,8 @@
         </w:pict>
       </w:r>
     </w:p>
-    <w:bookmarkEnd w:id="81"/>
-    <w:bookmarkStart w:id="82" w:name="Xa842808f00a830dbf7e61964541385f51f759b2"/>
+    <w:bookmarkEnd w:id="90"/>
+    <w:bookmarkStart w:id="91" w:name="Xa842808f00a830dbf7e61964541385f51f759b2"/>
     <w:p>
       <w:pPr>
         <w:pStyle w:val="Heading2"/>
@@ -13108,8 +13159,8 @@
         </w:pict>
       </w:r>
     </w:p>
-    <w:bookmarkEnd w:id="82"/>
-    <w:bookmarkStart w:id="83" w:name="X44bf548149e86da58f55ac7fdcde18001ce328f"/>
+    <w:bookmarkEnd w:id="91"/>
+    <w:bookmarkStart w:id="92" w:name="X44bf548149e86da58f55ac7fdcde18001ce328f"/>
     <w:p>
       <w:pPr>
         <w:pStyle w:val="Heading2"/>
@@ -13671,8 +13722,8 @@
         </w:pict>
       </w:r>
     </w:p>
-    <w:bookmarkEnd w:id="83"/>
-    <w:bookmarkStart w:id="84" w:name="logros-de-esta-unidad"/>
+    <w:bookmarkEnd w:id="92"/>
+    <w:bookmarkStart w:id="93" w:name="logros-de-esta-unidad"/>
     <w:p>
       <w:pPr>
         <w:pStyle w:val="Heading2"/>
@@ -13892,8 +13943,8 @@
         </w:pict>
       </w:r>
     </w:p>
-    <w:bookmarkEnd w:id="84"/>
-    <w:bookmarkStart w:id="85" w:name="atrévete-a-pensar"/>
+    <w:bookmarkEnd w:id="93"/>
+    <w:bookmarkStart w:id="94" w:name="atrévete-a-pensar"/>
     <w:p>
       <w:pPr>
         <w:pStyle w:val="Heading2"/>
@@ -14078,8 +14129,8 @@
         </w:pict>
       </w:r>
     </w:p>
-    <w:bookmarkEnd w:id="85"/>
-    <w:bookmarkStart w:id="86" w:name="crucigrama-de-bits"/>
+    <w:bookmarkEnd w:id="94"/>
+    <w:bookmarkStart w:id="95" w:name="crucigrama-de-bits"/>
     <w:p>
       <w:pPr>
         <w:pStyle w:val="Heading2"/>
@@ -14225,8 +14276,8 @@
         </w:pict>
       </w:r>
     </w:p>
-    <w:bookmarkEnd w:id="86"/>
-    <w:bookmarkStart w:id="87" w:name="preguntas-de-entrevista-de-trabajo"/>
+    <w:bookmarkEnd w:id="95"/>
+    <w:bookmarkStart w:id="96" w:name="preguntas-de-entrevista-de-trabajo"/>
     <w:p>
       <w:pPr>
         <w:pStyle w:val="Heading2"/>
@@ -14431,8 +14482,8 @@
         </w:pict>
       </w:r>
     </w:p>
-    <w:bookmarkEnd w:id="87"/>
-    <w:bookmarkStart w:id="88" w:name="no-hay-preguntas-tontas"/>
+    <w:bookmarkEnd w:id="96"/>
+    <w:bookmarkStart w:id="97" w:name="no-hay-preguntas-tontas"/>
     <w:p>
       <w:pPr>
         <w:pStyle w:val="Heading2"/>
@@ -14595,8 +14646,8 @@
         </w:pict>
       </w:r>
     </w:p>
-    <w:bookmarkEnd w:id="88"/>
-    <w:bookmarkStart w:id="89" w:name="poscréditos"/>
+    <w:bookmarkEnd w:id="97"/>
+    <w:bookmarkStart w:id="98" w:name="poscréditos"/>
     <w:p>
       <w:pPr>
         <w:pStyle w:val="Heading2"/>
@@ -14675,8 +14726,8 @@
         </w:pict>
       </w:r>
     </w:p>
-    <w:bookmarkEnd w:id="89"/>
-    <w:bookmarkStart w:id="90" w:name="criterios-de-evaluación-cubiertos-ra4-1"/>
+    <w:bookmarkEnd w:id="98"/>
+    <w:bookmarkStart w:id="99" w:name="criterios-de-evaluación-cubiertos-ra4-1"/>
     <w:p>
       <w:pPr>
         <w:pStyle w:val="Heading2"/>
@@ -14959,7 +15010,7 @@
       <w:r>
         <w:t xml:space="preserve"> </w:t>
       </w:r>
-      <w:hyperlink r:id="rId41">
+      <w:hyperlink r:id="rId44">
         <w:r>
           <w:rPr>
             <w:rStyle w:val="Hyperlink"/>
@@ -15022,8 +15073,8 @@
         </w:r>
       </w:hyperlink>
     </w:p>
-    <w:bookmarkEnd w:id="90"/>
-    <w:bookmarkEnd w:id="91"/>
+    <w:bookmarkEnd w:id="99"/>
+    <w:bookmarkEnd w:id="100"/>
     <w:sectPr/>
   </w:body>
 </w:document>

--- a/docx/08-enrutamiento-estatico/08-enrutamiento-estatico.docx
+++ b/docx/08-enrutamiento-estatico/08-enrutamiento-estatico.docx
@@ -28,7 +28,7 @@
         </w:p>
       </w:sdtContent>
     </w:sdt>
-    <w:bookmarkStart w:id="33" w:name="enrutamiento-estático"/>
+    <w:bookmarkStart w:id="22" w:name="enrutamiento-estático"/>
     <w:p>
       <w:pPr>
         <w:pStyle w:val="Heading1"/>
@@ -114,7 +114,7 @@
       <w:r>
         <w:t xml:space="preserve"> </w:t>
       </w:r>
-      <w:hyperlink r:id="rId20">
+      <w:hyperlink r:id="rId9">
         <w:r>
           <w:rPr>
             <w:rStyle w:val="Hyperlink"/>
@@ -144,7 +144,7 @@
       <w:r>
         <w:t xml:space="preserve"> </w:t>
       </w:r>
-      <w:hyperlink r:id="rId21">
+      <w:hyperlink r:id="rId10">
         <w:r>
           <w:rPr>
             <w:rStyle w:val="Hyperlink"/>
@@ -184,7 +184,7 @@
         </w:pict>
       </w:r>
     </w:p>
-    <w:bookmarkStart w:id="22" w:name="objetivo-de-la-unidad"/>
+    <w:bookmarkStart w:id="11" w:name="objetivo-de-la-unidad"/>
     <w:p>
       <w:pPr>
         <w:pStyle w:val="Heading2"/>
@@ -307,8 +307,8 @@
         </w:pict>
       </w:r>
     </w:p>
-    <w:bookmarkEnd w:id="22"/>
-    <w:bookmarkStart w:id="29" w:name="mapa-de-la-unidad"/>
+    <w:bookmarkEnd w:id="11"/>
+    <w:bookmarkStart w:id="18" w:name="mapa-de-la-unidad"/>
     <w:p>
       <w:pPr>
         <w:pStyle w:val="Heading2"/>
@@ -321,7 +321,6 @@
       <w:tblPr>
         <w:tblStyle w:val="Table"/>
         <w:tblW w:type="pct" w:w="5000"/>
-        <w:jc w:val="left"/>
         <w:tblLayout w:type="fixed"/>
         <w:tblLook w:firstRow="1" w:lastRow="0" w:firstColumn="0" w:lastColumn="0" w:noHBand="0" w:noVBand="0" w:val="0020"/>
       </w:tblPr>
@@ -339,7 +338,6 @@
           <w:p>
             <w:pPr>
               <w:pStyle w:val="Compact"/>
-              <w:jc w:val="left"/>
             </w:pPr>
             <w:r>
               <w:t xml:space="preserve">Punto</w:t>
@@ -351,7 +349,6 @@
           <w:p>
             <w:pPr>
               <w:pStyle w:val="Compact"/>
-              <w:jc w:val="left"/>
             </w:pPr>
             <w:r>
               <w:t xml:space="preserve">Qué aprenderás</w:t>
@@ -363,7 +360,6 @@
           <w:p>
             <w:pPr>
               <w:pStyle w:val="Compact"/>
-              <w:jc w:val="left"/>
             </w:pPr>
             <w:r>
               <w:t xml:space="preserve">Nivel</w:t>
@@ -377,9 +373,8 @@
           <w:p>
             <w:pPr>
               <w:pStyle w:val="Compact"/>
-              <w:jc w:val="left"/>
-            </w:pPr>
-            <w:hyperlink r:id="rId23">
+            </w:pPr>
+            <w:hyperlink r:id="rId12">
               <w:r>
                 <w:rPr>
                   <w:rStyle w:val="Hyperlink"/>
@@ -394,7 +389,6 @@
           <w:p>
             <w:pPr>
               <w:pStyle w:val="Compact"/>
-              <w:jc w:val="left"/>
             </w:pPr>
             <w:r>
               <w:t xml:space="preserve">Memorias, registros y secuencia de arranque</w:t>
@@ -406,7 +400,6 @@
           <w:p>
             <w:pPr>
               <w:pStyle w:val="Compact"/>
-              <w:jc w:val="left"/>
             </w:pPr>
             <w:r>
               <w:t xml:space="preserve">Todos</w:t>
@@ -420,9 +413,8 @@
           <w:p>
             <w:pPr>
               <w:pStyle w:val="Compact"/>
-              <w:jc w:val="left"/>
-            </w:pPr>
-            <w:hyperlink r:id="rId24">
+            </w:pPr>
+            <w:hyperlink r:id="rId13">
               <w:r>
                 <w:rPr>
                   <w:rStyle w:val="Hyperlink"/>
@@ -437,7 +429,6 @@
           <w:p>
             <w:pPr>
               <w:pStyle w:val="Compact"/>
-              <w:jc w:val="left"/>
             </w:pPr>
             <w:r>
               <w:t xml:space="preserve">Modos CLI, SSH, interfaces y verificación</w:t>
@@ -449,7 +440,6 @@
           <w:p>
             <w:pPr>
               <w:pStyle w:val="Compact"/>
-              <w:jc w:val="left"/>
             </w:pPr>
             <w:r>
               <w:t xml:space="preserve">Todos</w:t>
@@ -463,9 +453,8 @@
           <w:p>
             <w:pPr>
               <w:pStyle w:val="Compact"/>
-              <w:jc w:val="left"/>
-            </w:pPr>
-            <w:hyperlink r:id="rId25">
+            </w:pPr>
+            <w:hyperlink r:id="rId14">
               <w:r>
                 <w:rPr>
                   <w:rStyle w:val="Hyperlink"/>
@@ -480,7 +469,6 @@
           <w:p>
             <w:pPr>
               <w:pStyle w:val="Compact"/>
-              <w:jc w:val="left"/>
             </w:pPr>
             <w:r>
               <w:rPr>
@@ -498,7 +486,6 @@
           <w:p>
             <w:pPr>
               <w:pStyle w:val="Compact"/>
-              <w:jc w:val="left"/>
             </w:pPr>
             <w:r>
               <w:t xml:space="preserve">Todos</w:t>
@@ -512,9 +499,8 @@
           <w:p>
             <w:pPr>
               <w:pStyle w:val="Compact"/>
-              <w:jc w:val="left"/>
-            </w:pPr>
-            <w:hyperlink r:id="rId26">
+            </w:pPr>
+            <w:hyperlink r:id="rId15">
               <w:r>
                 <w:rPr>
                   <w:rStyle w:val="Hyperlink"/>
@@ -529,7 +515,6 @@
           <w:p>
             <w:pPr>
               <w:pStyle w:val="Compact"/>
-              <w:jc w:val="left"/>
             </w:pPr>
             <w:r>
               <w:t xml:space="preserve">0.0.0.0/0, gateway of last resort y rutas flotantes</w:t>
@@ -541,7 +526,6 @@
           <w:p>
             <w:pPr>
               <w:pStyle w:val="Compact"/>
-              <w:jc w:val="left"/>
             </w:pPr>
             <w:r>
               <w:t xml:space="preserve">Todos</w:t>
@@ -555,9 +539,8 @@
           <w:p>
             <w:pPr>
               <w:pStyle w:val="Compact"/>
-              <w:jc w:val="left"/>
-            </w:pPr>
-            <w:hyperlink r:id="rId27">
+            </w:pPr>
+            <w:hyperlink r:id="rId16">
               <w:r>
                 <w:rPr>
                   <w:rStyle w:val="Hyperlink"/>
@@ -572,7 +555,6 @@
           <w:p>
             <w:pPr>
               <w:pStyle w:val="Compact"/>
-              <w:jc w:val="left"/>
             </w:pPr>
             <w:r>
               <w:t xml:space="preserve">Longest prefix match, AD y métrica</w:t>
@@ -584,7 +566,6 @@
           <w:p>
             <w:pPr>
               <w:pStyle w:val="Compact"/>
-              <w:jc w:val="left"/>
             </w:pPr>
             <w:r>
               <w:t xml:space="preserve">Clave</w:t>
@@ -598,9 +579,8 @@
           <w:p>
             <w:pPr>
               <w:pStyle w:val="Compact"/>
-              <w:jc w:val="left"/>
-            </w:pPr>
-            <w:hyperlink r:id="rId28">
+            </w:pPr>
+            <w:hyperlink r:id="rId17">
               <w:r>
                 <w:rPr>
                   <w:rStyle w:val="Hyperlink"/>
@@ -615,7 +595,6 @@
           <w:p>
             <w:pPr>
               <w:pStyle w:val="Compact"/>
-              <w:jc w:val="left"/>
             </w:pPr>
             <w:r>
               <w:t xml:space="preserve">Sé el Paquete, Fireside, Laboratorio, Crucigrama…</w:t>
@@ -627,7 +606,6 @@
           <w:p>
             <w:pPr>
               <w:pStyle w:val="Compact"/>
-              <w:jc w:val="left"/>
             </w:pPr>
             <w:r>
               <w:t xml:space="preserve">Todos</w:t>
@@ -667,8 +645,8 @@
         </w:pict>
       </w:r>
     </w:p>
-    <w:bookmarkEnd w:id="29"/>
-    <w:bookmarkStart w:id="30" w:name="boletines-de-la-unidad"/>
+    <w:bookmarkEnd w:id="18"/>
+    <w:bookmarkStart w:id="19" w:name="boletines-de-la-unidad"/>
     <w:p>
       <w:pPr>
         <w:pStyle w:val="Heading2"/>
@@ -718,8 +696,8 @@
         </w:pict>
       </w:r>
     </w:p>
-    <w:bookmarkEnd w:id="30"/>
-    <w:bookmarkStart w:id="31" w:name="criterios-de-evaluación-cubiertos-ra4"/>
+    <w:bookmarkEnd w:id="19"/>
+    <w:bookmarkStart w:id="20" w:name="criterios-de-evaluación-cubiertos-ra4"/>
     <w:p>
       <w:pPr>
         <w:pStyle w:val="Heading2"/>
@@ -744,7 +722,6 @@
       <w:tblPr>
         <w:tblStyle w:val="Table"/>
         <w:tblW w:type="pct" w:w="5000"/>
-        <w:jc w:val="left"/>
         <w:tblLayout w:type="fixed"/>
         <w:tblLook w:firstRow="1" w:lastRow="0" w:firstColumn="0" w:lastColumn="0" w:noHBand="0" w:noVBand="0" w:val="0020"/>
       </w:tblPr>
@@ -762,7 +739,6 @@
           <w:p>
             <w:pPr>
               <w:pStyle w:val="Compact"/>
-              <w:jc w:val="left"/>
             </w:pPr>
             <w:r>
               <w:t xml:space="preserve">CE</w:t>
@@ -774,7 +750,6 @@
           <w:p>
             <w:pPr>
               <w:pStyle w:val="Compact"/>
-              <w:jc w:val="left"/>
             </w:pPr>
             <w:r>
               <w:t xml:space="preserve">Criterio</w:t>
@@ -786,7 +761,6 @@
           <w:p>
             <w:pPr>
               <w:pStyle w:val="Compact"/>
-              <w:jc w:val="left"/>
             </w:pPr>
             <w:r>
               <w:t xml:space="preserve">Dónde se cubre</w:t>
@@ -800,7 +774,6 @@
           <w:p>
             <w:pPr>
               <w:pStyle w:val="Compact"/>
-              <w:jc w:val="left"/>
             </w:pPr>
             <w:r>
               <w:t xml:space="preserve">a)</w:t>
@@ -812,7 +785,6 @@
           <w:p>
             <w:pPr>
               <w:pStyle w:val="Compact"/>
-              <w:jc w:val="left"/>
             </w:pPr>
             <w:r>
               <w:t xml:space="preserve">Componentes y LEDs del router</w:t>
@@ -824,7 +796,6 @@
           <w:p>
             <w:pPr>
               <w:pStyle w:val="Compact"/>
-              <w:jc w:val="left"/>
             </w:pPr>
             <w:r>
               <w:t xml:space="preserve">✅ Punto 1</w:t>
@@ -838,7 +809,6 @@
           <w:p>
             <w:pPr>
               <w:pStyle w:val="Compact"/>
-              <w:jc w:val="left"/>
             </w:pPr>
             <w:r>
               <w:t xml:space="preserve">b)</w:t>
@@ -850,7 +820,6 @@
           <w:p>
             <w:pPr>
               <w:pStyle w:val="Compact"/>
-              <w:jc w:val="left"/>
             </w:pPr>
             <w:r>
               <w:t xml:space="preserve">Acceso a la configuración</w:t>
@@ -862,7 +831,6 @@
           <w:p>
             <w:pPr>
               <w:pStyle w:val="Compact"/>
-              <w:jc w:val="left"/>
             </w:pPr>
             <w:r>
               <w:t xml:space="preserve">✅ Punto 2</w:t>
@@ -876,7 +844,6 @@
           <w:p>
             <w:pPr>
               <w:pStyle w:val="Compact"/>
-              <w:jc w:val="left"/>
             </w:pPr>
             <w:r>
               <w:t xml:space="preserve">c)</w:t>
@@ -888,7 +855,6 @@
           <w:p>
             <w:pPr>
               <w:pStyle w:val="Compact"/>
-              <w:jc w:val="left"/>
             </w:pPr>
             <w:r>
               <w:t xml:space="preserve">Secuencia de arranque</w:t>
@@ -900,7 +866,6 @@
           <w:p>
             <w:pPr>
               <w:pStyle w:val="Compact"/>
-              <w:jc w:val="left"/>
             </w:pPr>
             <w:r>
               <w:t xml:space="preserve">✅ Punto 1</w:t>
@@ -914,7 +879,6 @@
           <w:p>
             <w:pPr>
               <w:pStyle w:val="Compact"/>
-              <w:jc w:val="left"/>
             </w:pPr>
             <w:r>
               <w:t xml:space="preserve">d)</w:t>
@@ -926,7 +890,6 @@
           <w:p>
             <w:pPr>
               <w:pStyle w:val="Compact"/>
-              <w:jc w:val="left"/>
             </w:pPr>
             <w:r>
               <w:t xml:space="preserve">Comandos de configuración</w:t>
@@ -938,7 +901,6 @@
           <w:p>
             <w:pPr>
               <w:pStyle w:val="Compact"/>
-              <w:jc w:val="left"/>
             </w:pPr>
             <w:r>
               <w:t xml:space="preserve">✅ Puntos 2-3 + ⚡ Laboratorio (punto 6)</w:t>
@@ -952,7 +914,6 @@
           <w:p>
             <w:pPr>
               <w:pStyle w:val="Compact"/>
-              <w:jc w:val="left"/>
             </w:pPr>
             <w:r>
               <w:t xml:space="preserve">f)</w:t>
@@ -964,7 +925,6 @@
           <w:p>
             <w:pPr>
               <w:pStyle w:val="Compact"/>
-              <w:jc w:val="left"/>
             </w:pPr>
             <w:r>
               <w:t xml:space="preserve">Rutas estáticas y por defecto</w:t>
@@ -976,7 +936,6 @@
           <w:p>
             <w:pPr>
               <w:pStyle w:val="Compact"/>
-              <w:jc w:val="left"/>
             </w:pPr>
             <w:r>
               <w:t xml:space="preserve">✅ Puntos 3-5 + 🧠 Atrévete a pensar (punto 6)</w:t>
@@ -992,8 +951,8 @@
         </w:pict>
       </w:r>
     </w:p>
-    <w:bookmarkEnd w:id="31"/>
-    <w:bookmarkStart w:id="32" w:name="por-dónde-empiezo"/>
+    <w:bookmarkEnd w:id="20"/>
+    <w:bookmarkStart w:id="21" w:name="por-dónde-empiezo"/>
     <w:p>
       <w:pPr>
         <w:pStyle w:val="Heading2"/>
@@ -1016,7 +975,7 @@
       <w:r>
         <w:t xml:space="preserve"> </w:t>
       </w:r>
-      <w:hyperlink r:id="rId23">
+      <w:hyperlink r:id="rId12">
         <w:r>
           <w:rPr>
             <w:rStyle w:val="Hyperlink"/>
@@ -1057,7 +1016,7 @@
       <w:r>
         <w:t xml:space="preserve"> </w:t>
       </w:r>
-      <w:hyperlink r:id="rId23">
+      <w:hyperlink r:id="rId12">
         <w:r>
           <w:rPr>
             <w:rStyle w:val="Hyperlink"/>
@@ -1082,7 +1041,7 @@
         </w:rPr>
         <w:t xml:space="preserve"> </w:t>
       </w:r>
-      <w:hyperlink r:id="rId21">
+      <w:hyperlink r:id="rId10">
         <w:r>
           <w:rPr>
             <w:rStyle w:val="Hyperlink"/>
@@ -1100,9 +1059,9 @@
         <w:t xml:space="preserve">.</w:t>
       </w:r>
     </w:p>
-    <w:bookmarkEnd w:id="32"/>
-    <w:bookmarkEnd w:id="33"/>
-    <w:bookmarkStart w:id="46" w:name="componentes-del-router"/>
+    <w:bookmarkEnd w:id="21"/>
+    <w:bookmarkEnd w:id="22"/>
+    <w:bookmarkStart w:id="35" w:name="componentes-del-router"/>
     <w:p>
       <w:pPr>
         <w:pStyle w:val="Heading1"/>
@@ -1166,7 +1125,7 @@
         </w:pict>
       </w:r>
     </w:p>
-    <w:bookmarkStart w:id="34" w:name="la-idea-en-una-frase"/>
+    <w:bookmarkStart w:id="23" w:name="la-idea-en-una-frase"/>
     <w:p>
       <w:pPr>
         <w:pStyle w:val="Heading2"/>
@@ -1235,8 +1194,8 @@
         </w:pict>
       </w:r>
     </w:p>
-    <w:bookmarkEnd w:id="34"/>
-    <w:bookmarkStart w:id="35" w:name="el-cerebro-la-memoria-y-el-almacén"/>
+    <w:bookmarkEnd w:id="23"/>
+    <w:bookmarkStart w:id="24" w:name="el-cerebro-la-memoria-y-el-almacén"/>
     <w:p>
       <w:pPr>
         <w:pStyle w:val="Heading2"/>
@@ -1257,7 +1216,6 @@
       <w:tblPr>
         <w:tblStyle w:val="Table"/>
         <w:tblW w:type="pct" w:w="5000"/>
-        <w:jc w:val="left"/>
         <w:tblLayout w:type="fixed"/>
         <w:tblLook w:firstRow="1" w:lastRow="0" w:firstColumn="0" w:lastColumn="0" w:noHBand="0" w:noVBand="0" w:val="0020"/>
       </w:tblPr>
@@ -1275,7 +1233,6 @@
           <w:p>
             <w:pPr>
               <w:pStyle w:val="Compact"/>
-              <w:jc w:val="left"/>
             </w:pPr>
             <w:r>
               <w:t xml:space="preserve">Componente</w:t>
@@ -1287,7 +1244,6 @@
           <w:p>
             <w:pPr>
               <w:pStyle w:val="Compact"/>
-              <w:jc w:val="left"/>
             </w:pPr>
             <w:r>
               <w:t xml:space="preserve">Tipo</w:t>
@@ -1299,7 +1255,6 @@
           <w:p>
             <w:pPr>
               <w:pStyle w:val="Compact"/>
-              <w:jc w:val="left"/>
             </w:pPr>
             <w:r>
               <w:t xml:space="preserve">Descripción</w:t>
@@ -1313,7 +1268,6 @@
           <w:p>
             <w:pPr>
               <w:pStyle w:val="Compact"/>
-              <w:jc w:val="left"/>
             </w:pPr>
             <w:r>
               <w:rPr>
@@ -1329,7 +1283,6 @@
           <w:p>
             <w:pPr>
               <w:pStyle w:val="Compact"/>
-              <w:jc w:val="left"/>
             </w:pPr>
             <w:r>
               <w:t xml:space="preserve">Procesador</w:t>
@@ -1341,7 +1294,6 @@
           <w:p>
             <w:pPr>
               <w:pStyle w:val="Compact"/>
-              <w:jc w:val="left"/>
             </w:pPr>
             <w:r>
               <w:t xml:space="preserve">Ejecuta el IOS, procesa paquetes (en routers modernos, el routing se hace en hardware/ASIC)</w:t>
@@ -1355,7 +1307,6 @@
           <w:p>
             <w:pPr>
               <w:pStyle w:val="Compact"/>
-              <w:jc w:val="left"/>
             </w:pPr>
             <w:r>
               <w:rPr>
@@ -1371,7 +1322,6 @@
           <w:p>
             <w:pPr>
               <w:pStyle w:val="Compact"/>
-              <w:jc w:val="left"/>
             </w:pPr>
             <w:r>
               <w:t xml:space="preserve">Volátil</w:t>
@@ -1383,7 +1333,6 @@
           <w:p>
             <w:pPr>
               <w:pStyle w:val="Compact"/>
-              <w:jc w:val="left"/>
             </w:pPr>
             <w:r>
               <w:t xml:space="preserve">Almacena la tabla de rutas, la tabla ARP, la configuración en ejecución (running-config) y los buffers de paquetes</w:t>
@@ -1397,7 +1346,6 @@
           <w:p>
             <w:pPr>
               <w:pStyle w:val="Compact"/>
-              <w:jc w:val="left"/>
             </w:pPr>
             <w:r>
               <w:rPr>
@@ -1413,7 +1361,6 @@
           <w:p>
             <w:pPr>
               <w:pStyle w:val="Compact"/>
-              <w:jc w:val="left"/>
             </w:pPr>
             <w:r>
               <w:t xml:space="preserve">No volátil</w:t>
@@ -1425,7 +1372,6 @@
           <w:p>
             <w:pPr>
               <w:pStyle w:val="Compact"/>
-              <w:jc w:val="left"/>
             </w:pPr>
             <w:r>
               <w:t xml:space="preserve">Almacena la configuración de arranque (startup-config)</w:t>
@@ -1439,7 +1385,6 @@
           <w:p>
             <w:pPr>
               <w:pStyle w:val="Compact"/>
-              <w:jc w:val="left"/>
             </w:pPr>
             <w:r>
               <w:rPr>
@@ -1455,7 +1400,6 @@
           <w:p>
             <w:pPr>
               <w:pStyle w:val="Compact"/>
-              <w:jc w:val="left"/>
             </w:pPr>
             <w:r>
               <w:t xml:space="preserve">No volátil</w:t>
@@ -1467,7 +1411,6 @@
           <w:p>
             <w:pPr>
               <w:pStyle w:val="Compact"/>
-              <w:jc w:val="left"/>
             </w:pPr>
             <w:r>
               <w:t xml:space="preserve">Almacena el IOS (el sistema operativo) y, a menudo, copias de seguridad de la configuración</w:t>
@@ -1481,7 +1424,6 @@
           <w:p>
             <w:pPr>
               <w:pStyle w:val="Compact"/>
-              <w:jc w:val="left"/>
             </w:pPr>
             <w:r>
               <w:rPr>
@@ -1497,7 +1439,6 @@
           <w:p>
             <w:pPr>
               <w:pStyle w:val="Compact"/>
-              <w:jc w:val="left"/>
             </w:pPr>
             <w:r>
               <w:t xml:space="preserve">Solo lectura</w:t>
@@ -1509,7 +1450,6 @@
           <w:p>
             <w:pPr>
               <w:pStyle w:val="Compact"/>
-              <w:jc w:val="left"/>
             </w:pPr>
             <w:r>
               <w:t xml:space="preserve">Contiene el monitor ROM (ROMMON) para recuperación de emergencias</w:t>
@@ -1523,7 +1463,6 @@
           <w:p>
             <w:pPr>
               <w:pStyle w:val="Compact"/>
-              <w:jc w:val="left"/>
             </w:pPr>
             <w:r>
               <w:rPr>
@@ -1539,7 +1478,6 @@
           <w:p>
             <w:pPr>
               <w:pStyle w:val="Compact"/>
-              <w:jc w:val="left"/>
             </w:pPr>
             <w:r>
               <w:t xml:space="preserve">E/S</w:t>
@@ -1551,7 +1489,6 @@
           <w:p>
             <w:pPr>
               <w:pStyle w:val="Compact"/>
-              <w:jc w:val="left"/>
             </w:pPr>
             <w:r>
               <w:t xml:space="preserve">Puertos físicos (GigabitEthernet, Serial, FastEthernet) por donde entra y sale el tráfico</w:t>
@@ -1643,13 +1580,7 @@
         <w:t xml:space="preserve"> </w:t>
       </w:r>
       <w:r>
-        <w:t xml:space="preserve">“</w:t>
-      </w:r>
-      <w:r>
-        <w:t xml:space="preserve">la mesa de trabajo</w:t>
-      </w:r>
-      <w:r>
-        <w:t xml:space="preserve">”</w:t>
+        <w:t xml:space="preserve">“la mesa de trabajo”</w:t>
       </w:r>
       <w:r>
         <w:t xml:space="preserve">; Flash y NVRAM son</w:t>
@@ -1658,13 +1589,7 @@
         <w:t xml:space="preserve"> </w:t>
       </w:r>
       <w:r>
-        <w:t xml:space="preserve">“</w:t>
-      </w:r>
-      <w:r>
-        <w:t xml:space="preserve">el armario</w:t>
-      </w:r>
-      <w:r>
-        <w:t xml:space="preserve">”</w:t>
+        <w:t xml:space="preserve">“el armario”</w:t>
       </w:r>
       <w:r>
         <w:t xml:space="preserve">.</w:t>
@@ -1677,8 +1602,8 @@
         </w:pict>
       </w:r>
     </w:p>
-    <w:bookmarkEnd w:id="35"/>
-    <w:bookmarkStart w:id="36" w:name="los-leds-el-estado-a-simple-vista"/>
+    <w:bookmarkEnd w:id="24"/>
+    <w:bookmarkStart w:id="25" w:name="los-leds-el-estado-a-simple-vista"/>
     <w:p>
       <w:pPr>
         <w:pStyle w:val="Heading2"/>
@@ -1778,8 +1703,8 @@
         </w:pict>
       </w:r>
     </w:p>
-    <w:bookmarkEnd w:id="36"/>
-    <w:bookmarkStart w:id="40" w:name="secuencia-de-arranque-y-por-qué-importa"/>
+    <w:bookmarkEnd w:id="25"/>
+    <w:bookmarkStart w:id="29" w:name="secuencia-de-arranque-y-por-qué-importa"/>
     <w:p>
       <w:pPr>
         <w:pStyle w:val="Heading2"/>
@@ -1860,13 +1785,7 @@
         <w:t xml:space="preserve"> </w:t>
       </w:r>
       <w:r>
-        <w:t xml:space="preserve">“</w:t>
-      </w:r>
-      <w:r>
-        <w:t xml:space="preserve">modo de emergencia</w:t>
-      </w:r>
-      <w:r>
-        <w:t xml:space="preserve">”</w:t>
+        <w:t xml:space="preserve">“modo de emergencia”</w:t>
       </w:r>
       <w:r>
         <w:t xml:space="preserve"> </w:t>
@@ -1998,13 +1917,7 @@
         <w:t xml:space="preserve"> </w:t>
       </w:r>
       <w:r>
-        <w:t xml:space="preserve">“</w:t>
-      </w:r>
-      <w:r>
-        <w:t xml:space="preserve">se queda colgado</w:t>
-      </w:r>
-      <w:r>
-        <w:t xml:space="preserve">”</w:t>
+        <w:t xml:space="preserve">“se queda colgado”</w:t>
       </w:r>
       <w:r>
         <w:t xml:space="preserve"> </w:t>
@@ -2022,12 +1935,12 @@
           <wp:inline>
             <wp:extent cx="5334000" cy="5060461"/>
             <wp:effectExtent b="0" l="0" r="0" t="0"/>
-            <wp:docPr descr="Secuencia de arranque de un router: POST, Boot ROM/ROMMON, carga del IOS y carga de la configuración" title="" id="38" name="Picture"/>
+            <wp:docPr descr="Secuencia de arranque de un router: POST, Boot ROM/ROMMON, carga del IOS y carga de la configuración" title="" id="27" name="Picture"/>
             <a:graphic>
               <a:graphicData uri="http://schemas.openxmlformats.org/drawingml/2006/picture">
                 <pic:pic>
                   <pic:nvPicPr>
-                    <pic:cNvPr descr="public/diagrams/u08-secuencia-arranque.svg" id="39" name="Picture"/>
+                    <pic:cNvPr descr="public/diagrams/u08-secuencia-arranque.svg" id="28" name="Picture"/>
                     <pic:cNvPicPr>
                       <a:picLocks noChangeArrowheads="1" noChangeAspect="1"/>
                     </pic:cNvPicPr>
@@ -2039,7 +1952,7 @@
                           <a14:useLocalDpi xmlns:a14="http://schemas.microsoft.com/office/drawing/2010/main" val="0"/>
                         </a:ext>
                         <a:ext uri="{96DAC541-7B7A-43D3-8B79-37D633B846F1}">
-                          <asvg:svgBlip xmlns:asvg="http://schemas.microsoft.com/office/drawing/2016/SVG/main" r:embed="rId37"/>
+                          <asvg:svgBlip xmlns:asvg="http://schemas.microsoft.com/office/drawing/2016/SVG/main" r:embed="rId26"/>
                         </a:ext>
                       </a:extLst>
                     </a:blip>
@@ -2084,8 +1997,8 @@
         </w:pict>
       </w:r>
     </w:p>
-    <w:bookmarkEnd w:id="40"/>
-    <w:bookmarkStart w:id="41" w:name="los-tres-shows-que-te-salvan-la-vida"/>
+    <w:bookmarkEnd w:id="29"/>
+    <w:bookmarkStart w:id="30" w:name="los-tres-shows-que-te-salvan-la-vida"/>
     <w:p>
       <w:pPr>
         <w:pStyle w:val="Heading2"/>
@@ -2105,13 +2018,7 @@
         <w:t xml:space="preserve"> </w:t>
       </w:r>
       <w:r>
-        <w:t xml:space="preserve">“</w:t>
-      </w:r>
-      <w:r>
-        <w:t xml:space="preserve">¿y tú quién eres?</w:t>
-      </w:r>
-      <w:r>
-        <w:t xml:space="preserve">”</w:t>
+        <w:t xml:space="preserve">“¿y tú quién eres?”</w:t>
       </w:r>
       <w:r>
         <w:t xml:space="preserve"> </w:t>
@@ -2219,7 +2126,6 @@
       <w:tblPr>
         <w:tblStyle w:val="Table"/>
         <w:tblW w:type="pct" w:w="5000"/>
-        <w:jc w:val="left"/>
         <w:tblLayout w:type="fixed"/>
         <w:tblLook w:firstRow="1" w:lastRow="0" w:firstColumn="0" w:lastColumn="0" w:noHBand="0" w:noVBand="0" w:val="0020"/>
       </w:tblPr>
@@ -2236,7 +2142,6 @@
           <w:p>
             <w:pPr>
               <w:pStyle w:val="Compact"/>
-              <w:jc w:val="left"/>
             </w:pPr>
             <w:r>
               <w:t xml:space="preserve">Comando</w:t>
@@ -2248,7 +2153,6 @@
           <w:p>
             <w:pPr>
               <w:pStyle w:val="Compact"/>
-              <w:jc w:val="left"/>
             </w:pPr>
             <w:r>
               <w:t xml:space="preserve">Respuesta que te da</w:t>
@@ -2262,7 +2166,6 @@
           <w:p>
             <w:pPr>
               <w:pStyle w:val="Compact"/>
-              <w:jc w:val="left"/>
             </w:pPr>
             <w:r>
               <w:rPr>
@@ -2277,7 +2180,6 @@
           <w:p>
             <w:pPr>
               <w:pStyle w:val="Compact"/>
-              <w:jc w:val="left"/>
             </w:pPr>
             <w:r>
               <w:t xml:space="preserve">Versión y nombre del IOS, cuánto lleva encendido (uptime), RAM y Flash</w:t>
@@ -2291,7 +2193,6 @@
           <w:p>
             <w:pPr>
               <w:pStyle w:val="Compact"/>
-              <w:jc w:val="left"/>
             </w:pPr>
             <w:r>
               <w:rPr>
@@ -2306,7 +2207,6 @@
           <w:p>
             <w:pPr>
               <w:pStyle w:val="Compact"/>
-              <w:jc w:val="left"/>
             </w:pPr>
             <w:r>
               <w:rPr>
@@ -2330,7 +2230,6 @@
           <w:p>
             <w:pPr>
               <w:pStyle w:val="Compact"/>
-              <w:jc w:val="left"/>
             </w:pPr>
             <w:r>
               <w:rPr>
@@ -2345,7 +2244,6 @@
           <w:p>
             <w:pPr>
               <w:pStyle w:val="Compact"/>
-              <w:jc w:val="left"/>
             </w:pPr>
             <w:r>
               <w:t xml:space="preserve">La configuración que se cargará en el</w:t>
@@ -2425,8 +2323,8 @@
         </w:pict>
       </w:r>
     </w:p>
-    <w:bookmarkEnd w:id="41"/>
-    <w:bookmarkStart w:id="42" w:name="mini-chequeo"/>
+    <w:bookmarkEnd w:id="30"/>
+    <w:bookmarkStart w:id="31" w:name="mini-chequeo"/>
     <w:p>
       <w:pPr>
         <w:pStyle w:val="Heading2"/>
@@ -2591,8 +2489,8 @@
         </w:pict>
       </w:r>
     </w:p>
-    <w:bookmarkEnd w:id="42"/>
-    <w:bookmarkStart w:id="43" w:name="resumen-en-3-frases"/>
+    <w:bookmarkEnd w:id="31"/>
+    <w:bookmarkStart w:id="32" w:name="resumen-en-3-frases"/>
     <w:p>
       <w:pPr>
         <w:pStyle w:val="Heading2"/>
@@ -2723,8 +2621,8 @@
         <w:t xml:space="preserve">te cuentan qué hay en cada memoria.</w:t>
       </w:r>
     </w:p>
-    <w:bookmarkEnd w:id="43"/>
-    <w:bookmarkStart w:id="45" w:name="vocabulario-rápido"/>
+    <w:bookmarkEnd w:id="32"/>
+    <w:bookmarkStart w:id="34" w:name="vocabulario-rápido"/>
     <w:p>
       <w:pPr>
         <w:pStyle w:val="Heading2"/>
@@ -2737,7 +2635,6 @@
       <w:tblPr>
         <w:tblStyle w:val="Table"/>
         <w:tblW w:type="pct" w:w="5000"/>
-        <w:jc w:val="left"/>
         <w:tblLayout w:type="fixed"/>
         <w:tblLook w:firstRow="1" w:lastRow="0" w:firstColumn="0" w:lastColumn="0" w:noHBand="0" w:noVBand="0" w:val="0020"/>
       </w:tblPr>
@@ -2754,7 +2651,6 @@
           <w:p>
             <w:pPr>
               <w:pStyle w:val="Compact"/>
-              <w:jc w:val="left"/>
             </w:pPr>
             <w:r>
               <w:t xml:space="preserve">Término</w:t>
@@ -2766,7 +2662,6 @@
           <w:p>
             <w:pPr>
               <w:pStyle w:val="Compact"/>
-              <w:jc w:val="left"/>
             </w:pPr>
             <w:r>
               <w:t xml:space="preserve">Idea general</w:t>
@@ -2780,7 +2675,6 @@
           <w:p>
             <w:pPr>
               <w:pStyle w:val="Compact"/>
-              <w:jc w:val="left"/>
             </w:pPr>
             <w:r>
               <w:t xml:space="preserve">Running-config</w:t>
@@ -2792,7 +2686,6 @@
           <w:p>
             <w:pPr>
               <w:pStyle w:val="Compact"/>
-              <w:jc w:val="left"/>
             </w:pPr>
             <w:r>
               <w:t xml:space="preserve">Configuración activa en RAM, se pierde al apagar</w:t>
@@ -2806,7 +2699,6 @@
           <w:p>
             <w:pPr>
               <w:pStyle w:val="Compact"/>
-              <w:jc w:val="left"/>
             </w:pPr>
             <w:r>
               <w:t xml:space="preserve">Startup-config</w:t>
@@ -2818,7 +2710,6 @@
           <w:p>
             <w:pPr>
               <w:pStyle w:val="Compact"/>
-              <w:jc w:val="left"/>
             </w:pPr>
             <w:r>
               <w:t xml:space="preserve">Configuración guardada en NVRAM, se carga al arrancar</w:t>
@@ -2832,7 +2723,6 @@
           <w:p>
             <w:pPr>
               <w:pStyle w:val="Compact"/>
-              <w:jc w:val="left"/>
             </w:pPr>
             <w:r>
               <w:t xml:space="preserve">IOS</w:t>
@@ -2844,7 +2734,6 @@
           <w:p>
             <w:pPr>
               <w:pStyle w:val="Compact"/>
-              <w:jc w:val="left"/>
             </w:pPr>
             <w:r>
               <w:t xml:space="preserve">Sistema operativo del router, vive en Flash</w:t>
@@ -2858,7 +2747,6 @@
           <w:p>
             <w:pPr>
               <w:pStyle w:val="Compact"/>
-              <w:jc w:val="left"/>
             </w:pPr>
             <w:r>
               <w:t xml:space="preserve">ROMMON</w:t>
@@ -2870,7 +2758,6 @@
           <w:p>
             <w:pPr>
               <w:pStyle w:val="Compact"/>
-              <w:jc w:val="left"/>
             </w:pPr>
             <w:r>
               <w:t xml:space="preserve">Monitor de emergencia en ROM para recuperaciones</w:t>
@@ -2884,7 +2771,6 @@
           <w:p>
             <w:pPr>
               <w:pStyle w:val="Compact"/>
-              <w:jc w:val="left"/>
             </w:pPr>
             <w:r>
               <w:t xml:space="preserve">POST</w:t>
@@ -2896,7 +2782,6 @@
           <w:p>
             <w:pPr>
               <w:pStyle w:val="Compact"/>
-              <w:jc w:val="left"/>
             </w:pPr>
             <w:r>
               <w:t xml:space="preserve">Auto-test de hardware al encender</w:t>
@@ -2910,7 +2795,6 @@
           <w:p>
             <w:pPr>
               <w:pStyle w:val="Compact"/>
-              <w:jc w:val="left"/>
             </w:pPr>
             <w:r>
               <w:t xml:space="preserve">Uptime</w:t>
@@ -2922,7 +2806,6 @@
           <w:p>
             <w:pPr>
               <w:pStyle w:val="Compact"/>
-              <w:jc w:val="left"/>
             </w:pPr>
             <w:r>
               <w:t xml:space="preserve">Tiempo que lleva el router encendido (lo muestra</w:t>
@@ -2960,7 +2843,7 @@
       <w:r>
         <w:t xml:space="preserve"> </w:t>
       </w:r>
-      <w:hyperlink r:id="rId44">
+      <w:hyperlink r:id="rId33">
         <w:r>
           <w:rPr>
             <w:rStyle w:val="Hyperlink"/>
@@ -2987,7 +2870,7 @@
       <w:r>
         <w:t xml:space="preserve"> </w:t>
       </w:r>
-      <w:hyperlink r:id="rId44">
+      <w:hyperlink r:id="rId33">
         <w:r>
           <w:rPr>
             <w:rStyle w:val="Hyperlink"/>
@@ -3014,7 +2897,7 @@
       <w:r>
         <w:t xml:space="preserve"> </w:t>
       </w:r>
-      <w:hyperlink r:id="rId24">
+      <w:hyperlink r:id="rId13">
         <w:r>
           <w:rPr>
             <w:rStyle w:val="Hyperlink"/>
@@ -3023,9 +2906,9 @@
         </w:r>
       </w:hyperlink>
     </w:p>
-    <w:bookmarkEnd w:id="45"/>
-    <w:bookmarkEnd w:id="46"/>
-    <w:bookmarkStart w:id="55" w:name="configuración-básica"/>
+    <w:bookmarkEnd w:id="34"/>
+    <w:bookmarkEnd w:id="35"/>
+    <w:bookmarkStart w:id="44" w:name="configuración-básica"/>
     <w:p>
       <w:pPr>
         <w:pStyle w:val="Heading1"/>
@@ -3089,7 +2972,7 @@
         </w:pict>
       </w:r>
     </w:p>
-    <w:bookmarkStart w:id="47" w:name="la-idea-en-una-frase-1"/>
+    <w:bookmarkStart w:id="36" w:name="la-idea-en-una-frase-1"/>
     <w:p>
       <w:pPr>
         <w:pStyle w:val="Heading2"/>
@@ -3163,8 +3046,8 @@
         </w:pict>
       </w:r>
     </w:p>
-    <w:bookmarkEnd w:id="47"/>
-    <w:bookmarkStart w:id="48" w:name="los-modos-cli-la-escalera-de-privilegios"/>
+    <w:bookmarkEnd w:id="36"/>
+    <w:bookmarkStart w:id="37" w:name="los-modos-cli-la-escalera-de-privilegios"/>
     <w:p>
       <w:pPr>
         <w:pStyle w:val="Heading2"/>
@@ -3201,7 +3084,6 @@
       <w:tblPr>
         <w:tblStyle w:val="Table"/>
         <w:tblW w:type="pct" w:w="5000"/>
-        <w:jc w:val="left"/>
         <w:tblLayout w:type="fixed"/>
         <w:tblLook w:firstRow="1" w:lastRow="0" w:firstColumn="0" w:lastColumn="0" w:noHBand="0" w:noVBand="0" w:val="0020"/>
       </w:tblPr>
@@ -3220,7 +3102,6 @@
           <w:p>
             <w:pPr>
               <w:pStyle w:val="Compact"/>
-              <w:jc w:val="left"/>
             </w:pPr>
             <w:r>
               <w:t xml:space="preserve">Modo</w:t>
@@ -3232,7 +3113,6 @@
           <w:p>
             <w:pPr>
               <w:pStyle w:val="Compact"/>
-              <w:jc w:val="left"/>
             </w:pPr>
             <w:r>
               <w:t xml:space="preserve">Prompt</w:t>
@@ -3244,7 +3124,6 @@
           <w:p>
             <w:pPr>
               <w:pStyle w:val="Compact"/>
-              <w:jc w:val="left"/>
             </w:pPr>
             <w:r>
               <w:t xml:space="preserve">Comando para entrar</w:t>
@@ -3256,7 +3135,6 @@
           <w:p>
             <w:pPr>
               <w:pStyle w:val="Compact"/>
-              <w:jc w:val="left"/>
             </w:pPr>
             <w:r>
               <w:t xml:space="preserve">Qué puedes hacer</w:t>
@@ -3270,7 +3148,6 @@
           <w:p>
             <w:pPr>
               <w:pStyle w:val="Compact"/>
-              <w:jc w:val="left"/>
             </w:pPr>
             <w:r>
               <w:t xml:space="preserve">Usuario</w:t>
@@ -3282,7 +3159,6 @@
           <w:p>
             <w:pPr>
               <w:pStyle w:val="Compact"/>
-              <w:jc w:val="left"/>
             </w:pPr>
             <w:r>
               <w:rPr>
@@ -3297,7 +3173,6 @@
           <w:p>
             <w:pPr>
               <w:pStyle w:val="Compact"/>
-              <w:jc w:val="left"/>
             </w:pPr>
             <w:r>
               <w:t xml:space="preserve">acceso directo</w:t>
@@ -3309,7 +3184,6 @@
           <w:p>
             <w:pPr>
               <w:pStyle w:val="Compact"/>
-              <w:jc w:val="left"/>
             </w:pPr>
             <w:r>
               <w:t xml:space="preserve">Ver cosas básicas, poco más</w:t>
@@ -3323,7 +3197,6 @@
           <w:p>
             <w:pPr>
               <w:pStyle w:val="Compact"/>
-              <w:jc w:val="left"/>
             </w:pPr>
             <w:r>
               <w:t xml:space="preserve">Privilegiado</w:t>
@@ -3335,7 +3208,6 @@
           <w:p>
             <w:pPr>
               <w:pStyle w:val="Compact"/>
-              <w:jc w:val="left"/>
             </w:pPr>
             <w:r>
               <w:rPr>
@@ -3350,7 +3222,6 @@
           <w:p>
             <w:pPr>
               <w:pStyle w:val="Compact"/>
-              <w:jc w:val="left"/>
             </w:pPr>
             <w:r>
               <w:rPr>
@@ -3365,7 +3236,6 @@
           <w:p>
             <w:pPr>
               <w:pStyle w:val="Compact"/>
-              <w:jc w:val="left"/>
             </w:pPr>
             <w:r>
               <w:t xml:space="preserve">Todos los</w:t>
@@ -3391,7 +3261,6 @@
           <w:p>
             <w:pPr>
               <w:pStyle w:val="Compact"/>
-              <w:jc w:val="left"/>
             </w:pPr>
             <w:r>
               <w:t xml:space="preserve">Configuración global</w:t>
@@ -3403,7 +3272,6 @@
           <w:p>
             <w:pPr>
               <w:pStyle w:val="Compact"/>
-              <w:jc w:val="left"/>
             </w:pPr>
             <w:r>
               <w:rPr>
@@ -3418,7 +3286,6 @@
           <w:p>
             <w:pPr>
               <w:pStyle w:val="Compact"/>
-              <w:jc w:val="left"/>
             </w:pPr>
             <w:r>
               <w:rPr>
@@ -3433,7 +3300,6 @@
           <w:p>
             <w:pPr>
               <w:pStyle w:val="Compact"/>
-              <w:jc w:val="left"/>
             </w:pPr>
             <w:r>
               <w:t xml:space="preserve">Cambios que afectan al equipo entero</w:t>
@@ -3447,7 +3313,6 @@
           <w:p>
             <w:pPr>
               <w:pStyle w:val="Compact"/>
-              <w:jc w:val="left"/>
             </w:pPr>
             <w:r>
               <w:t xml:space="preserve">Configuración de interfaz</w:t>
@@ -3459,7 +3324,6 @@
           <w:p>
             <w:pPr>
               <w:pStyle w:val="Compact"/>
-              <w:jc w:val="left"/>
             </w:pPr>
             <w:r>
               <w:rPr>
@@ -3474,7 +3338,6 @@
           <w:p>
             <w:pPr>
               <w:pStyle w:val="Compact"/>
-              <w:jc w:val="left"/>
             </w:pPr>
             <w:r>
               <w:rPr>
@@ -3489,7 +3352,6 @@
           <w:p>
             <w:pPr>
               <w:pStyle w:val="Compact"/>
-              <w:jc w:val="left"/>
             </w:pPr>
             <w:r>
               <w:t xml:space="preserve">Puertos: IP, shutdown, descripción</w:t>
@@ -3503,7 +3365,6 @@
           <w:p>
             <w:pPr>
               <w:pStyle w:val="Compact"/>
-              <w:jc w:val="left"/>
             </w:pPr>
             <w:r>
               <w:t xml:space="preserve">Configuración de línea</w:t>
@@ -3515,7 +3376,6 @@
           <w:p>
             <w:pPr>
               <w:pStyle w:val="Compact"/>
-              <w:jc w:val="left"/>
             </w:pPr>
             <w:r>
               <w:rPr>
@@ -3530,7 +3390,6 @@
           <w:p>
             <w:pPr>
               <w:pStyle w:val="Compact"/>
-              <w:jc w:val="left"/>
             </w:pPr>
             <w:r>
               <w:rPr>
@@ -3545,7 +3404,6 @@
           <w:p>
             <w:pPr>
               <w:pStyle w:val="Compact"/>
-              <w:jc w:val="left"/>
             </w:pPr>
             <w:r>
               <w:t xml:space="preserve">Consola y VTY (acceso remoto)</w:t>
@@ -3631,8 +3489,8 @@
         </w:pict>
       </w:r>
     </w:p>
-    <w:bookmarkEnd w:id="48"/>
-    <w:bookmarkStart w:id="49" w:name="X4448351456935ae7c5416ecbc62f88f969248b8"/>
+    <w:bookmarkEnd w:id="37"/>
+    <w:bookmarkStart w:id="38" w:name="X4448351456935ae7c5416ecbc62f88f969248b8"/>
     <w:p>
       <w:pPr>
         <w:pStyle w:val="Heading2"/>
@@ -4821,13 +4679,7 @@
         <w:t xml:space="preserve"> </w:t>
       </w:r>
       <w:r>
-        <w:t xml:space="preserve">“</w:t>
-      </w:r>
-      <w:r>
-        <w:t xml:space="preserve">no me enruta nada</w:t>
-      </w:r>
-      <w:r>
-        <w:t xml:space="preserve">”</w:t>
+        <w:t xml:space="preserve">“no me enruta nada”</w:t>
       </w:r>
       <w:r>
         <w:t xml:space="preserve"> </w:t>
@@ -4896,8 +4748,8 @@
         </w:pict>
       </w:r>
     </w:p>
-    <w:bookmarkEnd w:id="49"/>
-    <w:bookmarkStart w:id="50" w:name="X80ebfba019e23de89f614dd87e827f30f63eaa4"/>
+    <w:bookmarkEnd w:id="38"/>
+    <w:bookmarkStart w:id="39" w:name="X80ebfba019e23de89f614dd87e827f30f63eaa4"/>
     <w:p>
       <w:pPr>
         <w:pStyle w:val="Heading2"/>
@@ -4917,13 +4769,7 @@
         <w:t xml:space="preserve"> </w:t>
       </w:r>
       <w:r>
-        <w:t xml:space="preserve">“</w:t>
-      </w:r>
-      <w:r>
-        <w:t xml:space="preserve">hueco de red</w:t>
-      </w:r>
-      <w:r>
-        <w:t xml:space="preserve">”</w:t>
+        <w:t xml:space="preserve">“hueco de red”</w:t>
       </w:r>
       <w:r>
         <w:t xml:space="preserve"> </w:t>
@@ -4974,7 +4820,6 @@
       <w:tblPr>
         <w:tblStyle w:val="Table"/>
         <w:tblW w:type="pct" w:w="5000"/>
-        <w:jc w:val="left"/>
         <w:tblLayout w:type="fixed"/>
         <w:tblLook w:firstRow="1" w:lastRow="0" w:firstColumn="0" w:lastColumn="0" w:noHBand="0" w:noVBand="0" w:val="0020"/>
       </w:tblPr>
@@ -4991,7 +4836,6 @@
           <w:p>
             <w:pPr>
               <w:pStyle w:val="Compact"/>
-              <w:jc w:val="left"/>
             </w:pPr>
             <w:r>
               <w:t xml:space="preserve">Comando</w:t>
@@ -5003,7 +4847,6 @@
           <w:p>
             <w:pPr>
               <w:pStyle w:val="Compact"/>
-              <w:jc w:val="left"/>
             </w:pPr>
             <w:r>
               <w:t xml:space="preserve">Efecto</w:t>
@@ -5017,7 +4860,6 @@
           <w:p>
             <w:pPr>
               <w:pStyle w:val="Compact"/>
-              <w:jc w:val="left"/>
             </w:pPr>
             <w:r>
               <w:rPr>
@@ -5032,7 +4874,6 @@
           <w:p>
             <w:pPr>
               <w:pStyle w:val="Compact"/>
-              <w:jc w:val="left"/>
             </w:pPr>
             <w:r>
               <w:t xml:space="preserve">Le da la IP al puerto en la red 192.168.1.0/24</w:t>
@@ -5046,7 +4887,6 @@
           <w:p>
             <w:pPr>
               <w:pStyle w:val="Compact"/>
-              <w:jc w:val="left"/>
             </w:pPr>
             <w:r>
               <w:rPr>
@@ -5061,7 +4901,6 @@
           <w:p>
             <w:pPr>
               <w:pStyle w:val="Compact"/>
-              <w:jc w:val="left"/>
             </w:pPr>
             <w:r>
               <w:t xml:space="preserve">Una nota para que tú (y tu yo del futuro) sepas qué va conectado ahí</w:t>
@@ -5075,7 +4914,6 @@
           <w:p>
             <w:pPr>
               <w:pStyle w:val="Compact"/>
-              <w:jc w:val="left"/>
             </w:pPr>
             <w:r>
               <w:rPr>
@@ -5090,7 +4928,6 @@
           <w:p>
             <w:pPr>
               <w:pStyle w:val="Compact"/>
-              <w:jc w:val="left"/>
             </w:pPr>
             <w:r>
               <w:t xml:space="preserve">Enciende la interfaz a nivel administrativo</w:t>
@@ -5104,7 +4941,6 @@
           <w:p>
             <w:pPr>
               <w:pStyle w:val="Compact"/>
-              <w:jc w:val="left"/>
             </w:pPr>
             <w:r>
               <w:rPr>
@@ -5119,7 +4955,6 @@
           <w:p>
             <w:pPr>
               <w:pStyle w:val="Compact"/>
-              <w:jc w:val="left"/>
             </w:pPr>
             <w:r>
               <w:t xml:space="preserve">La apaga (útil para aislar un puerto)</w:t>
@@ -5187,8 +5022,8 @@
         </w:pict>
       </w:r>
     </w:p>
-    <w:bookmarkEnd w:id="50"/>
-    <w:bookmarkStart w:id="51" w:name="X179179ad9493cf2e24319b0f65540b76493d516"/>
+    <w:bookmarkEnd w:id="39"/>
+    <w:bookmarkStart w:id="40" w:name="X179179ad9493cf2e24319b0f65540b76493d516"/>
     <w:p>
       <w:pPr>
         <w:pStyle w:val="Heading2"/>
@@ -5362,7 +5197,6 @@
       <w:tblPr>
         <w:tblStyle w:val="Table"/>
         <w:tblW w:type="pct" w:w="5000"/>
-        <w:jc w:val="left"/>
         <w:tblLayout w:type="fixed"/>
         <w:tblLook w:firstRow="1" w:lastRow="0" w:firstColumn="0" w:lastColumn="0" w:noHBand="0" w:noVBand="0" w:val="0020"/>
       </w:tblPr>
@@ -5379,7 +5213,6 @@
           <w:p>
             <w:pPr>
               <w:pStyle w:val="Compact"/>
-              <w:jc w:val="left"/>
             </w:pPr>
             <w:r>
               <w:t xml:space="preserve">Comando</w:t>
@@ -5391,7 +5224,6 @@
           <w:p>
             <w:pPr>
               <w:pStyle w:val="Compact"/>
-              <w:jc w:val="left"/>
             </w:pPr>
             <w:r>
               <w:t xml:space="preserve">Qué detecta</w:t>
@@ -5405,7 +5237,6 @@
           <w:p>
             <w:pPr>
               <w:pStyle w:val="Compact"/>
-              <w:jc w:val="left"/>
             </w:pPr>
             <w:r>
               <w:rPr>
@@ -5420,7 +5251,6 @@
           <w:p>
             <w:pPr>
               <w:pStyle w:val="Compact"/>
-              <w:jc w:val="left"/>
             </w:pPr>
             <w:r>
               <w:t xml:space="preserve">G0/1 aparece</w:t>
@@ -5458,7 +5288,6 @@
           <w:p>
             <w:pPr>
               <w:pStyle w:val="Compact"/>
-              <w:jc w:val="left"/>
             </w:pPr>
             <w:r>
               <w:rPr>
@@ -5473,7 +5302,6 @@
           <w:p>
             <w:pPr>
               <w:pStyle w:val="Compact"/>
-              <w:jc w:val="left"/>
             </w:pPr>
             <w:r>
               <w:t xml:space="preserve">Si una ruta no está instalada, no aparecerá (lo verás en el punto 3)</w:t>
@@ -5487,7 +5315,6 @@
           <w:p>
             <w:pPr>
               <w:pStyle w:val="Compact"/>
-              <w:jc w:val="left"/>
             </w:pPr>
             <w:r>
               <w:rPr>
@@ -5502,7 +5329,6 @@
           <w:p>
             <w:pPr>
               <w:pStyle w:val="Compact"/>
-              <w:jc w:val="left"/>
             </w:pPr>
             <w:r>
               <w:t xml:space="preserve">Si responde</w:t>
@@ -5543,7 +5369,6 @@
           <w:p>
             <w:pPr>
               <w:pStyle w:val="Compact"/>
-              <w:jc w:val="left"/>
             </w:pPr>
             <w:r>
               <w:rPr>
@@ -5558,7 +5383,6 @@
           <w:p>
             <w:pPr>
               <w:pStyle w:val="Compact"/>
-              <w:jc w:val="left"/>
             </w:pPr>
             <w:r>
               <w:t xml:space="preserve">Cada</w:t>
@@ -5603,10 +5427,7 @@
         <w:t xml:space="preserve"> </w:t>
       </w:r>
       <w:r>
-        <w:t xml:space="preserve">“</w:t>
-      </w:r>
-      <w:r>
-        <w:t xml:space="preserve">Ping del 80% de los problemas resueltos:</w:t>
+        <w:t xml:space="preserve">“Ping del 80% de los problemas resueltos:</w:t>
       </w:r>
       <w:r>
         <w:t xml:space="preserve"> </w:t>
@@ -5633,10 +5454,7 @@
         <w:t xml:space="preserve">ping</w:t>
       </w:r>
       <w:r>
-        <w:t xml:space="preserve">. Si los dos están bien y sigue sin ir, entonces empieza a llorar.</w:t>
-      </w:r>
-      <w:r>
-        <w:t xml:space="preserve">”</w:t>
+        <w:t xml:space="preserve">. Si los dos están bien y sigue sin ir, entonces empieza a llorar.”</w:t>
       </w:r>
     </w:p>
     <w:p>
@@ -5646,8 +5464,8 @@
         </w:pict>
       </w:r>
     </w:p>
-    <w:bookmarkEnd w:id="51"/>
-    <w:bookmarkStart w:id="52" w:name="mini-chequeo-1"/>
+    <w:bookmarkEnd w:id="40"/>
+    <w:bookmarkStart w:id="41" w:name="mini-chequeo-1"/>
     <w:p>
       <w:pPr>
         <w:pStyle w:val="Heading2"/>
@@ -5882,8 +5700,8 @@
         </w:pict>
       </w:r>
     </w:p>
-    <w:bookmarkEnd w:id="52"/>
-    <w:bookmarkStart w:id="53" w:name="resumen-en-3-frases-1"/>
+    <w:bookmarkEnd w:id="41"/>
+    <w:bookmarkStart w:id="42" w:name="resumen-en-3-frases-1"/>
     <w:p>
       <w:pPr>
         <w:pStyle w:val="Heading2"/>
@@ -6076,8 +5894,8 @@
         <w:t xml:space="preserve">: configurar y no comprobar es lanzar un dado.</w:t>
       </w:r>
     </w:p>
-    <w:bookmarkEnd w:id="53"/>
-    <w:bookmarkStart w:id="54" w:name="vocabulario-rápido-1"/>
+    <w:bookmarkEnd w:id="42"/>
+    <w:bookmarkStart w:id="43" w:name="vocabulario-rápido-1"/>
     <w:p>
       <w:pPr>
         <w:pStyle w:val="Heading2"/>
@@ -6090,7 +5908,6 @@
       <w:tblPr>
         <w:tblStyle w:val="Table"/>
         <w:tblW w:type="pct" w:w="5000"/>
-        <w:jc w:val="left"/>
         <w:tblLayout w:type="fixed"/>
         <w:tblLook w:firstRow="1" w:lastRow="0" w:firstColumn="0" w:lastColumn="0" w:noHBand="0" w:noVBand="0" w:val="0020"/>
       </w:tblPr>
@@ -6107,7 +5924,6 @@
           <w:p>
             <w:pPr>
               <w:pStyle w:val="Compact"/>
-              <w:jc w:val="left"/>
             </w:pPr>
             <w:r>
               <w:t xml:space="preserve">Término</w:t>
@@ -6119,7 +5935,6 @@
           <w:p>
             <w:pPr>
               <w:pStyle w:val="Compact"/>
-              <w:jc w:val="left"/>
             </w:pPr>
             <w:r>
               <w:t xml:space="preserve">Idea general</w:t>
@@ -6133,7 +5948,6 @@
           <w:p>
             <w:pPr>
               <w:pStyle w:val="Compact"/>
-              <w:jc w:val="left"/>
             </w:pPr>
             <w:r>
               <w:t xml:space="preserve">CLI</w:t>
@@ -6145,7 +5959,6 @@
           <w:p>
             <w:pPr>
               <w:pStyle w:val="Compact"/>
-              <w:jc w:val="left"/>
             </w:pPr>
             <w:r>
               <w:t xml:space="preserve">Interfaz de línea de comandos: la forma de configurar el router</w:t>
@@ -6159,7 +5972,6 @@
           <w:p>
             <w:pPr>
               <w:pStyle w:val="Compact"/>
-              <w:jc w:val="left"/>
             </w:pPr>
             <w:r>
               <w:t xml:space="preserve">Prompt</w:t>
@@ -6171,7 +5983,6 @@
           <w:p>
             <w:pPr>
               <w:pStyle w:val="Compact"/>
-              <w:jc w:val="left"/>
             </w:pPr>
             <w:r>
               <w:t xml:space="preserve">Texto que indica el modo actual (</w:t>
@@ -6206,7 +6017,6 @@
           <w:p>
             <w:pPr>
               <w:pStyle w:val="Compact"/>
-              <w:jc w:val="left"/>
             </w:pPr>
             <w:r>
               <w:t xml:space="preserve">VTY</w:t>
@@ -6218,7 +6028,6 @@
           <w:p>
             <w:pPr>
               <w:pStyle w:val="Compact"/>
-              <w:jc w:val="left"/>
             </w:pPr>
             <w:r>
               <w:t xml:space="preserve">Líneas de acceso remoto (telnet/SSH) del router</w:t>
@@ -6232,7 +6041,6 @@
           <w:p>
             <w:pPr>
               <w:pStyle w:val="Compact"/>
-              <w:jc w:val="left"/>
             </w:pPr>
             <w:r>
               <w:rPr>
@@ -6247,7 +6055,6 @@
           <w:p>
             <w:pPr>
               <w:pStyle w:val="Compact"/>
-              <w:jc w:val="left"/>
             </w:pPr>
             <w:r>
               <w:t xml:space="preserve">Enciende una interfaz administrativamente</w:t>
@@ -6261,7 +6068,6 @@
           <w:p>
             <w:pPr>
               <w:pStyle w:val="Compact"/>
-              <w:jc w:val="left"/>
             </w:pPr>
             <w:r>
               <w:t xml:space="preserve">Administratively down</w:t>
@@ -6273,7 +6079,6 @@
           <w:p>
             <w:pPr>
               <w:pStyle w:val="Compact"/>
-              <w:jc w:val="left"/>
             </w:pPr>
             <w:r>
               <w:t xml:space="preserve">Interfaz apagada por configuración, aunque el cable esté puesto</w:t>
@@ -6287,7 +6092,6 @@
           <w:p>
             <w:pPr>
               <w:pStyle w:val="Compact"/>
-              <w:jc w:val="left"/>
             </w:pPr>
             <w:r>
               <w:rPr>
@@ -6302,7 +6106,6 @@
           <w:p>
             <w:pPr>
               <w:pStyle w:val="Compact"/>
-              <w:jc w:val="left"/>
             </w:pPr>
             <w:r>
               <w:t xml:space="preserve">Resumen de estado e IPs de todas las interfaces</w:t>
@@ -6328,7 +6131,7 @@
       <w:r>
         <w:t xml:space="preserve"> </w:t>
       </w:r>
-      <w:hyperlink r:id="rId44">
+      <w:hyperlink r:id="rId33">
         <w:r>
           <w:rPr>
             <w:rStyle w:val="Hyperlink"/>
@@ -6355,7 +6158,7 @@
       <w:r>
         <w:t xml:space="preserve"> </w:t>
       </w:r>
-      <w:hyperlink r:id="rId23">
+      <w:hyperlink r:id="rId12">
         <w:r>
           <w:rPr>
             <w:rStyle w:val="Hyperlink"/>
@@ -6382,7 +6185,7 @@
       <w:r>
         <w:t xml:space="preserve"> </w:t>
       </w:r>
-      <w:hyperlink r:id="rId25">
+      <w:hyperlink r:id="rId14">
         <w:r>
           <w:rPr>
             <w:rStyle w:val="Hyperlink"/>
@@ -6391,9 +6194,9 @@
         </w:r>
       </w:hyperlink>
     </w:p>
-    <w:bookmarkEnd w:id="54"/>
-    <w:bookmarkEnd w:id="55"/>
-    <w:bookmarkStart w:id="68" w:name="rutas-estáticas"/>
+    <w:bookmarkEnd w:id="43"/>
+    <w:bookmarkEnd w:id="44"/>
+    <w:bookmarkStart w:id="57" w:name="rutas-estáticas"/>
     <w:p>
       <w:pPr>
         <w:pStyle w:val="Heading1"/>
@@ -6457,7 +6260,7 @@
         </w:pict>
       </w:r>
     </w:p>
-    <w:bookmarkStart w:id="56" w:name="la-idea-en-una-frase-2"/>
+    <w:bookmarkStart w:id="45" w:name="la-idea-en-una-frase-2"/>
     <w:p>
       <w:pPr>
         <w:pStyle w:val="Heading2"/>
@@ -6526,13 +6329,7 @@
         <w:t xml:space="preserve"> </w:t>
       </w:r>
       <w:r>
-        <w:t xml:space="preserve">“</w:t>
-      </w:r>
-      <w:r>
-        <w:t xml:space="preserve">tener interfaces</w:t>
-      </w:r>
-      <w:r>
-        <w:t xml:space="preserve">”</w:t>
+        <w:t xml:space="preserve">“tener interfaces”</w:t>
       </w:r>
       <w:r>
         <w:t xml:space="preserve"> </w:t>
@@ -6544,13 +6341,7 @@
         <w:t xml:space="preserve"> </w:t>
       </w:r>
       <w:r>
-        <w:t xml:space="preserve">“</w:t>
-      </w:r>
-      <w:r>
-        <w:t xml:space="preserve">saber llegar a las redes ajenas</w:t>
-      </w:r>
-      <w:r>
-        <w:t xml:space="preserve">”</w:t>
+        <w:t xml:space="preserve">“saber llegar a las redes ajenas”</w:t>
       </w:r>
       <w:r>
         <w:t xml:space="preserve">: el router solo conoce</w:t>
@@ -6579,8 +6370,8 @@
         </w:pict>
       </w:r>
     </w:p>
-    <w:bookmarkEnd w:id="56"/>
-    <w:bookmarkStart w:id="57" w:name="la-sintaxis-una-línea-que-abre-un-camino"/>
+    <w:bookmarkEnd w:id="45"/>
+    <w:bookmarkStart w:id="46" w:name="la-sintaxis-una-línea-que-abre-un-camino"/>
     <w:p>
       <w:pPr>
         <w:pStyle w:val="Heading2"/>
@@ -6648,7 +6439,6 @@
       <w:tblPr>
         <w:tblStyle w:val="Table"/>
         <w:tblW w:type="pct" w:w="5000"/>
-        <w:jc w:val="left"/>
         <w:tblLayout w:type="fixed"/>
         <w:tblLook w:firstRow="1" w:lastRow="0" w:firstColumn="0" w:lastColumn="0" w:noHBand="0" w:noVBand="0" w:val="0020"/>
       </w:tblPr>
@@ -6666,7 +6456,6 @@
           <w:p>
             <w:pPr>
               <w:pStyle w:val="Compact"/>
-              <w:jc w:val="left"/>
             </w:pPr>
             <w:r>
               <w:t xml:space="preserve">Parámetro</w:t>
@@ -6678,7 +6467,6 @@
           <w:p>
             <w:pPr>
               <w:pStyle w:val="Compact"/>
-              <w:jc w:val="left"/>
             </w:pPr>
             <w:r>
               <w:t xml:space="preserve">Qué es</w:t>
@@ -6690,7 +6478,6 @@
           <w:p>
             <w:pPr>
               <w:pStyle w:val="Compact"/>
-              <w:jc w:val="left"/>
             </w:pPr>
             <w:r>
               <w:t xml:space="preserve">Ejemplo</w:t>
@@ -6704,7 +6491,6 @@
           <w:p>
             <w:pPr>
               <w:pStyle w:val="Compact"/>
-              <w:jc w:val="left"/>
             </w:pPr>
             <w:r>
               <w:rPr>
@@ -6720,7 +6506,6 @@
           <w:p>
             <w:pPr>
               <w:pStyle w:val="Compact"/>
-              <w:jc w:val="left"/>
             </w:pPr>
             <w:r>
               <w:t xml:space="preserve">La red que queremos alcanzar</w:t>
@@ -6732,7 +6517,6 @@
           <w:p>
             <w:pPr>
               <w:pStyle w:val="Compact"/>
-              <w:jc w:val="left"/>
             </w:pPr>
             <w:r>
               <w:rPr>
@@ -6749,7 +6533,6 @@
           <w:p>
             <w:pPr>
               <w:pStyle w:val="Compact"/>
-              <w:jc w:val="left"/>
             </w:pPr>
             <w:r>
               <w:rPr>
@@ -6765,7 +6548,6 @@
           <w:p>
             <w:pPr>
               <w:pStyle w:val="Compact"/>
-              <w:jc w:val="left"/>
             </w:pPr>
             <w:r>
               <w:t xml:space="preserve">Su máscara de subred (no una wildcard)</w:t>
@@ -6777,7 +6559,6 @@
           <w:p>
             <w:pPr>
               <w:pStyle w:val="Compact"/>
-              <w:jc w:val="left"/>
             </w:pPr>
             <w:r>
               <w:rPr>
@@ -6794,7 +6575,6 @@
           <w:p>
             <w:pPr>
               <w:pStyle w:val="Compact"/>
-              <w:jc w:val="left"/>
             </w:pPr>
             <w:r>
               <w:rPr>
@@ -6810,7 +6590,6 @@
           <w:p>
             <w:pPr>
               <w:pStyle w:val="Compact"/>
-              <w:jc w:val="left"/>
             </w:pPr>
             <w:r>
               <w:t xml:space="preserve">La IP del router al que entregar el paquete</w:t>
@@ -6822,7 +6601,6 @@
           <w:p>
             <w:pPr>
               <w:pStyle w:val="Compact"/>
-              <w:jc w:val="left"/>
             </w:pPr>
             <w:r>
               <w:rPr>
@@ -6839,7 +6617,6 @@
           <w:p>
             <w:pPr>
               <w:pStyle w:val="Compact"/>
-              <w:jc w:val="left"/>
             </w:pPr>
             <w:r>
               <w:rPr>
@@ -6855,7 +6632,6 @@
           <w:p>
             <w:pPr>
               <w:pStyle w:val="Compact"/>
-              <w:jc w:val="left"/>
             </w:pPr>
             <w:r>
               <w:t xml:space="preserve">Alternativa: salir por una interfaz concreta</w:t>
@@ -6867,7 +6643,6 @@
           <w:p>
             <w:pPr>
               <w:pStyle w:val="Compact"/>
-              <w:jc w:val="left"/>
             </w:pPr>
             <w:r>
               <w:rPr>
@@ -6968,8 +6743,8 @@
         </w:pict>
       </w:r>
     </w:p>
-    <w:bookmarkEnd w:id="57"/>
-    <w:bookmarkStart w:id="61" w:name="Xb5f6ec9f7d3215e5db8c38299f0e62a53610219"/>
+    <w:bookmarkEnd w:id="46"/>
+    <w:bookmarkStart w:id="50" w:name="Xb5f6ec9f7d3215e5db8c38299f0e62a53610219"/>
     <w:p>
       <w:pPr>
         <w:pStyle w:val="Heading2"/>
@@ -6995,12 +6770,12 @@
           <wp:inline>
             <wp:extent cx="5334000" cy="3119886"/>
             <wp:effectExtent b="0" l="0" r="0" t="0"/>
-            <wp:docPr descr="Topología de la unidad: R1 con LAN 192.168.1.0/24, enlace WAN 10.0.0.0/30 y R2 con LAN 192.168.2.0/24 y salida a Internet" title="" id="59" name="Picture"/>
+            <wp:docPr descr="Topología de la unidad: R1 con LAN 192.168.1.0/24, enlace WAN 10.0.0.0/30 y R2 con LAN 192.168.2.0/24 y salida a Internet" title="" id="48" name="Picture"/>
             <a:graphic>
               <a:graphicData uri="http://schemas.openxmlformats.org/drawingml/2006/picture">
                 <pic:pic>
                   <pic:nvPicPr>
-                    <pic:cNvPr descr="public/diagrams/u08-topologia-r1-r2.svg" id="60" name="Picture"/>
+                    <pic:cNvPr descr="public/diagrams/u08-topologia-r1-r2.svg" id="49" name="Picture"/>
                     <pic:cNvPicPr>
                       <a:picLocks noChangeArrowheads="1" noChangeAspect="1"/>
                     </pic:cNvPicPr>
@@ -7012,7 +6787,7 @@
                           <a14:useLocalDpi xmlns:a14="http://schemas.microsoft.com/office/drawing/2010/main" val="0"/>
                         </a:ext>
                         <a:ext uri="{96DAC541-7B7A-43D3-8B79-37D633B846F1}">
-                          <asvg:svgBlip xmlns:asvg="http://schemas.microsoft.com/office/drawing/2016/SVG/main" r:embed="rId58"/>
+                          <asvg:svgBlip xmlns:asvg="http://schemas.microsoft.com/office/drawing/2016/SVG/main" r:embed="rId47"/>
                         </a:ext>
                       </a:extLst>
                     </a:blip>
@@ -7189,8 +6964,8 @@
         </w:pict>
       </w:r>
     </w:p>
-    <w:bookmarkEnd w:id="61"/>
-    <w:bookmarkStart w:id="62" w:name="X51fde5b68fa99ab5ca6f87c85636bc22ec72bfe"/>
+    <w:bookmarkEnd w:id="50"/>
+    <w:bookmarkStart w:id="51" w:name="X51fde5b68fa99ab5ca6f87c85636bc22ec72bfe"/>
     <w:p>
       <w:pPr>
         <w:pStyle w:val="Heading2"/>
@@ -7328,13 +7103,7 @@
         <w:t xml:space="preserve"> </w:t>
       </w:r>
       <w:r>
-        <w:t xml:space="preserve">“</w:t>
-      </w:r>
-      <w:r>
-        <w:t xml:space="preserve">mételo por este muñeco</w:t>
-      </w:r>
-      <w:r>
-        <w:t xml:space="preserve">”</w:t>
+        <w:t xml:space="preserve">“mételo por este muñeco”</w:t>
       </w:r>
       <w:r>
         <w:t xml:space="preserve">.</w:t>
@@ -7492,8 +7261,8 @@
         </w:pict>
       </w:r>
     </w:p>
-    <w:bookmarkEnd w:id="62"/>
-    <w:bookmarkStart w:id="63" w:name="Xd871bfd823f84c787a01826b7191cecb60f88e3"/>
+    <w:bookmarkEnd w:id="51"/>
+    <w:bookmarkStart w:id="52" w:name="Xd871bfd823f84c787a01826b7191cecb60f88e3"/>
     <w:p>
       <w:pPr>
         <w:pStyle w:val="Heading2"/>
@@ -7506,7 +7275,6 @@
       <w:tblPr>
         <w:tblStyle w:val="Table"/>
         <w:tblW w:type="pct" w:w="5000"/>
-        <w:jc w:val="left"/>
         <w:tblLayout w:type="fixed"/>
         <w:tblLook w:firstRow="1" w:lastRow="0" w:firstColumn="0" w:lastColumn="0" w:noHBand="0" w:noVBand="0" w:val="0020"/>
       </w:tblPr>
@@ -7524,7 +7292,6 @@
           <w:p>
             <w:pPr>
               <w:pStyle w:val="Compact"/>
-              <w:jc w:val="left"/>
             </w:pPr>
             <w:r>
               <w:t xml:space="preserve">Opción</w:t>
@@ -7536,7 +7303,6 @@
           <w:p>
             <w:pPr>
               <w:pStyle w:val="Compact"/>
-              <w:jc w:val="left"/>
             </w:pPr>
             <w:r>
               <w:t xml:space="preserve">Comando</w:t>
@@ -7548,7 +7314,6 @@
           <w:p>
             <w:pPr>
               <w:pStyle w:val="Compact"/>
-              <w:jc w:val="left"/>
             </w:pPr>
             <w:r>
               <w:t xml:space="preserve">Cuándo usarla</w:t>
@@ -7562,7 +7327,6 @@
           <w:p>
             <w:pPr>
               <w:pStyle w:val="Compact"/>
-              <w:jc w:val="left"/>
             </w:pPr>
             <w:r>
               <w:rPr>
@@ -7578,7 +7342,6 @@
           <w:p>
             <w:pPr>
               <w:pStyle w:val="Compact"/>
-              <w:jc w:val="left"/>
             </w:pPr>
             <w:r>
               <w:rPr>
@@ -7593,7 +7356,6 @@
           <w:p>
             <w:pPr>
               <w:pStyle w:val="Compact"/>
-              <w:jc w:val="left"/>
             </w:pPr>
             <w:r>
               <w:t xml:space="preserve">Lo normal: apunta a la IP del router vecino</w:t>
@@ -7607,7 +7369,6 @@
           <w:p>
             <w:pPr>
               <w:pStyle w:val="Compact"/>
-              <w:jc w:val="left"/>
             </w:pPr>
             <w:r>
               <w:rPr>
@@ -7623,7 +7384,6 @@
           <w:p>
             <w:pPr>
               <w:pStyle w:val="Compact"/>
-              <w:jc w:val="left"/>
             </w:pPr>
             <w:r>
               <w:rPr>
@@ -7638,7 +7398,6 @@
           <w:p>
             <w:pPr>
               <w:pStyle w:val="Compact"/>
-              <w:jc w:val="left"/>
             </w:pPr>
             <w:r>
               <w:t xml:space="preserve">Enlaces punto a punto (serial), cuando no hay otra IP en el enlace</w:t>
@@ -7755,31 +7514,19 @@
         <w:t xml:space="preserve"> </w:t>
       </w:r>
       <w:r>
-        <w:t xml:space="preserve">“</w:t>
-      </w:r>
-      <w:r>
-        <w:t xml:space="preserve">El next-hop es el conductor al que le das la llave. La interfaz es decir</w:t>
-      </w:r>
-      <w:r>
-        <w:t xml:space="preserve"> </w:t>
-      </w:r>
-      <w:r>
-        <w:t xml:space="preserve">‘</w:t>
-      </w:r>
-      <w:r>
-        <w:t xml:space="preserve">sal de la cochera</w:t>
-      </w:r>
-      <w:r>
-        <w:t xml:space="preserve">’</w:t>
-      </w:r>
-      <w:r>
-        <w:t xml:space="preserve"> </w:t>
-      </w:r>
-      <w:r>
-        <w:t xml:space="preserve">sin saber quién te va a coger el paquete. En Ethernet, da la llave.</w:t>
-      </w:r>
-      <w:r>
-        <w:t xml:space="preserve">”</w:t>
+        <w:t xml:space="preserve">“El next-hop es el conductor al que le das la llave. La interfaz es decir</w:t>
+      </w:r>
+      <w:r>
+        <w:t xml:space="preserve"> </w:t>
+      </w:r>
+      <w:r>
+        <w:t xml:space="preserve">‘sal de la cochera’</w:t>
+      </w:r>
+      <w:r>
+        <w:t xml:space="preserve"> </w:t>
+      </w:r>
+      <w:r>
+        <w:t xml:space="preserve">sin saber quién te va a coger el paquete. En Ethernet, da la llave.”</w:t>
       </w:r>
     </w:p>
     <w:p>
@@ -7789,8 +7536,8 @@
         </w:pict>
       </w:r>
     </w:p>
-    <w:bookmarkEnd w:id="63"/>
-    <w:bookmarkStart w:id="64" w:name="verificación-show-ip-route"/>
+    <w:bookmarkEnd w:id="52"/>
+    <w:bookmarkStart w:id="53" w:name="verificación-show-ip-route"/>
     <w:p>
       <w:pPr>
         <w:pStyle w:val="Heading2"/>
@@ -7971,7 +7718,6 @@
       <w:tblPr>
         <w:tblStyle w:val="Table"/>
         <w:tblW w:type="auto" w:w="0"/>
-        <w:jc w:val="left"/>
         <w:tblLook w:firstRow="1" w:lastRow="0" w:firstColumn="0" w:lastColumn="0" w:noHBand="0" w:noVBand="0" w:val="0020"/>
       </w:tblPr>
       <w:tblGrid>
@@ -7988,7 +7734,6 @@
           <w:p>
             <w:pPr>
               <w:pStyle w:val="Compact"/>
-              <w:jc w:val="left"/>
             </w:pPr>
             <w:r>
               <w:t xml:space="preserve">Código</w:t>
@@ -8000,7 +7745,6 @@
           <w:p>
             <w:pPr>
               <w:pStyle w:val="Compact"/>
-              <w:jc w:val="left"/>
             </w:pPr>
             <w:r>
               <w:t xml:space="preserve">Tipo de ruta</w:t>
@@ -8012,7 +7756,6 @@
           <w:p>
             <w:pPr>
               <w:pStyle w:val="Compact"/>
-              <w:jc w:val="left"/>
             </w:pPr>
             <w:r>
               <w:t xml:space="preserve">Quién la crea</w:t>
@@ -8026,7 +7769,6 @@
           <w:p>
             <w:pPr>
               <w:pStyle w:val="Compact"/>
-              <w:jc w:val="left"/>
             </w:pPr>
             <w:r>
               <w:rPr>
@@ -8042,7 +7784,6 @@
           <w:p>
             <w:pPr>
               <w:pStyle w:val="Compact"/>
-              <w:jc w:val="left"/>
             </w:pPr>
             <w:r>
               <w:t xml:space="preserve">Conectada</w:t>
@@ -8054,7 +7795,6 @@
           <w:p>
             <w:pPr>
               <w:pStyle w:val="Compact"/>
-              <w:jc w:val="left"/>
             </w:pPr>
             <w:r>
               <w:t xml:space="preserve">La interfaz con IP y</w:t>
@@ -8077,7 +7817,6 @@
           <w:p>
             <w:pPr>
               <w:pStyle w:val="Compact"/>
-              <w:jc w:val="left"/>
             </w:pPr>
             <w:r>
               <w:rPr>
@@ -8093,7 +7832,6 @@
           <w:p>
             <w:pPr>
               <w:pStyle w:val="Compact"/>
-              <w:jc w:val="left"/>
             </w:pPr>
             <w:r>
               <w:t xml:space="preserve">Local</w:t>
@@ -8105,7 +7843,6 @@
           <w:p>
             <w:pPr>
               <w:pStyle w:val="Compact"/>
-              <w:jc w:val="left"/>
             </w:pPr>
             <w:r>
               <w:t xml:space="preserve">La propia IP de la interfaz</w:t>
@@ -8119,7 +7856,6 @@
           <w:p>
             <w:pPr>
               <w:pStyle w:val="Compact"/>
-              <w:jc w:val="left"/>
             </w:pPr>
             <w:r>
               <w:rPr>
@@ -8135,7 +7871,6 @@
           <w:p>
             <w:pPr>
               <w:pStyle w:val="Compact"/>
-              <w:jc w:val="left"/>
             </w:pPr>
             <w:r>
               <w:t xml:space="preserve">Estática</w:t>
@@ -8147,7 +7882,6 @@
           <w:p>
             <w:pPr>
               <w:pStyle w:val="Compact"/>
-              <w:jc w:val="left"/>
             </w:pPr>
             <w:r>
               <w:t xml:space="preserve">Tu comando</w:t>
@@ -8170,7 +7904,6 @@
           <w:p>
             <w:pPr>
               <w:pStyle w:val="Compact"/>
-              <w:jc w:val="left"/>
             </w:pPr>
             <w:r>
               <w:rPr>
@@ -8186,7 +7919,6 @@
           <w:p>
             <w:pPr>
               <w:pStyle w:val="Compact"/>
-              <w:jc w:val="left"/>
             </w:pPr>
             <w:r>
               <w:t xml:space="preserve">Dinámicas (EIGRP/OSPF/RIP)</w:t>
@@ -8198,7 +7930,6 @@
           <w:p>
             <w:pPr>
               <w:pStyle w:val="Compact"/>
-              <w:jc w:val="left"/>
             </w:pPr>
             <w:r>
               <w:t xml:space="preserve">Protocolos de routing</w:t>
@@ -8345,8 +8076,8 @@
         </w:pict>
       </w:r>
     </w:p>
-    <w:bookmarkEnd w:id="64"/>
-    <w:bookmarkStart w:id="65" w:name="mini-chequeo-2"/>
+    <w:bookmarkEnd w:id="53"/>
+    <w:bookmarkStart w:id="54" w:name="mini-chequeo-2"/>
     <w:p>
       <w:pPr>
         <w:pStyle w:val="Heading2"/>
@@ -8633,8 +8364,8 @@
         </w:pict>
       </w:r>
     </w:p>
-    <w:bookmarkEnd w:id="65"/>
-    <w:bookmarkStart w:id="66" w:name="resumen-en-3-frases-2"/>
+    <w:bookmarkEnd w:id="54"/>
+    <w:bookmarkStart w:id="55" w:name="resumen-en-3-frases-2"/>
     <w:p>
       <w:pPr>
         <w:pStyle w:val="Heading2"/>
@@ -8771,8 +8502,8 @@
         <w:t xml:space="preserve">.</w:t>
       </w:r>
     </w:p>
-    <w:bookmarkEnd w:id="66"/>
-    <w:bookmarkStart w:id="67" w:name="vocabulario-rápido-2"/>
+    <w:bookmarkEnd w:id="55"/>
+    <w:bookmarkStart w:id="56" w:name="vocabulario-rápido-2"/>
     <w:p>
       <w:pPr>
         <w:pStyle w:val="Heading2"/>
@@ -8785,7 +8516,6 @@
       <w:tblPr>
         <w:tblStyle w:val="Table"/>
         <w:tblW w:type="pct" w:w="5000"/>
-        <w:jc w:val="left"/>
         <w:tblLayout w:type="fixed"/>
         <w:tblLook w:firstRow="1" w:lastRow="0" w:firstColumn="0" w:lastColumn="0" w:noHBand="0" w:noVBand="0" w:val="0020"/>
       </w:tblPr>
@@ -8802,7 +8532,6 @@
           <w:p>
             <w:pPr>
               <w:pStyle w:val="Compact"/>
-              <w:jc w:val="left"/>
             </w:pPr>
             <w:r>
               <w:t xml:space="preserve">Término</w:t>
@@ -8814,7 +8543,6 @@
           <w:p>
             <w:pPr>
               <w:pStyle w:val="Compact"/>
-              <w:jc w:val="left"/>
             </w:pPr>
             <w:r>
               <w:t xml:space="preserve">Idea general</w:t>
@@ -8828,7 +8556,6 @@
           <w:p>
             <w:pPr>
               <w:pStyle w:val="Compact"/>
-              <w:jc w:val="left"/>
             </w:pPr>
             <w:r>
               <w:t xml:space="preserve">Ruta estática</w:t>
@@ -8840,7 +8567,6 @@
           <w:p>
             <w:pPr>
               <w:pStyle w:val="Compact"/>
-              <w:jc w:val="left"/>
             </w:pPr>
             <w:r>
               <w:t xml:space="preserve">Camino escrito a mano con</w:t>
@@ -8863,7 +8589,6 @@
           <w:p>
             <w:pPr>
               <w:pStyle w:val="Compact"/>
-              <w:jc w:val="left"/>
             </w:pPr>
             <w:r>
               <w:t xml:space="preserve">Next-hop</w:t>
@@ -8875,7 +8600,6 @@
           <w:p>
             <w:pPr>
               <w:pStyle w:val="Compact"/>
-              <w:jc w:val="left"/>
             </w:pPr>
             <w:r>
               <w:t xml:space="preserve">IP del siguiente router al que entregar el paquete</w:t>
@@ -8889,7 +8613,6 @@
           <w:p>
             <w:pPr>
               <w:pStyle w:val="Compact"/>
-              <w:jc w:val="left"/>
             </w:pPr>
             <w:r>
               <w:t xml:space="preserve">Interfaz de salida</w:t>
@@ -8901,7 +8624,6 @@
           <w:p>
             <w:pPr>
               <w:pStyle w:val="Compact"/>
-              <w:jc w:val="left"/>
             </w:pPr>
             <w:r>
               <w:t xml:space="preserve">Puerto por el que reenviar (típico en seriales)</w:t>
@@ -8915,7 +8637,6 @@
           <w:p>
             <w:pPr>
               <w:pStyle w:val="Compact"/>
-              <w:jc w:val="left"/>
             </w:pPr>
             <w:r>
               <w:t xml:space="preserve">Ruta conectada (C)</w:t>
@@ -8927,7 +8648,6 @@
           <w:p>
             <w:pPr>
               <w:pStyle w:val="Compact"/>
-              <w:jc w:val="left"/>
             </w:pPr>
             <w:r>
               <w:t xml:space="preserve">Red directamente unida a una interfaz del router</w:t>
@@ -8941,7 +8661,6 @@
           <w:p>
             <w:pPr>
               <w:pStyle w:val="Compact"/>
-              <w:jc w:val="left"/>
             </w:pPr>
             <w:r>
               <w:t xml:space="preserve">Ruta local (L)</w:t>
@@ -8953,7 +8672,6 @@
           <w:p>
             <w:pPr>
               <w:pStyle w:val="Compact"/>
-              <w:jc w:val="left"/>
             </w:pPr>
             <w:r>
               <w:t xml:space="preserve">La IP propia de la interfaz</w:t>
@@ -8967,7 +8685,6 @@
           <w:p>
             <w:pPr>
               <w:pStyle w:val="Compact"/>
-              <w:jc w:val="left"/>
             </w:pPr>
             <w:r>
               <w:rPr>
@@ -8982,7 +8699,6 @@
           <w:p>
             <w:pPr>
               <w:pStyle w:val="Compact"/>
-              <w:jc w:val="left"/>
             </w:pPr>
             <w:r>
               <w:t xml:space="preserve">Muestra la tabla de rutas y sus códigos</w:t>
@@ -9008,7 +8724,7 @@
       <w:r>
         <w:t xml:space="preserve"> </w:t>
       </w:r>
-      <w:hyperlink r:id="rId44">
+      <w:hyperlink r:id="rId33">
         <w:r>
           <w:rPr>
             <w:rStyle w:val="Hyperlink"/>
@@ -9035,7 +8751,7 @@
       <w:r>
         <w:t xml:space="preserve"> </w:t>
       </w:r>
-      <w:hyperlink r:id="rId24">
+      <w:hyperlink r:id="rId13">
         <w:r>
           <w:rPr>
             <w:rStyle w:val="Hyperlink"/>
@@ -9062,7 +8778,7 @@
       <w:r>
         <w:t xml:space="preserve"> </w:t>
       </w:r>
-      <w:hyperlink r:id="rId26">
+      <w:hyperlink r:id="rId15">
         <w:r>
           <w:rPr>
             <w:rStyle w:val="Hyperlink"/>
@@ -9071,9 +8787,9 @@
         </w:r>
       </w:hyperlink>
     </w:p>
-    <w:bookmarkEnd w:id="67"/>
-    <w:bookmarkEnd w:id="68"/>
-    <w:bookmarkStart w:id="76" w:name="ruta-por-defecto"/>
+    <w:bookmarkEnd w:id="56"/>
+    <w:bookmarkEnd w:id="57"/>
+    <w:bookmarkStart w:id="65" w:name="ruta-por-defecto"/>
     <w:p>
       <w:pPr>
         <w:pStyle w:val="Heading1"/>
@@ -9137,7 +8853,7 @@
         </w:pict>
       </w:r>
     </w:p>
-    <w:bookmarkStart w:id="69" w:name="la-idea-en-una-frase-3"/>
+    <w:bookmarkStart w:id="58" w:name="la-idea-en-una-frase-3"/>
     <w:p>
       <w:pPr>
         <w:pStyle w:val="Heading2"/>
@@ -9173,13 +8889,7 @@
         <w:t xml:space="preserve"> </w:t>
       </w:r>
       <w:r>
-        <w:t xml:space="preserve">“</w:t>
-      </w:r>
-      <w:r>
-        <w:t xml:space="preserve">si no sabes por dónde ir, sal por aquí</w:t>
-      </w:r>
-      <w:r>
-        <w:t xml:space="preserve">”</w:t>
+        <w:t xml:space="preserve">“si no sabes por dónde ir, sal por aquí”</w:t>
       </w:r>
       <w:r>
         <w:t xml:space="preserve">: atrapa todo el tráfico que no tiene una ruta más específica y es la puerta de salida típica hacia Internet o hacia el router de cabecera.</w:t>
@@ -9196,13 +8906,7 @@
         <w:t xml:space="preserve"> </w:t>
       </w:r>
       <w:r>
-        <w:t xml:space="preserve">“</w:t>
-      </w:r>
-      <w:r>
-        <w:t xml:space="preserve">resto del mundo</w:t>
-      </w:r>
-      <w:r>
-        <w:t xml:space="preserve">”</w:t>
+        <w:t xml:space="preserve">“resto del mundo”</w:t>
       </w:r>
       <w:r>
         <w:t xml:space="preserve">.</w:t>
@@ -9215,8 +8919,8 @@
         </w:pict>
       </w:r>
     </w:p>
-    <w:bookmarkEnd w:id="69"/>
-    <w:bookmarkStart w:id="70" w:name="qué-es-0.0.0.00-el-callejón-universal"/>
+    <w:bookmarkEnd w:id="58"/>
+    <w:bookmarkStart w:id="59" w:name="qué-es-0.0.0.00-el-callejón-universal"/>
     <w:p>
       <w:pPr>
         <w:pStyle w:val="Heading2"/>
@@ -9270,21 +8974,7 @@
           <w:b/>
           <w:bCs/>
         </w:rPr>
-        <w:t xml:space="preserve">“</w:t>
-      </w:r>
-      <w:r>
-        <w:rPr>
-          <w:b/>
-          <w:bCs/>
-        </w:rPr>
-        <w:t xml:space="preserve">cualquier red</w:t>
-      </w:r>
-      <w:r>
-        <w:rPr>
-          <w:b/>
-          <w:bCs/>
-        </w:rPr>
-        <w:t xml:space="preserve">”</w:t>
+        <w:t xml:space="preserve">“cualquier red”</w:t>
       </w:r>
       <w:r>
         <w:t xml:space="preserve">. Es el paquete comodín de las rutas: si el tráfico no coincide con ninguna ruta más específica, cae aquí.</w:t>
@@ -9413,13 +9103,7 @@
         <w:t xml:space="preserve"> </w:t>
       </w:r>
       <w:r>
-        <w:t xml:space="preserve">“</w:t>
-      </w:r>
-      <w:r>
-        <w:t xml:space="preserve">el último recurso</w:t>
-      </w:r>
-      <w:r>
-        <w:t xml:space="preserve">”</w:t>
+        <w:t xml:space="preserve">“el último recurso”</w:t>
       </w:r>
       <w:r>
         <w:t xml:space="preserve"> </w:t>
@@ -9431,13 +9115,7 @@
         <w:t xml:space="preserve"> </w:t>
       </w:r>
       <w:r>
-        <w:t xml:space="preserve">“</w:t>
-      </w:r>
-      <w:r>
-        <w:t xml:space="preserve">el callejón de salida</w:t>
-      </w:r>
-      <w:r>
-        <w:t xml:space="preserve">”</w:t>
+        <w:t xml:space="preserve">“el callejón de salida”</w:t>
       </w:r>
       <w:r>
         <w:t xml:space="preserve">.</w:t>
@@ -9447,7 +9125,6 @@
       <w:tblPr>
         <w:tblStyle w:val="Table"/>
         <w:tblW w:type="pct" w:w="5000"/>
-        <w:jc w:val="left"/>
         <w:tblLayout w:type="fixed"/>
         <w:tblLook w:firstRow="1" w:lastRow="0" w:firstColumn="0" w:lastColumn="0" w:noHBand="0" w:noVBand="0" w:val="0020"/>
       </w:tblPr>
@@ -9464,7 +9141,6 @@
           <w:p>
             <w:pPr>
               <w:pStyle w:val="Compact"/>
-              <w:jc w:val="left"/>
             </w:pPr>
             <w:r>
               <w:t xml:space="preserve">Sin ruta por defecto</w:t>
@@ -9476,7 +9152,6 @@
           <w:p>
             <w:pPr>
               <w:pStyle w:val="Compact"/>
-              <w:jc w:val="left"/>
             </w:pPr>
             <w:r>
               <w:t xml:space="preserve">Con ruta por defecto</w:t>
@@ -9490,7 +9165,6 @@
           <w:p>
             <w:pPr>
               <w:pStyle w:val="Compact"/>
-              <w:jc w:val="left"/>
             </w:pPr>
             <w:r>
               <w:t xml:space="preserve">El tráfico a lo desconocido</w:t>
@@ -9518,7 +9192,6 @@
           <w:p>
             <w:pPr>
               <w:pStyle w:val="Compact"/>
-              <w:jc w:val="left"/>
             </w:pPr>
             <w:r>
               <w:t xml:space="preserve">Todo lo desconocido</w:t>
@@ -9548,7 +9221,6 @@
           <w:p>
             <w:pPr>
               <w:pStyle w:val="Compact"/>
-              <w:jc w:val="left"/>
             </w:pPr>
             <w:r>
               <w:t xml:space="preserve">Tienes que conocer y listar cada red</w:t>
@@ -9560,7 +9232,6 @@
           <w:p>
             <w:pPr>
               <w:pStyle w:val="Compact"/>
-              <w:jc w:val="left"/>
             </w:pPr>
             <w:r>
               <w:t xml:space="preserve">Basta una línea para el universo</w:t>
@@ -9590,13 +9261,7 @@
         <w:t xml:space="preserve"> </w:t>
       </w:r>
       <w:r>
-        <w:t xml:space="preserve">“</w:t>
-      </w:r>
-      <w:r>
-        <w:t xml:space="preserve">Sin ruta por defecto, tu router a Internet es un portero que no deja entrar a nadie que no esté en su libreta. Con la por defecto, el portero deja pasar a todo lo que no tiene invitación específica. Elige según lo que quieras: control total (muchas estáticas) o simplicidad (default).</w:t>
-      </w:r>
-      <w:r>
-        <w:t xml:space="preserve">”</w:t>
+        <w:t xml:space="preserve">“Sin ruta por defecto, tu router a Internet es un portero que no deja entrar a nadie que no esté en su libreta. Con la por defecto, el portero deja pasar a todo lo que no tiene invitación específica. Elige según lo que quieras: control total (muchas estáticas) o simplicidad (default).”</w:t>
       </w:r>
     </w:p>
     <w:p>
@@ -9606,8 +9271,8 @@
         </w:pict>
       </w:r>
     </w:p>
-    <w:bookmarkEnd w:id="70"/>
-    <w:bookmarkStart w:id="71" w:name="X496dd05e79298e6d007ae990c5afb6e7c7d7eeb"/>
+    <w:bookmarkEnd w:id="59"/>
+    <w:bookmarkStart w:id="60" w:name="X496dd05e79298e6d007ae990c5afb6e7c7d7eeb"/>
     <w:p>
       <w:pPr>
         <w:pStyle w:val="Heading2"/>
@@ -9746,7 +9411,6 @@
       <w:tblPr>
         <w:tblStyle w:val="Table"/>
         <w:tblW w:type="auto" w:w="0"/>
-        <w:jc w:val="left"/>
         <w:tblLook w:firstRow="1" w:lastRow="0" w:firstColumn="0" w:lastColumn="0" w:noHBand="0" w:noVBand="0" w:val="0020"/>
       </w:tblPr>
       <w:tblGrid>
@@ -9762,7 +9426,6 @@
           <w:p>
             <w:pPr>
               <w:pStyle w:val="Compact"/>
-              <w:jc w:val="left"/>
             </w:pPr>
             <w:r>
               <w:t xml:space="preserve">Fuente de ruta</w:t>
@@ -9774,7 +9437,6 @@
           <w:p>
             <w:pPr>
               <w:pStyle w:val="Compact"/>
-              <w:jc w:val="left"/>
             </w:pPr>
             <w:r>
               <w:t xml:space="preserve">AD por defecto</w:t>
@@ -9788,7 +9450,6 @@
           <w:p>
             <w:pPr>
               <w:pStyle w:val="Compact"/>
-              <w:jc w:val="left"/>
             </w:pPr>
             <w:r>
               <w:t xml:space="preserve">Conectada</w:t>
@@ -9800,7 +9461,6 @@
           <w:p>
             <w:pPr>
               <w:pStyle w:val="Compact"/>
-              <w:jc w:val="left"/>
             </w:pPr>
             <w:r>
               <w:t xml:space="preserve">0</w:t>
@@ -9814,7 +9474,6 @@
           <w:p>
             <w:pPr>
               <w:pStyle w:val="Compact"/>
-              <w:jc w:val="left"/>
             </w:pPr>
             <w:r>
               <w:t xml:space="preserve">Estática</w:t>
@@ -9826,7 +9485,6 @@
           <w:p>
             <w:pPr>
               <w:pStyle w:val="Compact"/>
-              <w:jc w:val="left"/>
             </w:pPr>
             <w:r>
               <w:t xml:space="preserve">1</w:t>
@@ -9840,7 +9498,6 @@
           <w:p>
             <w:pPr>
               <w:pStyle w:val="Compact"/>
-              <w:jc w:val="left"/>
             </w:pPr>
             <w:r>
               <w:t xml:space="preserve">EIGRP</w:t>
@@ -9852,7 +9509,6 @@
           <w:p>
             <w:pPr>
               <w:pStyle w:val="Compact"/>
-              <w:jc w:val="left"/>
             </w:pPr>
             <w:r>
               <w:t xml:space="preserve">90</w:t>
@@ -9866,7 +9522,6 @@
           <w:p>
             <w:pPr>
               <w:pStyle w:val="Compact"/>
-              <w:jc w:val="left"/>
             </w:pPr>
             <w:r>
               <w:t xml:space="preserve">EIGRP (resumen)</w:t>
@@ -9878,7 +9533,6 @@
           <w:p>
             <w:pPr>
               <w:pStyle w:val="Compact"/>
-              <w:jc w:val="left"/>
             </w:pPr>
             <w:r>
               <w:t xml:space="preserve">5</w:t>
@@ -9892,7 +9546,6 @@
           <w:p>
             <w:pPr>
               <w:pStyle w:val="Compact"/>
-              <w:jc w:val="left"/>
             </w:pPr>
             <w:r>
               <w:t xml:space="preserve">OSPF</w:t>
@@ -9904,7 +9557,6 @@
           <w:p>
             <w:pPr>
               <w:pStyle w:val="Compact"/>
-              <w:jc w:val="left"/>
             </w:pPr>
             <w:r>
               <w:t xml:space="preserve">110</w:t>
@@ -9918,7 +9570,6 @@
           <w:p>
             <w:pPr>
               <w:pStyle w:val="Compact"/>
-              <w:jc w:val="left"/>
             </w:pPr>
             <w:r>
               <w:t xml:space="preserve">RIP</w:t>
@@ -9930,7 +9581,6 @@
           <w:p>
             <w:pPr>
               <w:pStyle w:val="Compact"/>
-              <w:jc w:val="left"/>
             </w:pPr>
             <w:r>
               <w:t xml:space="preserve">120</w:t>
@@ -9950,13 +9600,7 @@
         <w:t xml:space="preserve"> </w:t>
       </w:r>
       <w:r>
-        <w:t xml:space="preserve">“</w:t>
-      </w:r>
-      <w:r>
-        <w:t xml:space="preserve">en la reserva</w:t>
-      </w:r>
-      <w:r>
-        <w:t xml:space="preserve">”</w:t>
+        <w:t xml:space="preserve">“en la reserva”</w:t>
       </w:r>
       <w:r>
         <w:t xml:space="preserve">.</w:t>
@@ -9969,8 +9613,8 @@
         </w:pict>
       </w:r>
     </w:p>
-    <w:bookmarkEnd w:id="71"/>
-    <w:bookmarkStart w:id="72" w:name="cuándo-se-activa-el-respaldo"/>
+    <w:bookmarkEnd w:id="60"/>
+    <w:bookmarkStart w:id="61" w:name="cuándo-se-activa-el-respaldo"/>
     <w:p>
       <w:pPr>
         <w:pStyle w:val="Heading2"/>
@@ -10220,8 +9864,8 @@
         </w:pict>
       </w:r>
     </w:p>
-    <w:bookmarkEnd w:id="72"/>
-    <w:bookmarkStart w:id="73" w:name="mini-chequeo-3"/>
+    <w:bookmarkEnd w:id="61"/>
+    <w:bookmarkStart w:id="62" w:name="mini-chequeo-3"/>
     <w:p>
       <w:pPr>
         <w:pStyle w:val="Heading2"/>
@@ -10395,8 +10039,8 @@
         </w:pict>
       </w:r>
     </w:p>
-    <w:bookmarkEnd w:id="73"/>
-    <w:bookmarkStart w:id="74" w:name="resumen-en-3-frases-3"/>
+    <w:bookmarkEnd w:id="62"/>
+    <w:bookmarkStart w:id="63" w:name="resumen-en-3-frases-3"/>
     <w:p>
       <w:pPr>
         <w:pStyle w:val="Heading2"/>
@@ -10466,8 +10110,8 @@
         <w:t xml:space="preserve">(misma ruta con AD mayor) es el plan B automático: solo se activa cuando la primaria desaparece del mapa.</w:t>
       </w:r>
     </w:p>
-    <w:bookmarkEnd w:id="74"/>
-    <w:bookmarkStart w:id="75" w:name="vocabulario-rápido-3"/>
+    <w:bookmarkEnd w:id="63"/>
+    <w:bookmarkStart w:id="64" w:name="vocabulario-rápido-3"/>
     <w:p>
       <w:pPr>
         <w:pStyle w:val="Heading2"/>
@@ -10480,7 +10124,6 @@
       <w:tblPr>
         <w:tblStyle w:val="Table"/>
         <w:tblW w:type="pct" w:w="5000"/>
-        <w:jc w:val="left"/>
         <w:tblLayout w:type="fixed"/>
         <w:tblLook w:firstRow="1" w:lastRow="0" w:firstColumn="0" w:lastColumn="0" w:noHBand="0" w:noVBand="0" w:val="0020"/>
       </w:tblPr>
@@ -10497,7 +10140,6 @@
           <w:p>
             <w:pPr>
               <w:pStyle w:val="Compact"/>
-              <w:jc w:val="left"/>
             </w:pPr>
             <w:r>
               <w:t xml:space="preserve">Término</w:t>
@@ -10509,7 +10151,6 @@
           <w:p>
             <w:pPr>
               <w:pStyle w:val="Compact"/>
-              <w:jc w:val="left"/>
             </w:pPr>
             <w:r>
               <w:t xml:space="preserve">Idea general</w:t>
@@ -10523,7 +10164,6 @@
           <w:p>
             <w:pPr>
               <w:pStyle w:val="Compact"/>
-              <w:jc w:val="left"/>
             </w:pPr>
             <w:r>
               <w:t xml:space="preserve">Ruta por defecto</w:t>
@@ -10535,7 +10175,6 @@
           <w:p>
             <w:pPr>
               <w:pStyle w:val="Compact"/>
-              <w:jc w:val="left"/>
             </w:pPr>
             <w:r>
               <w:t xml:space="preserve">0.0.0.0/0, camino de último recurso</w:t>
@@ -10549,7 +10188,6 @@
           <w:p>
             <w:pPr>
               <w:pStyle w:val="Compact"/>
-              <w:jc w:val="left"/>
             </w:pPr>
             <w:r>
               <w:t xml:space="preserve">Ruta flotante</w:t>
@@ -10561,7 +10199,6 @@
           <w:p>
             <w:pPr>
               <w:pStyle w:val="Compact"/>
-              <w:jc w:val="left"/>
             </w:pPr>
             <w:r>
               <w:t xml:space="preserve">Respaldo con AD mayor que se activa si falla la primaria</w:t>
@@ -10575,7 +10212,6 @@
           <w:p>
             <w:pPr>
               <w:pStyle w:val="Compact"/>
-              <w:jc w:val="left"/>
             </w:pPr>
             <w:r>
               <w:t xml:space="preserve">AD (distancia administrativa)</w:t>
@@ -10587,7 +10223,6 @@
           <w:p>
             <w:pPr>
               <w:pStyle w:val="Compact"/>
-              <w:jc w:val="left"/>
             </w:pPr>
             <w:r>
               <w:t xml:space="preserve">Nota de fiabilidad de la fuente de ruta (1 estática, 110 OSPF)</w:t>
@@ -10601,7 +10236,6 @@
           <w:p>
             <w:pPr>
               <w:pStyle w:val="Compact"/>
-              <w:jc w:val="left"/>
             </w:pPr>
             <w:r>
               <w:t xml:space="preserve">Candidate default</w:t>
@@ -10613,7 +10247,6 @@
           <w:p>
             <w:pPr>
               <w:pStyle w:val="Compact"/>
-              <w:jc w:val="left"/>
             </w:pPr>
             <w:r>
               <w:t xml:space="preserve">La ruta por defecto activa, marcada con</w:t>
@@ -10636,7 +10269,6 @@
           <w:p>
             <w:pPr>
               <w:pStyle w:val="Compact"/>
-              <w:jc w:val="left"/>
             </w:pPr>
             <w:r>
               <w:t xml:space="preserve">Gateway de último recurso</w:t>
@@ -10648,7 +10280,6 @@
           <w:p>
             <w:pPr>
               <w:pStyle w:val="Compact"/>
-              <w:jc w:val="left"/>
             </w:pPr>
             <w:r>
               <w:t xml:space="preserve">El siguiente salto al que va todo lo desconocido</w:t>
@@ -10674,7 +10305,7 @@
       <w:r>
         <w:t xml:space="preserve"> </w:t>
       </w:r>
-      <w:hyperlink r:id="rId44">
+      <w:hyperlink r:id="rId33">
         <w:r>
           <w:rPr>
             <w:rStyle w:val="Hyperlink"/>
@@ -10701,7 +10332,7 @@
       <w:r>
         <w:t xml:space="preserve"> </w:t>
       </w:r>
-      <w:hyperlink r:id="rId25">
+      <w:hyperlink r:id="rId14">
         <w:r>
           <w:rPr>
             <w:rStyle w:val="Hyperlink"/>
@@ -10728,7 +10359,7 @@
       <w:r>
         <w:t xml:space="preserve"> </w:t>
       </w:r>
-      <w:hyperlink r:id="rId27">
+      <w:hyperlink r:id="rId16">
         <w:r>
           <w:rPr>
             <w:rStyle w:val="Hyperlink"/>
@@ -10737,9 +10368,9 @@
         </w:r>
       </w:hyperlink>
     </w:p>
-    <w:bookmarkEnd w:id="75"/>
-    <w:bookmarkEnd w:id="76"/>
-    <w:bookmarkStart w:id="87" w:name="cómo-decide-un-router"/>
+    <w:bookmarkEnd w:id="64"/>
+    <w:bookmarkEnd w:id="65"/>
+    <w:bookmarkStart w:id="76" w:name="cómo-decide-un-router"/>
     <w:p>
       <w:pPr>
         <w:pStyle w:val="Heading1"/>
@@ -10803,7 +10434,7 @@
         </w:pict>
       </w:r>
     </w:p>
-    <w:bookmarkStart w:id="77" w:name="la-idea-en-una-frase-4"/>
+    <w:bookmarkStart w:id="66" w:name="la-idea-en-una-frase-4"/>
     <w:p>
       <w:pPr>
         <w:pStyle w:val="Heading2"/>
@@ -10877,8 +10508,8 @@
         </w:pict>
       </w:r>
     </w:p>
-    <w:bookmarkEnd w:id="77"/>
-    <w:bookmarkStart w:id="81" w:name="el-viaje-de-un-paquete-paso-a-paso"/>
+    <w:bookmarkEnd w:id="66"/>
+    <w:bookmarkStart w:id="70" w:name="el-viaje-de-un-paquete-paso-a-paso"/>
     <w:p>
       <w:pPr>
         <w:pStyle w:val="Heading2"/>
@@ -11017,12 +10648,12 @@
           <wp:inline>
             <wp:extent cx="5334000" cy="5706139"/>
             <wp:effectExtent b="0" l="0" r="0" t="0"/>
-            <wp:docPr descr="Cascada de decisiones del router: red conectada, ruta en la tabla, ruta por defecto y descarte con ICMP unreachable" title="" id="79" name="Picture"/>
+            <wp:docPr descr="Cascada de decisiones del router: red conectada, ruta en la tabla, ruta por defecto y descarte con ICMP unreachable" title="" id="68" name="Picture"/>
             <a:graphic>
               <a:graphicData uri="http://schemas.openxmlformats.org/drawingml/2006/picture">
                 <pic:pic>
                   <pic:nvPicPr>
-                    <pic:cNvPr descr="public/diagrams/u08-decision-router.svg" id="80" name="Picture"/>
+                    <pic:cNvPr descr="public/diagrams/u08-decision-router.svg" id="69" name="Picture"/>
                     <pic:cNvPicPr>
                       <a:picLocks noChangeArrowheads="1" noChangeAspect="1"/>
                     </pic:cNvPicPr>
@@ -11034,7 +10665,7 @@
                           <a14:useLocalDpi xmlns:a14="http://schemas.microsoft.com/office/drawing/2010/main" val="0"/>
                         </a:ext>
                         <a:ext uri="{96DAC541-7B7A-43D3-8B79-37D633B846F1}">
-                          <asvg:svgBlip xmlns:asvg="http://schemas.microsoft.com/office/drawing/2016/SVG/main" r:embed="rId78"/>
+                          <asvg:svgBlip xmlns:asvg="http://schemas.microsoft.com/office/drawing/2016/SVG/main" r:embed="rId67"/>
                         </a:ext>
                       </a:extLst>
                     </a:blip>
@@ -11103,8 +10734,8 @@
         </w:pict>
       </w:r>
     </w:p>
-    <w:bookmarkEnd w:id="81"/>
-    <w:bookmarkStart w:id="82" w:name="los-tipos-de-rutas-quién-las-descubre"/>
+    <w:bookmarkEnd w:id="70"/>
+    <w:bookmarkStart w:id="71" w:name="los-tipos-de-rutas-quién-las-descubre"/>
     <w:p>
       <w:pPr>
         <w:pStyle w:val="Heading2"/>
@@ -11138,7 +10769,6 @@
       <w:tblPr>
         <w:tblStyle w:val="Table"/>
         <w:tblW w:type="pct" w:w="5000"/>
-        <w:jc w:val="left"/>
         <w:tblLayout w:type="fixed"/>
         <w:tblLook w:firstRow="1" w:lastRow="0" w:firstColumn="0" w:lastColumn="0" w:noHBand="0" w:noVBand="0" w:val="0020"/>
       </w:tblPr>
@@ -11156,7 +10786,6 @@
           <w:p>
             <w:pPr>
               <w:pStyle w:val="Compact"/>
-              <w:jc w:val="left"/>
             </w:pPr>
             <w:r>
               <w:t xml:space="preserve">Tipo de ruta</w:t>
@@ -11168,7 +10797,6 @@
           <w:p>
             <w:pPr>
               <w:pStyle w:val="Compact"/>
-              <w:jc w:val="left"/>
             </w:pPr>
             <w:r>
               <w:t xml:space="preserve">Quién la crea</w:t>
@@ -11180,7 +10808,6 @@
           <w:p>
             <w:pPr>
               <w:pStyle w:val="Compact"/>
-              <w:jc w:val="left"/>
             </w:pPr>
             <w:r>
               <w:t xml:space="preserve">AD por defecto</w:t>
@@ -11194,7 +10821,6 @@
           <w:p>
             <w:pPr>
               <w:pStyle w:val="Compact"/>
-              <w:jc w:val="left"/>
             </w:pPr>
             <w:r>
               <w:rPr>
@@ -11210,7 +10836,6 @@
           <w:p>
             <w:pPr>
               <w:pStyle w:val="Compact"/>
-              <w:jc w:val="left"/>
             </w:pPr>
             <w:r>
               <w:t xml:space="preserve">Las interfaces del propio router</w:t>
@@ -11222,7 +10847,6 @@
           <w:p>
             <w:pPr>
               <w:pStyle w:val="Compact"/>
-              <w:jc w:val="left"/>
             </w:pPr>
             <w:r>
               <w:t xml:space="preserve">0</w:t>
@@ -11236,7 +10860,6 @@
           <w:p>
             <w:pPr>
               <w:pStyle w:val="Compact"/>
-              <w:jc w:val="left"/>
             </w:pPr>
             <w:r>
               <w:rPr>
@@ -11252,7 +10875,6 @@
           <w:p>
             <w:pPr>
               <w:pStyle w:val="Compact"/>
-              <w:jc w:val="left"/>
             </w:pPr>
             <w:r>
               <w:t xml:space="preserve">El administrador con</w:t>
@@ -11273,7 +10895,6 @@
           <w:p>
             <w:pPr>
               <w:pStyle w:val="Compact"/>
-              <w:jc w:val="left"/>
             </w:pPr>
             <w:r>
               <w:t xml:space="preserve">1</w:t>
@@ -11287,7 +10908,6 @@
           <w:p>
             <w:pPr>
               <w:pStyle w:val="Compact"/>
-              <w:jc w:val="left"/>
             </w:pPr>
             <w:r>
               <w:rPr>
@@ -11303,7 +10923,6 @@
           <w:p>
             <w:pPr>
               <w:pStyle w:val="Compact"/>
-              <w:jc w:val="left"/>
             </w:pPr>
             <w:r>
               <w:t xml:space="preserve">Protocolo de routing, aprende con vecinos</w:t>
@@ -11315,7 +10934,6 @@
           <w:p>
             <w:pPr>
               <w:pStyle w:val="Compact"/>
-              <w:jc w:val="left"/>
             </w:pPr>
             <w:r>
               <w:t xml:space="preserve">110</w:t>
@@ -11329,7 +10947,6 @@
           <w:p>
             <w:pPr>
               <w:pStyle w:val="Compact"/>
-              <w:jc w:val="left"/>
             </w:pPr>
             <w:r>
               <w:rPr>
@@ -11345,7 +10962,6 @@
           <w:p>
             <w:pPr>
               <w:pStyle w:val="Compact"/>
-              <w:jc w:val="left"/>
             </w:pPr>
             <w:r>
               <w:t xml:space="preserve">Protocolo de routing, salto a salto</w:t>
@@ -11357,7 +10973,6 @@
           <w:p>
             <w:pPr>
               <w:pStyle w:val="Compact"/>
-              <w:jc w:val="left"/>
             </w:pPr>
             <w:r>
               <w:t xml:space="preserve">120</w:t>
@@ -11397,8 +11012,8 @@
         </w:pict>
       </w:r>
     </w:p>
-    <w:bookmarkEnd w:id="82"/>
-    <w:bookmarkStart w:id="83" w:name="Xcd118261b077732d38d68b3aa33d20798014c77"/>
+    <w:bookmarkEnd w:id="71"/>
+    <w:bookmarkStart w:id="72" w:name="Xcd118261b077732d38d68b3aa33d20798014c77"/>
     <w:p>
       <w:pPr>
         <w:pStyle w:val="Heading2"/>
@@ -11452,13 +11067,7 @@
         <w:t xml:space="preserve"> </w:t>
       </w:r>
       <w:r>
-        <w:t xml:space="preserve">“</w:t>
-      </w:r>
-      <w:r>
-        <w:t xml:space="preserve">la que se configuró primero</w:t>
-      </w:r>
-      <w:r>
-        <w:t xml:space="preserve">”</w:t>
+        <w:t xml:space="preserve">“la que se configuró primero”</w:t>
       </w:r>
       <w:r>
         <w:t xml:space="preserve">: es la matemáticamente más precisa.</w:t>
@@ -11580,7 +11189,6 @@
       <w:tblPr>
         <w:tblStyle w:val="Table"/>
         <w:tblW w:type="pct" w:w="5000"/>
-        <w:jc w:val="left"/>
         <w:tblLayout w:type="fixed"/>
         <w:tblLook w:firstRow="1" w:lastRow="0" w:firstColumn="0" w:lastColumn="0" w:noHBand="0" w:noVBand="0" w:val="0020"/>
       </w:tblPr>
@@ -11599,7 +11207,6 @@
           <w:p>
             <w:pPr>
               <w:pStyle w:val="Compact"/>
-              <w:jc w:val="left"/>
             </w:pPr>
             <w:r>
               <w:t xml:space="preserve">Red</w:t>
@@ -11611,7 +11218,6 @@
           <w:p>
             <w:pPr>
               <w:pStyle w:val="Compact"/>
-              <w:jc w:val="left"/>
             </w:pPr>
             <w:r>
               <w:t xml:space="preserve">Máscara</w:t>
@@ -11623,7 +11229,6 @@
           <w:p>
             <w:pPr>
               <w:pStyle w:val="Compact"/>
-              <w:jc w:val="left"/>
             </w:pPr>
             <w:r>
               <w:t xml:space="preserve">Bits específicos</w:t>
@@ -11635,7 +11240,6 @@
           <w:p>
             <w:pPr>
               <w:pStyle w:val="Compact"/>
-              <w:jc w:val="left"/>
             </w:pPr>
             <w:r>
               <w:t xml:space="preserve">Gana cuando el destino…</w:t>
@@ -11649,7 +11253,6 @@
           <w:p>
             <w:pPr>
               <w:pStyle w:val="Compact"/>
-              <w:jc w:val="left"/>
             </w:pPr>
             <w:r>
               <w:t xml:space="preserve">192.168.0.0/16</w:t>
@@ -11661,7 +11264,6 @@
           <w:p>
             <w:pPr>
               <w:pStyle w:val="Compact"/>
-              <w:jc w:val="left"/>
             </w:pPr>
             <w:r>
               <w:t xml:space="preserve">/16</w:t>
@@ -11673,7 +11275,6 @@
           <w:p>
             <w:pPr>
               <w:pStyle w:val="Compact"/>
-              <w:jc w:val="left"/>
             </w:pPr>
             <w:r>
               <w:t xml:space="preserve">16</w:t>
@@ -11685,7 +11286,6 @@
           <w:p>
             <w:pPr>
               <w:pStyle w:val="Compact"/>
-              <w:jc w:val="left"/>
             </w:pPr>
             <w:r>
               <w:t xml:space="preserve">…no coincide con ninguna más específica</w:t>
@@ -11699,7 +11299,6 @@
           <w:p>
             <w:pPr>
               <w:pStyle w:val="Compact"/>
-              <w:jc w:val="left"/>
             </w:pPr>
             <w:r>
               <w:t xml:space="preserve">192.168.1.0/24</w:t>
@@ -11711,7 +11310,6 @@
           <w:p>
             <w:pPr>
               <w:pStyle w:val="Compact"/>
-              <w:jc w:val="left"/>
             </w:pPr>
             <w:r>
               <w:t xml:space="preserve">/24</w:t>
@@ -11723,7 +11321,6 @@
           <w:p>
             <w:pPr>
               <w:pStyle w:val="Compact"/>
-              <w:jc w:val="left"/>
             </w:pPr>
             <w:r>
               <w:t xml:space="preserve">24</w:t>
@@ -11735,7 +11332,6 @@
           <w:p>
             <w:pPr>
               <w:pStyle w:val="Compact"/>
-              <w:jc w:val="left"/>
             </w:pPr>
             <w:r>
               <w:t xml:space="preserve">…está en 192.168.1.x pero fuera de /26</w:t>
@@ -11749,7 +11345,6 @@
           <w:p>
             <w:pPr>
               <w:pStyle w:val="Compact"/>
-              <w:jc w:val="left"/>
             </w:pPr>
             <w:r>
               <w:t xml:space="preserve">192.168.1.64/26</w:t>
@@ -11761,7 +11356,6 @@
           <w:p>
             <w:pPr>
               <w:pStyle w:val="Compact"/>
-              <w:jc w:val="left"/>
             </w:pPr>
             <w:r>
               <w:t xml:space="preserve">/26</w:t>
@@ -11773,7 +11367,6 @@
           <w:p>
             <w:pPr>
               <w:pStyle w:val="Compact"/>
-              <w:jc w:val="left"/>
             </w:pPr>
             <w:r>
               <w:t xml:space="preserve">26</w:t>
@@ -11785,7 +11378,6 @@
           <w:p>
             <w:pPr>
               <w:pStyle w:val="Compact"/>
-              <w:jc w:val="left"/>
             </w:pPr>
             <w:r>
               <w:t xml:space="preserve">…está entre .64 y .127 (¡aquí está el .66!)</w:t>
@@ -11841,8 +11433,8 @@
         </w:pict>
       </w:r>
     </w:p>
-    <w:bookmarkEnd w:id="83"/>
-    <w:bookmarkStart w:id="84" w:name="mini-chequeo-4"/>
+    <w:bookmarkEnd w:id="72"/>
+    <w:bookmarkStart w:id="73" w:name="mini-chequeo-4"/>
     <w:p>
       <w:pPr>
         <w:pStyle w:val="Heading2"/>
@@ -12002,8 +11594,8 @@
         </w:pict>
       </w:r>
     </w:p>
-    <w:bookmarkEnd w:id="84"/>
-    <w:bookmarkStart w:id="85" w:name="resumen-en-3-frases-4"/>
+    <w:bookmarkEnd w:id="73"/>
+    <w:bookmarkStart w:id="74" w:name="resumen-en-3-frases-4"/>
     <w:p>
       <w:pPr>
         <w:pStyle w:val="Heading2"/>
@@ -12093,8 +11685,8 @@
         <w:t xml:space="preserve">(longest prefix match); solo proceden la AD y la métrica si hay empate.</w:t>
       </w:r>
     </w:p>
-    <w:bookmarkEnd w:id="85"/>
-    <w:bookmarkStart w:id="86" w:name="vocabulario-rápido-4"/>
+    <w:bookmarkEnd w:id="74"/>
+    <w:bookmarkStart w:id="75" w:name="vocabulario-rápido-4"/>
     <w:p>
       <w:pPr>
         <w:pStyle w:val="Heading2"/>
@@ -12107,7 +11699,6 @@
       <w:tblPr>
         <w:tblStyle w:val="Table"/>
         <w:tblW w:type="pct" w:w="5000"/>
-        <w:jc w:val="left"/>
         <w:tblLayout w:type="fixed"/>
         <w:tblLook w:firstRow="1" w:lastRow="0" w:firstColumn="0" w:lastColumn="0" w:noHBand="0" w:noVBand="0" w:val="0020"/>
       </w:tblPr>
@@ -12124,7 +11715,6 @@
           <w:p>
             <w:pPr>
               <w:pStyle w:val="Compact"/>
-              <w:jc w:val="left"/>
             </w:pPr>
             <w:r>
               <w:t xml:space="preserve">Término</w:t>
@@ -12136,7 +11726,6 @@
           <w:p>
             <w:pPr>
               <w:pStyle w:val="Compact"/>
-              <w:jc w:val="left"/>
             </w:pPr>
             <w:r>
               <w:t xml:space="preserve">Idea general</w:t>
@@ -12150,7 +11739,6 @@
           <w:p>
             <w:pPr>
               <w:pStyle w:val="Compact"/>
-              <w:jc w:val="left"/>
             </w:pPr>
             <w:r>
               <w:t xml:space="preserve">Longest prefix match</w:t>
@@ -12162,7 +11750,6 @@
           <w:p>
             <w:pPr>
               <w:pStyle w:val="Compact"/>
-              <w:jc w:val="left"/>
             </w:pPr>
             <w:r>
               <w:t xml:space="preserve">Elegir la ruta con la máscara más larga que coincide</w:t>
@@ -12176,7 +11763,6 @@
           <w:p>
             <w:pPr>
               <w:pStyle w:val="Compact"/>
-              <w:jc w:val="left"/>
             </w:pPr>
             <w:r>
               <w:t xml:space="preserve">Distancia administrativa</w:t>
@@ -12188,7 +11774,6 @@
           <w:p>
             <w:pPr>
               <w:pStyle w:val="Compact"/>
-              <w:jc w:val="left"/>
             </w:pPr>
             <w:r>
               <w:t xml:space="preserve">Nota de fiabilidad (0 conectada, 1 estática, 110 OSPF)</w:t>
@@ -12202,7 +11787,6 @@
           <w:p>
             <w:pPr>
               <w:pStyle w:val="Compact"/>
-              <w:jc w:val="left"/>
             </w:pPr>
             <w:r>
               <w:t xml:space="preserve">Destination Net Unreachable</w:t>
@@ -12214,7 +11798,6 @@
           <w:p>
             <w:pPr>
               <w:pStyle w:val="Compact"/>
-              <w:jc w:val="left"/>
             </w:pPr>
             <w:r>
               <w:t xml:space="preserve">ICMP que el router manda cuando no hay ruta</w:t>
@@ -12228,7 +11811,6 @@
           <w:p>
             <w:pPr>
               <w:pStyle w:val="Compact"/>
-              <w:jc w:val="left"/>
             </w:pPr>
             <w:r>
               <w:t xml:space="preserve">Ruta conectada</w:t>
@@ -12240,7 +11822,6 @@
           <w:p>
             <w:pPr>
               <w:pStyle w:val="Compact"/>
-              <w:jc w:val="left"/>
             </w:pPr>
             <w:r>
               <w:t xml:space="preserve">La red de una interfaz del propio router</w:t>
@@ -12254,7 +11835,6 @@
           <w:p>
             <w:pPr>
               <w:pStyle w:val="Compact"/>
-              <w:jc w:val="left"/>
             </w:pPr>
             <w:r>
               <w:t xml:space="preserve">Métrica</w:t>
@@ -12266,7 +11846,6 @@
           <w:p>
             <w:pPr>
               <w:pStyle w:val="Compact"/>
-              <w:jc w:val="left"/>
             </w:pPr>
             <w:r>
               <w:t xml:space="preserve">Valor de coste dentro de una misma fuente de rutas</w:t>
@@ -12292,7 +11871,7 @@
       <w:r>
         <w:t xml:space="preserve"> </w:t>
       </w:r>
-      <w:hyperlink r:id="rId44">
+      <w:hyperlink r:id="rId33">
         <w:r>
           <w:rPr>
             <w:rStyle w:val="Hyperlink"/>
@@ -12319,7 +11898,7 @@
       <w:r>
         <w:t xml:space="preserve"> </w:t>
       </w:r>
-      <w:hyperlink r:id="rId26">
+      <w:hyperlink r:id="rId15">
         <w:r>
           <w:rPr>
             <w:rStyle w:val="Hyperlink"/>
@@ -12346,7 +11925,7 @@
       <w:r>
         <w:t xml:space="preserve"> </w:t>
       </w:r>
-      <w:hyperlink r:id="rId21">
+      <w:hyperlink r:id="rId10">
         <w:r>
           <w:rPr>
             <w:rStyle w:val="Hyperlink"/>
@@ -12355,9 +11934,9 @@
         </w:r>
       </w:hyperlink>
     </w:p>
-    <w:bookmarkEnd w:id="86"/>
-    <w:bookmarkEnd w:id="87"/>
-    <w:bookmarkStart w:id="100" w:name="cierre-consolida-lo-aprendido"/>
+    <w:bookmarkEnd w:id="75"/>
+    <w:bookmarkEnd w:id="76"/>
+    <w:bookmarkStart w:id="89" w:name="cierre-consolida-lo-aprendido"/>
     <w:p>
       <w:pPr>
         <w:pStyle w:val="Heading1"/>
@@ -12431,7 +12010,7 @@
       <w:r>
         <w:t xml:space="preserve"> </w:t>
       </w:r>
-      <w:hyperlink r:id="rId27">
+      <w:hyperlink r:id="rId16">
         <w:r>
           <w:rPr>
             <w:rStyle w:val="Hyperlink"/>
@@ -12453,7 +12032,7 @@
         </w:pict>
       </w:r>
     </w:p>
-    <w:bookmarkStart w:id="88" w:name="sé-el-paquete"/>
+    <w:bookmarkStart w:id="77" w:name="sé-el-paquete"/>
     <w:p>
       <w:pPr>
         <w:pStyle w:val="Heading2"/>
@@ -12615,13 +12194,7 @@
         <w:t xml:space="preserve"> </w:t>
       </w:r>
       <w:r>
-        <w:t xml:space="preserve">“</w:t>
-      </w:r>
-      <w:r>
-        <w:t xml:space="preserve">administratively prohibited</w:t>
-      </w:r>
-      <w:r>
-        <w:t xml:space="preserve">”</w:t>
+        <w:t xml:space="preserve">“administratively prohibited”</w:t>
       </w:r>
       <w:r>
         <w:t xml:space="preserve">).</w:t>
@@ -12695,8 +12268,8 @@
         </w:pict>
       </w:r>
     </w:p>
-    <w:bookmarkEnd w:id="88"/>
-    <w:bookmarkStart w:id="89" w:name="Xfa6f01f1bcd406fe30d96d0488036d77e55f246"/>
+    <w:bookmarkEnd w:id="77"/>
+    <w:bookmarkStart w:id="78" w:name="Xfa6f01f1bcd406fe30d96d0488036d77e55f246"/>
     <w:p>
       <w:pPr>
         <w:pStyle w:val="Heading2"/>
@@ -12850,8 +12423,8 @@
         </w:pict>
       </w:r>
     </w:p>
-    <w:bookmarkEnd w:id="89"/>
-    <w:bookmarkStart w:id="90" w:name="quién-soy"/>
+    <w:bookmarkEnd w:id="78"/>
+    <w:bookmarkStart w:id="79" w:name="quién-soy"/>
     <w:p>
       <w:pPr>
         <w:pStyle w:val="Heading2"/>
@@ -13019,8 +12592,8 @@
         </w:pict>
       </w:r>
     </w:p>
-    <w:bookmarkEnd w:id="90"/>
-    <w:bookmarkStart w:id="91" w:name="Xa842808f00a830dbf7e61964541385f51f759b2"/>
+    <w:bookmarkEnd w:id="79"/>
+    <w:bookmarkStart w:id="80" w:name="Xa842808f00a830dbf7e61964541385f51f759b2"/>
     <w:p>
       <w:pPr>
         <w:pStyle w:val="Heading2"/>
@@ -13032,13 +12605,7 @@
         <w:t xml:space="preserve"> </w:t>
       </w:r>
       <w:r>
-        <w:t xml:space="preserve">“</w:t>
-      </w:r>
-      <w:r>
-        <w:t xml:space="preserve">Puse la ruta y no funciona, el router es malo</w:t>
-      </w:r>
-      <w:r>
-        <w:t xml:space="preserve">”</w:t>
+        <w:t xml:space="preserve">“Puse la ruta y no funciona, el router es malo”</w:t>
       </w:r>
     </w:p>
     <w:p>
@@ -13140,13 +12707,7 @@
         <w:t xml:space="preserve"> </w:t>
       </w:r>
       <w:r>
-        <w:t xml:space="preserve">“</w:t>
-      </w:r>
-      <w:r>
-        <w:t xml:space="preserve">no funciona una ruta</w:t>
-      </w:r>
-      <w:r>
-        <w:t xml:space="preserve">”</w:t>
+        <w:t xml:space="preserve">“no funciona una ruta”</w:t>
       </w:r>
       <w:r>
         <w:t xml:space="preserve">, el diagnóstico tiene orden: ¿está en tabla? → ¿el next-hop es alcanzable? → ¿hay ruta de retorno? → ¿algo más específico interfiere? Culpar al router es lo último, no lo primero.</w:t>
@@ -13159,8 +12720,8 @@
         </w:pict>
       </w:r>
     </w:p>
-    <w:bookmarkEnd w:id="91"/>
-    <w:bookmarkStart w:id="92" w:name="X44bf548149e86da58f55ac7fdcde18001ce328f"/>
+    <w:bookmarkEnd w:id="80"/>
+    <w:bookmarkStart w:id="81" w:name="X44bf548149e86da58f55ac7fdcde18001ce328f"/>
     <w:p>
       <w:pPr>
         <w:pStyle w:val="Heading2"/>
@@ -13543,13 +13104,7 @@
         <w:t xml:space="preserve"> </w:t>
       </w:r>
       <w:r>
-        <w:t xml:space="preserve">“</w:t>
-      </w:r>
-      <w:r>
-        <w:t xml:space="preserve">rara</w:t>
-      </w:r>
-      <w:r>
-        <w:t xml:space="preserve">”</w:t>
+        <w:t xml:space="preserve">“rara”</w:t>
       </w:r>
       <w:r>
         <w:t xml:space="preserve">. Diagnóstico: ¿qué le dice el longest prefix match cuando hay una ruta /16 y otra /24?</w:t>
@@ -13722,8 +13277,8 @@
         </w:pict>
       </w:r>
     </w:p>
-    <w:bookmarkEnd w:id="92"/>
-    <w:bookmarkStart w:id="93" w:name="logros-de-esta-unidad"/>
+    <w:bookmarkEnd w:id="81"/>
+    <w:bookmarkStart w:id="82" w:name="logros-de-esta-unidad"/>
     <w:p>
       <w:pPr>
         <w:pStyle w:val="Heading2"/>
@@ -13736,7 +13291,6 @@
       <w:tblPr>
         <w:tblStyle w:val="Table"/>
         <w:tblW w:type="pct" w:w="5000"/>
-        <w:jc w:val="left"/>
         <w:tblLayout w:type="fixed"/>
         <w:tblLook w:firstRow="1" w:lastRow="0" w:firstColumn="0" w:lastColumn="0" w:noHBand="0" w:noVBand="0" w:val="0020"/>
       </w:tblPr>
@@ -13753,7 +13307,6 @@
           <w:p>
             <w:pPr>
               <w:pStyle w:val="Compact"/>
-              <w:jc w:val="left"/>
             </w:pPr>
             <w:r>
               <w:t xml:space="preserve">Logro</w:t>
@@ -13765,7 +13318,6 @@
           <w:p>
             <w:pPr>
               <w:pStyle w:val="Compact"/>
-              <w:jc w:val="left"/>
             </w:pPr>
             <w:r>
               <w:t xml:space="preserve">Cómo conseguirlo</w:t>
@@ -13779,7 +13331,6 @@
           <w:p>
             <w:pPr>
               <w:pStyle w:val="Compact"/>
-              <w:jc w:val="left"/>
             </w:pPr>
             <w:r>
               <w:t xml:space="preserve">🏅</w:t>
@@ -13801,7 +13352,6 @@
           <w:p>
             <w:pPr>
               <w:pStyle w:val="Compact"/>
-              <w:jc w:val="left"/>
             </w:pPr>
             <w:r>
               <w:t xml:space="preserve">Montar la red de 3 routers con todas las rutas a la primera</w:t>
@@ -13815,7 +13365,6 @@
           <w:p>
             <w:pPr>
               <w:pStyle w:val="Compact"/>
-              <w:jc w:val="left"/>
             </w:pPr>
             <w:r>
               <w:t xml:space="preserve">🏅</w:t>
@@ -13837,7 +13386,6 @@
           <w:p>
             <w:pPr>
               <w:pStyle w:val="Compact"/>
-              <w:jc w:val="left"/>
             </w:pPr>
             <w:r>
               <w:t xml:space="preserve">Detectar una</w:t>
@@ -13846,13 +13394,7 @@
               <w:t xml:space="preserve"> </w:t>
             </w:r>
             <w:r>
-              <w:t xml:space="preserve">“</w:t>
-            </w:r>
-            <w:r>
-              <w:t xml:space="preserve">ruta de retorno</w:t>
-            </w:r>
-            <w:r>
-              <w:t xml:space="preserve">”</w:t>
+              <w:t xml:space="preserve">“ruta de retorno”</w:t>
             </w:r>
             <w:r>
               <w:t xml:space="preserve"> </w:t>
@@ -13869,7 +13411,6 @@
           <w:p>
             <w:pPr>
               <w:pStyle w:val="Compact"/>
-              <w:jc w:val="left"/>
             </w:pPr>
             <w:r>
               <w:t xml:space="preserve">🏅</w:t>
@@ -13891,7 +13432,6 @@
           <w:p>
             <w:pPr>
               <w:pStyle w:val="Compact"/>
-              <w:jc w:val="left"/>
             </w:pPr>
             <w:r>
               <w:t xml:space="preserve">Explicar el longest prefix match con el caso /16 vs /24 en 30 segundos</w:t>
@@ -13905,7 +13445,6 @@
           <w:p>
             <w:pPr>
               <w:pStyle w:val="Compact"/>
-              <w:jc w:val="left"/>
             </w:pPr>
             <w:r>
               <w:t xml:space="preserve">🏅</w:t>
@@ -13927,7 +13466,6 @@
           <w:p>
             <w:pPr>
               <w:pStyle w:val="Compact"/>
-              <w:jc w:val="left"/>
             </w:pPr>
             <w:r>
               <w:t xml:space="preserve">Configurar la ruta por defecto y el gateway of last resort sin dudar</w:t>
@@ -13943,8 +13481,8 @@
         </w:pict>
       </w:r>
     </w:p>
-    <w:bookmarkEnd w:id="93"/>
-    <w:bookmarkStart w:id="94" w:name="atrévete-a-pensar"/>
+    <w:bookmarkEnd w:id="82"/>
+    <w:bookmarkStart w:id="83" w:name="atrévete-a-pensar"/>
     <w:p>
       <w:pPr>
         <w:pStyle w:val="Heading2"/>
@@ -14055,13 +13593,7 @@
         <w:t xml:space="preserve"> </w:t>
       </w:r>
       <w:r>
-        <w:t xml:space="preserve">“</w:t>
-      </w:r>
-      <w:r>
-        <w:t xml:space="preserve">interfaz + next-hop</w:t>
-      </w:r>
-      <w:r>
-        <w:t xml:space="preserve">”</w:t>
+        <w:t xml:space="preserve">“interfaz + next-hop”</w:t>
       </w:r>
       <w:r>
         <w:t xml:space="preserve"> </w:t>
@@ -14129,8 +13661,8 @@
         </w:pict>
       </w:r>
     </w:p>
-    <w:bookmarkEnd w:id="94"/>
-    <w:bookmarkStart w:id="95" w:name="crucigrama-de-bits"/>
+    <w:bookmarkEnd w:id="83"/>
+    <w:bookmarkStart w:id="84" w:name="crucigrama-de-bits"/>
     <w:p>
       <w:pPr>
         <w:pStyle w:val="Heading2"/>
@@ -14276,8 +13808,8 @@
         </w:pict>
       </w:r>
     </w:p>
-    <w:bookmarkEnd w:id="95"/>
-    <w:bookmarkStart w:id="96" w:name="preguntas-de-entrevista-de-trabajo"/>
+    <w:bookmarkEnd w:id="84"/>
+    <w:bookmarkStart w:id="85" w:name="preguntas-de-entrevista-de-trabajo"/>
     <w:p>
       <w:pPr>
         <w:pStyle w:val="Heading2"/>
@@ -14299,21 +13831,7 @@
           <w:b/>
           <w:bCs/>
         </w:rPr>
-        <w:t xml:space="preserve">“</w:t>
-      </w:r>
-      <w:r>
-        <w:rPr>
-          <w:b/>
-          <w:bCs/>
-        </w:rPr>
-        <w:t xml:space="preserve">Explícame qué pasa cuando un router recibe un paquete para una red que no está en su tabla.</w:t>
-      </w:r>
-      <w:r>
-        <w:rPr>
-          <w:b/>
-          <w:bCs/>
-        </w:rPr>
-        <w:t xml:space="preserve">”</w:t>
+        <w:t xml:space="preserve">“Explícame qué pasa cuando un router recibe un paquete para una red que no está en su tabla.”</w:t>
       </w:r>
     </w:p>
     <w:p>
@@ -14329,21 +13847,7 @@
           <w:b/>
           <w:bCs/>
         </w:rPr>
-        <w:t xml:space="preserve">“</w:t>
-      </w:r>
-      <w:r>
-        <w:rPr>
-          <w:b/>
-          <w:bCs/>
-        </w:rPr>
-        <w:t xml:space="preserve">¿Qué diferencia hay entre next-hop y interfaz de salida en una ruta estática?</w:t>
-      </w:r>
-      <w:r>
-        <w:rPr>
-          <w:b/>
-          <w:bCs/>
-        </w:rPr>
-        <w:t xml:space="preserve">”</w:t>
+        <w:t xml:space="preserve">“¿Qué diferencia hay entre next-hop y interfaz de salida en una ruta estática?”</w:t>
       </w:r>
     </w:p>
     <w:p>
@@ -14359,21 +13863,7 @@
           <w:b/>
           <w:bCs/>
         </w:rPr>
-        <w:t xml:space="preserve">“</w:t>
-      </w:r>
-      <w:r>
-        <w:rPr>
-          <w:b/>
-          <w:bCs/>
-        </w:rPr>
-        <w:t xml:space="preserve">¿Cuándo pondrías rutas estáticas y cuándo montarías un protocolo dinámico?</w:t>
-      </w:r>
-      <w:r>
-        <w:rPr>
-          <w:b/>
-          <w:bCs/>
-        </w:rPr>
-        <w:t xml:space="preserve">”</w:t>
+        <w:t xml:space="preserve">“¿Cuándo pondrías rutas estáticas y cuándo montarías un protocolo dinámico?”</w:t>
       </w:r>
     </w:p>
     <w:p>
@@ -14389,21 +13879,7 @@
           <w:b/>
           <w:bCs/>
         </w:rPr>
-        <w:t xml:space="preserve">“</w:t>
-      </w:r>
-      <w:r>
-        <w:rPr>
-          <w:b/>
-          <w:bCs/>
-        </w:rPr>
-        <w:t xml:space="preserve">¿Qué es la distancia administrativa y cómo afecta a dos rutas hacia la misma red?</w:t>
-      </w:r>
-      <w:r>
-        <w:rPr>
-          <w:b/>
-          <w:bCs/>
-        </w:rPr>
-        <w:t xml:space="preserve">”</w:t>
+        <w:t xml:space="preserve">“¿Qué es la distancia administrativa y cómo afecta a dos rutas hacia la misma red?”</w:t>
       </w:r>
     </w:p>
     <w:p>
@@ -14419,21 +13895,7 @@
           <w:b/>
           <w:bCs/>
         </w:rPr>
-        <w:t xml:space="preserve">“</w:t>
-      </w:r>
-      <w:r>
-        <w:rPr>
-          <w:b/>
-          <w:bCs/>
-        </w:rPr>
-        <w:t xml:space="preserve">Un PC no llega a una red remota. ¿Tu orden de comprobaciones?</w:t>
-      </w:r>
-      <w:r>
-        <w:rPr>
-          <w:b/>
-          <w:bCs/>
-        </w:rPr>
-        <w:t xml:space="preserve">”</w:t>
+        <w:t xml:space="preserve">“Un PC no llega a una red remota. ¿Tu orden de comprobaciones?”</w:t>
       </w:r>
     </w:p>
     <w:p>
@@ -14482,8 +13944,8 @@
         </w:pict>
       </w:r>
     </w:p>
-    <w:bookmarkEnd w:id="96"/>
-    <w:bookmarkStart w:id="97" w:name="no-hay-preguntas-tontas"/>
+    <w:bookmarkEnd w:id="85"/>
+    <w:bookmarkStart w:id="86" w:name="no-hay-preguntas-tontas"/>
     <w:p>
       <w:pPr>
         <w:pStyle w:val="Heading2"/>
@@ -14521,21 +13983,7 @@
           <w:b/>
           <w:bCs/>
         </w:rPr>
-        <w:t xml:space="preserve">“</w:t>
-      </w:r>
-      <w:r>
-        <w:rPr>
-          <w:b/>
-          <w:bCs/>
-        </w:rPr>
-        <w:t xml:space="preserve">de ida y vuelta</w:t>
-      </w:r>
-      <w:r>
-        <w:rPr>
-          <w:b/>
-          <w:bCs/>
-        </w:rPr>
-        <w:t xml:space="preserve">”</w:t>
+        <w:t xml:space="preserve">“de ida y vuelta”</w:t>
       </w:r>
       <w:r>
         <w:rPr>
@@ -14563,13 +14011,7 @@
         <w:t xml:space="preserve"> </w:t>
       </w:r>
       <w:r>
-        <w:t xml:space="preserve">“</w:t>
-      </w:r>
-      <w:r>
-        <w:t xml:space="preserve">sale</w:t>
-      </w:r>
-      <w:r>
-        <w:t xml:space="preserve">”</w:t>
+        <w:t xml:space="preserve">“sale”</w:t>
       </w:r>
       <w:r>
         <w:t xml:space="preserve"> </w:t>
@@ -14646,8 +14088,8 @@
         </w:pict>
       </w:r>
     </w:p>
-    <w:bookmarkEnd w:id="97"/>
-    <w:bookmarkStart w:id="98" w:name="poscréditos"/>
+    <w:bookmarkEnd w:id="86"/>
+    <w:bookmarkStart w:id="87" w:name="poscréditos"/>
     <w:p>
       <w:pPr>
         <w:pStyle w:val="Heading2"/>
@@ -14684,21 +14126,7 @@
           <w:i/>
           <w:iCs/>
         </w:rPr>
-        <w:t xml:space="preserve">“</w:t>
-      </w:r>
-      <w:r>
-        <w:rPr>
-          <w:i/>
-          <w:iCs/>
-        </w:rPr>
-        <w:t xml:space="preserve">Una ruta es una promesa. Una tabla es un mapa. Y un mapa sin caminos de vuelta es un puzzle. Configura los dos lados, chaval.</w:t>
-      </w:r>
-      <w:r>
-        <w:rPr>
-          <w:i/>
-          <w:iCs/>
-        </w:rPr>
-        <w:t xml:space="preserve">”</w:t>
+        <w:t xml:space="preserve">“Una ruta es una promesa. Una tabla es un mapa. Y un mapa sin caminos de vuelta es un puzzle. Configura los dos lados, chaval.”</w:t>
       </w:r>
     </w:p>
     <w:p>
@@ -14726,8 +14154,8 @@
         </w:pict>
       </w:r>
     </w:p>
-    <w:bookmarkEnd w:id="98"/>
-    <w:bookmarkStart w:id="99" w:name="criterios-de-evaluación-cubiertos-ra4-1"/>
+    <w:bookmarkEnd w:id="87"/>
+    <w:bookmarkStart w:id="88" w:name="criterios-de-evaluación-cubiertos-ra4-1"/>
     <w:p>
       <w:pPr>
         <w:pStyle w:val="Heading2"/>
@@ -14752,7 +14180,6 @@
       <w:tblPr>
         <w:tblStyle w:val="Table"/>
         <w:tblW w:type="pct" w:w="5000"/>
-        <w:jc w:val="left"/>
         <w:tblLayout w:type="fixed"/>
         <w:tblLook w:firstRow="1" w:lastRow="0" w:firstColumn="0" w:lastColumn="0" w:noHBand="0" w:noVBand="0" w:val="0020"/>
       </w:tblPr>
@@ -14770,7 +14197,6 @@
           <w:p>
             <w:pPr>
               <w:pStyle w:val="Compact"/>
-              <w:jc w:val="left"/>
             </w:pPr>
             <w:r>
               <w:t xml:space="preserve">CE</w:t>
@@ -14782,7 +14208,6 @@
           <w:p>
             <w:pPr>
               <w:pStyle w:val="Compact"/>
-              <w:jc w:val="left"/>
             </w:pPr>
             <w:r>
               <w:t xml:space="preserve">Criterio</w:t>
@@ -14794,7 +14219,6 @@
           <w:p>
             <w:pPr>
               <w:pStyle w:val="Compact"/>
-              <w:jc w:val="left"/>
             </w:pPr>
             <w:r>
               <w:t xml:space="preserve">Cubierto</w:t>
@@ -14808,7 +14232,6 @@
           <w:p>
             <w:pPr>
               <w:pStyle w:val="Compact"/>
-              <w:jc w:val="left"/>
             </w:pPr>
             <w:r>
               <w:t xml:space="preserve">a)</w:t>
@@ -14820,7 +14243,6 @@
           <w:p>
             <w:pPr>
               <w:pStyle w:val="Compact"/>
-              <w:jc w:val="left"/>
             </w:pPr>
             <w:r>
               <w:t xml:space="preserve">Componentes y LEDs del router</w:t>
@@ -14832,7 +14254,6 @@
           <w:p>
             <w:pPr>
               <w:pStyle w:val="Compact"/>
-              <w:jc w:val="left"/>
             </w:pPr>
             <w:r>
               <w:t xml:space="preserve">✅ Punto 1</w:t>
@@ -14846,7 +14267,6 @@
           <w:p>
             <w:pPr>
               <w:pStyle w:val="Compact"/>
-              <w:jc w:val="left"/>
             </w:pPr>
             <w:r>
               <w:t xml:space="preserve">b)</w:t>
@@ -14858,7 +14278,6 @@
           <w:p>
             <w:pPr>
               <w:pStyle w:val="Compact"/>
-              <w:jc w:val="left"/>
             </w:pPr>
             <w:r>
               <w:t xml:space="preserve">Acceso a la configuración</w:t>
@@ -14870,7 +14289,6 @@
           <w:p>
             <w:pPr>
               <w:pStyle w:val="Compact"/>
-              <w:jc w:val="left"/>
             </w:pPr>
             <w:r>
               <w:t xml:space="preserve">✅ Punto 2</w:t>
@@ -14884,7 +14302,6 @@
           <w:p>
             <w:pPr>
               <w:pStyle w:val="Compact"/>
-              <w:jc w:val="left"/>
             </w:pPr>
             <w:r>
               <w:t xml:space="preserve">c)</w:t>
@@ -14896,7 +14313,6 @@
           <w:p>
             <w:pPr>
               <w:pStyle w:val="Compact"/>
-              <w:jc w:val="left"/>
             </w:pPr>
             <w:r>
               <w:t xml:space="preserve">Secuencia de arranque</w:t>
@@ -14908,7 +14324,6 @@
           <w:p>
             <w:pPr>
               <w:pStyle w:val="Compact"/>
-              <w:jc w:val="left"/>
             </w:pPr>
             <w:r>
               <w:t xml:space="preserve">✅ Punto 1</w:t>
@@ -14922,7 +14337,6 @@
           <w:p>
             <w:pPr>
               <w:pStyle w:val="Compact"/>
-              <w:jc w:val="left"/>
             </w:pPr>
             <w:r>
               <w:t xml:space="preserve">d)</w:t>
@@ -14934,7 +14348,6 @@
           <w:p>
             <w:pPr>
               <w:pStyle w:val="Compact"/>
-              <w:jc w:val="left"/>
             </w:pPr>
             <w:r>
               <w:t xml:space="preserve">Comandos de configuración</w:t>
@@ -14946,7 +14359,6 @@
           <w:p>
             <w:pPr>
               <w:pStyle w:val="Compact"/>
-              <w:jc w:val="left"/>
             </w:pPr>
             <w:r>
               <w:t xml:space="preserve">✅ Puntos 2-3 + ⚡ Laboratorio (punto 6)</w:t>
@@ -14960,7 +14372,6 @@
           <w:p>
             <w:pPr>
               <w:pStyle w:val="Compact"/>
-              <w:jc w:val="left"/>
             </w:pPr>
             <w:r>
               <w:t xml:space="preserve">f)</w:t>
@@ -14972,7 +14383,6 @@
           <w:p>
             <w:pPr>
               <w:pStyle w:val="Compact"/>
-              <w:jc w:val="left"/>
             </w:pPr>
             <w:r>
               <w:t xml:space="preserve">Rutas estáticas y por defecto</w:t>
@@ -14984,7 +14394,6 @@
           <w:p>
             <w:pPr>
               <w:pStyle w:val="Compact"/>
-              <w:jc w:val="left"/>
             </w:pPr>
             <w:r>
               <w:t xml:space="preserve">✅ Puntos 3-5 + 🧠 Atrévete a pensar (punto 6)</w:t>
@@ -15010,7 +14419,7 @@
       <w:r>
         <w:t xml:space="preserve"> </w:t>
       </w:r>
-      <w:hyperlink r:id="rId44">
+      <w:hyperlink r:id="rId33">
         <w:r>
           <w:rPr>
             <w:rStyle w:val="Hyperlink"/>
@@ -15037,7 +14446,7 @@
       <w:r>
         <w:t xml:space="preserve"> </w:t>
       </w:r>
-      <w:hyperlink r:id="rId27">
+      <w:hyperlink r:id="rId16">
         <w:r>
           <w:rPr>
             <w:rStyle w:val="Hyperlink"/>
@@ -15064,7 +14473,7 @@
       <w:r>
         <w:t xml:space="preserve"> </w:t>
       </w:r>
-      <w:hyperlink r:id="rId21">
+      <w:hyperlink r:id="rId10">
         <w:r>
           <w:rPr>
             <w:rStyle w:val="Hyperlink"/>
@@ -15073,9 +14482,13 @@
         </w:r>
       </w:hyperlink>
     </w:p>
-    <w:bookmarkEnd w:id="99"/>
-    <w:bookmarkEnd w:id="100"/>
-    <w:sectPr/>
+    <w:bookmarkEnd w:id="88"/>
+    <w:bookmarkEnd w:id="89"/>
+    <w:sectPr>
+      <w:footnotePr>
+        <w:numRestart w:val="eachSect"/>
+      </w:footnotePr>
+    </w:sectPr>
   </w:body>
 </w:document>
 </file>
@@ -15113,7 +14526,7 @@
       <w:lvlText w:val=" "/>
       <w:lvlJc w:val="left"/>
       <w:pPr>
-        <w:ind w:left="720" w:hanging="480"/>
+        <w:ind w:left="720" w:hanging="360"/>
       </w:pPr>
     </w:lvl>
     <w:lvl w:ilvl="1">
@@ -15121,7 +14534,7 @@
       <w:lvlText w:val=" "/>
       <w:lvlJc w:val="left"/>
       <w:pPr>
-        <w:ind w:left="1440" w:hanging="480"/>
+        <w:ind w:left="1440" w:hanging="360"/>
       </w:pPr>
     </w:lvl>
     <w:lvl w:ilvl="2">
@@ -15129,7 +14542,7 @@
       <w:lvlText w:val=" "/>
       <w:lvlJc w:val="left"/>
       <w:pPr>
-        <w:ind w:left="2160" w:hanging="480"/>
+        <w:ind w:left="2160" w:hanging="360"/>
       </w:pPr>
     </w:lvl>
     <w:lvl w:ilvl="3">
@@ -15137,7 +14550,7 @@
       <w:lvlText w:val=" "/>
       <w:lvlJc w:val="left"/>
       <w:pPr>
-        <w:ind w:left="2880" w:hanging="480"/>
+        <w:ind w:left="2880" w:hanging="360"/>
       </w:pPr>
     </w:lvl>
     <w:lvl w:ilvl="4">
@@ -15145,7 +14558,7 @@
       <w:lvlText w:val=" "/>
       <w:lvlJc w:val="left"/>
       <w:pPr>
-        <w:ind w:left="3600" w:hanging="480"/>
+        <w:ind w:left="3600" w:hanging="360"/>
       </w:pPr>
     </w:lvl>
     <w:lvl w:ilvl="5">
@@ -15153,7 +14566,7 @@
       <w:lvlText w:val=" "/>
       <w:lvlJc w:val="left"/>
       <w:pPr>
-        <w:ind w:left="4320" w:hanging="480"/>
+        <w:ind w:left="4320" w:hanging="360"/>
       </w:pPr>
     </w:lvl>
     <w:lvl w:ilvl="6">
@@ -15161,7 +14574,7 @@
       <w:lvlText w:val=" "/>
       <w:lvlJc w:val="left"/>
       <w:pPr>
-        <w:ind w:left="5040" w:hanging="480"/>
+        <w:ind w:left="5040" w:hanging="360"/>
       </w:pPr>
     </w:lvl>
     <w:lvl w:ilvl="7">
@@ -15169,7 +14582,7 @@
       <w:lvlText w:val=" "/>
       <w:lvlJc w:val="left"/>
       <w:pPr>
-        <w:ind w:left="5760" w:hanging="480"/>
+        <w:ind w:left="5760" w:hanging="360"/>
       </w:pPr>
     </w:lvl>
     <w:lvl w:ilvl="8">
@@ -15177,7 +14590,7 @@
       <w:lvlText w:val=" "/>
       <w:lvlJc w:val="left"/>
       <w:pPr>
-        <w:ind w:left="6480" w:hanging="480"/>
+        <w:ind w:left="6480" w:hanging="360"/>
       </w:pPr>
     </w:lvl>
   </w:abstractNum>
@@ -15186,75 +14599,102 @@
     <w:multiLevelType w:val="multilevel"/>
     <w:lvl w:ilvl="0">
       <w:numFmt w:val="bullet"/>
-      <w:lvlText w:val="•"/>
+      <w:lvlText w:val=""/>
       <w:lvlJc w:val="left"/>
       <w:pPr>
-        <w:ind w:left="720" w:hanging="480"/>
-      </w:pPr>
+        <w:ind w:left="720" w:hanging="360"/>
+      </w:pPr>
+      <w:rPr>
+        <w:rFonts w:ascii="Symbol" w:hAnsi="Symbol" w:cs="Symbol" w:hint="default"/>
+      </w:rPr>
     </w:lvl>
     <w:lvl w:ilvl="1">
       <w:numFmt w:val="bullet"/>
-      <w:lvlText w:val="–"/>
+      <w:lvlText w:val="o"/>
       <w:lvlJc w:val="left"/>
       <w:pPr>
-        <w:ind w:left="1440" w:hanging="480"/>
-      </w:pPr>
+        <w:ind w:left="1440" w:hanging="360"/>
+      </w:pPr>
+      <w:rPr>
+        <w:rFonts w:ascii="Courier New" w:hAnsi="Courier New" w:cs="Courier New" w:hint="default"/>
+      </w:rPr>
     </w:lvl>
     <w:lvl w:ilvl="2">
       <w:numFmt w:val="bullet"/>
-      <w:lvlText w:val="•"/>
+      <w:lvlText w:val=""/>
       <w:lvlJc w:val="left"/>
       <w:pPr>
-        <w:ind w:left="2160" w:hanging="480"/>
-      </w:pPr>
+        <w:ind w:left="2160" w:hanging="360"/>
+      </w:pPr>
+      <w:rPr>
+        <w:rFonts w:ascii="Wingdings" w:hAnsi="Wingdings" w:cs="Wingdings" w:hint="default"/>
+      </w:rPr>
     </w:lvl>
     <w:lvl w:ilvl="3">
       <w:numFmt w:val="bullet"/>
-      <w:lvlText w:val="–"/>
+      <w:lvlText w:val=""/>
       <w:lvlJc w:val="left"/>
       <w:pPr>
-        <w:ind w:left="2880" w:hanging="480"/>
-      </w:pPr>
+        <w:ind w:left="2880" w:hanging="360"/>
+      </w:pPr>
+      <w:rPr>
+        <w:rFonts w:ascii="Symbol" w:hAnsi="Symbol" w:cs="Symbol" w:hint="default"/>
+      </w:rPr>
     </w:lvl>
     <w:lvl w:ilvl="4">
       <w:numFmt w:val="bullet"/>
-      <w:lvlText w:val="•"/>
+      <w:lvlText w:val="o"/>
       <w:lvlJc w:val="left"/>
       <w:pPr>
-        <w:ind w:left="3600" w:hanging="480"/>
-      </w:pPr>
+        <w:ind w:left="3600" w:hanging="360"/>
+      </w:pPr>
+      <w:rPr>
+        <w:rFonts w:ascii="Courier New" w:hAnsi="Courier New" w:cs="Courier New" w:hint="default"/>
+      </w:rPr>
     </w:lvl>
     <w:lvl w:ilvl="5">
       <w:numFmt w:val="bullet"/>
-      <w:lvlText w:val="–"/>
+      <w:lvlText w:val=""/>
       <w:lvlJc w:val="left"/>
       <w:pPr>
-        <w:ind w:left="4320" w:hanging="480"/>
-      </w:pPr>
+        <w:ind w:left="4320" w:hanging="360"/>
+      </w:pPr>
+      <w:rPr>
+        <w:rFonts w:ascii="Wingdings" w:hAnsi="Wingdings" w:cs="Wingdings" w:hint="default"/>
+      </w:rPr>
     </w:lvl>
     <w:lvl w:ilvl="6">
       <w:numFmt w:val="bullet"/>
-      <w:lvlText w:val="•"/>
+      <w:lvlText w:val=""/>
       <w:lvlJc w:val="left"/>
       <w:pPr>
-        <w:ind w:left="5040" w:hanging="480"/>
-      </w:pPr>
+        <w:ind w:left="5040" w:hanging="360"/>
+      </w:pPr>
+      <w:rPr>
+        <w:rFonts w:ascii="Symbol" w:hAnsi="Symbol" w:cs="Symbol" w:hint="default"/>
+      </w:rPr>
     </w:lvl>
     <w:lvl w:ilvl="7">
       <w:numFmt w:val="bullet"/>
-      <w:lvlText w:val="–"/>
+      <w:lvlText w:val="o"/>
       <w:lvlJc w:val="left"/>
       <w:pPr>
-        <w:ind w:left="5760" w:hanging="480"/>
-      </w:pPr>
+        <w:ind w:left="5760" w:hanging="360"/>
+      </w:pPr>
+      <w:rPr>
+        <w:rFonts w:ascii="Courier New" w:hAnsi="Courier New" w:cs="Courier New" w:hint="default"/>
+      </w:rPr>
     </w:lvl>
     <w:lvl w:ilvl="8">
       <w:numFmt w:val="bullet"/>
-      <w:lvlText w:val="•"/>
+      <w:lvlText w:val=""/>
       <w:lvlJc w:val="left"/>
       <w:pPr>
-        <w:ind w:left="6480" w:hanging="480"/>
-      </w:pPr>
+        <w:ind w:left="6480" w:hanging="360"/>
+      </w:pPr>
+      <w:rPr>
+        <w:rFonts w:ascii="Wingdings" w:hAnsi="Wingdings" w:cs="Wingdings" w:hint="default"/>
+      </w:rPr>
     </w:lvl>
   </w:abstractNum>
   <w:abstractNum w:abstractNumId="99411">
@@ -15266,7 +14706,7 @@
       <w:lvlText w:val="%1."/>
       <w:lvlJc w:val="left"/>
       <w:pPr>
-        <w:ind w:left="720" w:hanging="480"/>
+        <w:ind w:left="720" w:hanging="360"/>
       </w:pPr>
     </w:lvl>
     <w:lvl w:ilvl="1">
@@ -15275,7 +14715,7 @@
       <w:lvlText w:val="%2."/>
       <w:lvlJc w:val="left"/>
       <w:pPr>
-        <w:ind w:left="1440" w:hanging="480"/>
+        <w:ind w:left="1440" w:hanging="360"/>
       </w:pPr>
     </w:lvl>
     <w:lvl w:ilvl="2">
@@ -15284,7 +14724,7 @@
       <w:lvlText w:val="%3."/>
       <w:lvlJc w:val="left"/>
       <w:pPr>
-        <w:ind w:left="2160" w:hanging="480"/>
+        <w:ind w:left="2160" w:hanging="360"/>
       </w:pPr>
     </w:lvl>
     <w:lvl w:ilvl="3">
@@ -15293,7 +14733,7 @@
       <w:lvlText w:val="%4."/>
       <w:lvlJc w:val="left"/>
       <w:pPr>
-        <w:ind w:left="2880" w:hanging="480"/>
+        <w:ind w:left="2880" w:hanging="360"/>
       </w:pPr>
     </w:lvl>
     <w:lvl w:ilvl="4">
@@ -15302,7 +14742,7 @@
       <w:lvlText w:val="%5."/>
       <w:lvlJc w:val="left"/>
       <w:pPr>
-        <w:ind w:left="3600" w:hanging="480"/>
+        <w:ind w:left="3600" w:hanging="360"/>
       </w:pPr>
     </w:lvl>
     <w:lvl w:ilvl="5">
@@ -15311,7 +14751,7 @@
       <w:lvlText w:val="%6."/>
       <w:lvlJc w:val="left"/>
       <w:pPr>
-        <w:ind w:left="4320" w:hanging="480"/>
+        <w:ind w:left="4320" w:hanging="360"/>
       </w:pPr>
     </w:lvl>
     <w:lvl w:ilvl="6">
@@ -15320,7 +14760,7 @@
       <w:lvlText w:val="%7."/>
       <w:lvlJc w:val="left"/>
       <w:pPr>
-        <w:ind w:left="5040" w:hanging="480"/>
+        <w:ind w:left="5040" w:hanging="360"/>
       </w:pPr>
     </w:lvl>
     <w:lvl w:ilvl="7">
@@ -15329,7 +14769,7 @@
       <w:lvlText w:val="%8."/>
       <w:lvlJc w:val="left"/>
       <w:pPr>
-        <w:ind w:left="5760" w:hanging="480"/>
+        <w:ind w:left="5760" w:hanging="360"/>
       </w:pPr>
     </w:lvl>
     <w:lvl w:ilvl="8">
@@ -15338,7 +14778,7 @@
       <w:lvlText w:val="%9."/>
       <w:lvlJc w:val="left"/>
       <w:pPr>
-        <w:ind w:left="6480" w:hanging="480"/>
+        <w:ind w:left="6480" w:hanging="360"/>
       </w:pPr>
     </w:lvl>
   </w:abstractNum>
@@ -15902,10 +15342,10 @@
   <w:docDefaults>
     <w:rPrDefault>
       <w:rPr>
-        <w:rFonts w:asciiTheme="minorHAnsi" w:cstheme="minorBidi" w:eastAsiaTheme="minorHAnsi" w:hAnsiTheme="minorHAnsi"/>
+        <w:rFonts w:asciiTheme="minorHAnsi" w:cstheme="minorBidi" w:eastAsiaTheme="minorEastAsia" w:hAnsiTheme="minorHAnsi"/>
         <w:sz w:val="24"/>
         <w:szCs w:val="24"/>
-        <w:lang w:bidi="ar-SA" w:eastAsia="en-US" w:val="es-ES"/>
+        <w:lang w:bidi="ar-SA" w:eastAsia="zh-CN" w:val="es-ES"/>
       </w:rPr>
     </w:rPrDefault>
     <w:pPrDefault>
@@ -15946,57 +15386,94 @@
     <w:name w:val="Title"/>
     <w:basedOn w:val="Normal"/>
     <w:next w:val="BodyText"/>
+    <w:link w:val="TitleChar"/>
+    <w:uiPriority w:val="10"/>
     <w:qFormat/>
+    <w:rsid w:val="00A10FD9"/>
     <w:pPr>
-      <w:keepNext/>
-      <w:keepLines/>
-      <w:spacing w:after="240" w:before="480"/>
+      <w:spacing w:after="80" w:line="240" w:lineRule="auto"/>
+      <w:contextualSpacing/>
       <w:jc w:val="center"/>
     </w:pPr>
     <w:rPr>
       <w:rFonts w:asciiTheme="majorHAnsi" w:cstheme="majorBidi" w:eastAsiaTheme="majorEastAsia" w:hAnsiTheme="majorHAnsi"/>
-      <w:b/>
-      <w:bCs/>
-      <w:color w:themeColor="accent1" w:themeShade="B5" w:val="345A8A"/>
-      <w:sz w:val="36"/>
-      <w:szCs w:val="36"/>
+      <w:sz w:val="56"/>
+      <w:szCs w:val="56"/>
+    </w:rPr>
+  </w:style>
+  <w:style w:customStyle="1" w:styleId="TitleChar" w:type="character">
+    <w:name w:val="Title Char"/>
+    <w:basedOn w:val="DefaultParagraphFont"/>
+    <w:link w:val="Title"/>
+    <w:uiPriority w:val="10"/>
+    <w:rsid w:val="00A10FD9"/>
+    <w:rPr>
+      <w:rFonts w:asciiTheme="majorHAnsi" w:cstheme="majorBidi" w:eastAsiaTheme="majorEastAsia" w:hAnsiTheme="majorHAnsi"/>
+      <w:sz w:val="56"/>
+      <w:szCs w:val="56"/>
     </w:rPr>
   </w:style>
   <w:style w:styleId="Subtitle" w:type="paragraph">
     <w:name w:val="Subtitle"/>
     <w:basedOn w:val="Title"/>
     <w:next w:val="BodyText"/>
+    <w:link w:val="SubtitleChar"/>
+    <w:uiPriority w:val="11"/>
     <w:qFormat/>
+    <w:rsid w:val="00A10FD9"/>
     <w:pPr>
-      <w:keepNext/>
-      <w:keepLines/>
-      <w:spacing w:after="240" w:before="240"/>
-      <w:jc w:val="center"/>
+      <w:numPr>
+        <w:ilvl w:val="1"/>
+      </w:numPr>
     </w:pPr>
     <w:rPr>
-      <w:sz w:val="30"/>
-      <w:szCs w:val="30"/>
+      <w:rFonts w:cstheme="majorBidi" w:eastAsiaTheme="majorEastAsia"/>
+      <w:spacing w:val="15"/>
+      <w:sz w:val="28"/>
+      <w:szCs w:val="28"/>
+    </w:rPr>
+  </w:style>
+  <w:style w:customStyle="1" w:styleId="SubtitleChar" w:type="character">
+    <w:name w:val="Subtitle Char"/>
+    <w:basedOn w:val="DefaultParagraphFont"/>
+    <w:link w:val="Subtitle"/>
+    <w:uiPriority w:val="11"/>
+    <w:rsid w:val="00A10FD9"/>
+    <w:rPr>
+      <w:rFonts w:cstheme="majorBidi" w:eastAsiaTheme="majorEastAsia"/>
+      <w:color w:themeColor="text1" w:themeTint="A6" w:val="595959"/>
+      <w:spacing w:val="15"/>
+      <w:sz w:val="28"/>
+      <w:szCs w:val="28"/>
     </w:rPr>
   </w:style>
   <w:style w:customStyle="1" w:styleId="Author" w:type="paragraph">
     <w:name w:val="Author"/>
+    <w:basedOn w:val="Title"/>
     <w:next w:val="BodyText"/>
     <w:qFormat/>
     <w:pPr>
       <w:keepNext/>
       <w:keepLines/>
-      <w:jc w:val="center"/>
     </w:pPr>
+    <w:rPr>
+      <w:sz w:val="24"/>
+      <w:szCs w:val="24"/>
+    </w:rPr>
   </w:style>
   <w:style w:styleId="Date" w:type="paragraph">
     <w:name w:val="Date"/>
+    <w:basedOn w:val="Title"/>
     <w:next w:val="BodyText"/>
     <w:qFormat/>
     <w:pPr>
       <w:keepNext/>
       <w:keepLines/>
-      <w:jc w:val="center"/>
     </w:pPr>
+    <w:rPr>
+      <w:sz w:val="24"/>
+      <w:szCs w:val="24"/>
+    </w:rPr>
   </w:style>
   <w:style w:customStyle="1" w:styleId="AbstractTitle" w:type="paragraph">
     <w:name w:val="Abstract Title"/>
@@ -16011,7 +15488,6 @@
     </w:pPr>
     <w:rPr>
       <w:b/>
-      <w:color w:val="345A8A"/>
       <w:sz w:val="20"/>
       <w:szCs w:val="20"/>
     </w:rPr>
@@ -16040,191 +15516,321 @@
     <w:rPr/>
   </w:style>
   <w:style w:styleId="Heading1" w:type="paragraph">
-    <w:name w:val="Heading 1"/>
+    <w:name w:val="heading 1"/>
     <w:basedOn w:val="Normal"/>
     <w:next w:val="BodyText"/>
+    <w:link w:val="Heading1Char"/>
     <w:uiPriority w:val="9"/>
     <w:qFormat/>
+    <w:rsid w:val="00A10FD9"/>
     <w:pPr>
       <w:keepNext/>
       <w:keepLines/>
-      <w:spacing w:after="0" w:before="480"/>
+      <w:spacing w:after="80" w:before="360"/>
       <w:outlineLvl w:val="0"/>
     </w:pPr>
     <w:rPr>
       <w:rFonts w:asciiTheme="majorHAnsi" w:cstheme="majorBidi" w:eastAsiaTheme="majorEastAsia" w:hAnsiTheme="majorHAnsi"/>
-      <w:b/>
-      <w:bCs/>
-      <w:color w:themeColor="accent1" w:val="4F81BD"/>
+      <w:color w:themeColor="accent1" w:themeShade="BF" w:val="0F4761"/>
+      <w:sz w:val="40"/>
+      <w:szCs w:val="40"/>
+    </w:rPr>
+  </w:style>
+  <w:style w:styleId="Heading2" w:type="paragraph">
+    <w:name w:val="heading 2"/>
+    <w:basedOn w:val="Normal"/>
+    <w:next w:val="BodyText"/>
+    <w:link w:val="Heading2Char"/>
+    <w:uiPriority w:val="9"/>
+    <w:semiHidden/>
+    <w:unhideWhenUsed/>
+    <w:qFormat/>
+    <w:rsid w:val="00A10FD9"/>
+    <w:pPr>
+      <w:keepNext/>
+      <w:keepLines/>
+      <w:spacing w:after="80" w:before="160"/>
+      <w:outlineLvl w:val="1"/>
+    </w:pPr>
+    <w:rPr>
+      <w:rFonts w:asciiTheme="majorHAnsi" w:cstheme="majorBidi" w:eastAsiaTheme="majorEastAsia" w:hAnsiTheme="majorHAnsi"/>
+      <w:color w:themeColor="accent1" w:themeShade="BF" w:val="0F4761"/>
       <w:sz w:val="32"/>
       <w:szCs w:val="32"/>
     </w:rPr>
   </w:style>
-  <w:style w:styleId="Heading2" w:type="paragraph">
-    <w:name w:val="Heading 2"/>
+  <w:style w:styleId="Heading3" w:type="paragraph">
+    <w:name w:val="heading 3"/>
     <w:basedOn w:val="Normal"/>
     <w:next w:val="BodyText"/>
+    <w:link w:val="Heading3Char"/>
     <w:uiPriority w:val="9"/>
+    <w:semiHidden/>
     <w:unhideWhenUsed/>
     <w:qFormat/>
+    <w:rsid w:val="00A10FD9"/>
     <w:pPr>
       <w:keepNext/>
       <w:keepLines/>
-      <w:spacing w:after="0" w:before="200"/>
-      <w:outlineLvl w:val="1"/>
+      <w:spacing w:after="80" w:before="160"/>
+      <w:outlineLvl w:val="2"/>
     </w:pPr>
     <w:rPr>
-      <w:rFonts w:asciiTheme="majorHAnsi" w:cstheme="majorBidi" w:eastAsiaTheme="majorEastAsia" w:hAnsiTheme="majorHAnsi"/>
-      <w:b/>
-      <w:bCs/>
-      <w:color w:themeColor="accent1" w:val="4F81BD"/>
+      <w:rFonts w:cstheme="majorBidi" w:eastAsiaTheme="majorEastAsia"/>
+      <w:color w:themeColor="accent1" w:themeShade="BF" w:val="0F4761"/>
       <w:sz w:val="28"/>
       <w:szCs w:val="28"/>
     </w:rPr>
   </w:style>
-  <w:style w:styleId="Heading3" w:type="paragraph">
-    <w:name w:val="Heading 3"/>
+  <w:style w:styleId="Heading4" w:type="paragraph">
+    <w:name w:val="heading 4"/>
     <w:basedOn w:val="Normal"/>
     <w:next w:val="BodyText"/>
+    <w:link w:val="Heading4Char"/>
     <w:uiPriority w:val="9"/>
+    <w:semiHidden/>
     <w:unhideWhenUsed/>
     <w:qFormat/>
+    <w:rsid w:val="00A10FD9"/>
     <w:pPr>
       <w:keepNext/>
       <w:keepLines/>
-      <w:spacing w:after="0" w:before="200"/>
-      <w:outlineLvl w:val="2"/>
+      <w:spacing w:after="40" w:before="80"/>
+      <w:outlineLvl w:val="3"/>
     </w:pPr>
     <w:rPr>
-      <w:rFonts w:asciiTheme="majorHAnsi" w:cstheme="majorBidi" w:eastAsiaTheme="majorEastAsia" w:hAnsiTheme="majorHAnsi"/>
-      <w:b/>
-      <w:bCs/>
-      <w:color w:themeColor="accent1" w:val="4F81BD"/>
-      <w:sz w:val="24"/>
-      <w:szCs w:val="24"/>
+      <w:rFonts w:cstheme="majorBidi" w:eastAsiaTheme="majorEastAsia"/>
+      <w:i/>
+      <w:iCs/>
+      <w:color w:themeColor="accent1" w:themeShade="BF" w:val="0F4761"/>
     </w:rPr>
   </w:style>
-  <w:style w:styleId="Heading4" w:type="paragraph">
-    <w:name w:val="Heading 4"/>
+  <w:style w:styleId="Heading5" w:type="paragraph">
+    <w:name w:val="heading 5"/>
     <w:basedOn w:val="Normal"/>
     <w:next w:val="BodyText"/>
+    <w:link w:val="Heading5Char"/>
     <w:uiPriority w:val="9"/>
+    <w:semiHidden/>
     <w:unhideWhenUsed/>
     <w:qFormat/>
+    <w:rsid w:val="00A10FD9"/>
     <w:pPr>
       <w:keepNext/>
       <w:keepLines/>
-      <w:spacing w:after="0" w:before="200"/>
-      <w:outlineLvl w:val="3"/>
+      <w:spacing w:after="40" w:before="80"/>
+      <w:outlineLvl w:val="4"/>
     </w:pPr>
     <w:rPr>
-      <w:rFonts w:asciiTheme="majorHAnsi" w:cstheme="majorBidi" w:eastAsiaTheme="majorEastAsia" w:hAnsiTheme="majorHAnsi"/>
-      <w:bCs/>
-      <w:i/>
-      <w:color w:themeColor="accent1" w:val="4F81BD"/>
-      <w:sz w:val="24"/>
-      <w:szCs w:val="24"/>
+      <w:rFonts w:cstheme="majorBidi" w:eastAsiaTheme="majorEastAsia"/>
+      <w:color w:themeColor="accent1" w:themeShade="BF" w:val="0F4761"/>
     </w:rPr>
   </w:style>
-  <w:style w:styleId="Heading5" w:type="paragraph">
-    <w:name w:val="Heading 5"/>
+  <w:style w:styleId="Heading6" w:type="paragraph">
+    <w:name w:val="heading 6"/>
     <w:basedOn w:val="Normal"/>
     <w:next w:val="BodyText"/>
+    <w:link w:val="Heading6Char"/>
     <w:uiPriority w:val="9"/>
+    <w:semiHidden/>
     <w:unhideWhenUsed/>
     <w:qFormat/>
+    <w:rsid w:val="00A10FD9"/>
     <w:pPr>
       <w:keepNext/>
       <w:keepLines/>
-      <w:spacing w:after="0" w:before="200"/>
-      <w:outlineLvl w:val="4"/>
+      <w:spacing w:after="0" w:before="40"/>
+      <w:outlineLvl w:val="5"/>
     </w:pPr>
     <w:rPr>
-      <w:rFonts w:asciiTheme="majorHAnsi" w:cstheme="majorBidi" w:eastAsiaTheme="majorEastAsia" w:hAnsiTheme="majorHAnsi"/>
+      <w:rFonts w:cstheme="majorBidi" w:eastAsiaTheme="majorEastAsia"/>
+      <w:i/>
       <w:iCs/>
-      <w:color w:themeColor="accent1" w:val="4F81BD"/>
-      <w:sz w:val="24"/>
-      <w:szCs w:val="24"/>
+      <w:color w:themeColor="text1" w:themeTint="A6" w:val="595959"/>
     </w:rPr>
   </w:style>
-  <w:style w:styleId="Heading6" w:type="paragraph">
-    <w:name w:val="Heading 6"/>
+  <w:style w:styleId="Heading7" w:type="paragraph">
+    <w:name w:val="heading 7"/>
     <w:basedOn w:val="Normal"/>
     <w:next w:val="BodyText"/>
+    <w:link w:val="Heading7Char"/>
     <w:uiPriority w:val="9"/>
+    <w:semiHidden/>
     <w:unhideWhenUsed/>
     <w:qFormat/>
+    <w:rsid w:val="00A10FD9"/>
     <w:pPr>
       <w:keepNext/>
       <w:keepLines/>
-      <w:spacing w:after="0" w:before="200"/>
-      <w:outlineLvl w:val="5"/>
+      <w:spacing w:after="0" w:before="40"/>
+      <w:outlineLvl w:val="6"/>
     </w:pPr>
     <w:rPr>
-      <w:rFonts w:asciiTheme="majorHAnsi" w:cstheme="majorBidi" w:eastAsiaTheme="majorEastAsia" w:hAnsiTheme="majorHAnsi"/>
-      <w:color w:themeColor="accent1" w:val="4F81BD"/>
-      <w:sz w:val="24"/>
-      <w:szCs w:val="24"/>
+      <w:rFonts w:cstheme="majorBidi" w:eastAsiaTheme="majorEastAsia"/>
+      <w:color w:themeColor="text1" w:themeTint="A6" w:val="595959"/>
     </w:rPr>
   </w:style>
-  <w:style w:styleId="Heading7" w:type="paragraph">
-    <w:name w:val="Heading 7"/>
+  <w:style w:styleId="Heading8" w:type="paragraph">
+    <w:name w:val="heading 8"/>
     <w:basedOn w:val="Normal"/>
     <w:next w:val="BodyText"/>
+    <w:link w:val="Heading8Char"/>
     <w:uiPriority w:val="9"/>
+    <w:semiHidden/>
     <w:unhideWhenUsed/>
     <w:qFormat/>
+    <w:rsid w:val="00A10FD9"/>
     <w:pPr>
       <w:keepNext/>
       <w:keepLines/>
-      <w:spacing w:after="0" w:before="200"/>
-      <w:outlineLvl w:val="6"/>
+      <w:spacing w:after="0"/>
+      <w:outlineLvl w:val="7"/>
     </w:pPr>
     <w:rPr>
-      <w:rFonts w:asciiTheme="majorHAnsi" w:cstheme="majorBidi" w:eastAsiaTheme="majorEastAsia" w:hAnsiTheme="majorHAnsi"/>
-      <w:color w:themeColor="accent1" w:val="4F81BD"/>
-      <w:sz w:val="24"/>
-      <w:szCs w:val="24"/>
+      <w:rFonts w:cstheme="majorBidi" w:eastAsiaTheme="majorEastAsia"/>
+      <w:i/>
+      <w:iCs/>
+      <w:color w:themeColor="text1" w:themeTint="D8" w:val="272727"/>
     </w:rPr>
   </w:style>
-  <w:style w:styleId="Heading8" w:type="paragraph">
-    <w:name w:val="Heading 8"/>
+  <w:style w:styleId="Heading9" w:type="paragraph">
+    <w:name w:val="heading 9"/>
     <w:basedOn w:val="Normal"/>
     <w:next w:val="BodyText"/>
+    <w:link w:val="Heading9Char"/>
     <w:uiPriority w:val="9"/>
+    <w:semiHidden/>
     <w:unhideWhenUsed/>
     <w:qFormat/>
+    <w:rsid w:val="00A10FD9"/>
     <w:pPr>
       <w:keepNext/>
       <w:keepLines/>
-      <w:spacing w:after="0" w:before="200"/>
-      <w:outlineLvl w:val="7"/>
-    </w:pPr>
-    <w:rPr>
-      <w:rFonts w:asciiTheme="majorHAnsi" w:cstheme="majorBidi" w:eastAsiaTheme="majorEastAsia" w:hAnsiTheme="majorHAnsi"/>
-      <w:color w:themeColor="accent1" w:val="4F81BD"/>
-      <w:sz w:val="24"/>
-      <w:szCs w:val="24"/>
-    </w:rPr>
-  </w:style>
-  <w:style w:styleId="Heading9" w:type="paragraph">
-    <w:name w:val="Heading 9"/>
-    <w:basedOn w:val="Normal"/>
-    <w:next w:val="BodyText"/>
-    <w:uiPriority w:val="9"/>
-    <w:unhideWhenUsed/>
-    <w:qFormat/>
-    <w:pPr>
-      <w:keepNext/>
-      <w:keepLines/>
-      <w:spacing w:after="0" w:before="200"/>
+      <w:spacing w:after="0"/>
       <w:outlineLvl w:val="8"/>
     </w:pPr>
     <w:rPr>
+      <w:rFonts w:cstheme="majorBidi" w:eastAsiaTheme="majorEastAsia"/>
+      <w:color w:themeColor="text1" w:themeTint="D8" w:val="272727"/>
+    </w:rPr>
+  </w:style>
+  <w:style w:customStyle="1" w:styleId="Heading1Char" w:type="character">
+    <w:name w:val="Heading 1 Char"/>
+    <w:basedOn w:val="DefaultParagraphFont"/>
+    <w:link w:val="Heading1"/>
+    <w:uiPriority w:val="9"/>
+    <w:rsid w:val="00A10FD9"/>
+    <w:rPr>
       <w:rFonts w:asciiTheme="majorHAnsi" w:cstheme="majorBidi" w:eastAsiaTheme="majorEastAsia" w:hAnsiTheme="majorHAnsi"/>
-      <w:color w:themeColor="accent1" w:val="4F81BD"/>
-      <w:sz w:val="24"/>
-      <w:szCs w:val="24"/>
+      <w:color w:themeColor="accent1" w:themeShade="BF" w:val="0F4761"/>
+      <w:sz w:val="40"/>
+      <w:szCs w:val="40"/>
+    </w:rPr>
+  </w:style>
+  <w:style w:customStyle="1" w:styleId="Heading2Char" w:type="character">
+    <w:name w:val="Heading 2 Char"/>
+    <w:basedOn w:val="DefaultParagraphFont"/>
+    <w:link w:val="Heading2"/>
+    <w:uiPriority w:val="9"/>
+    <w:semiHidden/>
+    <w:rsid w:val="00A10FD9"/>
+    <w:rPr>
+      <w:rFonts w:asciiTheme="majorHAnsi" w:cstheme="majorBidi" w:eastAsiaTheme="majorEastAsia" w:hAnsiTheme="majorHAnsi"/>
+      <w:color w:themeColor="accent1" w:themeShade="BF" w:val="0F4761"/>
+      <w:sz w:val="32"/>
+      <w:szCs w:val="32"/>
+    </w:rPr>
+  </w:style>
+  <w:style w:customStyle="1" w:styleId="Heading3Char" w:type="character">
+    <w:name w:val="Heading 3 Char"/>
+    <w:basedOn w:val="DefaultParagraphFont"/>
+    <w:link w:val="Heading3"/>
+    <w:uiPriority w:val="9"/>
+    <w:semiHidden/>
+    <w:rsid w:val="00A10FD9"/>
+    <w:rPr>
+      <w:rFonts w:cstheme="majorBidi" w:eastAsiaTheme="majorEastAsia"/>
+      <w:color w:themeColor="accent1" w:themeShade="BF" w:val="0F4761"/>
+      <w:sz w:val="28"/>
+      <w:szCs w:val="28"/>
+    </w:rPr>
+  </w:style>
+  <w:style w:customStyle="1" w:styleId="Heading4Char" w:type="character">
+    <w:name w:val="Heading 4 Char"/>
+    <w:basedOn w:val="DefaultParagraphFont"/>
+    <w:link w:val="Heading4"/>
+    <w:uiPriority w:val="9"/>
+    <w:semiHidden/>
+    <w:rsid w:val="00A10FD9"/>
+    <w:rPr>
+      <w:rFonts w:cstheme="majorBidi" w:eastAsiaTheme="majorEastAsia"/>
+      <w:i/>
+      <w:iCs/>
+      <w:color w:themeColor="accent1" w:themeShade="BF" w:val="0F4761"/>
+    </w:rPr>
+  </w:style>
+  <w:style w:customStyle="1" w:styleId="Heading5Char" w:type="character">
+    <w:name w:val="Heading 5 Char"/>
+    <w:basedOn w:val="DefaultParagraphFont"/>
+    <w:link w:val="Heading5"/>
+    <w:uiPriority w:val="9"/>
+    <w:semiHidden/>
+    <w:rsid w:val="00A10FD9"/>
+    <w:rPr>
+      <w:rFonts w:cstheme="majorBidi" w:eastAsiaTheme="majorEastAsia"/>
+      <w:color w:themeColor="accent1" w:themeShade="BF" w:val="0F4761"/>
+    </w:rPr>
+  </w:style>
+  <w:style w:customStyle="1" w:styleId="Heading6Char" w:type="character">
+    <w:name w:val="Heading 6 Char"/>
+    <w:basedOn w:val="DefaultParagraphFont"/>
+    <w:link w:val="Heading6"/>
+    <w:uiPriority w:val="9"/>
+    <w:semiHidden/>
+    <w:rsid w:val="00A10FD9"/>
+    <w:rPr>
+      <w:rFonts w:cstheme="majorBidi" w:eastAsiaTheme="majorEastAsia"/>
+      <w:i/>
+      <w:iCs/>
+      <w:color w:themeColor="text1" w:themeTint="A6" w:val="595959"/>
+    </w:rPr>
+  </w:style>
+  <w:style w:customStyle="1" w:styleId="Heading7Char" w:type="character">
+    <w:name w:val="Heading 7 Char"/>
+    <w:basedOn w:val="DefaultParagraphFont"/>
+    <w:link w:val="Heading7"/>
+    <w:uiPriority w:val="9"/>
+    <w:semiHidden/>
+    <w:rsid w:val="00A10FD9"/>
+    <w:rPr>
+      <w:rFonts w:cstheme="majorBidi" w:eastAsiaTheme="majorEastAsia"/>
+      <w:color w:themeColor="text1" w:themeTint="A6" w:val="595959"/>
+    </w:rPr>
+  </w:style>
+  <w:style w:customStyle="1" w:styleId="Heading8Char" w:type="character">
+    <w:name w:val="Heading 8 Char"/>
+    <w:basedOn w:val="DefaultParagraphFont"/>
+    <w:link w:val="Heading8"/>
+    <w:uiPriority w:val="9"/>
+    <w:semiHidden/>
+    <w:rsid w:val="00A10FD9"/>
+    <w:rPr>
+      <w:rFonts w:cstheme="majorBidi" w:eastAsiaTheme="majorEastAsia"/>
+      <w:i/>
+      <w:iCs/>
+      <w:color w:themeColor="text1" w:themeTint="D8" w:val="272727"/>
+    </w:rPr>
+  </w:style>
+  <w:style w:customStyle="1" w:styleId="Heading9Char" w:type="character">
+    <w:name w:val="Heading 9 Char"/>
+    <w:basedOn w:val="DefaultParagraphFont"/>
+    <w:link w:val="Heading9"/>
+    <w:uiPriority w:val="9"/>
+    <w:semiHidden/>
+    <w:rsid w:val="00A10FD9"/>
+    <w:rPr>
+      <w:rFonts w:cstheme="majorBidi" w:eastAsiaTheme="majorEastAsia"/>
+      <w:color w:themeColor="text1" w:themeTint="D8" w:val="272727"/>
     </w:rPr>
   </w:style>
   <w:style w:styleId="BlockText" w:type="paragraph">
@@ -16249,8 +15855,8 @@
   </w:style>
   <w:style w:styleId="FootnoteBlockText" w:type="paragraph">
     <w:name w:val="Footnote Block Text"/>
-    <w:basedOn w:val="Footnote Text"/>
-    <w:next w:val="Footnote Text"/>
+    <w:basedOn w:val="FootnoteText"/>
+    <w:next w:val="FootnoteText"/>
     <w:uiPriority w:val="9"/>
     <w:unhideWhenUsed/>
     <w:qFormat/>
@@ -16280,13 +15886,6 @@
       </w:tblCellMar>
     </w:tblPr>
     <w:tblStylePr w:type="firstRow">
-      <w:tblPr>
-        <w:jc w:val="left"/>
-        <w:tblInd w:type="dxa" w:w="0"/>
-      </w:tblPr>
-      <w:trPr>
-        <w:jc w:val="left"/>
-      </w:trPr>
       <w:tcPr>
         <w:tcBorders>
           <w:bottom w:val="single"/>
@@ -16642,44 +16241,44 @@
         <a:sysClr val="window" lastClr="FFFFFF"/>
       </a:lt1>
       <a:dk2>
-        <a:srgbClr val="1F497D"/>
+        <a:srgbClr val="0E2841"/>
       </a:dk2>
       <a:lt2>
-        <a:srgbClr val="EEECE1"/>
+        <a:srgbClr val="E8E8E8"/>
       </a:lt2>
       <a:accent1>
-        <a:srgbClr val="4F81BD"/>
+        <a:srgbClr val="156082"/>
       </a:accent1>
       <a:accent2>
-        <a:srgbClr val="C0504D"/>
+        <a:srgbClr val="E97132"/>
       </a:accent2>
       <a:accent3>
-        <a:srgbClr val="9BBB59"/>
+        <a:srgbClr val="196B24"/>
       </a:accent3>
       <a:accent4>
-        <a:srgbClr val="8064A2"/>
+        <a:srgbClr val="0F9ED5"/>
       </a:accent4>
       <a:accent5>
-        <a:srgbClr val="4BACC6"/>
+        <a:srgbClr val="A02B93"/>
       </a:accent5>
       <a:accent6>
-        <a:srgbClr val="F79646"/>
+        <a:srgbClr val="4EA72E"/>
       </a:accent6>
       <a:hlink>
-        <a:srgbClr val="0000FF"/>
+        <a:srgbClr val="467886"/>
       </a:hlink>
       <a:folHlink>
-        <a:srgbClr val="800080"/>
+        <a:srgbClr val="96607D"/>
       </a:folHlink>
     </a:clrScheme>
     <a:fontScheme name="Office">
       <a:majorFont>
-        <a:latin typeface="Calibri"/>
+        <a:latin typeface="Aptos Display" panose="02110004020202020204"/>
         <a:ea typeface=""/>
         <a:cs typeface=""/>
-        <a:font script="Jpan" typeface="ＭＳ ゴシック"/>
+        <a:font script="Jpan" typeface="游ゴシック Light"/>
         <a:font script="Hang" typeface="맑은 고딕"/>
-        <a:font script="Hans" typeface="宋体"/>
+        <a:font script="Hans" typeface="等线 Light"/>
         <a:font script="Hant" typeface="新細明體"/>
         <a:font script="Arab" typeface="Times New Roman"/>
         <a:font script="Hebr" typeface="Times New Roman"/>
@@ -16706,14 +16305,32 @@
         <a:font script="Mong" typeface="Mongolian Baiti"/>
         <a:font script="Viet" typeface="Times New Roman"/>
         <a:font script="Uigh" typeface="Microsoft Uighur"/>
+        <a:font script="Geor" typeface="Sylfaen"/>
+        <a:font script="Armn" typeface="Arial"/>
+        <a:font script="Bugi" typeface="Leelawadee UI"/>
+        <a:font script="Bopo" typeface="Microsoft JhengHei"/>
+        <a:font script="Java" typeface="Javanese Text"/>
+        <a:font script="Lisu" typeface="Segoe UI"/>
+        <a:font script="Mymr" typeface="Myanmar Text"/>
+        <a:font script="Nkoo" typeface="Ebrima"/>
+        <a:font script="Olck" typeface="Nirmala UI"/>
+        <a:font script="Osma" typeface="Ebrima"/>
+        <a:font script="Phag" typeface="Phagspa"/>
+        <a:font script="Syrn" typeface="Estrangelo Edessa"/>
+        <a:font script="Syrj" typeface="Estrangelo Edessa"/>
+        <a:font script="Syre" typeface="Estrangelo Edessa"/>
+        <a:font script="Sora" typeface="Nirmala UI"/>
+        <a:font script="Tale" typeface="Microsoft Tai Le"/>
+        <a:font script="Talu" typeface="Microsoft New Tai Lue"/>
+        <a:font script="Tfng" typeface="Ebrima"/>
       </a:majorFont>
       <a:minorFont>
-        <a:latin typeface="Cambria"/>
+        <a:latin typeface="Aptos" panose="02110004020202020204"/>
         <a:ea typeface=""/>
         <a:cs typeface=""/>
-        <a:font script="Jpan" typeface="ＭＳ 明朝"/>
+        <a:font script="Jpan" typeface="游明朝"/>
         <a:font script="Hang" typeface="맑은 고딕"/>
-        <a:font script="Hans" typeface="宋体"/>
+        <a:font script="Hans" typeface="等线"/>
         <a:font script="Hant" typeface="新細明體"/>
         <a:font script="Arab" typeface="Arial"/>
         <a:font script="Hebr" typeface="Arial"/>
@@ -16740,6 +16357,24 @@
         <a:font script="Mong" typeface="Mongolian Baiti"/>
         <a:font script="Viet" typeface="Arial"/>
         <a:font script="Uigh" typeface="Microsoft Uighur"/>
+        <a:font script="Geor" typeface="Sylfaen"/>
+        <a:font script="Armn" typeface="Arial"/>
+        <a:font script="Bugi" typeface="Leelawadee UI"/>
+        <a:font script="Bopo" typeface="Microsoft JhengHei"/>
+        <a:font script="Java" typeface="Javanese Text"/>
+        <a:font script="Lisu" typeface="Segoe UI"/>
+        <a:font script="Mymr" typeface="Myanmar Text"/>
+        <a:font script="Nkoo" typeface="Ebrima"/>
+        <a:font script="Olck" typeface="Nirmala UI"/>
+        <a:font script="Osma" typeface="Ebrima"/>
+        <a:font script="Phag" typeface="Phagspa"/>
+        <a:font script="Syrn" typeface="Estrangelo Edessa"/>
+        <a:font script="Syrj" typeface="Estrangelo Edessa"/>
+        <a:font script="Syre" typeface="Estrangelo Edessa"/>
+        <a:font script="Sora" typeface="Nirmala UI"/>
+        <a:font script="Tale" typeface="Microsoft Tai Le"/>
+        <a:font script="Talu" typeface="Microsoft New Tai Lue"/>
+        <a:font script="Tfng" typeface="Ebrima"/>
       </a:minorFont>
     </a:fontScheme>
     <a:fmtScheme name="Office">
@@ -16751,200 +16386,141 @@
           <a:gsLst>
             <a:gs pos="0">
               <a:schemeClr val="phClr">
-                <a:tint val="50000"/>
-                <a:satMod val="300000"/>
+                <a:lumMod val="110000"/>
+                <a:satMod val="105000"/>
+                <a:tint val="67000"/>
               </a:schemeClr>
             </a:gs>
-            <a:gs pos="35000">
+            <a:gs pos="50000">
               <a:schemeClr val="phClr">
-                <a:tint val="37000"/>
-                <a:satMod val="300000"/>
+                <a:lumMod val="105000"/>
+                <a:satMod val="103000"/>
+                <a:tint val="73000"/>
               </a:schemeClr>
             </a:gs>
             <a:gs pos="100000">
               <a:schemeClr val="phClr">
-                <a:tint val="15000"/>
-                <a:satMod val="350000"/>
+                <a:lumMod val="105000"/>
+                <a:satMod val="109000"/>
+                <a:tint val="81000"/>
               </a:schemeClr>
             </a:gs>
           </a:gsLst>
-          <a:lin ang="16200000" scaled="1"/>
+          <a:lin ang="5400000" scaled="0"/>
         </a:gradFill>
         <a:gradFill rotWithShape="1">
           <a:gsLst>
             <a:gs pos="0">
               <a:schemeClr val="phClr">
-                <a:tint val="100000"/>
+                <a:satMod val="103000"/>
+                <a:lumMod val="102000"/>
+                <a:tint val="94000"/>
+              </a:schemeClr>
+            </a:gs>
+            <a:gs pos="50000">
+              <a:schemeClr val="phClr">
+                <a:satMod val="110000"/>
+                <a:lumMod val="100000"/>
                 <a:shade val="100000"/>
-                <a:satMod val="130000"/>
               </a:schemeClr>
             </a:gs>
             <a:gs pos="100000">
               <a:schemeClr val="phClr">
-                <a:tint val="50000"/>
-                <a:shade val="100000"/>
-                <a:satMod val="350000"/>
+                <a:lumMod val="99000"/>
+                <a:satMod val="120000"/>
+                <a:shade val="78000"/>
               </a:schemeClr>
             </a:gs>
           </a:gsLst>
-          <a:lin ang="16200000" scaled="0"/>
+          <a:lin ang="5400000" scaled="0"/>
         </a:gradFill>
       </a:fillStyleLst>
       <a:lnStyleLst>
-        <a:ln w="9525" cap="flat" cmpd="sng" algn="ctr">
-          <a:solidFill>
-            <a:schemeClr val="phClr">
-              <a:shade val="95000"/>
-              <a:satMod val="105000"/>
-            </a:schemeClr>
-          </a:solidFill>
-          <a:prstDash val="solid"/>
-        </a:ln>
-        <a:ln w="25400" cap="flat" cmpd="sng" algn="ctr">
+        <a:ln w="6350" cap="flat" cmpd="sng" algn="ctr">
           <a:solidFill>
             <a:schemeClr val="phClr"/>
           </a:solidFill>
           <a:prstDash val="solid"/>
+          <a:miter lim="800000"/>
         </a:ln>
-        <a:ln w="38100" cap="flat" cmpd="sng" algn="ctr">
+        <a:ln w="12700" cap="flat" cmpd="sng" algn="ctr">
           <a:solidFill>
             <a:schemeClr val="phClr"/>
           </a:solidFill>
           <a:prstDash val="solid"/>
+          <a:miter lim="800000"/>
+        </a:ln>
+        <a:ln w="19050" cap="flat" cmpd="sng" algn="ctr">
+          <a:solidFill>
+            <a:schemeClr val="phClr"/>
+          </a:solidFill>
+          <a:prstDash val="solid"/>
+          <a:miter lim="800000"/>
         </a:ln>
       </a:lnStyleLst>
       <a:effectStyleLst>
         <a:effectStyle>
+          <a:effectLst/>
+        </a:effectStyle>
+        <a:effectStyle>
+          <a:effectLst/>
+        </a:effectStyle>
+        <a:effectStyle>
           <a:effectLst>
-            <a:outerShdw blurRad="40000" dist="20000" dir="5400000" rotWithShape="0">
+            <a:outerShdw blurRad="57150" dist="19050" dir="5400000" algn="ctr" rotWithShape="0">
               <a:srgbClr val="000000">
-                <a:alpha val="38000"/>
+                <a:alpha val="63000"/>
               </a:srgbClr>
             </a:outerShdw>
           </a:effectLst>
-        </a:effectStyle>
-        <a:effectStyle>
-          <a:effectLst>
-            <a:outerShdw blurRad="40000" dist="23000" dir="5400000" rotWithShape="0">
-              <a:srgbClr val="000000">
-                <a:alpha val="35000"/>
-              </a:srgbClr>
-            </a:outerShdw>
-          </a:effectLst>
-        </a:effectStyle>
-        <a:effectStyle>
-          <a:effectLst>
-            <a:outerShdw blurRad="40000" dist="23000" dir="5400000" rotWithShape="0">
-              <a:srgbClr val="000000">
-                <a:alpha val="35000"/>
-              </a:srgbClr>
-            </a:outerShdw>
-          </a:effectLst>
-          <a:scene3d>
-            <a:camera prst="orthographicFront">
-              <a:rot lat="0" lon="0" rev="0"/>
-            </a:camera>
-            <a:lightRig rig="threePt" dir="t">
-              <a:rot lat="0" lon="0" rev="1200000"/>
-            </a:lightRig>
-          </a:scene3d>
-          <a:sp3d>
-            <a:bevelT w="63500" h="25400"/>
-          </a:sp3d>
         </a:effectStyle>
       </a:effectStyleLst>
       <a:bgFillStyleLst>
         <a:solidFill>
           <a:schemeClr val="phClr"/>
         </a:solidFill>
+        <a:solidFill>
+          <a:schemeClr val="phClr">
+            <a:tint val="95000"/>
+            <a:satMod val="170000"/>
+          </a:schemeClr>
+        </a:solidFill>
         <a:gradFill rotWithShape="1">
           <a:gsLst>
             <a:gs pos="0">
               <a:schemeClr val="phClr">
-                <a:tint val="40000"/>
-                <a:satMod val="350000"/>
+                <a:tint val="93000"/>
+                <a:satMod val="150000"/>
+                <a:shade val="98000"/>
+                <a:lumMod val="102000"/>
               </a:schemeClr>
             </a:gs>
-            <a:gs pos="40000">
+            <a:gs pos="50000">
               <a:schemeClr val="phClr">
-                <a:tint val="45000"/>
-                <a:shade val="99000"/>
-                <a:satMod val="350000"/>
+                <a:tint val="98000"/>
+                <a:satMod val="130000"/>
+                <a:shade val="90000"/>
+                <a:lumMod val="103000"/>
               </a:schemeClr>
             </a:gs>
             <a:gs pos="100000">
               <a:schemeClr val="phClr">
-                <a:shade val="20000"/>
-                <a:satMod val="255000"/>
+                <a:shade val="63000"/>
+                <a:satMod val="120000"/>
               </a:schemeClr>
             </a:gs>
           </a:gsLst>
-          <a:path path="circle">
-            <a:fillToRect l="50000" t="-80000" r="50000" b="180000"/>
-          </a:path>
-        </a:gradFill>
-        <a:gradFill rotWithShape="1">
-          <a:gsLst>
-            <a:gs pos="0">
-              <a:schemeClr val="phClr">
-                <a:tint val="80000"/>
-                <a:satMod val="300000"/>
-              </a:schemeClr>
-            </a:gs>
-            <a:gs pos="100000">
-              <a:schemeClr val="phClr">
-                <a:shade val="30000"/>
-                <a:satMod val="200000"/>
-              </a:schemeClr>
-            </a:gs>
-          </a:gsLst>
-          <a:path path="circle">
-            <a:fillToRect l="50000" t="50000" r="50000" b="50000"/>
-          </a:path>
+          <a:lin ang="5400000" scaled="0"/>
         </a:gradFill>
       </a:bgFillStyleLst>
     </a:fmtScheme>
   </a:themeElements>
-  <a:objectDefaults>
-    <a:spDef>
-      <a:spPr/>
-      <a:bodyPr/>
-      <a:lstStyle/>
-      <a:style>
-        <a:lnRef idx="1">
-          <a:schemeClr val="accent1"/>
-        </a:lnRef>
-        <a:fillRef idx="3">
-          <a:schemeClr val="accent1"/>
-        </a:fillRef>
-        <a:effectRef idx="2">
-          <a:schemeClr val="accent1"/>
-        </a:effectRef>
-        <a:fontRef idx="minor">
-          <a:schemeClr val="lt1"/>
-        </a:fontRef>
-      </a:style>
-    </a:spDef>
-    <a:lnDef>
-      <a:spPr/>
-      <a:bodyPr/>
-      <a:lstStyle/>
-      <a:style>
-        <a:lnRef idx="2">
-          <a:schemeClr val="accent1"/>
-        </a:lnRef>
-        <a:fillRef idx="0">
-          <a:schemeClr val="accent1"/>
-        </a:fillRef>
-        <a:effectRef idx="1">
-          <a:schemeClr val="accent1"/>
-        </a:effectRef>
-        <a:fontRef idx="minor">
-          <a:schemeClr val="tx1"/>
-        </a:fontRef>
-      </a:style>
-    </a:lnDef>
-  </a:objectDefaults>
+  <a:objectDefaults/>
   <a:extraClrSchemeLst/>
+  <a:extLst>
+    <a:ext uri="{05A4C25C-085E-4340-85A3-A5531E510DB2}">
+      <thm15:themeFamily xmlns:thm15="http://schemas.microsoft.com/office/thememl/2012/main" name="Office Theme" id="{2E142A2C-CD16-42D6-873A-C26D2A0506FA}" vid="{1BDDFF52-6CD6-40A5-AB3C-68EB2F1E4D0A}"/>
+    </a:ext>
+  </a:extLst>
 </a:theme>
 </file>
--- a/docx/08-enrutamiento-estatico/08-enrutamiento-estatico.docx
+++ b/docx/08-enrutamiento-estatico/08-enrutamiento-estatico.docx
@@ -28,7 +28,7 @@
         </w:p>
       </w:sdtContent>
     </w:sdt>
-    <w:bookmarkStart w:id="22" w:name="enrutamiento-estático"/>
+    <w:bookmarkStart w:id="33" w:name="enrutamiento-estático"/>
     <w:p>
       <w:pPr>
         <w:pStyle w:val="Heading1"/>
@@ -114,7 +114,7 @@
       <w:r>
         <w:t xml:space="preserve"> </w:t>
       </w:r>
-      <w:hyperlink r:id="rId9">
+      <w:hyperlink r:id="rId20">
         <w:r>
           <w:rPr>
             <w:rStyle w:val="Hyperlink"/>
@@ -144,7 +144,7 @@
       <w:r>
         <w:t xml:space="preserve"> </w:t>
       </w:r>
-      <w:hyperlink r:id="rId10">
+      <w:hyperlink r:id="rId21">
         <w:r>
           <w:rPr>
             <w:rStyle w:val="Hyperlink"/>
@@ -184,7 +184,7 @@
         </w:pict>
       </w:r>
     </w:p>
-    <w:bookmarkStart w:id="11" w:name="objetivo-de-la-unidad"/>
+    <w:bookmarkStart w:id="22" w:name="objetivo-de-la-unidad"/>
     <w:p>
       <w:pPr>
         <w:pStyle w:val="Heading2"/>
@@ -307,8 +307,8 @@
         </w:pict>
       </w:r>
     </w:p>
-    <w:bookmarkEnd w:id="11"/>
-    <w:bookmarkStart w:id="18" w:name="mapa-de-la-unidad"/>
+    <w:bookmarkEnd w:id="22"/>
+    <w:bookmarkStart w:id="29" w:name="mapa-de-la-unidad"/>
     <w:p>
       <w:pPr>
         <w:pStyle w:val="Heading2"/>
@@ -321,6 +321,7 @@
       <w:tblPr>
         <w:tblStyle w:val="Table"/>
         <w:tblW w:type="pct" w:w="5000"/>
+        <w:jc w:val="left"/>
         <w:tblLayout w:type="fixed"/>
         <w:tblLook w:firstRow="1" w:lastRow="0" w:firstColumn="0" w:lastColumn="0" w:noHBand="0" w:noVBand="0" w:val="0020"/>
       </w:tblPr>
@@ -338,6 +339,7 @@
           <w:p>
             <w:pPr>
               <w:pStyle w:val="Compact"/>
+              <w:jc w:val="left"/>
             </w:pPr>
             <w:r>
               <w:t xml:space="preserve">Punto</w:t>
@@ -349,6 +351,7 @@
           <w:p>
             <w:pPr>
               <w:pStyle w:val="Compact"/>
+              <w:jc w:val="left"/>
             </w:pPr>
             <w:r>
               <w:t xml:space="preserve">Qué aprenderás</w:t>
@@ -360,6 +363,7 @@
           <w:p>
             <w:pPr>
               <w:pStyle w:val="Compact"/>
+              <w:jc w:val="left"/>
             </w:pPr>
             <w:r>
               <w:t xml:space="preserve">Nivel</w:t>
@@ -373,8 +377,9 @@
           <w:p>
             <w:pPr>
               <w:pStyle w:val="Compact"/>
-            </w:pPr>
-            <w:hyperlink r:id="rId12">
+              <w:jc w:val="left"/>
+            </w:pPr>
+            <w:hyperlink r:id="rId23">
               <w:r>
                 <w:rPr>
                   <w:rStyle w:val="Hyperlink"/>
@@ -389,6 +394,7 @@
           <w:p>
             <w:pPr>
               <w:pStyle w:val="Compact"/>
+              <w:jc w:val="left"/>
             </w:pPr>
             <w:r>
               <w:t xml:space="preserve">Memorias, registros y secuencia de arranque</w:t>
@@ -400,6 +406,7 @@
           <w:p>
             <w:pPr>
               <w:pStyle w:val="Compact"/>
+              <w:jc w:val="left"/>
             </w:pPr>
             <w:r>
               <w:t xml:space="preserve">Todos</w:t>
@@ -413,8 +420,9 @@
           <w:p>
             <w:pPr>
               <w:pStyle w:val="Compact"/>
-            </w:pPr>
-            <w:hyperlink r:id="rId13">
+              <w:jc w:val="left"/>
+            </w:pPr>
+            <w:hyperlink r:id="rId24">
               <w:r>
                 <w:rPr>
                   <w:rStyle w:val="Hyperlink"/>
@@ -429,6 +437,7 @@
           <w:p>
             <w:pPr>
               <w:pStyle w:val="Compact"/>
+              <w:jc w:val="left"/>
             </w:pPr>
             <w:r>
               <w:t xml:space="preserve">Modos CLI, SSH, interfaces y verificación</w:t>
@@ -440,6 +449,7 @@
           <w:p>
             <w:pPr>
               <w:pStyle w:val="Compact"/>
+              <w:jc w:val="left"/>
             </w:pPr>
             <w:r>
               <w:t xml:space="preserve">Todos</w:t>
@@ -453,8 +463,9 @@
           <w:p>
             <w:pPr>
               <w:pStyle w:val="Compact"/>
-            </w:pPr>
-            <w:hyperlink r:id="rId14">
+              <w:jc w:val="left"/>
+            </w:pPr>
+            <w:hyperlink r:id="rId25">
               <w:r>
                 <w:rPr>
                   <w:rStyle w:val="Hyperlink"/>
@@ -469,6 +480,7 @@
           <w:p>
             <w:pPr>
               <w:pStyle w:val="Compact"/>
+              <w:jc w:val="left"/>
             </w:pPr>
             <w:r>
               <w:rPr>
@@ -486,6 +498,7 @@
           <w:p>
             <w:pPr>
               <w:pStyle w:val="Compact"/>
+              <w:jc w:val="left"/>
             </w:pPr>
             <w:r>
               <w:t xml:space="preserve">Todos</w:t>
@@ -499,8 +512,9 @@
           <w:p>
             <w:pPr>
               <w:pStyle w:val="Compact"/>
-            </w:pPr>
-            <w:hyperlink r:id="rId15">
+              <w:jc w:val="left"/>
+            </w:pPr>
+            <w:hyperlink r:id="rId26">
               <w:r>
                 <w:rPr>
                   <w:rStyle w:val="Hyperlink"/>
@@ -515,6 +529,7 @@
           <w:p>
             <w:pPr>
               <w:pStyle w:val="Compact"/>
+              <w:jc w:val="left"/>
             </w:pPr>
             <w:r>
               <w:t xml:space="preserve">0.0.0.0/0, gateway of last resort y rutas flotantes</w:t>
@@ -526,6 +541,7 @@
           <w:p>
             <w:pPr>
               <w:pStyle w:val="Compact"/>
+              <w:jc w:val="left"/>
             </w:pPr>
             <w:r>
               <w:t xml:space="preserve">Todos</w:t>
@@ -539,8 +555,9 @@
           <w:p>
             <w:pPr>
               <w:pStyle w:val="Compact"/>
-            </w:pPr>
-            <w:hyperlink r:id="rId16">
+              <w:jc w:val="left"/>
+            </w:pPr>
+            <w:hyperlink r:id="rId27">
               <w:r>
                 <w:rPr>
                   <w:rStyle w:val="Hyperlink"/>
@@ -555,6 +572,7 @@
           <w:p>
             <w:pPr>
               <w:pStyle w:val="Compact"/>
+              <w:jc w:val="left"/>
             </w:pPr>
             <w:r>
               <w:t xml:space="preserve">Longest prefix match, AD y métrica</w:t>
@@ -566,6 +584,7 @@
           <w:p>
             <w:pPr>
               <w:pStyle w:val="Compact"/>
+              <w:jc w:val="left"/>
             </w:pPr>
             <w:r>
               <w:t xml:space="preserve">Clave</w:t>
@@ -579,8 +598,9 @@
           <w:p>
             <w:pPr>
               <w:pStyle w:val="Compact"/>
-            </w:pPr>
-            <w:hyperlink r:id="rId17">
+              <w:jc w:val="left"/>
+            </w:pPr>
+            <w:hyperlink r:id="rId28">
               <w:r>
                 <w:rPr>
                   <w:rStyle w:val="Hyperlink"/>
@@ -595,6 +615,7 @@
           <w:p>
             <w:pPr>
               <w:pStyle w:val="Compact"/>
+              <w:jc w:val="left"/>
             </w:pPr>
             <w:r>
               <w:t xml:space="preserve">Sé el Paquete, Fireside, Laboratorio, Crucigrama…</w:t>
@@ -606,6 +627,7 @@
           <w:p>
             <w:pPr>
               <w:pStyle w:val="Compact"/>
+              <w:jc w:val="left"/>
             </w:pPr>
             <w:r>
               <w:t xml:space="preserve">Todos</w:t>
@@ -645,8 +667,8 @@
         </w:pict>
       </w:r>
     </w:p>
-    <w:bookmarkEnd w:id="18"/>
-    <w:bookmarkStart w:id="19" w:name="boletines-de-la-unidad"/>
+    <w:bookmarkEnd w:id="29"/>
+    <w:bookmarkStart w:id="30" w:name="boletines-de-la-unidad"/>
     <w:p>
       <w:pPr>
         <w:pStyle w:val="Heading2"/>
@@ -696,8 +718,8 @@
         </w:pict>
       </w:r>
     </w:p>
-    <w:bookmarkEnd w:id="19"/>
-    <w:bookmarkStart w:id="20" w:name="criterios-de-evaluación-cubiertos-ra4"/>
+    <w:bookmarkEnd w:id="30"/>
+    <w:bookmarkStart w:id="31" w:name="criterios-de-evaluación-cubiertos-ra4"/>
     <w:p>
       <w:pPr>
         <w:pStyle w:val="Heading2"/>
@@ -722,6 +744,7 @@
       <w:tblPr>
         <w:tblStyle w:val="Table"/>
         <w:tblW w:type="pct" w:w="5000"/>
+        <w:jc w:val="left"/>
         <w:tblLayout w:type="fixed"/>
         <w:tblLook w:firstRow="1" w:lastRow="0" w:firstColumn="0" w:lastColumn="0" w:noHBand="0" w:noVBand="0" w:val="0020"/>
       </w:tblPr>
@@ -739,6 +762,7 @@
           <w:p>
             <w:pPr>
               <w:pStyle w:val="Compact"/>
+              <w:jc w:val="left"/>
             </w:pPr>
             <w:r>
               <w:t xml:space="preserve">CE</w:t>
@@ -750,6 +774,7 @@
           <w:p>
             <w:pPr>
               <w:pStyle w:val="Compact"/>
+              <w:jc w:val="left"/>
             </w:pPr>
             <w:r>
               <w:t xml:space="preserve">Criterio</w:t>
@@ -761,6 +786,7 @@
           <w:p>
             <w:pPr>
               <w:pStyle w:val="Compact"/>
+              <w:jc w:val="left"/>
             </w:pPr>
             <w:r>
               <w:t xml:space="preserve">Dónde se cubre</w:t>
@@ -774,6 +800,7 @@
           <w:p>
             <w:pPr>
               <w:pStyle w:val="Compact"/>
+              <w:jc w:val="left"/>
             </w:pPr>
             <w:r>
               <w:t xml:space="preserve">a)</w:t>
@@ -785,6 +812,7 @@
           <w:p>
             <w:pPr>
               <w:pStyle w:val="Compact"/>
+              <w:jc w:val="left"/>
             </w:pPr>
             <w:r>
               <w:t xml:space="preserve">Componentes y LEDs del router</w:t>
@@ -796,6 +824,7 @@
           <w:p>
             <w:pPr>
               <w:pStyle w:val="Compact"/>
+              <w:jc w:val="left"/>
             </w:pPr>
             <w:r>
               <w:t xml:space="preserve">✅ Punto 1</w:t>
@@ -809,6 +838,7 @@
           <w:p>
             <w:pPr>
               <w:pStyle w:val="Compact"/>
+              <w:jc w:val="left"/>
             </w:pPr>
             <w:r>
               <w:t xml:space="preserve">b)</w:t>
@@ -820,6 +850,7 @@
           <w:p>
             <w:pPr>
               <w:pStyle w:val="Compact"/>
+              <w:jc w:val="left"/>
             </w:pPr>
             <w:r>
               <w:t xml:space="preserve">Acceso a la configuración</w:t>
@@ -831,6 +862,7 @@
           <w:p>
             <w:pPr>
               <w:pStyle w:val="Compact"/>
+              <w:jc w:val="left"/>
             </w:pPr>
             <w:r>
               <w:t xml:space="preserve">✅ Punto 2</w:t>
@@ -844,6 +876,7 @@
           <w:p>
             <w:pPr>
               <w:pStyle w:val="Compact"/>
+              <w:jc w:val="left"/>
             </w:pPr>
             <w:r>
               <w:t xml:space="preserve">c)</w:t>
@@ -855,6 +888,7 @@
           <w:p>
             <w:pPr>
               <w:pStyle w:val="Compact"/>
+              <w:jc w:val="left"/>
             </w:pPr>
             <w:r>
               <w:t xml:space="preserve">Secuencia de arranque</w:t>
@@ -866,6 +900,7 @@
           <w:p>
             <w:pPr>
               <w:pStyle w:val="Compact"/>
+              <w:jc w:val="left"/>
             </w:pPr>
             <w:r>
               <w:t xml:space="preserve">✅ Punto 1</w:t>
@@ -879,6 +914,7 @@
           <w:p>
             <w:pPr>
               <w:pStyle w:val="Compact"/>
+              <w:jc w:val="left"/>
             </w:pPr>
             <w:r>
               <w:t xml:space="preserve">d)</w:t>
@@ -890,6 +926,7 @@
           <w:p>
             <w:pPr>
               <w:pStyle w:val="Compact"/>
+              <w:jc w:val="left"/>
             </w:pPr>
             <w:r>
               <w:t xml:space="preserve">Comandos de configuración</w:t>
@@ -901,6 +938,7 @@
           <w:p>
             <w:pPr>
               <w:pStyle w:val="Compact"/>
+              <w:jc w:val="left"/>
             </w:pPr>
             <w:r>
               <w:t xml:space="preserve">✅ Puntos 2-3 + ⚡ Laboratorio (punto 6)</w:t>
@@ -914,6 +952,7 @@
           <w:p>
             <w:pPr>
               <w:pStyle w:val="Compact"/>
+              <w:jc w:val="left"/>
             </w:pPr>
             <w:r>
               <w:t xml:space="preserve">f)</w:t>
@@ -925,6 +964,7 @@
           <w:p>
             <w:pPr>
               <w:pStyle w:val="Compact"/>
+              <w:jc w:val="left"/>
             </w:pPr>
             <w:r>
               <w:t xml:space="preserve">Rutas estáticas y por defecto</w:t>
@@ -936,6 +976,7 @@
           <w:p>
             <w:pPr>
               <w:pStyle w:val="Compact"/>
+              <w:jc w:val="left"/>
             </w:pPr>
             <w:r>
               <w:t xml:space="preserve">✅ Puntos 3-5 + 🧠 Atrévete a pensar (punto 6)</w:t>
@@ -951,8 +992,8 @@
         </w:pict>
       </w:r>
     </w:p>
-    <w:bookmarkEnd w:id="20"/>
-    <w:bookmarkStart w:id="21" w:name="por-dónde-empiezo"/>
+    <w:bookmarkEnd w:id="31"/>
+    <w:bookmarkStart w:id="32" w:name="por-dónde-empiezo"/>
     <w:p>
       <w:pPr>
         <w:pStyle w:val="Heading2"/>
@@ -975,7 +1016,7 @@
       <w:r>
         <w:t xml:space="preserve"> </w:t>
       </w:r>
-      <w:hyperlink r:id="rId12">
+      <w:hyperlink r:id="rId23">
         <w:r>
           <w:rPr>
             <w:rStyle w:val="Hyperlink"/>
@@ -1016,7 +1057,7 @@
       <w:r>
         <w:t xml:space="preserve"> </w:t>
       </w:r>
-      <w:hyperlink r:id="rId12">
+      <w:hyperlink r:id="rId23">
         <w:r>
           <w:rPr>
             <w:rStyle w:val="Hyperlink"/>
@@ -1041,7 +1082,7 @@
         </w:rPr>
         <w:t xml:space="preserve"> </w:t>
       </w:r>
-      <w:hyperlink r:id="rId10">
+      <w:hyperlink r:id="rId21">
         <w:r>
           <w:rPr>
             <w:rStyle w:val="Hyperlink"/>
@@ -1059,9 +1100,9 @@
         <w:t xml:space="preserve">.</w:t>
       </w:r>
     </w:p>
-    <w:bookmarkEnd w:id="21"/>
-    <w:bookmarkEnd w:id="22"/>
-    <w:bookmarkStart w:id="35" w:name="componentes-del-router"/>
+    <w:bookmarkEnd w:id="32"/>
+    <w:bookmarkEnd w:id="33"/>
+    <w:bookmarkStart w:id="46" w:name="componentes-del-router"/>
     <w:p>
       <w:pPr>
         <w:pStyle w:val="Heading1"/>
@@ -1125,7 +1166,7 @@
         </w:pict>
       </w:r>
     </w:p>
-    <w:bookmarkStart w:id="23" w:name="la-idea-en-una-frase"/>
+    <w:bookmarkStart w:id="34" w:name="la-idea-en-una-frase"/>
     <w:p>
       <w:pPr>
         <w:pStyle w:val="Heading2"/>
@@ -1194,8 +1235,8 @@
         </w:pict>
       </w:r>
     </w:p>
-    <w:bookmarkEnd w:id="23"/>
-    <w:bookmarkStart w:id="24" w:name="el-cerebro-la-memoria-y-el-almacén"/>
+    <w:bookmarkEnd w:id="34"/>
+    <w:bookmarkStart w:id="35" w:name="el-cerebro-la-memoria-y-el-almacén"/>
     <w:p>
       <w:pPr>
         <w:pStyle w:val="Heading2"/>
@@ -1216,6 +1257,7 @@
       <w:tblPr>
         <w:tblStyle w:val="Table"/>
         <w:tblW w:type="pct" w:w="5000"/>
+        <w:jc w:val="left"/>
         <w:tblLayout w:type="fixed"/>
         <w:tblLook w:firstRow="1" w:lastRow="0" w:firstColumn="0" w:lastColumn="0" w:noHBand="0" w:noVBand="0" w:val="0020"/>
       </w:tblPr>
@@ -1233,6 +1275,7 @@
           <w:p>
             <w:pPr>
               <w:pStyle w:val="Compact"/>
+              <w:jc w:val="left"/>
             </w:pPr>
             <w:r>
               <w:t xml:space="preserve">Componente</w:t>
@@ -1244,6 +1287,7 @@
           <w:p>
             <w:pPr>
               <w:pStyle w:val="Compact"/>
+              <w:jc w:val="left"/>
             </w:pPr>
             <w:r>
               <w:t xml:space="preserve">Tipo</w:t>
@@ -1255,6 +1299,7 @@
           <w:p>
             <w:pPr>
               <w:pStyle w:val="Compact"/>
+              <w:jc w:val="left"/>
             </w:pPr>
             <w:r>
               <w:t xml:space="preserve">Descripción</w:t>
@@ -1268,6 +1313,7 @@
           <w:p>
             <w:pPr>
               <w:pStyle w:val="Compact"/>
+              <w:jc w:val="left"/>
             </w:pPr>
             <w:r>
               <w:rPr>
@@ -1283,6 +1329,7 @@
           <w:p>
             <w:pPr>
               <w:pStyle w:val="Compact"/>
+              <w:jc w:val="left"/>
             </w:pPr>
             <w:r>
               <w:t xml:space="preserve">Procesador</w:t>
@@ -1294,6 +1341,7 @@
           <w:p>
             <w:pPr>
               <w:pStyle w:val="Compact"/>
+              <w:jc w:val="left"/>
             </w:pPr>
             <w:r>
               <w:t xml:space="preserve">Ejecuta el IOS, procesa paquetes (en routers modernos, el routing se hace en hardware/ASIC)</w:t>
@@ -1307,6 +1355,7 @@
           <w:p>
             <w:pPr>
               <w:pStyle w:val="Compact"/>
+              <w:jc w:val="left"/>
             </w:pPr>
             <w:r>
               <w:rPr>
@@ -1322,6 +1371,7 @@
           <w:p>
             <w:pPr>
               <w:pStyle w:val="Compact"/>
+              <w:jc w:val="left"/>
             </w:pPr>
             <w:r>
               <w:t xml:space="preserve">Volátil</w:t>
@@ -1333,6 +1383,7 @@
           <w:p>
             <w:pPr>
               <w:pStyle w:val="Compact"/>
+              <w:jc w:val="left"/>
             </w:pPr>
             <w:r>
               <w:t xml:space="preserve">Almacena la tabla de rutas, la tabla ARP, la configuración en ejecución (running-config) y los buffers de paquetes</w:t>
@@ -1346,6 +1397,7 @@
           <w:p>
             <w:pPr>
               <w:pStyle w:val="Compact"/>
+              <w:jc w:val="left"/>
             </w:pPr>
             <w:r>
               <w:rPr>
@@ -1361,6 +1413,7 @@
           <w:p>
             <w:pPr>
               <w:pStyle w:val="Compact"/>
+              <w:jc w:val="left"/>
             </w:pPr>
             <w:r>
               <w:t xml:space="preserve">No volátil</w:t>
@@ -1372,6 +1425,7 @@
           <w:p>
             <w:pPr>
               <w:pStyle w:val="Compact"/>
+              <w:jc w:val="left"/>
             </w:pPr>
             <w:r>
               <w:t xml:space="preserve">Almacena la configuración de arranque (startup-config)</w:t>
@@ -1385,6 +1439,7 @@
           <w:p>
             <w:pPr>
               <w:pStyle w:val="Compact"/>
+              <w:jc w:val="left"/>
             </w:pPr>
             <w:r>
               <w:rPr>
@@ -1400,6 +1455,7 @@
           <w:p>
             <w:pPr>
               <w:pStyle w:val="Compact"/>
+              <w:jc w:val="left"/>
             </w:pPr>
             <w:r>
               <w:t xml:space="preserve">No volátil</w:t>
@@ -1411,6 +1467,7 @@
           <w:p>
             <w:pPr>
               <w:pStyle w:val="Compact"/>
+              <w:jc w:val="left"/>
             </w:pPr>
             <w:r>
               <w:t xml:space="preserve">Almacena el IOS (el sistema operativo) y, a menudo, copias de seguridad de la configuración</w:t>
@@ -1424,6 +1481,7 @@
           <w:p>
             <w:pPr>
               <w:pStyle w:val="Compact"/>
+              <w:jc w:val="left"/>
             </w:pPr>
             <w:r>
               <w:rPr>
@@ -1439,6 +1497,7 @@
           <w:p>
             <w:pPr>
               <w:pStyle w:val="Compact"/>
+              <w:jc w:val="left"/>
             </w:pPr>
             <w:r>
               <w:t xml:space="preserve">Solo lectura</w:t>
@@ -1450,6 +1509,7 @@
           <w:p>
             <w:pPr>
               <w:pStyle w:val="Compact"/>
+              <w:jc w:val="left"/>
             </w:pPr>
             <w:r>
               <w:t xml:space="preserve">Contiene el monitor ROM (ROMMON) para recuperación de emergencias</w:t>
@@ -1463,6 +1523,7 @@
           <w:p>
             <w:pPr>
               <w:pStyle w:val="Compact"/>
+              <w:jc w:val="left"/>
             </w:pPr>
             <w:r>
               <w:rPr>
@@ -1478,6 +1539,7 @@
           <w:p>
             <w:pPr>
               <w:pStyle w:val="Compact"/>
+              <w:jc w:val="left"/>
             </w:pPr>
             <w:r>
               <w:t xml:space="preserve">E/S</w:t>
@@ -1489,6 +1551,7 @@
           <w:p>
             <w:pPr>
               <w:pStyle w:val="Compact"/>
+              <w:jc w:val="left"/>
             </w:pPr>
             <w:r>
               <w:t xml:space="preserve">Puertos físicos (GigabitEthernet, Serial, FastEthernet) por donde entra y sale el tráfico</w:t>
@@ -1580,7 +1643,13 @@
         <w:t xml:space="preserve"> </w:t>
       </w:r>
       <w:r>
-        <w:t xml:space="preserve">“la mesa de trabajo”</w:t>
+        <w:t xml:space="preserve">“</w:t>
+      </w:r>
+      <w:r>
+        <w:t xml:space="preserve">la mesa de trabajo</w:t>
+      </w:r>
+      <w:r>
+        <w:t xml:space="preserve">”</w:t>
       </w:r>
       <w:r>
         <w:t xml:space="preserve">; Flash y NVRAM son</w:t>
@@ -1589,7 +1658,13 @@
         <w:t xml:space="preserve"> </w:t>
       </w:r>
       <w:r>
-        <w:t xml:space="preserve">“el armario”</w:t>
+        <w:t xml:space="preserve">“</w:t>
+      </w:r>
+      <w:r>
+        <w:t xml:space="preserve">el armario</w:t>
+      </w:r>
+      <w:r>
+        <w:t xml:space="preserve">”</w:t>
       </w:r>
       <w:r>
         <w:t xml:space="preserve">.</w:t>
@@ -1602,8 +1677,8 @@
         </w:pict>
       </w:r>
     </w:p>
-    <w:bookmarkEnd w:id="24"/>
-    <w:bookmarkStart w:id="25" w:name="los-leds-el-estado-a-simple-vista"/>
+    <w:bookmarkEnd w:id="35"/>
+    <w:bookmarkStart w:id="36" w:name="los-leds-el-estado-a-simple-vista"/>
     <w:p>
       <w:pPr>
         <w:pStyle w:val="Heading2"/>
@@ -1703,8 +1778,8 @@
         </w:pict>
       </w:r>
     </w:p>
-    <w:bookmarkEnd w:id="25"/>
-    <w:bookmarkStart w:id="29" w:name="secuencia-de-arranque-y-por-qué-importa"/>
+    <w:bookmarkEnd w:id="36"/>
+    <w:bookmarkStart w:id="40" w:name="secuencia-de-arranque-y-por-qué-importa"/>
     <w:p>
       <w:pPr>
         <w:pStyle w:val="Heading2"/>
@@ -1785,7 +1860,13 @@
         <w:t xml:space="preserve"> </w:t>
       </w:r>
       <w:r>
-        <w:t xml:space="preserve">“modo de emergencia”</w:t>
+        <w:t xml:space="preserve">“</w:t>
+      </w:r>
+      <w:r>
+        <w:t xml:space="preserve">modo de emergencia</w:t>
+      </w:r>
+      <w:r>
+        <w:t xml:space="preserve">”</w:t>
       </w:r>
       <w:r>
         <w:t xml:space="preserve"> </w:t>
@@ -1917,7 +1998,13 @@
         <w:t xml:space="preserve"> </w:t>
       </w:r>
       <w:r>
-        <w:t xml:space="preserve">“se queda colgado”</w:t>
+        <w:t xml:space="preserve">“</w:t>
+      </w:r>
+      <w:r>
+        <w:t xml:space="preserve">se queda colgado</w:t>
+      </w:r>
+      <w:r>
+        <w:t xml:space="preserve">”</w:t>
       </w:r>
       <w:r>
         <w:t xml:space="preserve"> </w:t>
@@ -1935,12 +2022,12 @@
           <wp:inline>
             <wp:extent cx="5334000" cy="5060461"/>
             <wp:effectExtent b="0" l="0" r="0" t="0"/>
-            <wp:docPr descr="Secuencia de arranque de un router: POST, Boot ROM/ROMMON, carga del IOS y carga de la configuración" title="" id="27" name="Picture"/>
+            <wp:docPr descr="Secuencia de arranque de un router: POST, Boot ROM/ROMMON, carga del IOS y carga de la configuración" title="" id="38" name="Picture"/>
             <a:graphic>
               <a:graphicData uri="http://schemas.openxmlformats.org/drawingml/2006/picture">
                 <pic:pic>
                   <pic:nvPicPr>
-                    <pic:cNvPr descr="public/diagrams/u08-secuencia-arranque.svg" id="28" name="Picture"/>
+                    <pic:cNvPr descr="public/diagrams/u08-secuencia-arranque.svg" id="39" name="Picture"/>
                     <pic:cNvPicPr>
                       <a:picLocks noChangeArrowheads="1" noChangeAspect="1"/>
                     </pic:cNvPicPr>
@@ -1952,7 +2039,7 @@
                           <a14:useLocalDpi xmlns:a14="http://schemas.microsoft.com/office/drawing/2010/main" val="0"/>
                         </a:ext>
                         <a:ext uri="{96DAC541-7B7A-43D3-8B79-37D633B846F1}">
-                          <asvg:svgBlip xmlns:asvg="http://schemas.microsoft.com/office/drawing/2016/SVG/main" r:embed="rId26"/>
+                          <asvg:svgBlip xmlns:asvg="http://schemas.microsoft.com/office/drawing/2016/SVG/main" r:embed="rId37"/>
                         </a:ext>
                       </a:extLst>
                     </a:blip>
@@ -1997,8 +2084,8 @@
         </w:pict>
       </w:r>
     </w:p>
-    <w:bookmarkEnd w:id="29"/>
-    <w:bookmarkStart w:id="30" w:name="los-tres-shows-que-te-salvan-la-vida"/>
+    <w:bookmarkEnd w:id="40"/>
+    <w:bookmarkStart w:id="41" w:name="los-tres-shows-que-te-salvan-la-vida"/>
     <w:p>
       <w:pPr>
         <w:pStyle w:val="Heading2"/>
@@ -2018,7 +2105,13 @@
         <w:t xml:space="preserve"> </w:t>
       </w:r>
       <w:r>
-        <w:t xml:space="preserve">“¿y tú quién eres?”</w:t>
+        <w:t xml:space="preserve">“</w:t>
+      </w:r>
+      <w:r>
+        <w:t xml:space="preserve">¿y tú quién eres?</w:t>
+      </w:r>
+      <w:r>
+        <w:t xml:space="preserve">”</w:t>
       </w:r>
       <w:r>
         <w:t xml:space="preserve"> </w:t>
@@ -2126,6 +2219,7 @@
       <w:tblPr>
         <w:tblStyle w:val="Table"/>
         <w:tblW w:type="pct" w:w="5000"/>
+        <w:jc w:val="left"/>
         <w:tblLayout w:type="fixed"/>
         <w:tblLook w:firstRow="1" w:lastRow="0" w:firstColumn="0" w:lastColumn="0" w:noHBand="0" w:noVBand="0" w:val="0020"/>
       </w:tblPr>
@@ -2142,6 +2236,7 @@
           <w:p>
             <w:pPr>
               <w:pStyle w:val="Compact"/>
+              <w:jc w:val="left"/>
             </w:pPr>
             <w:r>
               <w:t xml:space="preserve">Comando</w:t>
@@ -2153,6 +2248,7 @@
           <w:p>
             <w:pPr>
               <w:pStyle w:val="Compact"/>
+              <w:jc w:val="left"/>
             </w:pPr>
             <w:r>
               <w:t xml:space="preserve">Respuesta que te da</w:t>
@@ -2166,6 +2262,7 @@
           <w:p>
             <w:pPr>
               <w:pStyle w:val="Compact"/>
+              <w:jc w:val="left"/>
             </w:pPr>
             <w:r>
               <w:rPr>
@@ -2180,6 +2277,7 @@
           <w:p>
             <w:pPr>
               <w:pStyle w:val="Compact"/>
+              <w:jc w:val="left"/>
             </w:pPr>
             <w:r>
               <w:t xml:space="preserve">Versión y nombre del IOS, cuánto lleva encendido (uptime), RAM y Flash</w:t>
@@ -2193,6 +2291,7 @@
           <w:p>
             <w:pPr>
               <w:pStyle w:val="Compact"/>
+              <w:jc w:val="left"/>
             </w:pPr>
             <w:r>
               <w:rPr>
@@ -2207,6 +2306,7 @@
           <w:p>
             <w:pPr>
               <w:pStyle w:val="Compact"/>
+              <w:jc w:val="left"/>
             </w:pPr>
             <w:r>
               <w:rPr>
@@ -2230,6 +2330,7 @@
           <w:p>
             <w:pPr>
               <w:pStyle w:val="Compact"/>
+              <w:jc w:val="left"/>
             </w:pPr>
             <w:r>
               <w:rPr>
@@ -2244,6 +2345,7 @@
           <w:p>
             <w:pPr>
               <w:pStyle w:val="Compact"/>
+              <w:jc w:val="left"/>
             </w:pPr>
             <w:r>
               <w:t xml:space="preserve">La configuración que se cargará en el</w:t>
@@ -2323,8 +2425,8 @@
         </w:pict>
       </w:r>
     </w:p>
-    <w:bookmarkEnd w:id="30"/>
-    <w:bookmarkStart w:id="31" w:name="mini-chequeo"/>
+    <w:bookmarkEnd w:id="41"/>
+    <w:bookmarkStart w:id="42" w:name="mini-chequeo"/>
     <w:p>
       <w:pPr>
         <w:pStyle w:val="Heading2"/>
@@ -2489,8 +2591,8 @@
         </w:pict>
       </w:r>
     </w:p>
-    <w:bookmarkEnd w:id="31"/>
-    <w:bookmarkStart w:id="32" w:name="resumen-en-3-frases"/>
+    <w:bookmarkEnd w:id="42"/>
+    <w:bookmarkStart w:id="43" w:name="resumen-en-3-frases"/>
     <w:p>
       <w:pPr>
         <w:pStyle w:val="Heading2"/>
@@ -2621,8 +2723,8 @@
         <w:t xml:space="preserve">te cuentan qué hay en cada memoria.</w:t>
       </w:r>
     </w:p>
-    <w:bookmarkEnd w:id="32"/>
-    <w:bookmarkStart w:id="34" w:name="vocabulario-rápido"/>
+    <w:bookmarkEnd w:id="43"/>
+    <w:bookmarkStart w:id="45" w:name="vocabulario-rápido"/>
     <w:p>
       <w:pPr>
         <w:pStyle w:val="Heading2"/>
@@ -2635,6 +2737,7 @@
       <w:tblPr>
         <w:tblStyle w:val="Table"/>
         <w:tblW w:type="pct" w:w="5000"/>
+        <w:jc w:val="left"/>
         <w:tblLayout w:type="fixed"/>
         <w:tblLook w:firstRow="1" w:lastRow="0" w:firstColumn="0" w:lastColumn="0" w:noHBand="0" w:noVBand="0" w:val="0020"/>
       </w:tblPr>
@@ -2651,6 +2754,7 @@
           <w:p>
             <w:pPr>
               <w:pStyle w:val="Compact"/>
+              <w:jc w:val="left"/>
             </w:pPr>
             <w:r>
               <w:t xml:space="preserve">Término</w:t>
@@ -2662,6 +2766,7 @@
           <w:p>
             <w:pPr>
               <w:pStyle w:val="Compact"/>
+              <w:jc w:val="left"/>
             </w:pPr>
             <w:r>
               <w:t xml:space="preserve">Idea general</w:t>
@@ -2675,6 +2780,7 @@
           <w:p>
             <w:pPr>
               <w:pStyle w:val="Compact"/>
+              <w:jc w:val="left"/>
             </w:pPr>
             <w:r>
               <w:t xml:space="preserve">Running-config</w:t>
@@ -2686,6 +2792,7 @@
           <w:p>
             <w:pPr>
               <w:pStyle w:val="Compact"/>
+              <w:jc w:val="left"/>
             </w:pPr>
             <w:r>
               <w:t xml:space="preserve">Configuración activa en RAM, se pierde al apagar</w:t>
@@ -2699,6 +2806,7 @@
           <w:p>
             <w:pPr>
               <w:pStyle w:val="Compact"/>
+              <w:jc w:val="left"/>
             </w:pPr>
             <w:r>
               <w:t xml:space="preserve">Startup-config</w:t>
@@ -2710,6 +2818,7 @@
           <w:p>
             <w:pPr>
               <w:pStyle w:val="Compact"/>
+              <w:jc w:val="left"/>
             </w:pPr>
             <w:r>
               <w:t xml:space="preserve">Configuración guardada en NVRAM, se carga al arrancar</w:t>
@@ -2723,6 +2832,7 @@
           <w:p>
             <w:pPr>
               <w:pStyle w:val="Compact"/>
+              <w:jc w:val="left"/>
             </w:pPr>
             <w:r>
               <w:t xml:space="preserve">IOS</w:t>
@@ -2734,6 +2844,7 @@
           <w:p>
             <w:pPr>
               <w:pStyle w:val="Compact"/>
+              <w:jc w:val="left"/>
             </w:pPr>
             <w:r>
               <w:t xml:space="preserve">Sistema operativo del router, vive en Flash</w:t>
@@ -2747,6 +2858,7 @@
           <w:p>
             <w:pPr>
               <w:pStyle w:val="Compact"/>
+              <w:jc w:val="left"/>
             </w:pPr>
             <w:r>
               <w:t xml:space="preserve">ROMMON</w:t>
@@ -2758,6 +2870,7 @@
           <w:p>
             <w:pPr>
               <w:pStyle w:val="Compact"/>
+              <w:jc w:val="left"/>
             </w:pPr>
             <w:r>
               <w:t xml:space="preserve">Monitor de emergencia en ROM para recuperaciones</w:t>
@@ -2771,6 +2884,7 @@
           <w:p>
             <w:pPr>
               <w:pStyle w:val="Compact"/>
+              <w:jc w:val="left"/>
             </w:pPr>
             <w:r>
               <w:t xml:space="preserve">POST</w:t>
@@ -2782,6 +2896,7 @@
           <w:p>
             <w:pPr>
               <w:pStyle w:val="Compact"/>
+              <w:jc w:val="left"/>
             </w:pPr>
             <w:r>
               <w:t xml:space="preserve">Auto-test de hardware al encender</w:t>
@@ -2795,6 +2910,7 @@
           <w:p>
             <w:pPr>
               <w:pStyle w:val="Compact"/>
+              <w:jc w:val="left"/>
             </w:pPr>
             <w:r>
               <w:t xml:space="preserve">Uptime</w:t>
@@ -2806,6 +2922,7 @@
           <w:p>
             <w:pPr>
               <w:pStyle w:val="Compact"/>
+              <w:jc w:val="left"/>
             </w:pPr>
             <w:r>
               <w:t xml:space="preserve">Tiempo que lleva el router encendido (lo muestra</w:t>
@@ -2843,7 +2960,7 @@
       <w:r>
         <w:t xml:space="preserve"> </w:t>
       </w:r>
-      <w:hyperlink r:id="rId33">
+      <w:hyperlink r:id="rId44">
         <w:r>
           <w:rPr>
             <w:rStyle w:val="Hyperlink"/>
@@ -2870,7 +2987,7 @@
       <w:r>
         <w:t xml:space="preserve"> </w:t>
       </w:r>
-      <w:hyperlink r:id="rId33">
+      <w:hyperlink r:id="rId44">
         <w:r>
           <w:rPr>
             <w:rStyle w:val="Hyperlink"/>
@@ -2897,7 +3014,7 @@
       <w:r>
         <w:t xml:space="preserve"> </w:t>
       </w:r>
-      <w:hyperlink r:id="rId13">
+      <w:hyperlink r:id="rId24">
         <w:r>
           <w:rPr>
             <w:rStyle w:val="Hyperlink"/>
@@ -2906,9 +3023,9 @@
         </w:r>
       </w:hyperlink>
     </w:p>
-    <w:bookmarkEnd w:id="34"/>
-    <w:bookmarkEnd w:id="35"/>
-    <w:bookmarkStart w:id="44" w:name="configuración-básica"/>
+    <w:bookmarkEnd w:id="45"/>
+    <w:bookmarkEnd w:id="46"/>
+    <w:bookmarkStart w:id="55" w:name="configuración-básica"/>
     <w:p>
       <w:pPr>
         <w:pStyle w:val="Heading1"/>
@@ -2972,7 +3089,7 @@
         </w:pict>
       </w:r>
     </w:p>
-    <w:bookmarkStart w:id="36" w:name="la-idea-en-una-frase-1"/>
+    <w:bookmarkStart w:id="47" w:name="la-idea-en-una-frase-1"/>
     <w:p>
       <w:pPr>
         <w:pStyle w:val="Heading2"/>
@@ -3046,8 +3163,8 @@
         </w:pict>
       </w:r>
     </w:p>
-    <w:bookmarkEnd w:id="36"/>
-    <w:bookmarkStart w:id="37" w:name="los-modos-cli-la-escalera-de-privilegios"/>
+    <w:bookmarkEnd w:id="47"/>
+    <w:bookmarkStart w:id="48" w:name="los-modos-cli-la-escalera-de-privilegios"/>
     <w:p>
       <w:pPr>
         <w:pStyle w:val="Heading2"/>
@@ -3084,6 +3201,7 @@
       <w:tblPr>
         <w:tblStyle w:val="Table"/>
         <w:tblW w:type="pct" w:w="5000"/>
+        <w:jc w:val="left"/>
         <w:tblLayout w:type="fixed"/>
         <w:tblLook w:firstRow="1" w:lastRow="0" w:firstColumn="0" w:lastColumn="0" w:noHBand="0" w:noVBand="0" w:val="0020"/>
       </w:tblPr>
@@ -3102,6 +3220,7 @@
           <w:p>
             <w:pPr>
               <w:pStyle w:val="Compact"/>
+              <w:jc w:val="left"/>
             </w:pPr>
             <w:r>
               <w:t xml:space="preserve">Modo</w:t>
@@ -3113,6 +3232,7 @@
           <w:p>
             <w:pPr>
               <w:pStyle w:val="Compact"/>
+              <w:jc w:val="left"/>
             </w:pPr>
             <w:r>
               <w:t xml:space="preserve">Prompt</w:t>
@@ -3124,6 +3244,7 @@
           <w:p>
             <w:pPr>
               <w:pStyle w:val="Compact"/>
+              <w:jc w:val="left"/>
             </w:pPr>
             <w:r>
               <w:t xml:space="preserve">Comando para entrar</w:t>
@@ -3135,6 +3256,7 @@
           <w:p>
             <w:pPr>
               <w:pStyle w:val="Compact"/>
+              <w:jc w:val="left"/>
             </w:pPr>
             <w:r>
               <w:t xml:space="preserve">Qué puedes hacer</w:t>
@@ -3148,6 +3270,7 @@
           <w:p>
             <w:pPr>
               <w:pStyle w:val="Compact"/>
+              <w:jc w:val="left"/>
             </w:pPr>
             <w:r>
               <w:t xml:space="preserve">Usuario</w:t>
@@ -3159,6 +3282,7 @@
           <w:p>
             <w:pPr>
               <w:pStyle w:val="Compact"/>
+              <w:jc w:val="left"/>
             </w:pPr>
             <w:r>
               <w:rPr>
@@ -3173,6 +3297,7 @@
           <w:p>
             <w:pPr>
               <w:pStyle w:val="Compact"/>
+              <w:jc w:val="left"/>
             </w:pPr>
             <w:r>
               <w:t xml:space="preserve">acceso directo</w:t>
@@ -3184,6 +3309,7 @@
           <w:p>
             <w:pPr>
               <w:pStyle w:val="Compact"/>
+              <w:jc w:val="left"/>
             </w:pPr>
             <w:r>
               <w:t xml:space="preserve">Ver cosas básicas, poco más</w:t>
@@ -3197,6 +3323,7 @@
           <w:p>
             <w:pPr>
               <w:pStyle w:val="Compact"/>
+              <w:jc w:val="left"/>
             </w:pPr>
             <w:r>
               <w:t xml:space="preserve">Privilegiado</w:t>
@@ -3208,6 +3335,7 @@
           <w:p>
             <w:pPr>
               <w:pStyle w:val="Compact"/>
+              <w:jc w:val="left"/>
             </w:pPr>
             <w:r>
               <w:rPr>
@@ -3222,6 +3350,7 @@
           <w:p>
             <w:pPr>
               <w:pStyle w:val="Compact"/>
+              <w:jc w:val="left"/>
             </w:pPr>
             <w:r>
               <w:rPr>
@@ -3236,6 +3365,7 @@
           <w:p>
             <w:pPr>
               <w:pStyle w:val="Compact"/>
+              <w:jc w:val="left"/>
             </w:pPr>
             <w:r>
               <w:t xml:space="preserve">Todos los</w:t>
@@ -3261,6 +3391,7 @@
           <w:p>
             <w:pPr>
               <w:pStyle w:val="Compact"/>
+              <w:jc w:val="left"/>
             </w:pPr>
             <w:r>
               <w:t xml:space="preserve">Configuración global</w:t>
@@ -3272,6 +3403,7 @@
           <w:p>
             <w:pPr>
               <w:pStyle w:val="Compact"/>
+              <w:jc w:val="left"/>
             </w:pPr>
             <w:r>
               <w:rPr>
@@ -3286,6 +3418,7 @@
           <w:p>
             <w:pPr>
               <w:pStyle w:val="Compact"/>
+              <w:jc w:val="left"/>
             </w:pPr>
             <w:r>
               <w:rPr>
@@ -3300,6 +3433,7 @@
           <w:p>
             <w:pPr>
               <w:pStyle w:val="Compact"/>
+              <w:jc w:val="left"/>
             </w:pPr>
             <w:r>
               <w:t xml:space="preserve">Cambios que afectan al equipo entero</w:t>
@@ -3313,6 +3447,7 @@
           <w:p>
             <w:pPr>
               <w:pStyle w:val="Compact"/>
+              <w:jc w:val="left"/>
             </w:pPr>
             <w:r>
               <w:t xml:space="preserve">Configuración de interfaz</w:t>
@@ -3324,6 +3459,7 @@
           <w:p>
             <w:pPr>
               <w:pStyle w:val="Compact"/>
+              <w:jc w:val="left"/>
             </w:pPr>
             <w:r>
               <w:rPr>
@@ -3338,6 +3474,7 @@
           <w:p>
             <w:pPr>
               <w:pStyle w:val="Compact"/>
+              <w:jc w:val="left"/>
             </w:pPr>
             <w:r>
               <w:rPr>
@@ -3352,6 +3489,7 @@
           <w:p>
             <w:pPr>
               <w:pStyle w:val="Compact"/>
+              <w:jc w:val="left"/>
             </w:pPr>
             <w:r>
               <w:t xml:space="preserve">Puertos: IP, shutdown, descripción</w:t>
@@ -3365,6 +3503,7 @@
           <w:p>
             <w:pPr>
               <w:pStyle w:val="Compact"/>
+              <w:jc w:val="left"/>
             </w:pPr>
             <w:r>
               <w:t xml:space="preserve">Configuración de línea</w:t>
@@ -3376,6 +3515,7 @@
           <w:p>
             <w:pPr>
               <w:pStyle w:val="Compact"/>
+              <w:jc w:val="left"/>
             </w:pPr>
             <w:r>
               <w:rPr>
@@ -3390,6 +3530,7 @@
           <w:p>
             <w:pPr>
               <w:pStyle w:val="Compact"/>
+              <w:jc w:val="left"/>
             </w:pPr>
             <w:r>
               <w:rPr>
@@ -3404,6 +3545,7 @@
           <w:p>
             <w:pPr>
               <w:pStyle w:val="Compact"/>
+              <w:jc w:val="left"/>
             </w:pPr>
             <w:r>
               <w:t xml:space="preserve">Consola y VTY (acceso remoto)</w:t>
@@ -3489,8 +3631,8 @@
         </w:pict>
       </w:r>
     </w:p>
-    <w:bookmarkEnd w:id="37"/>
-    <w:bookmarkStart w:id="38" w:name="X4448351456935ae7c5416ecbc62f88f969248b8"/>
+    <w:bookmarkEnd w:id="48"/>
+    <w:bookmarkStart w:id="49" w:name="X4448351456935ae7c5416ecbc62f88f969248b8"/>
     <w:p>
       <w:pPr>
         <w:pStyle w:val="Heading2"/>
@@ -4679,7 +4821,13 @@
         <w:t xml:space="preserve"> </w:t>
       </w:r>
       <w:r>
-        <w:t xml:space="preserve">“no me enruta nada”</w:t>
+        <w:t xml:space="preserve">“</w:t>
+      </w:r>
+      <w:r>
+        <w:t xml:space="preserve">no me enruta nada</w:t>
+      </w:r>
+      <w:r>
+        <w:t xml:space="preserve">”</w:t>
       </w:r>
       <w:r>
         <w:t xml:space="preserve"> </w:t>
@@ -4748,8 +4896,8 @@
         </w:pict>
       </w:r>
     </w:p>
-    <w:bookmarkEnd w:id="38"/>
-    <w:bookmarkStart w:id="39" w:name="X80ebfba019e23de89f614dd87e827f30f63eaa4"/>
+    <w:bookmarkEnd w:id="49"/>
+    <w:bookmarkStart w:id="50" w:name="X80ebfba019e23de89f614dd87e827f30f63eaa4"/>
     <w:p>
       <w:pPr>
         <w:pStyle w:val="Heading2"/>
@@ -4769,7 +4917,13 @@
         <w:t xml:space="preserve"> </w:t>
       </w:r>
       <w:r>
-        <w:t xml:space="preserve">“hueco de red”</w:t>
+        <w:t xml:space="preserve">“</w:t>
+      </w:r>
+      <w:r>
+        <w:t xml:space="preserve">hueco de red</w:t>
+      </w:r>
+      <w:r>
+        <w:t xml:space="preserve">”</w:t>
       </w:r>
       <w:r>
         <w:t xml:space="preserve"> </w:t>
@@ -4820,6 +4974,7 @@
       <w:tblPr>
         <w:tblStyle w:val="Table"/>
         <w:tblW w:type="pct" w:w="5000"/>
+        <w:jc w:val="left"/>
         <w:tblLayout w:type="fixed"/>
         <w:tblLook w:firstRow="1" w:lastRow="0" w:firstColumn="0" w:lastColumn="0" w:noHBand="0" w:noVBand="0" w:val="0020"/>
       </w:tblPr>
@@ -4836,6 +4991,7 @@
           <w:p>
             <w:pPr>
               <w:pStyle w:val="Compact"/>
+              <w:jc w:val="left"/>
             </w:pPr>
             <w:r>
               <w:t xml:space="preserve">Comando</w:t>
@@ -4847,6 +5003,7 @@
           <w:p>
             <w:pPr>
               <w:pStyle w:val="Compact"/>
+              <w:jc w:val="left"/>
             </w:pPr>
             <w:r>
               <w:t xml:space="preserve">Efecto</w:t>
@@ -4860,6 +5017,7 @@
           <w:p>
             <w:pPr>
               <w:pStyle w:val="Compact"/>
+              <w:jc w:val="left"/>
             </w:pPr>
             <w:r>
               <w:rPr>
@@ -4874,6 +5032,7 @@
           <w:p>
             <w:pPr>
               <w:pStyle w:val="Compact"/>
+              <w:jc w:val="left"/>
             </w:pPr>
             <w:r>
               <w:t xml:space="preserve">Le da la IP al puerto en la red 192.168.1.0/24</w:t>
@@ -4887,6 +5046,7 @@
           <w:p>
             <w:pPr>
               <w:pStyle w:val="Compact"/>
+              <w:jc w:val="left"/>
             </w:pPr>
             <w:r>
               <w:rPr>
@@ -4901,6 +5061,7 @@
           <w:p>
             <w:pPr>
               <w:pStyle w:val="Compact"/>
+              <w:jc w:val="left"/>
             </w:pPr>
             <w:r>
               <w:t xml:space="preserve">Una nota para que tú (y tu yo del futuro) sepas qué va conectado ahí</w:t>
@@ -4914,6 +5075,7 @@
           <w:p>
             <w:pPr>
               <w:pStyle w:val="Compact"/>
+              <w:jc w:val="left"/>
             </w:pPr>
             <w:r>
               <w:rPr>
@@ -4928,6 +5090,7 @@
           <w:p>
             <w:pPr>
               <w:pStyle w:val="Compact"/>
+              <w:jc w:val="left"/>
             </w:pPr>
             <w:r>
               <w:t xml:space="preserve">Enciende la interfaz a nivel administrativo</w:t>
@@ -4941,6 +5104,7 @@
           <w:p>
             <w:pPr>
               <w:pStyle w:val="Compact"/>
+              <w:jc w:val="left"/>
             </w:pPr>
             <w:r>
               <w:rPr>
@@ -4955,6 +5119,7 @@
           <w:p>
             <w:pPr>
               <w:pStyle w:val="Compact"/>
+              <w:jc w:val="left"/>
             </w:pPr>
             <w:r>
               <w:t xml:space="preserve">La apaga (útil para aislar un puerto)</w:t>
@@ -5022,8 +5187,8 @@
         </w:pict>
       </w:r>
     </w:p>
-    <w:bookmarkEnd w:id="39"/>
-    <w:bookmarkStart w:id="40" w:name="X179179ad9493cf2e24319b0f65540b76493d516"/>
+    <w:bookmarkEnd w:id="50"/>
+    <w:bookmarkStart w:id="51" w:name="X179179ad9493cf2e24319b0f65540b76493d516"/>
     <w:p>
       <w:pPr>
         <w:pStyle w:val="Heading2"/>
@@ -5197,6 +5362,7 @@
       <w:tblPr>
         <w:tblStyle w:val="Table"/>
         <w:tblW w:type="pct" w:w="5000"/>
+        <w:jc w:val="left"/>
         <w:tblLayout w:type="fixed"/>
         <w:tblLook w:firstRow="1" w:lastRow="0" w:firstColumn="0" w:lastColumn="0" w:noHBand="0" w:noVBand="0" w:val="0020"/>
       </w:tblPr>
@@ -5213,6 +5379,7 @@
           <w:p>
             <w:pPr>
               <w:pStyle w:val="Compact"/>
+              <w:jc w:val="left"/>
             </w:pPr>
             <w:r>
               <w:t xml:space="preserve">Comando</w:t>
@@ -5224,6 +5391,7 @@
           <w:p>
             <w:pPr>
               <w:pStyle w:val="Compact"/>
+              <w:jc w:val="left"/>
             </w:pPr>
             <w:r>
               <w:t xml:space="preserve">Qué detecta</w:t>
@@ -5237,6 +5405,7 @@
           <w:p>
             <w:pPr>
               <w:pStyle w:val="Compact"/>
+              <w:jc w:val="left"/>
             </w:pPr>
             <w:r>
               <w:rPr>
@@ -5251,6 +5420,7 @@
           <w:p>
             <w:pPr>
               <w:pStyle w:val="Compact"/>
+              <w:jc w:val="left"/>
             </w:pPr>
             <w:r>
               <w:t xml:space="preserve">G0/1 aparece</w:t>
@@ -5288,6 +5458,7 @@
           <w:p>
             <w:pPr>
               <w:pStyle w:val="Compact"/>
+              <w:jc w:val="left"/>
             </w:pPr>
             <w:r>
               <w:rPr>
@@ -5302,6 +5473,7 @@
           <w:p>
             <w:pPr>
               <w:pStyle w:val="Compact"/>
+              <w:jc w:val="left"/>
             </w:pPr>
             <w:r>
               <w:t xml:space="preserve">Si una ruta no está instalada, no aparecerá (lo verás en el punto 3)</w:t>
@@ -5315,6 +5487,7 @@
           <w:p>
             <w:pPr>
               <w:pStyle w:val="Compact"/>
+              <w:jc w:val="left"/>
             </w:pPr>
             <w:r>
               <w:rPr>
@@ -5329,6 +5502,7 @@
           <w:p>
             <w:pPr>
               <w:pStyle w:val="Compact"/>
+              <w:jc w:val="left"/>
             </w:pPr>
             <w:r>
               <w:t xml:space="preserve">Si responde</w:t>
@@ -5369,6 +5543,7 @@
           <w:p>
             <w:pPr>
               <w:pStyle w:val="Compact"/>
+              <w:jc w:val="left"/>
             </w:pPr>
             <w:r>
               <w:rPr>
@@ -5383,6 +5558,7 @@
           <w:p>
             <w:pPr>
               <w:pStyle w:val="Compact"/>
+              <w:jc w:val="left"/>
             </w:pPr>
             <w:r>
               <w:t xml:space="preserve">Cada</w:t>
@@ -5427,7 +5603,10 @@
         <w:t xml:space="preserve"> </w:t>
       </w:r>
       <w:r>
-        <w:t xml:space="preserve">“Ping del 80% de los problemas resueltos:</w:t>
+        <w:t xml:space="preserve">“</w:t>
+      </w:r>
+      <w:r>
+        <w:t xml:space="preserve">Ping del 80% de los problemas resueltos:</w:t>
       </w:r>
       <w:r>
         <w:t xml:space="preserve"> </w:t>
@@ -5454,7 +5633,10 @@
         <w:t xml:space="preserve">ping</w:t>
       </w:r>
       <w:r>
-        <w:t xml:space="preserve">. Si los dos están bien y sigue sin ir, entonces empieza a llorar.”</w:t>
+        <w:t xml:space="preserve">. Si los dos están bien y sigue sin ir, entonces empieza a llorar.</w:t>
+      </w:r>
+      <w:r>
+        <w:t xml:space="preserve">”</w:t>
       </w:r>
     </w:p>
     <w:p>
@@ -5464,8 +5646,8 @@
         </w:pict>
       </w:r>
     </w:p>
-    <w:bookmarkEnd w:id="40"/>
-    <w:bookmarkStart w:id="41" w:name="mini-chequeo-1"/>
+    <w:bookmarkEnd w:id="51"/>
+    <w:bookmarkStart w:id="52" w:name="mini-chequeo-1"/>
     <w:p>
       <w:pPr>
         <w:pStyle w:val="Heading2"/>
@@ -5700,8 +5882,8 @@
         </w:pict>
       </w:r>
     </w:p>
-    <w:bookmarkEnd w:id="41"/>
-    <w:bookmarkStart w:id="42" w:name="resumen-en-3-frases-1"/>
+    <w:bookmarkEnd w:id="52"/>
+    <w:bookmarkStart w:id="53" w:name="resumen-en-3-frases-1"/>
     <w:p>
       <w:pPr>
         <w:pStyle w:val="Heading2"/>
@@ -5894,8 +6076,8 @@
         <w:t xml:space="preserve">: configurar y no comprobar es lanzar un dado.</w:t>
       </w:r>
     </w:p>
-    <w:bookmarkEnd w:id="42"/>
-    <w:bookmarkStart w:id="43" w:name="vocabulario-rápido-1"/>
+    <w:bookmarkEnd w:id="53"/>
+    <w:bookmarkStart w:id="54" w:name="vocabulario-rápido-1"/>
     <w:p>
       <w:pPr>
         <w:pStyle w:val="Heading2"/>
@@ -5908,6 +6090,7 @@
       <w:tblPr>
         <w:tblStyle w:val="Table"/>
         <w:tblW w:type="pct" w:w="5000"/>
+        <w:jc w:val="left"/>
         <w:tblLayout w:type="fixed"/>
         <w:tblLook w:firstRow="1" w:lastRow="0" w:firstColumn="0" w:lastColumn="0" w:noHBand="0" w:noVBand="0" w:val="0020"/>
       </w:tblPr>
@@ -5924,6 +6107,7 @@
           <w:p>
             <w:pPr>
               <w:pStyle w:val="Compact"/>
+              <w:jc w:val="left"/>
             </w:pPr>
             <w:r>
               <w:t xml:space="preserve">Término</w:t>
@@ -5935,6 +6119,7 @@
           <w:p>
             <w:pPr>
               <w:pStyle w:val="Compact"/>
+              <w:jc w:val="left"/>
             </w:pPr>
             <w:r>
               <w:t xml:space="preserve">Idea general</w:t>
@@ -5948,6 +6133,7 @@
           <w:p>
             <w:pPr>
               <w:pStyle w:val="Compact"/>
+              <w:jc w:val="left"/>
             </w:pPr>
             <w:r>
               <w:t xml:space="preserve">CLI</w:t>
@@ -5959,6 +6145,7 @@
           <w:p>
             <w:pPr>
               <w:pStyle w:val="Compact"/>
+              <w:jc w:val="left"/>
             </w:pPr>
             <w:r>
               <w:t xml:space="preserve">Interfaz de línea de comandos: la forma de configurar el router</w:t>
@@ -5972,6 +6159,7 @@
           <w:p>
             <w:pPr>
               <w:pStyle w:val="Compact"/>
+              <w:jc w:val="left"/>
             </w:pPr>
             <w:r>
               <w:t xml:space="preserve">Prompt</w:t>
@@ -5983,6 +6171,7 @@
           <w:p>
             <w:pPr>
               <w:pStyle w:val="Compact"/>
+              <w:jc w:val="left"/>
             </w:pPr>
             <w:r>
               <w:t xml:space="preserve">Texto que indica el modo actual (</w:t>
@@ -6017,6 +6206,7 @@
           <w:p>
             <w:pPr>
               <w:pStyle w:val="Compact"/>
+              <w:jc w:val="left"/>
             </w:pPr>
             <w:r>
               <w:t xml:space="preserve">VTY</w:t>
@@ -6028,6 +6218,7 @@
           <w:p>
             <w:pPr>
               <w:pStyle w:val="Compact"/>
+              <w:jc w:val="left"/>
             </w:pPr>
             <w:r>
               <w:t xml:space="preserve">Líneas de acceso remoto (telnet/SSH) del router</w:t>
@@ -6041,6 +6232,7 @@
           <w:p>
             <w:pPr>
               <w:pStyle w:val="Compact"/>
+              <w:jc w:val="left"/>
             </w:pPr>
             <w:r>
               <w:rPr>
@@ -6055,6 +6247,7 @@
           <w:p>
             <w:pPr>
               <w:pStyle w:val="Compact"/>
+              <w:jc w:val="left"/>
             </w:pPr>
             <w:r>
               <w:t xml:space="preserve">Enciende una interfaz administrativamente</w:t>
@@ -6068,6 +6261,7 @@
           <w:p>
             <w:pPr>
               <w:pStyle w:val="Compact"/>
+              <w:jc w:val="left"/>
             </w:pPr>
             <w:r>
               <w:t xml:space="preserve">Administratively down</w:t>
@@ -6079,6 +6273,7 @@
           <w:p>
             <w:pPr>
               <w:pStyle w:val="Compact"/>
+              <w:jc w:val="left"/>
             </w:pPr>
             <w:r>
               <w:t xml:space="preserve">Interfaz apagada por configuración, aunque el cable esté puesto</w:t>
@@ -6092,6 +6287,7 @@
           <w:p>
             <w:pPr>
               <w:pStyle w:val="Compact"/>
+              <w:jc w:val="left"/>
             </w:pPr>
             <w:r>
               <w:rPr>
@@ -6106,6 +6302,7 @@
           <w:p>
             <w:pPr>
               <w:pStyle w:val="Compact"/>
+              <w:jc w:val="left"/>
             </w:pPr>
             <w:r>
               <w:t xml:space="preserve">Resumen de estado e IPs de todas las interfaces</w:t>
@@ -6131,7 +6328,7 @@
       <w:r>
         <w:t xml:space="preserve"> </w:t>
       </w:r>
-      <w:hyperlink r:id="rId33">
+      <w:hyperlink r:id="rId44">
         <w:r>
           <w:rPr>
             <w:rStyle w:val="Hyperlink"/>
@@ -6158,7 +6355,7 @@
       <w:r>
         <w:t xml:space="preserve"> </w:t>
       </w:r>
-      <w:hyperlink r:id="rId12">
+      <w:hyperlink r:id="rId23">
         <w:r>
           <w:rPr>
             <w:rStyle w:val="Hyperlink"/>
@@ -6185,7 +6382,7 @@
       <w:r>
         <w:t xml:space="preserve"> </w:t>
       </w:r>
-      <w:hyperlink r:id="rId14">
+      <w:hyperlink r:id="rId25">
         <w:r>
           <w:rPr>
             <w:rStyle w:val="Hyperlink"/>
@@ -6194,9 +6391,9 @@
         </w:r>
       </w:hyperlink>
     </w:p>
-    <w:bookmarkEnd w:id="43"/>
-    <w:bookmarkEnd w:id="44"/>
-    <w:bookmarkStart w:id="57" w:name="rutas-estáticas"/>
+    <w:bookmarkEnd w:id="54"/>
+    <w:bookmarkEnd w:id="55"/>
+    <w:bookmarkStart w:id="68" w:name="rutas-estáticas"/>
     <w:p>
       <w:pPr>
         <w:pStyle w:val="Heading1"/>
@@ -6260,7 +6457,7 @@
         </w:pict>
       </w:r>
     </w:p>
-    <w:bookmarkStart w:id="45" w:name="la-idea-en-una-frase-2"/>
+    <w:bookmarkStart w:id="56" w:name="la-idea-en-una-frase-2"/>
     <w:p>
       <w:pPr>
         <w:pStyle w:val="Heading2"/>
@@ -6329,7 +6526,13 @@
         <w:t xml:space="preserve"> </w:t>
       </w:r>
       <w:r>
-        <w:t xml:space="preserve">“tener interfaces”</w:t>
+        <w:t xml:space="preserve">“</w:t>
+      </w:r>
+      <w:r>
+        <w:t xml:space="preserve">tener interfaces</w:t>
+      </w:r>
+      <w:r>
+        <w:t xml:space="preserve">”</w:t>
       </w:r>
       <w:r>
         <w:t xml:space="preserve"> </w:t>
@@ -6341,7 +6544,13 @@
         <w:t xml:space="preserve"> </w:t>
       </w:r>
       <w:r>
-        <w:t xml:space="preserve">“saber llegar a las redes ajenas”</w:t>
+        <w:t xml:space="preserve">“</w:t>
+      </w:r>
+      <w:r>
+        <w:t xml:space="preserve">saber llegar a las redes ajenas</w:t>
+      </w:r>
+      <w:r>
+        <w:t xml:space="preserve">”</w:t>
       </w:r>
       <w:r>
         <w:t xml:space="preserve">: el router solo conoce</w:t>
@@ -6370,8 +6579,8 @@
         </w:pict>
       </w:r>
     </w:p>
-    <w:bookmarkEnd w:id="45"/>
-    <w:bookmarkStart w:id="46" w:name="la-sintaxis-una-línea-que-abre-un-camino"/>
+    <w:bookmarkEnd w:id="56"/>
+    <w:bookmarkStart w:id="57" w:name="la-sintaxis-una-línea-que-abre-un-camino"/>
     <w:p>
       <w:pPr>
         <w:pStyle w:val="Heading2"/>
@@ -6439,6 +6648,7 @@
       <w:tblPr>
         <w:tblStyle w:val="Table"/>
         <w:tblW w:type="pct" w:w="5000"/>
+        <w:jc w:val="left"/>
         <w:tblLayout w:type="fixed"/>
         <w:tblLook w:firstRow="1" w:lastRow="0" w:firstColumn="0" w:lastColumn="0" w:noHBand="0" w:noVBand="0" w:val="0020"/>
       </w:tblPr>
@@ -6456,6 +6666,7 @@
           <w:p>
             <w:pPr>
               <w:pStyle w:val="Compact"/>
+              <w:jc w:val="left"/>
             </w:pPr>
             <w:r>
               <w:t xml:space="preserve">Parámetro</w:t>
@@ -6467,6 +6678,7 @@
           <w:p>
             <w:pPr>
               <w:pStyle w:val="Compact"/>
+              <w:jc w:val="left"/>
             </w:pPr>
             <w:r>
               <w:t xml:space="preserve">Qué es</w:t>
@@ -6478,6 +6690,7 @@
           <w:p>
             <w:pPr>
               <w:pStyle w:val="Compact"/>
+              <w:jc w:val="left"/>
             </w:pPr>
             <w:r>
               <w:t xml:space="preserve">Ejemplo</w:t>
@@ -6491,6 +6704,7 @@
           <w:p>
             <w:pPr>
               <w:pStyle w:val="Compact"/>
+              <w:jc w:val="left"/>
             </w:pPr>
             <w:r>
               <w:rPr>
@@ -6506,6 +6720,7 @@
           <w:p>
             <w:pPr>
               <w:pStyle w:val="Compact"/>
+              <w:jc w:val="left"/>
             </w:pPr>
             <w:r>
               <w:t xml:space="preserve">La red que queremos alcanzar</w:t>
@@ -6517,6 +6732,7 @@
           <w:p>
             <w:pPr>
               <w:pStyle w:val="Compact"/>
+              <w:jc w:val="left"/>
             </w:pPr>
             <w:r>
               <w:rPr>
@@ -6533,6 +6749,7 @@
           <w:p>
             <w:pPr>
               <w:pStyle w:val="Compact"/>
+              <w:jc w:val="left"/>
             </w:pPr>
             <w:r>
               <w:rPr>
@@ -6548,6 +6765,7 @@
           <w:p>
             <w:pPr>
               <w:pStyle w:val="Compact"/>
+              <w:jc w:val="left"/>
             </w:pPr>
             <w:r>
               <w:t xml:space="preserve">Su máscara de subred (no una wildcard)</w:t>
@@ -6559,6 +6777,7 @@
           <w:p>
             <w:pPr>
               <w:pStyle w:val="Compact"/>
+              <w:jc w:val="left"/>
             </w:pPr>
             <w:r>
               <w:rPr>
@@ -6575,6 +6794,7 @@
           <w:p>
             <w:pPr>
               <w:pStyle w:val="Compact"/>
+              <w:jc w:val="left"/>
             </w:pPr>
             <w:r>
               <w:rPr>
@@ -6590,6 +6810,7 @@
           <w:p>
             <w:pPr>
               <w:pStyle w:val="Compact"/>
+              <w:jc w:val="left"/>
             </w:pPr>
             <w:r>
               <w:t xml:space="preserve">La IP del router al que entregar el paquete</w:t>
@@ -6601,6 +6822,7 @@
           <w:p>
             <w:pPr>
               <w:pStyle w:val="Compact"/>
+              <w:jc w:val="left"/>
             </w:pPr>
             <w:r>
               <w:rPr>
@@ -6617,6 +6839,7 @@
           <w:p>
             <w:pPr>
               <w:pStyle w:val="Compact"/>
+              <w:jc w:val="left"/>
             </w:pPr>
             <w:r>
               <w:rPr>
@@ -6632,6 +6855,7 @@
           <w:p>
             <w:pPr>
               <w:pStyle w:val="Compact"/>
+              <w:jc w:val="left"/>
             </w:pPr>
             <w:r>
               <w:t xml:space="preserve">Alternativa: salir por una interfaz concreta</w:t>
@@ -6643,6 +6867,7 @@
           <w:p>
             <w:pPr>
               <w:pStyle w:val="Compact"/>
+              <w:jc w:val="left"/>
             </w:pPr>
             <w:r>
               <w:rPr>
@@ -6743,8 +6968,8 @@
         </w:pict>
       </w:r>
     </w:p>
-    <w:bookmarkEnd w:id="46"/>
-    <w:bookmarkStart w:id="50" w:name="Xb5f6ec9f7d3215e5db8c38299f0e62a53610219"/>
+    <w:bookmarkEnd w:id="57"/>
+    <w:bookmarkStart w:id="61" w:name="Xb5f6ec9f7d3215e5db8c38299f0e62a53610219"/>
     <w:p>
       <w:pPr>
         <w:pStyle w:val="Heading2"/>
@@ -6770,12 +6995,12 @@
           <wp:inline>
             <wp:extent cx="5334000" cy="3119886"/>
             <wp:effectExtent b="0" l="0" r="0" t="0"/>
-            <wp:docPr descr="Topología de la unidad: R1 con LAN 192.168.1.0/24, enlace WAN 10.0.0.0/30 y R2 con LAN 192.168.2.0/24 y salida a Internet" title="" id="48" name="Picture"/>
+            <wp:docPr descr="Topología de la unidad: R1 con LAN 192.168.1.0/24, enlace WAN 10.0.0.0/30 y R2 con LAN 192.168.2.0/24 y salida a Internet" title="" id="59" name="Picture"/>
             <a:graphic>
               <a:graphicData uri="http://schemas.openxmlformats.org/drawingml/2006/picture">
                 <pic:pic>
                   <pic:nvPicPr>
-                    <pic:cNvPr descr="public/diagrams/u08-topologia-r1-r2.svg" id="49" name="Picture"/>
+                    <pic:cNvPr descr="public/diagrams/u08-topologia-r1-r2.svg" id="60" name="Picture"/>
                     <pic:cNvPicPr>
                       <a:picLocks noChangeArrowheads="1" noChangeAspect="1"/>
                     </pic:cNvPicPr>
@@ -6787,7 +7012,7 @@
                           <a14:useLocalDpi xmlns:a14="http://schemas.microsoft.com/office/drawing/2010/main" val="0"/>
                         </a:ext>
                         <a:ext uri="{96DAC541-7B7A-43D3-8B79-37D633B846F1}">
-                          <asvg:svgBlip xmlns:asvg="http://schemas.microsoft.com/office/drawing/2016/SVG/main" r:embed="rId47"/>
+                          <asvg:svgBlip xmlns:asvg="http://schemas.microsoft.com/office/drawing/2016/SVG/main" r:embed="rId58"/>
                         </a:ext>
                       </a:extLst>
                     </a:blip>
@@ -6964,8 +7189,8 @@
         </w:pict>
       </w:r>
     </w:p>
-    <w:bookmarkEnd w:id="50"/>
-    <w:bookmarkStart w:id="51" w:name="X51fde5b68fa99ab5ca6f87c85636bc22ec72bfe"/>
+    <w:bookmarkEnd w:id="61"/>
+    <w:bookmarkStart w:id="62" w:name="X51fde5b68fa99ab5ca6f87c85636bc22ec72bfe"/>
     <w:p>
       <w:pPr>
         <w:pStyle w:val="Heading2"/>
@@ -7103,7 +7328,13 @@
         <w:t xml:space="preserve"> </w:t>
       </w:r>
       <w:r>
-        <w:t xml:space="preserve">“mételo por este muñeco”</w:t>
+        <w:t xml:space="preserve">“</w:t>
+      </w:r>
+      <w:r>
+        <w:t xml:space="preserve">mételo por este muñeco</w:t>
+      </w:r>
+      <w:r>
+        <w:t xml:space="preserve">”</w:t>
       </w:r>
       <w:r>
         <w:t xml:space="preserve">.</w:t>
@@ -7261,8 +7492,8 @@
         </w:pict>
       </w:r>
     </w:p>
-    <w:bookmarkEnd w:id="51"/>
-    <w:bookmarkStart w:id="52" w:name="Xd871bfd823f84c787a01826b7191cecb60f88e3"/>
+    <w:bookmarkEnd w:id="62"/>
+    <w:bookmarkStart w:id="63" w:name="Xd871bfd823f84c787a01826b7191cecb60f88e3"/>
     <w:p>
       <w:pPr>
         <w:pStyle w:val="Heading2"/>
@@ -7275,6 +7506,7 @@
       <w:tblPr>
         <w:tblStyle w:val="Table"/>
         <w:tblW w:type="pct" w:w="5000"/>
+        <w:jc w:val="left"/>
         <w:tblLayout w:type="fixed"/>
         <w:tblLook w:firstRow="1" w:lastRow="0" w:firstColumn="0" w:lastColumn="0" w:noHBand="0" w:noVBand="0" w:val="0020"/>
       </w:tblPr>
@@ -7292,6 +7524,7 @@
           <w:p>
             <w:pPr>
               <w:pStyle w:val="Compact"/>
+              <w:jc w:val="left"/>
             </w:pPr>
             <w:r>
               <w:t xml:space="preserve">Opción</w:t>
@@ -7303,6 +7536,7 @@
           <w:p>
             <w:pPr>
               <w:pStyle w:val="Compact"/>
+              <w:jc w:val="left"/>
             </w:pPr>
             <w:r>
               <w:t xml:space="preserve">Comando</w:t>
@@ -7314,6 +7548,7 @@
           <w:p>
             <w:pPr>
               <w:pStyle w:val="Compact"/>
+              <w:jc w:val="left"/>
             </w:pPr>
             <w:r>
               <w:t xml:space="preserve">Cuándo usarla</w:t>
@@ -7327,6 +7562,7 @@
           <w:p>
             <w:pPr>
               <w:pStyle w:val="Compact"/>
+              <w:jc w:val="left"/>
             </w:pPr>
             <w:r>
               <w:rPr>
@@ -7342,6 +7578,7 @@
           <w:p>
             <w:pPr>
               <w:pStyle w:val="Compact"/>
+              <w:jc w:val="left"/>
             </w:pPr>
             <w:r>
               <w:rPr>
@@ -7356,6 +7593,7 @@
           <w:p>
             <w:pPr>
               <w:pStyle w:val="Compact"/>
+              <w:jc w:val="left"/>
             </w:pPr>
             <w:r>
               <w:t xml:space="preserve">Lo normal: apunta a la IP del router vecino</w:t>
@@ -7369,6 +7607,7 @@
           <w:p>
             <w:pPr>
               <w:pStyle w:val="Compact"/>
+              <w:jc w:val="left"/>
             </w:pPr>
             <w:r>
               <w:rPr>
@@ -7384,6 +7623,7 @@
           <w:p>
             <w:pPr>
               <w:pStyle w:val="Compact"/>
+              <w:jc w:val="left"/>
             </w:pPr>
             <w:r>
               <w:rPr>
@@ -7398,6 +7638,7 @@
           <w:p>
             <w:pPr>
               <w:pStyle w:val="Compact"/>
+              <w:jc w:val="left"/>
             </w:pPr>
             <w:r>
               <w:t xml:space="preserve">Enlaces punto a punto (serial), cuando no hay otra IP en el enlace</w:t>
@@ -7514,19 +7755,31 @@
         <w:t xml:space="preserve"> </w:t>
       </w:r>
       <w:r>
-        <w:t xml:space="preserve">“El next-hop es el conductor al que le das la llave. La interfaz es decir</w:t>
-      </w:r>
-      <w:r>
-        <w:t xml:space="preserve"> </w:t>
-      </w:r>
-      <w:r>
-        <w:t xml:space="preserve">‘sal de la cochera’</w:t>
-      </w:r>
-      <w:r>
-        <w:t xml:space="preserve"> </w:t>
-      </w:r>
-      <w:r>
-        <w:t xml:space="preserve">sin saber quién te va a coger el paquete. En Ethernet, da la llave.”</w:t>
+        <w:t xml:space="preserve">“</w:t>
+      </w:r>
+      <w:r>
+        <w:t xml:space="preserve">El next-hop es el conductor al que le das la llave. La interfaz es decir</w:t>
+      </w:r>
+      <w:r>
+        <w:t xml:space="preserve"> </w:t>
+      </w:r>
+      <w:r>
+        <w:t xml:space="preserve">‘</w:t>
+      </w:r>
+      <w:r>
+        <w:t xml:space="preserve">sal de la cochera</w:t>
+      </w:r>
+      <w:r>
+        <w:t xml:space="preserve">’</w:t>
+      </w:r>
+      <w:r>
+        <w:t xml:space="preserve"> </w:t>
+      </w:r>
+      <w:r>
+        <w:t xml:space="preserve">sin saber quién te va a coger el paquete. En Ethernet, da la llave.</w:t>
+      </w:r>
+      <w:r>
+        <w:t xml:space="preserve">”</w:t>
       </w:r>
     </w:p>
     <w:p>
@@ -7536,8 +7789,8 @@
         </w:pict>
       </w:r>
     </w:p>
-    <w:bookmarkEnd w:id="52"/>
-    <w:bookmarkStart w:id="53" w:name="verificación-show-ip-route"/>
+    <w:bookmarkEnd w:id="63"/>
+    <w:bookmarkStart w:id="64" w:name="verificación-show-ip-route"/>
     <w:p>
       <w:pPr>
         <w:pStyle w:val="Heading2"/>
@@ -7718,6 +7971,7 @@
       <w:tblPr>
         <w:tblStyle w:val="Table"/>
         <w:tblW w:type="auto" w:w="0"/>
+        <w:jc w:val="left"/>
         <w:tblLook w:firstRow="1" w:lastRow="0" w:firstColumn="0" w:lastColumn="0" w:noHBand="0" w:noVBand="0" w:val="0020"/>
       </w:tblPr>
       <w:tblGrid>
@@ -7734,6 +7988,7 @@
           <w:p>
             <w:pPr>
               <w:pStyle w:val="Compact"/>
+              <w:jc w:val="left"/>
             </w:pPr>
             <w:r>
               <w:t xml:space="preserve">Código</w:t>
@@ -7745,6 +8000,7 @@
           <w:p>
             <w:pPr>
               <w:pStyle w:val="Compact"/>
+              <w:jc w:val="left"/>
             </w:pPr>
             <w:r>
               <w:t xml:space="preserve">Tipo de ruta</w:t>
@@ -7756,6 +8012,7 @@
           <w:p>
             <w:pPr>
               <w:pStyle w:val="Compact"/>
+              <w:jc w:val="left"/>
             </w:pPr>
             <w:r>
               <w:t xml:space="preserve">Quién la crea</w:t>
@@ -7769,6 +8026,7 @@
           <w:p>
             <w:pPr>
               <w:pStyle w:val="Compact"/>
+              <w:jc w:val="left"/>
             </w:pPr>
             <w:r>
               <w:rPr>
@@ -7784,6 +8042,7 @@
           <w:p>
             <w:pPr>
               <w:pStyle w:val="Compact"/>
+              <w:jc w:val="left"/>
             </w:pPr>
             <w:r>
               <w:t xml:space="preserve">Conectada</w:t>
@@ -7795,6 +8054,7 @@
           <w:p>
             <w:pPr>
               <w:pStyle w:val="Compact"/>
+              <w:jc w:val="left"/>
             </w:pPr>
             <w:r>
               <w:t xml:space="preserve">La interfaz con IP y</w:t>
@@ -7817,6 +8077,7 @@
           <w:p>
             <w:pPr>
               <w:pStyle w:val="Compact"/>
+              <w:jc w:val="left"/>
             </w:pPr>
             <w:r>
               <w:rPr>
@@ -7832,6 +8093,7 @@
           <w:p>
             <w:pPr>
               <w:pStyle w:val="Compact"/>
+              <w:jc w:val="left"/>
             </w:pPr>
             <w:r>
               <w:t xml:space="preserve">Local</w:t>
@@ -7843,6 +8105,7 @@
           <w:p>
             <w:pPr>
               <w:pStyle w:val="Compact"/>
+              <w:jc w:val="left"/>
             </w:pPr>
             <w:r>
               <w:t xml:space="preserve">La propia IP de la interfaz</w:t>
@@ -7856,6 +8119,7 @@
           <w:p>
             <w:pPr>
               <w:pStyle w:val="Compact"/>
+              <w:jc w:val="left"/>
             </w:pPr>
             <w:r>
               <w:rPr>
@@ -7871,6 +8135,7 @@
           <w:p>
             <w:pPr>
               <w:pStyle w:val="Compact"/>
+              <w:jc w:val="left"/>
             </w:pPr>
             <w:r>
               <w:t xml:space="preserve">Estática</w:t>
@@ -7882,6 +8147,7 @@
           <w:p>
             <w:pPr>
               <w:pStyle w:val="Compact"/>
+              <w:jc w:val="left"/>
             </w:pPr>
             <w:r>
               <w:t xml:space="preserve">Tu comando</w:t>
@@ -7904,6 +8170,7 @@
           <w:p>
             <w:pPr>
               <w:pStyle w:val="Compact"/>
+              <w:jc w:val="left"/>
             </w:pPr>
             <w:r>
               <w:rPr>
@@ -7919,6 +8186,7 @@
           <w:p>
             <w:pPr>
               <w:pStyle w:val="Compact"/>
+              <w:jc w:val="left"/>
             </w:pPr>
             <w:r>
               <w:t xml:space="preserve">Dinámicas (EIGRP/OSPF/RIP)</w:t>
@@ -7930,6 +8198,7 @@
           <w:p>
             <w:pPr>
               <w:pStyle w:val="Compact"/>
+              <w:jc w:val="left"/>
             </w:pPr>
             <w:r>
               <w:t xml:space="preserve">Protocolos de routing</w:t>
@@ -8076,8 +8345,8 @@
         </w:pict>
       </w:r>
     </w:p>
-    <w:bookmarkEnd w:id="53"/>
-    <w:bookmarkStart w:id="54" w:name="mini-chequeo-2"/>
+    <w:bookmarkEnd w:id="64"/>
+    <w:bookmarkStart w:id="65" w:name="mini-chequeo-2"/>
     <w:p>
       <w:pPr>
         <w:pStyle w:val="Heading2"/>
@@ -8364,8 +8633,8 @@
         </w:pict>
       </w:r>
     </w:p>
-    <w:bookmarkEnd w:id="54"/>
-    <w:bookmarkStart w:id="55" w:name="resumen-en-3-frases-2"/>
+    <w:bookmarkEnd w:id="65"/>
+    <w:bookmarkStart w:id="66" w:name="resumen-en-3-frases-2"/>
     <w:p>
       <w:pPr>
         <w:pStyle w:val="Heading2"/>
@@ -8502,8 +8771,8 @@
         <w:t xml:space="preserve">.</w:t>
       </w:r>
     </w:p>
-    <w:bookmarkEnd w:id="55"/>
-    <w:bookmarkStart w:id="56" w:name="vocabulario-rápido-2"/>
+    <w:bookmarkEnd w:id="66"/>
+    <w:bookmarkStart w:id="67" w:name="vocabulario-rápido-2"/>
     <w:p>
       <w:pPr>
         <w:pStyle w:val="Heading2"/>
@@ -8516,6 +8785,7 @@
       <w:tblPr>
         <w:tblStyle w:val="Table"/>
         <w:tblW w:type="pct" w:w="5000"/>
+        <w:jc w:val="left"/>
         <w:tblLayout w:type="fixed"/>
         <w:tblLook w:firstRow="1" w:lastRow="0" w:firstColumn="0" w:lastColumn="0" w:noHBand="0" w:noVBand="0" w:val="0020"/>
       </w:tblPr>
@@ -8532,6 +8802,7 @@
           <w:p>
             <w:pPr>
               <w:pStyle w:val="Compact"/>
+              <w:jc w:val="left"/>
             </w:pPr>
             <w:r>
               <w:t xml:space="preserve">Término</w:t>
@@ -8543,6 +8814,7 @@
           <w:p>
             <w:pPr>
               <w:pStyle w:val="Compact"/>
+              <w:jc w:val="left"/>
             </w:pPr>
             <w:r>
               <w:t xml:space="preserve">Idea general</w:t>
@@ -8556,6 +8828,7 @@
           <w:p>
             <w:pPr>
               <w:pStyle w:val="Compact"/>
+              <w:jc w:val="left"/>
             </w:pPr>
             <w:r>
               <w:t xml:space="preserve">Ruta estática</w:t>
@@ -8567,6 +8840,7 @@
           <w:p>
             <w:pPr>
               <w:pStyle w:val="Compact"/>
+              <w:jc w:val="left"/>
             </w:pPr>
             <w:r>
               <w:t xml:space="preserve">Camino escrito a mano con</w:t>
@@ -8589,6 +8863,7 @@
           <w:p>
             <w:pPr>
               <w:pStyle w:val="Compact"/>
+              <w:jc w:val="left"/>
             </w:pPr>
             <w:r>
               <w:t xml:space="preserve">Next-hop</w:t>
@@ -8600,6 +8875,7 @@
           <w:p>
             <w:pPr>
               <w:pStyle w:val="Compact"/>
+              <w:jc w:val="left"/>
             </w:pPr>
             <w:r>
               <w:t xml:space="preserve">IP del siguiente router al que entregar el paquete</w:t>
@@ -8613,6 +8889,7 @@
           <w:p>
             <w:pPr>
               <w:pStyle w:val="Compact"/>
+              <w:jc w:val="left"/>
             </w:pPr>
             <w:r>
               <w:t xml:space="preserve">Interfaz de salida</w:t>
@@ -8624,6 +8901,7 @@
           <w:p>
             <w:pPr>
               <w:pStyle w:val="Compact"/>
+              <w:jc w:val="left"/>
             </w:pPr>
             <w:r>
               <w:t xml:space="preserve">Puerto por el que reenviar (típico en seriales)</w:t>
@@ -8637,6 +8915,7 @@
           <w:p>
             <w:pPr>
               <w:pStyle w:val="Compact"/>
+              <w:jc w:val="left"/>
             </w:pPr>
             <w:r>
               <w:t xml:space="preserve">Ruta conectada (C)</w:t>
@@ -8648,6 +8927,7 @@
           <w:p>
             <w:pPr>
               <w:pStyle w:val="Compact"/>
+              <w:jc w:val="left"/>
             </w:pPr>
             <w:r>
               <w:t xml:space="preserve">Red directamente unida a una interfaz del router</w:t>
@@ -8661,6 +8941,7 @@
           <w:p>
             <w:pPr>
               <w:pStyle w:val="Compact"/>
+              <w:jc w:val="left"/>
             </w:pPr>
             <w:r>
               <w:t xml:space="preserve">Ruta local (L)</w:t>
@@ -8672,6 +8953,7 @@
           <w:p>
             <w:pPr>
               <w:pStyle w:val="Compact"/>
+              <w:jc w:val="left"/>
             </w:pPr>
             <w:r>
               <w:t xml:space="preserve">La IP propia de la interfaz</w:t>
@@ -8685,6 +8967,7 @@
           <w:p>
             <w:pPr>
               <w:pStyle w:val="Compact"/>
+              <w:jc w:val="left"/>
             </w:pPr>
             <w:r>
               <w:rPr>
@@ -8699,6 +8982,7 @@
           <w:p>
             <w:pPr>
               <w:pStyle w:val="Compact"/>
+              <w:jc w:val="left"/>
             </w:pPr>
             <w:r>
               <w:t xml:space="preserve">Muestra la tabla de rutas y sus códigos</w:t>
@@ -8724,7 +9008,7 @@
       <w:r>
         <w:t xml:space="preserve"> </w:t>
       </w:r>
-      <w:hyperlink r:id="rId33">
+      <w:hyperlink r:id="rId44">
         <w:r>
           <w:rPr>
             <w:rStyle w:val="Hyperlink"/>
@@ -8751,7 +9035,7 @@
       <w:r>
         <w:t xml:space="preserve"> </w:t>
       </w:r>
-      <w:hyperlink r:id="rId13">
+      <w:hyperlink r:id="rId24">
         <w:r>
           <w:rPr>
             <w:rStyle w:val="Hyperlink"/>
@@ -8778,7 +9062,7 @@
       <w:r>
         <w:t xml:space="preserve"> </w:t>
       </w:r>
-      <w:hyperlink r:id="rId15">
+      <w:hyperlink r:id="rId26">
         <w:r>
           <w:rPr>
             <w:rStyle w:val="Hyperlink"/>
@@ -8787,9 +9071,9 @@
         </w:r>
       </w:hyperlink>
     </w:p>
-    <w:bookmarkEnd w:id="56"/>
-    <w:bookmarkEnd w:id="57"/>
-    <w:bookmarkStart w:id="65" w:name="ruta-por-defecto"/>
+    <w:bookmarkEnd w:id="67"/>
+    <w:bookmarkEnd w:id="68"/>
+    <w:bookmarkStart w:id="76" w:name="ruta-por-defecto"/>
     <w:p>
       <w:pPr>
         <w:pStyle w:val="Heading1"/>
@@ -8853,7 +9137,7 @@
         </w:pict>
       </w:r>
     </w:p>
-    <w:bookmarkStart w:id="58" w:name="la-idea-en-una-frase-3"/>
+    <w:bookmarkStart w:id="69" w:name="la-idea-en-una-frase-3"/>
     <w:p>
       <w:pPr>
         <w:pStyle w:val="Heading2"/>
@@ -8889,7 +9173,13 @@
         <w:t xml:space="preserve"> </w:t>
       </w:r>
       <w:r>
-        <w:t xml:space="preserve">“si no sabes por dónde ir, sal por aquí”</w:t>
+        <w:t xml:space="preserve">“</w:t>
+      </w:r>
+      <w:r>
+        <w:t xml:space="preserve">si no sabes por dónde ir, sal por aquí</w:t>
+      </w:r>
+      <w:r>
+        <w:t xml:space="preserve">”</w:t>
       </w:r>
       <w:r>
         <w:t xml:space="preserve">: atrapa todo el tráfico que no tiene una ruta más específica y es la puerta de salida típica hacia Internet o hacia el router de cabecera.</w:t>
@@ -8906,7 +9196,13 @@
         <w:t xml:space="preserve"> </w:t>
       </w:r>
       <w:r>
-        <w:t xml:space="preserve">“resto del mundo”</w:t>
+        <w:t xml:space="preserve">“</w:t>
+      </w:r>
+      <w:r>
+        <w:t xml:space="preserve">resto del mundo</w:t>
+      </w:r>
+      <w:r>
+        <w:t xml:space="preserve">”</w:t>
       </w:r>
       <w:r>
         <w:t xml:space="preserve">.</w:t>
@@ -8919,8 +9215,8 @@
         </w:pict>
       </w:r>
     </w:p>
-    <w:bookmarkEnd w:id="58"/>
-    <w:bookmarkStart w:id="59" w:name="qué-es-0.0.0.00-el-callejón-universal"/>
+    <w:bookmarkEnd w:id="69"/>
+    <w:bookmarkStart w:id="70" w:name="qué-es-0.0.0.00-el-callejón-universal"/>
     <w:p>
       <w:pPr>
         <w:pStyle w:val="Heading2"/>
@@ -8974,7 +9270,21 @@
           <w:b/>
           <w:bCs/>
         </w:rPr>
-        <w:t xml:space="preserve">“cualquier red”</w:t>
+        <w:t xml:space="preserve">“</w:t>
+      </w:r>
+      <w:r>
+        <w:rPr>
+          <w:b/>
+          <w:bCs/>
+        </w:rPr>
+        <w:t xml:space="preserve">cualquier red</w:t>
+      </w:r>
+      <w:r>
+        <w:rPr>
+          <w:b/>
+          <w:bCs/>
+        </w:rPr>
+        <w:t xml:space="preserve">”</w:t>
       </w:r>
       <w:r>
         <w:t xml:space="preserve">. Es el paquete comodín de las rutas: si el tráfico no coincide con ninguna ruta más específica, cae aquí.</w:t>
@@ -9103,7 +9413,13 @@
         <w:t xml:space="preserve"> </w:t>
       </w:r>
       <w:r>
-        <w:t xml:space="preserve">“el último recurso”</w:t>
+        <w:t xml:space="preserve">“</w:t>
+      </w:r>
+      <w:r>
+        <w:t xml:space="preserve">el último recurso</w:t>
+      </w:r>
+      <w:r>
+        <w:t xml:space="preserve">”</w:t>
       </w:r>
       <w:r>
         <w:t xml:space="preserve"> </w:t>
@@ -9115,7 +9431,13 @@
         <w:t xml:space="preserve"> </w:t>
       </w:r>
       <w:r>
-        <w:t xml:space="preserve">“el callejón de salida”</w:t>
+        <w:t xml:space="preserve">“</w:t>
+      </w:r>
+      <w:r>
+        <w:t xml:space="preserve">el callejón de salida</w:t>
+      </w:r>
+      <w:r>
+        <w:t xml:space="preserve">”</w:t>
       </w:r>
       <w:r>
         <w:t xml:space="preserve">.</w:t>
@@ -9125,6 +9447,7 @@
       <w:tblPr>
         <w:tblStyle w:val="Table"/>
         <w:tblW w:type="pct" w:w="5000"/>
+        <w:jc w:val="left"/>
         <w:tblLayout w:type="fixed"/>
         <w:tblLook w:firstRow="1" w:lastRow="0" w:firstColumn="0" w:lastColumn="0" w:noHBand="0" w:noVBand="0" w:val="0020"/>
       </w:tblPr>
@@ -9141,6 +9464,7 @@
           <w:p>
             <w:pPr>
               <w:pStyle w:val="Compact"/>
+              <w:jc w:val="left"/>
             </w:pPr>
             <w:r>
               <w:t xml:space="preserve">Sin ruta por defecto</w:t>
@@ -9152,6 +9476,7 @@
           <w:p>
             <w:pPr>
               <w:pStyle w:val="Compact"/>
+              <w:jc w:val="left"/>
             </w:pPr>
             <w:r>
               <w:t xml:space="preserve">Con ruta por defecto</w:t>
@@ -9165,6 +9490,7 @@
           <w:p>
             <w:pPr>
               <w:pStyle w:val="Compact"/>
+              <w:jc w:val="left"/>
             </w:pPr>
             <w:r>
               <w:t xml:space="preserve">El tráfico a lo desconocido</w:t>
@@ -9192,6 +9518,7 @@
           <w:p>
             <w:pPr>
               <w:pStyle w:val="Compact"/>
+              <w:jc w:val="left"/>
             </w:pPr>
             <w:r>
               <w:t xml:space="preserve">Todo lo desconocido</w:t>
@@ -9221,6 +9548,7 @@
           <w:p>
             <w:pPr>
               <w:pStyle w:val="Compact"/>
+              <w:jc w:val="left"/>
             </w:pPr>
             <w:r>
               <w:t xml:space="preserve">Tienes que conocer y listar cada red</w:t>
@@ -9232,6 +9560,7 @@
           <w:p>
             <w:pPr>
               <w:pStyle w:val="Compact"/>
+              <w:jc w:val="left"/>
             </w:pPr>
             <w:r>
               <w:t xml:space="preserve">Basta una línea para el universo</w:t>
@@ -9261,7 +9590,13 @@
         <w:t xml:space="preserve"> </w:t>
       </w:r>
       <w:r>
-        <w:t xml:space="preserve">“Sin ruta por defecto, tu router a Internet es un portero que no deja entrar a nadie que no esté en su libreta. Con la por defecto, el portero deja pasar a todo lo que no tiene invitación específica. Elige según lo que quieras: control total (muchas estáticas) o simplicidad (default).”</w:t>
+        <w:t xml:space="preserve">“</w:t>
+      </w:r>
+      <w:r>
+        <w:t xml:space="preserve">Sin ruta por defecto, tu router a Internet es un portero que no deja entrar a nadie que no esté en su libreta. Con la por defecto, el portero deja pasar a todo lo que no tiene invitación específica. Elige según lo que quieras: control total (muchas estáticas) o simplicidad (default).</w:t>
+      </w:r>
+      <w:r>
+        <w:t xml:space="preserve">”</w:t>
       </w:r>
     </w:p>
     <w:p>
@@ -9271,8 +9606,8 @@
         </w:pict>
       </w:r>
     </w:p>
-    <w:bookmarkEnd w:id="59"/>
-    <w:bookmarkStart w:id="60" w:name="X496dd05e79298e6d007ae990c5afb6e7c7d7eeb"/>
+    <w:bookmarkEnd w:id="70"/>
+    <w:bookmarkStart w:id="71" w:name="X496dd05e79298e6d007ae990c5afb6e7c7d7eeb"/>
     <w:p>
       <w:pPr>
         <w:pStyle w:val="Heading2"/>
@@ -9411,6 +9746,7 @@
       <w:tblPr>
         <w:tblStyle w:val="Table"/>
         <w:tblW w:type="auto" w:w="0"/>
+        <w:jc w:val="left"/>
         <w:tblLook w:firstRow="1" w:lastRow="0" w:firstColumn="0" w:lastColumn="0" w:noHBand="0" w:noVBand="0" w:val="0020"/>
       </w:tblPr>
       <w:tblGrid>
@@ -9426,6 +9762,7 @@
           <w:p>
             <w:pPr>
               <w:pStyle w:val="Compact"/>
+              <w:jc w:val="left"/>
             </w:pPr>
             <w:r>
               <w:t xml:space="preserve">Fuente de ruta</w:t>
@@ -9437,6 +9774,7 @@
           <w:p>
             <w:pPr>
               <w:pStyle w:val="Compact"/>
+              <w:jc w:val="left"/>
             </w:pPr>
             <w:r>
               <w:t xml:space="preserve">AD por defecto</w:t>
@@ -9450,6 +9788,7 @@
           <w:p>
             <w:pPr>
               <w:pStyle w:val="Compact"/>
+              <w:jc w:val="left"/>
             </w:pPr>
             <w:r>
               <w:t xml:space="preserve">Conectada</w:t>
@@ -9461,6 +9800,7 @@
           <w:p>
             <w:pPr>
               <w:pStyle w:val="Compact"/>
+              <w:jc w:val="left"/>
             </w:pPr>
             <w:r>
               <w:t xml:space="preserve">0</w:t>
@@ -9474,6 +9814,7 @@
           <w:p>
             <w:pPr>
               <w:pStyle w:val="Compact"/>
+              <w:jc w:val="left"/>
             </w:pPr>
             <w:r>
               <w:t xml:space="preserve">Estática</w:t>
@@ -9485,6 +9826,7 @@
           <w:p>
             <w:pPr>
               <w:pStyle w:val="Compact"/>
+              <w:jc w:val="left"/>
             </w:pPr>
             <w:r>
               <w:t xml:space="preserve">1</w:t>
@@ -9498,6 +9840,7 @@
           <w:p>
             <w:pPr>
               <w:pStyle w:val="Compact"/>
+              <w:jc w:val="left"/>
             </w:pPr>
             <w:r>
               <w:t xml:space="preserve">EIGRP</w:t>
@@ -9509,6 +9852,7 @@
           <w:p>
             <w:pPr>
               <w:pStyle w:val="Compact"/>
+              <w:jc w:val="left"/>
             </w:pPr>
             <w:r>
               <w:t xml:space="preserve">90</w:t>
@@ -9522,6 +9866,7 @@
           <w:p>
             <w:pPr>
               <w:pStyle w:val="Compact"/>
+              <w:jc w:val="left"/>
             </w:pPr>
             <w:r>
               <w:t xml:space="preserve">EIGRP (resumen)</w:t>
@@ -9533,6 +9878,7 @@
           <w:p>
             <w:pPr>
               <w:pStyle w:val="Compact"/>
+              <w:jc w:val="left"/>
             </w:pPr>
             <w:r>
               <w:t xml:space="preserve">5</w:t>
@@ -9546,6 +9892,7 @@
           <w:p>
             <w:pPr>
               <w:pStyle w:val="Compact"/>
+              <w:jc w:val="left"/>
             </w:pPr>
             <w:r>
               <w:t xml:space="preserve">OSPF</w:t>
@@ -9557,6 +9904,7 @@
           <w:p>
             <w:pPr>
               <w:pStyle w:val="Compact"/>
+              <w:jc w:val="left"/>
             </w:pPr>
             <w:r>
               <w:t xml:space="preserve">110</w:t>
@@ -9570,6 +9918,7 @@
           <w:p>
             <w:pPr>
               <w:pStyle w:val="Compact"/>
+              <w:jc w:val="left"/>
             </w:pPr>
             <w:r>
               <w:t xml:space="preserve">RIP</w:t>
@@ -9581,6 +9930,7 @@
           <w:p>
             <w:pPr>
               <w:pStyle w:val="Compact"/>
+              <w:jc w:val="left"/>
             </w:pPr>
             <w:r>
               <w:t xml:space="preserve">120</w:t>
@@ -9600,7 +9950,13 @@
         <w:t xml:space="preserve"> </w:t>
       </w:r>
       <w:r>
-        <w:t xml:space="preserve">“en la reserva”</w:t>
+        <w:t xml:space="preserve">“</w:t>
+      </w:r>
+      <w:r>
+        <w:t xml:space="preserve">en la reserva</w:t>
+      </w:r>
+      <w:r>
+        <w:t xml:space="preserve">”</w:t>
       </w:r>
       <w:r>
         <w:t xml:space="preserve">.</w:t>
@@ -9613,8 +9969,8 @@
         </w:pict>
       </w:r>
     </w:p>
-    <w:bookmarkEnd w:id="60"/>
-    <w:bookmarkStart w:id="61" w:name="cuándo-se-activa-el-respaldo"/>
+    <w:bookmarkEnd w:id="71"/>
+    <w:bookmarkStart w:id="72" w:name="cuándo-se-activa-el-respaldo"/>
     <w:p>
       <w:pPr>
         <w:pStyle w:val="Heading2"/>
@@ -9864,8 +10220,8 @@
         </w:pict>
       </w:r>
     </w:p>
-    <w:bookmarkEnd w:id="61"/>
-    <w:bookmarkStart w:id="62" w:name="mini-chequeo-3"/>
+    <w:bookmarkEnd w:id="72"/>
+    <w:bookmarkStart w:id="73" w:name="mini-chequeo-3"/>
     <w:p>
       <w:pPr>
         <w:pStyle w:val="Heading2"/>
@@ -10039,8 +10395,8 @@
         </w:pict>
       </w:r>
     </w:p>
-    <w:bookmarkEnd w:id="62"/>
-    <w:bookmarkStart w:id="63" w:name="resumen-en-3-frases-3"/>
+    <w:bookmarkEnd w:id="73"/>
+    <w:bookmarkStart w:id="74" w:name="resumen-en-3-frases-3"/>
     <w:p>
       <w:pPr>
         <w:pStyle w:val="Heading2"/>
@@ -10110,8 +10466,8 @@
         <w:t xml:space="preserve">(misma ruta con AD mayor) es el plan B automático: solo se activa cuando la primaria desaparece del mapa.</w:t>
       </w:r>
     </w:p>
-    <w:bookmarkEnd w:id="63"/>
-    <w:bookmarkStart w:id="64" w:name="vocabulario-rápido-3"/>
+    <w:bookmarkEnd w:id="74"/>
+    <w:bookmarkStart w:id="75" w:name="vocabulario-rápido-3"/>
     <w:p>
       <w:pPr>
         <w:pStyle w:val="Heading2"/>
@@ -10124,6 +10480,7 @@
       <w:tblPr>
         <w:tblStyle w:val="Table"/>
         <w:tblW w:type="pct" w:w="5000"/>
+        <w:jc w:val="left"/>
         <w:tblLayout w:type="fixed"/>
         <w:tblLook w:firstRow="1" w:lastRow="0" w:firstColumn="0" w:lastColumn="0" w:noHBand="0" w:noVBand="0" w:val="0020"/>
       </w:tblPr>
@@ -10140,6 +10497,7 @@
           <w:p>
             <w:pPr>
               <w:pStyle w:val="Compact"/>
+              <w:jc w:val="left"/>
             </w:pPr>
             <w:r>
               <w:t xml:space="preserve">Término</w:t>
@@ -10151,6 +10509,7 @@
           <w:p>
             <w:pPr>
               <w:pStyle w:val="Compact"/>
+              <w:jc w:val="left"/>
             </w:pPr>
             <w:r>
               <w:t xml:space="preserve">Idea general</w:t>
@@ -10164,6 +10523,7 @@
           <w:p>
             <w:pPr>
               <w:pStyle w:val="Compact"/>
+              <w:jc w:val="left"/>
             </w:pPr>
             <w:r>
               <w:t xml:space="preserve">Ruta por defecto</w:t>
@@ -10175,6 +10535,7 @@
           <w:p>
             <w:pPr>
               <w:pStyle w:val="Compact"/>
+              <w:jc w:val="left"/>
             </w:pPr>
             <w:r>
               <w:t xml:space="preserve">0.0.0.0/0, camino de último recurso</w:t>
@@ -10188,6 +10549,7 @@
           <w:p>
             <w:pPr>
               <w:pStyle w:val="Compact"/>
+              <w:jc w:val="left"/>
             </w:pPr>
             <w:r>
               <w:t xml:space="preserve">Ruta flotante</w:t>
@@ -10199,6 +10561,7 @@
           <w:p>
             <w:pPr>
               <w:pStyle w:val="Compact"/>
+              <w:jc w:val="left"/>
             </w:pPr>
             <w:r>
               <w:t xml:space="preserve">Respaldo con AD mayor que se activa si falla la primaria</w:t>
@@ -10212,6 +10575,7 @@
           <w:p>
             <w:pPr>
               <w:pStyle w:val="Compact"/>
+              <w:jc w:val="left"/>
             </w:pPr>
             <w:r>
               <w:t xml:space="preserve">AD (distancia administrativa)</w:t>
@@ -10223,6 +10587,7 @@
           <w:p>
             <w:pPr>
               <w:pStyle w:val="Compact"/>
+              <w:jc w:val="left"/>
             </w:pPr>
             <w:r>
               <w:t xml:space="preserve">Nota de fiabilidad de la fuente de ruta (1 estática, 110 OSPF)</w:t>
@@ -10236,6 +10601,7 @@
           <w:p>
             <w:pPr>
               <w:pStyle w:val="Compact"/>
+              <w:jc w:val="left"/>
             </w:pPr>
             <w:r>
               <w:t xml:space="preserve">Candidate default</w:t>
@@ -10247,6 +10613,7 @@
           <w:p>
             <w:pPr>
               <w:pStyle w:val="Compact"/>
+              <w:jc w:val="left"/>
             </w:pPr>
             <w:r>
               <w:t xml:space="preserve">La ruta por defecto activa, marcada con</w:t>
@@ -10269,6 +10636,7 @@
           <w:p>
             <w:pPr>
               <w:pStyle w:val="Compact"/>
+              <w:jc w:val="left"/>
             </w:pPr>
             <w:r>
               <w:t xml:space="preserve">Gateway de último recurso</w:t>
@@ -10280,6 +10648,7 @@
           <w:p>
             <w:pPr>
               <w:pStyle w:val="Compact"/>
+              <w:jc w:val="left"/>
             </w:pPr>
             <w:r>
               <w:t xml:space="preserve">El siguiente salto al que va todo lo desconocido</w:t>
@@ -10305,7 +10674,7 @@
       <w:r>
         <w:t xml:space="preserve"> </w:t>
       </w:r>
-      <w:hyperlink r:id="rId33">
+      <w:hyperlink r:id="rId44">
         <w:r>
           <w:rPr>
             <w:rStyle w:val="Hyperlink"/>
@@ -10332,7 +10701,7 @@
       <w:r>
         <w:t xml:space="preserve"> </w:t>
       </w:r>
-      <w:hyperlink r:id="rId14">
+      <w:hyperlink r:id="rId25">
         <w:r>
           <w:rPr>
             <w:rStyle w:val="Hyperlink"/>
@@ -10359,7 +10728,7 @@
       <w:r>
         <w:t xml:space="preserve"> </w:t>
       </w:r>
-      <w:hyperlink r:id="rId16">
+      <w:hyperlink r:id="rId27">
         <w:r>
           <w:rPr>
             <w:rStyle w:val="Hyperlink"/>
@@ -10368,9 +10737,9 @@
         </w:r>
       </w:hyperlink>
     </w:p>
-    <w:bookmarkEnd w:id="64"/>
-    <w:bookmarkEnd w:id="65"/>
-    <w:bookmarkStart w:id="76" w:name="cómo-decide-un-router"/>
+    <w:bookmarkEnd w:id="75"/>
+    <w:bookmarkEnd w:id="76"/>
+    <w:bookmarkStart w:id="87" w:name="cómo-decide-un-router"/>
     <w:p>
       <w:pPr>
         <w:pStyle w:val="Heading1"/>
@@ -10434,7 +10803,7 @@
         </w:pict>
       </w:r>
     </w:p>
-    <w:bookmarkStart w:id="66" w:name="la-idea-en-una-frase-4"/>
+    <w:bookmarkStart w:id="77" w:name="la-idea-en-una-frase-4"/>
     <w:p>
       <w:pPr>
         <w:pStyle w:val="Heading2"/>
@@ -10508,8 +10877,8 @@
         </w:pict>
       </w:r>
     </w:p>
-    <w:bookmarkEnd w:id="66"/>
-    <w:bookmarkStart w:id="70" w:name="el-viaje-de-un-paquete-paso-a-paso"/>
+    <w:bookmarkEnd w:id="77"/>
+    <w:bookmarkStart w:id="81" w:name="el-viaje-de-un-paquete-paso-a-paso"/>
     <w:p>
       <w:pPr>
         <w:pStyle w:val="Heading2"/>
@@ -10648,12 +11017,12 @@
           <wp:inline>
             <wp:extent cx="5334000" cy="5706139"/>
             <wp:effectExtent b="0" l="0" r="0" t="0"/>
-            <wp:docPr descr="Cascada de decisiones del router: red conectada, ruta en la tabla, ruta por defecto y descarte con ICMP unreachable" title="" id="68" name="Picture"/>
+            <wp:docPr descr="Cascada de decisiones del router: red conectada, ruta en la tabla, ruta por defecto y descarte con ICMP unreachable" title="" id="79" name="Picture"/>
             <a:graphic>
               <a:graphicData uri="http://schemas.openxmlformats.org/drawingml/2006/picture">
                 <pic:pic>
                   <pic:nvPicPr>
-                    <pic:cNvPr descr="public/diagrams/u08-decision-router.svg" id="69" name="Picture"/>
+                    <pic:cNvPr descr="public/diagrams/u08-decision-router.svg" id="80" name="Picture"/>
                     <pic:cNvPicPr>
                       <a:picLocks noChangeArrowheads="1" noChangeAspect="1"/>
                     </pic:cNvPicPr>
@@ -10665,7 +11034,7 @@
                           <a14:useLocalDpi xmlns:a14="http://schemas.microsoft.com/office/drawing/2010/main" val="0"/>
                         </a:ext>
                         <a:ext uri="{96DAC541-7B7A-43D3-8B79-37D633B846F1}">
-                          <asvg:svgBlip xmlns:asvg="http://schemas.microsoft.com/office/drawing/2016/SVG/main" r:embed="rId67"/>
+                          <asvg:svgBlip xmlns:asvg="http://schemas.microsoft.com/office/drawing/2016/SVG/main" r:embed="rId78"/>
                         </a:ext>
                       </a:extLst>
                     </a:blip>
@@ -10734,8 +11103,8 @@
         </w:pict>
       </w:r>
     </w:p>
-    <w:bookmarkEnd w:id="70"/>
-    <w:bookmarkStart w:id="71" w:name="los-tipos-de-rutas-quién-las-descubre"/>
+    <w:bookmarkEnd w:id="81"/>
+    <w:bookmarkStart w:id="82" w:name="los-tipos-de-rutas-quién-las-descubre"/>
     <w:p>
       <w:pPr>
         <w:pStyle w:val="Heading2"/>
@@ -10769,6 +11138,7 @@
       <w:tblPr>
         <w:tblStyle w:val="Table"/>
         <w:tblW w:type="pct" w:w="5000"/>
+        <w:jc w:val="left"/>
         <w:tblLayout w:type="fixed"/>
         <w:tblLook w:firstRow="1" w:lastRow="0" w:firstColumn="0" w:lastColumn="0" w:noHBand="0" w:noVBand="0" w:val="0020"/>
       </w:tblPr>
@@ -10786,6 +11156,7 @@
           <w:p>
             <w:pPr>
               <w:pStyle w:val="Compact"/>
+              <w:jc w:val="left"/>
             </w:pPr>
             <w:r>
               <w:t xml:space="preserve">Tipo de ruta</w:t>
@@ -10797,6 +11168,7 @@
           <w:p>
             <w:pPr>
               <w:pStyle w:val="Compact"/>
+              <w:jc w:val="left"/>
             </w:pPr>
             <w:r>
               <w:t xml:space="preserve">Quién la crea</w:t>
@@ -10808,6 +11180,7 @@
           <w:p>
             <w:pPr>
               <w:pStyle w:val="Compact"/>
+              <w:jc w:val="left"/>
             </w:pPr>
             <w:r>
               <w:t xml:space="preserve">AD por defecto</w:t>
@@ -10821,6 +11194,7 @@
           <w:p>
             <w:pPr>
               <w:pStyle w:val="Compact"/>
+              <w:jc w:val="left"/>
             </w:pPr>
             <w:r>
               <w:rPr>
@@ -10836,6 +11210,7 @@
           <w:p>
             <w:pPr>
               <w:pStyle w:val="Compact"/>
+              <w:jc w:val="left"/>
             </w:pPr>
             <w:r>
               <w:t xml:space="preserve">Las interfaces del propio router</w:t>
@@ -10847,6 +11222,7 @@
           <w:p>
             <w:pPr>
               <w:pStyle w:val="Compact"/>
+              <w:jc w:val="left"/>
             </w:pPr>
             <w:r>
               <w:t xml:space="preserve">0</w:t>
@@ -10860,6 +11236,7 @@
           <w:p>
             <w:pPr>
               <w:pStyle w:val="Compact"/>
+              <w:jc w:val="left"/>
             </w:pPr>
             <w:r>
               <w:rPr>
@@ -10875,6 +11252,7 @@
           <w:p>
             <w:pPr>
               <w:pStyle w:val="Compact"/>
+              <w:jc w:val="left"/>
             </w:pPr>
             <w:r>
               <w:t xml:space="preserve">El administrador con</w:t>
@@ -10895,6 +11273,7 @@
           <w:p>
             <w:pPr>
               <w:pStyle w:val="Compact"/>
+              <w:jc w:val="left"/>
             </w:pPr>
             <w:r>
               <w:t xml:space="preserve">1</w:t>
@@ -10908,6 +11287,7 @@
           <w:p>
             <w:pPr>
               <w:pStyle w:val="Compact"/>
+              <w:jc w:val="left"/>
             </w:pPr>
             <w:r>
               <w:rPr>
@@ -10923,6 +11303,7 @@
           <w:p>
             <w:pPr>
               <w:pStyle w:val="Compact"/>
+              <w:jc w:val="left"/>
             </w:pPr>
             <w:r>
               <w:t xml:space="preserve">Protocolo de routing, aprende con vecinos</w:t>
@@ -10934,6 +11315,7 @@
           <w:p>
             <w:pPr>
               <w:pStyle w:val="Compact"/>
+              <w:jc w:val="left"/>
             </w:pPr>
             <w:r>
               <w:t xml:space="preserve">110</w:t>
@@ -10947,6 +11329,7 @@
           <w:p>
             <w:pPr>
               <w:pStyle w:val="Compact"/>
+              <w:jc w:val="left"/>
             </w:pPr>
             <w:r>
               <w:rPr>
@@ -10962,6 +11345,7 @@
           <w:p>
             <w:pPr>
               <w:pStyle w:val="Compact"/>
+              <w:jc w:val="left"/>
             </w:pPr>
             <w:r>
               <w:t xml:space="preserve">Protocolo de routing, salto a salto</w:t>
@@ -10973,6 +11357,7 @@
           <w:p>
             <w:pPr>
               <w:pStyle w:val="Compact"/>
+              <w:jc w:val="left"/>
             </w:pPr>
             <w:r>
               <w:t xml:space="preserve">120</w:t>
@@ -11012,8 +11397,8 @@
         </w:pict>
       </w:r>
     </w:p>
-    <w:bookmarkEnd w:id="71"/>
-    <w:bookmarkStart w:id="72" w:name="Xcd118261b077732d38d68b3aa33d20798014c77"/>
+    <w:bookmarkEnd w:id="82"/>
+    <w:bookmarkStart w:id="83" w:name="Xcd118261b077732d38d68b3aa33d20798014c77"/>
     <w:p>
       <w:pPr>
         <w:pStyle w:val="Heading2"/>
@@ -11067,7 +11452,13 @@
         <w:t xml:space="preserve"> </w:t>
       </w:r>
       <w:r>
-        <w:t xml:space="preserve">“la que se configuró primero”</w:t>
+        <w:t xml:space="preserve">“</w:t>
+      </w:r>
+      <w:r>
+        <w:t xml:space="preserve">la que se configuró primero</w:t>
+      </w:r>
+      <w:r>
+        <w:t xml:space="preserve">”</w:t>
       </w:r>
       <w:r>
         <w:t xml:space="preserve">: es la matemáticamente más precisa.</w:t>
@@ -11189,6 +11580,7 @@
       <w:tblPr>
         <w:tblStyle w:val="Table"/>
         <w:tblW w:type="pct" w:w="5000"/>
+        <w:jc w:val="left"/>
         <w:tblLayout w:type="fixed"/>
         <w:tblLook w:firstRow="1" w:lastRow="0" w:firstColumn="0" w:lastColumn="0" w:noHBand="0" w:noVBand="0" w:val="0020"/>
       </w:tblPr>
@@ -11207,6 +11599,7 @@
           <w:p>
             <w:pPr>
               <w:pStyle w:val="Compact"/>
+              <w:jc w:val="left"/>
             </w:pPr>
             <w:r>
               <w:t xml:space="preserve">Red</w:t>
@@ -11218,6 +11611,7 @@
           <w:p>
             <w:pPr>
               <w:pStyle w:val="Compact"/>
+              <w:jc w:val="left"/>
             </w:pPr>
             <w:r>
               <w:t xml:space="preserve">Máscara</w:t>
@@ -11229,6 +11623,7 @@
           <w:p>
             <w:pPr>
               <w:pStyle w:val="Compact"/>
+              <w:jc w:val="left"/>
             </w:pPr>
             <w:r>
               <w:t xml:space="preserve">Bits específicos</w:t>
@@ -11240,6 +11635,7 @@
           <w:p>
             <w:pPr>
               <w:pStyle w:val="Compact"/>
+              <w:jc w:val="left"/>
             </w:pPr>
             <w:r>
               <w:t xml:space="preserve">Gana cuando el destino…</w:t>
@@ -11253,6 +11649,7 @@
           <w:p>
             <w:pPr>
               <w:pStyle w:val="Compact"/>
+              <w:jc w:val="left"/>
             </w:pPr>
             <w:r>
               <w:t xml:space="preserve">192.168.0.0/16</w:t>
@@ -11264,6 +11661,7 @@
           <w:p>
             <w:pPr>
               <w:pStyle w:val="Compact"/>
+              <w:jc w:val="left"/>
             </w:pPr>
             <w:r>
               <w:t xml:space="preserve">/16</w:t>
@@ -11275,6 +11673,7 @@
           <w:p>
             <w:pPr>
               <w:pStyle w:val="Compact"/>
+              <w:jc w:val="left"/>
             </w:pPr>
             <w:r>
               <w:t xml:space="preserve">16</w:t>
@@ -11286,6 +11685,7 @@
           <w:p>
             <w:pPr>
               <w:pStyle w:val="Compact"/>
+              <w:jc w:val="left"/>
             </w:pPr>
             <w:r>
               <w:t xml:space="preserve">…no coincide con ninguna más específica</w:t>
@@ -11299,6 +11699,7 @@
           <w:p>
             <w:pPr>
               <w:pStyle w:val="Compact"/>
+              <w:jc w:val="left"/>
             </w:pPr>
             <w:r>
               <w:t xml:space="preserve">192.168.1.0/24</w:t>
@@ -11310,6 +11711,7 @@
           <w:p>
             <w:pPr>
               <w:pStyle w:val="Compact"/>
+              <w:jc w:val="left"/>
             </w:pPr>
             <w:r>
               <w:t xml:space="preserve">/24</w:t>
@@ -11321,6 +11723,7 @@
           <w:p>
             <w:pPr>
               <w:pStyle w:val="Compact"/>
+              <w:jc w:val="left"/>
             </w:pPr>
             <w:r>
               <w:t xml:space="preserve">24</w:t>
@@ -11332,6 +11735,7 @@
           <w:p>
             <w:pPr>
               <w:pStyle w:val="Compact"/>
+              <w:jc w:val="left"/>
             </w:pPr>
             <w:r>
               <w:t xml:space="preserve">…está en 192.168.1.x pero fuera de /26</w:t>
@@ -11345,6 +11749,7 @@
           <w:p>
             <w:pPr>
               <w:pStyle w:val="Compact"/>
+              <w:jc w:val="left"/>
             </w:pPr>
             <w:r>
               <w:t xml:space="preserve">192.168.1.64/26</w:t>
@@ -11356,6 +11761,7 @@
           <w:p>
             <w:pPr>
               <w:pStyle w:val="Compact"/>
+              <w:jc w:val="left"/>
             </w:pPr>
             <w:r>
               <w:t xml:space="preserve">/26</w:t>
@@ -11367,6 +11773,7 @@
           <w:p>
             <w:pPr>
               <w:pStyle w:val="Compact"/>
+              <w:jc w:val="left"/>
             </w:pPr>
             <w:r>
               <w:t xml:space="preserve">26</w:t>
@@ -11378,6 +11785,7 @@
           <w:p>
             <w:pPr>
               <w:pStyle w:val="Compact"/>
+              <w:jc w:val="left"/>
             </w:pPr>
             <w:r>
               <w:t xml:space="preserve">…está entre .64 y .127 (¡aquí está el .66!)</w:t>
@@ -11433,8 +11841,8 @@
         </w:pict>
       </w:r>
     </w:p>
-    <w:bookmarkEnd w:id="72"/>
-    <w:bookmarkStart w:id="73" w:name="mini-chequeo-4"/>
+    <w:bookmarkEnd w:id="83"/>
+    <w:bookmarkStart w:id="84" w:name="mini-chequeo-4"/>
     <w:p>
       <w:pPr>
         <w:pStyle w:val="Heading2"/>
@@ -11594,8 +12002,8 @@
         </w:pict>
       </w:r>
     </w:p>
-    <w:bookmarkEnd w:id="73"/>
-    <w:bookmarkStart w:id="74" w:name="resumen-en-3-frases-4"/>
+    <w:bookmarkEnd w:id="84"/>
+    <w:bookmarkStart w:id="85" w:name="resumen-en-3-frases-4"/>
     <w:p>
       <w:pPr>
         <w:pStyle w:val="Heading2"/>
@@ -11685,8 +12093,8 @@
         <w:t xml:space="preserve">(longest prefix match); solo proceden la AD y la métrica si hay empate.</w:t>
       </w:r>
     </w:p>
-    <w:bookmarkEnd w:id="74"/>
-    <w:bookmarkStart w:id="75" w:name="vocabulario-rápido-4"/>
+    <w:bookmarkEnd w:id="85"/>
+    <w:bookmarkStart w:id="86" w:name="vocabulario-rápido-4"/>
     <w:p>
       <w:pPr>
         <w:pStyle w:val="Heading2"/>
@@ -11699,6 +12107,7 @@
       <w:tblPr>
         <w:tblStyle w:val="Table"/>
         <w:tblW w:type="pct" w:w="5000"/>
+        <w:jc w:val="left"/>
         <w:tblLayout w:type="fixed"/>
         <w:tblLook w:firstRow="1" w:lastRow="0" w:firstColumn="0" w:lastColumn="0" w:noHBand="0" w:noVBand="0" w:val="0020"/>
       </w:tblPr>
@@ -11715,6 +12124,7 @@
           <w:p>
             <w:pPr>
               <w:pStyle w:val="Compact"/>
+              <w:jc w:val="left"/>
             </w:pPr>
             <w:r>
               <w:t xml:space="preserve">Término</w:t>
@@ -11726,6 +12136,7 @@
           <w:p>
             <w:pPr>
               <w:pStyle w:val="Compact"/>
+              <w:jc w:val="left"/>
             </w:pPr>
             <w:r>
               <w:t xml:space="preserve">Idea general</w:t>
@@ -11739,6 +12150,7 @@
           <w:p>
             <w:pPr>
               <w:pStyle w:val="Compact"/>
+              <w:jc w:val="left"/>
             </w:pPr>
             <w:r>
               <w:t xml:space="preserve">Longest prefix match</w:t>
@@ -11750,6 +12162,7 @@
           <w:p>
             <w:pPr>
               <w:pStyle w:val="Compact"/>
+              <w:jc w:val="left"/>
             </w:pPr>
             <w:r>
               <w:t xml:space="preserve">Elegir la ruta con la máscara más larga que coincide</w:t>
@@ -11763,6 +12176,7 @@
           <w:p>
             <w:pPr>
               <w:pStyle w:val="Compact"/>
+              <w:jc w:val="left"/>
             </w:pPr>
             <w:r>
               <w:t xml:space="preserve">Distancia administrativa</w:t>
@@ -11774,6 +12188,7 @@
           <w:p>
             <w:pPr>
               <w:pStyle w:val="Compact"/>
+              <w:jc w:val="left"/>
             </w:pPr>
             <w:r>
               <w:t xml:space="preserve">Nota de fiabilidad (0 conectada, 1 estática, 110 OSPF)</w:t>
@@ -11787,6 +12202,7 @@
           <w:p>
             <w:pPr>
               <w:pStyle w:val="Compact"/>
+              <w:jc w:val="left"/>
             </w:pPr>
             <w:r>
               <w:t xml:space="preserve">Destination Net Unreachable</w:t>
@@ -11798,6 +12214,7 @@
           <w:p>
             <w:pPr>
               <w:pStyle w:val="Compact"/>
+              <w:jc w:val="left"/>
             </w:pPr>
             <w:r>
               <w:t xml:space="preserve">ICMP que el router manda cuando no hay ruta</w:t>
@@ -11811,6 +12228,7 @@
           <w:p>
             <w:pPr>
               <w:pStyle w:val="Compact"/>
+              <w:jc w:val="left"/>
             </w:pPr>
             <w:r>
               <w:t xml:space="preserve">Ruta conectada</w:t>
@@ -11822,6 +12240,7 @@
           <w:p>
             <w:pPr>
               <w:pStyle w:val="Compact"/>
+              <w:jc w:val="left"/>
             </w:pPr>
             <w:r>
               <w:t xml:space="preserve">La red de una interfaz del propio router</w:t>
@@ -11835,6 +12254,7 @@
           <w:p>
             <w:pPr>
               <w:pStyle w:val="Compact"/>
+              <w:jc w:val="left"/>
             </w:pPr>
             <w:r>
               <w:t xml:space="preserve">Métrica</w:t>
@@ -11846,6 +12266,7 @@
           <w:p>
             <w:pPr>
               <w:pStyle w:val="Compact"/>
+              <w:jc w:val="left"/>
             </w:pPr>
             <w:r>
               <w:t xml:space="preserve">Valor de coste dentro de una misma fuente de rutas</w:t>
@@ -11871,7 +12292,7 @@
       <w:r>
         <w:t xml:space="preserve"> </w:t>
       </w:r>
-      <w:hyperlink r:id="rId33">
+      <w:hyperlink r:id="rId44">
         <w:r>
           <w:rPr>
             <w:rStyle w:val="Hyperlink"/>
@@ -11898,7 +12319,7 @@
       <w:r>
         <w:t xml:space="preserve"> </w:t>
       </w:r>
-      <w:hyperlink r:id="rId15">
+      <w:hyperlink r:id="rId26">
         <w:r>
           <w:rPr>
             <w:rStyle w:val="Hyperlink"/>
@@ -11925,7 +12346,7 @@
       <w:r>
         <w:t xml:space="preserve"> </w:t>
       </w:r>
-      <w:hyperlink r:id="rId10">
+      <w:hyperlink r:id="rId21">
         <w:r>
           <w:rPr>
             <w:rStyle w:val="Hyperlink"/>
@@ -11934,9 +12355,9 @@
         </w:r>
       </w:hyperlink>
     </w:p>
-    <w:bookmarkEnd w:id="75"/>
-    <w:bookmarkEnd w:id="76"/>
-    <w:bookmarkStart w:id="89" w:name="cierre-consolida-lo-aprendido"/>
+    <w:bookmarkEnd w:id="86"/>
+    <w:bookmarkEnd w:id="87"/>
+    <w:bookmarkStart w:id="100" w:name="cierre-consolida-lo-aprendido"/>
     <w:p>
       <w:pPr>
         <w:pStyle w:val="Heading1"/>
@@ -12010,7 +12431,7 @@
       <w:r>
         <w:t xml:space="preserve"> </w:t>
       </w:r>
-      <w:hyperlink r:id="rId16">
+      <w:hyperlink r:id="rId27">
         <w:r>
           <w:rPr>
             <w:rStyle w:val="Hyperlink"/>
@@ -12032,7 +12453,7 @@
         </w:pict>
       </w:r>
     </w:p>
-    <w:bookmarkStart w:id="77" w:name="sé-el-paquete"/>
+    <w:bookmarkStart w:id="88" w:name="sé-el-paquete"/>
     <w:p>
       <w:pPr>
         <w:pStyle w:val="Heading2"/>
@@ -12194,7 +12615,13 @@
         <w:t xml:space="preserve"> </w:t>
       </w:r>
       <w:r>
-        <w:t xml:space="preserve">“administratively prohibited”</w:t>
+        <w:t xml:space="preserve">“</w:t>
+      </w:r>
+      <w:r>
+        <w:t xml:space="preserve">administratively prohibited</w:t>
+      </w:r>
+      <w:r>
+        <w:t xml:space="preserve">”</w:t>
       </w:r>
       <w:r>
         <w:t xml:space="preserve">).</w:t>
@@ -12268,8 +12695,8 @@
         </w:pict>
       </w:r>
     </w:p>
-    <w:bookmarkEnd w:id="77"/>
-    <w:bookmarkStart w:id="78" w:name="Xfa6f01f1bcd406fe30d96d0488036d77e55f246"/>
+    <w:bookmarkEnd w:id="88"/>
+    <w:bookmarkStart w:id="89" w:name="Xfa6f01f1bcd406fe30d96d0488036d77e55f246"/>
     <w:p>
       <w:pPr>
         <w:pStyle w:val="Heading2"/>
@@ -12423,8 +12850,8 @@
         </w:pict>
       </w:r>
     </w:p>
-    <w:bookmarkEnd w:id="78"/>
-    <w:bookmarkStart w:id="79" w:name="quién-soy"/>
+    <w:bookmarkEnd w:id="89"/>
+    <w:bookmarkStart w:id="90" w:name="quién-soy"/>
     <w:p>
       <w:pPr>
         <w:pStyle w:val="Heading2"/>
@@ -12592,8 +13019,8 @@
         </w:pict>
       </w:r>
     </w:p>
-    <w:bookmarkEnd w:id="79"/>
-    <w:bookmarkStart w:id="80" w:name="Xa842808f00a830dbf7e61964541385f51f759b2"/>
+    <w:bookmarkEnd w:id="90"/>
+    <w:bookmarkStart w:id="91" w:name="Xa842808f00a830dbf7e61964541385f51f759b2"/>
     <w:p>
       <w:pPr>
         <w:pStyle w:val="Heading2"/>
@@ -12605,7 +13032,13 @@
         <w:t xml:space="preserve"> </w:t>
       </w:r>
       <w:r>
-        <w:t xml:space="preserve">“Puse la ruta y no funciona, el router es malo”</w:t>
+        <w:t xml:space="preserve">“</w:t>
+      </w:r>
+      <w:r>
+        <w:t xml:space="preserve">Puse la ruta y no funciona, el router es malo</w:t>
+      </w:r>
+      <w:r>
+        <w:t xml:space="preserve">”</w:t>
       </w:r>
     </w:p>
     <w:p>
@@ -12707,7 +13140,13 @@
         <w:t xml:space="preserve"> </w:t>
       </w:r>
       <w:r>
-        <w:t xml:space="preserve">“no funciona una ruta”</w:t>
+        <w:t xml:space="preserve">“</w:t>
+      </w:r>
+      <w:r>
+        <w:t xml:space="preserve">no funciona una ruta</w:t>
+      </w:r>
+      <w:r>
+        <w:t xml:space="preserve">”</w:t>
       </w:r>
       <w:r>
         <w:t xml:space="preserve">, el diagnóstico tiene orden: ¿está en tabla? → ¿el next-hop es alcanzable? → ¿hay ruta de retorno? → ¿algo más específico interfiere? Culpar al router es lo último, no lo primero.</w:t>
@@ -12720,8 +13159,8 @@
         </w:pict>
       </w:r>
     </w:p>
-    <w:bookmarkEnd w:id="80"/>
-    <w:bookmarkStart w:id="81" w:name="X44bf548149e86da58f55ac7fdcde18001ce328f"/>
+    <w:bookmarkEnd w:id="91"/>
+    <w:bookmarkStart w:id="92" w:name="X44bf548149e86da58f55ac7fdcde18001ce328f"/>
     <w:p>
       <w:pPr>
         <w:pStyle w:val="Heading2"/>
@@ -13104,7 +13543,13 @@
         <w:t xml:space="preserve"> </w:t>
       </w:r>
       <w:r>
-        <w:t xml:space="preserve">“rara”</w:t>
+        <w:t xml:space="preserve">“</w:t>
+      </w:r>
+      <w:r>
+        <w:t xml:space="preserve">rara</w:t>
+      </w:r>
+      <w:r>
+        <w:t xml:space="preserve">”</w:t>
       </w:r>
       <w:r>
         <w:t xml:space="preserve">. Diagnóstico: ¿qué le dice el longest prefix match cuando hay una ruta /16 y otra /24?</w:t>
@@ -13277,8 +13722,8 @@
         </w:pict>
       </w:r>
     </w:p>
-    <w:bookmarkEnd w:id="81"/>
-    <w:bookmarkStart w:id="82" w:name="logros-de-esta-unidad"/>
+    <w:bookmarkEnd w:id="92"/>
+    <w:bookmarkStart w:id="93" w:name="logros-de-esta-unidad"/>
     <w:p>
       <w:pPr>
         <w:pStyle w:val="Heading2"/>
@@ -13291,6 +13736,7 @@
       <w:tblPr>
         <w:tblStyle w:val="Table"/>
         <w:tblW w:type="pct" w:w="5000"/>
+        <w:jc w:val="left"/>
         <w:tblLayout w:type="fixed"/>
         <w:tblLook w:firstRow="1" w:lastRow="0" w:firstColumn="0" w:lastColumn="0" w:noHBand="0" w:noVBand="0" w:val="0020"/>
       </w:tblPr>
@@ -13307,6 +13753,7 @@
           <w:p>
             <w:pPr>
               <w:pStyle w:val="Compact"/>
+              <w:jc w:val="left"/>
             </w:pPr>
             <w:r>
               <w:t xml:space="preserve">Logro</w:t>
@@ -13318,6 +13765,7 @@
           <w:p>
             <w:pPr>
               <w:pStyle w:val="Compact"/>
+              <w:jc w:val="left"/>
             </w:pPr>
             <w:r>
               <w:t xml:space="preserve">Cómo conseguirlo</w:t>
@@ -13331,6 +13779,7 @@
           <w:p>
             <w:pPr>
               <w:pStyle w:val="Compact"/>
+              <w:jc w:val="left"/>
             </w:pPr>
             <w:r>
               <w:t xml:space="preserve">🏅</w:t>
@@ -13352,6 +13801,7 @@
           <w:p>
             <w:pPr>
               <w:pStyle w:val="Compact"/>
+              <w:jc w:val="left"/>
             </w:pPr>
             <w:r>
               <w:t xml:space="preserve">Montar la red de 3 routers con todas las rutas a la primera</w:t>
@@ -13365,6 +13815,7 @@
           <w:p>
             <w:pPr>
               <w:pStyle w:val="Compact"/>
+              <w:jc w:val="left"/>
             </w:pPr>
             <w:r>
               <w:t xml:space="preserve">🏅</w:t>
@@ -13386,6 +13837,7 @@
           <w:p>
             <w:pPr>
               <w:pStyle w:val="Compact"/>
+              <w:jc w:val="left"/>
             </w:pPr>
             <w:r>
               <w:t xml:space="preserve">Detectar una</w:t>
@@ -13394,7 +13846,13 @@
               <w:t xml:space="preserve"> </w:t>
             </w:r>
             <w:r>
-              <w:t xml:space="preserve">“ruta de retorno”</w:t>
+              <w:t xml:space="preserve">“</w:t>
+            </w:r>
+            <w:r>
+              <w:t xml:space="preserve">ruta de retorno</w:t>
+            </w:r>
+            <w:r>
+              <w:t xml:space="preserve">”</w:t>
             </w:r>
             <w:r>
               <w:t xml:space="preserve"> </w:t>
@@ -13411,6 +13869,7 @@
           <w:p>
             <w:pPr>
               <w:pStyle w:val="Compact"/>
+              <w:jc w:val="left"/>
             </w:pPr>
             <w:r>
               <w:t xml:space="preserve">🏅</w:t>
@@ -13432,6 +13891,7 @@
           <w:p>
             <w:pPr>
               <w:pStyle w:val="Compact"/>
+              <w:jc w:val="left"/>
             </w:pPr>
             <w:r>
               <w:t xml:space="preserve">Explicar el longest prefix match con el caso /16 vs /24 en 30 segundos</w:t>
@@ -13445,6 +13905,7 @@
           <w:p>
             <w:pPr>
               <w:pStyle w:val="Compact"/>
+              <w:jc w:val="left"/>
             </w:pPr>
             <w:r>
               <w:t xml:space="preserve">🏅</w:t>
@@ -13466,6 +13927,7 @@
           <w:p>
             <w:pPr>
               <w:pStyle w:val="Compact"/>
+              <w:jc w:val="left"/>
             </w:pPr>
             <w:r>
               <w:t xml:space="preserve">Configurar la ruta por defecto y el gateway of last resort sin dudar</w:t>
@@ -13481,8 +13943,8 @@
         </w:pict>
       </w:r>
     </w:p>
-    <w:bookmarkEnd w:id="82"/>
-    <w:bookmarkStart w:id="83" w:name="atrévete-a-pensar"/>
+    <w:bookmarkEnd w:id="93"/>
+    <w:bookmarkStart w:id="94" w:name="atrévete-a-pensar"/>
     <w:p>
       <w:pPr>
         <w:pStyle w:val="Heading2"/>
@@ -13593,7 +14055,13 @@
         <w:t xml:space="preserve"> </w:t>
       </w:r>
       <w:r>
-        <w:t xml:space="preserve">“interfaz + next-hop”</w:t>
+        <w:t xml:space="preserve">“</w:t>
+      </w:r>
+      <w:r>
+        <w:t xml:space="preserve">interfaz + next-hop</w:t>
+      </w:r>
+      <w:r>
+        <w:t xml:space="preserve">”</w:t>
       </w:r>
       <w:r>
         <w:t xml:space="preserve"> </w:t>
@@ -13661,8 +14129,8 @@
         </w:pict>
       </w:r>
     </w:p>
-    <w:bookmarkEnd w:id="83"/>
-    <w:bookmarkStart w:id="84" w:name="crucigrama-de-bits"/>
+    <w:bookmarkEnd w:id="94"/>
+    <w:bookmarkStart w:id="95" w:name="crucigrama-de-bits"/>
     <w:p>
       <w:pPr>
         <w:pStyle w:val="Heading2"/>
@@ -13808,8 +14276,8 @@
         </w:pict>
       </w:r>
     </w:p>
-    <w:bookmarkEnd w:id="84"/>
-    <w:bookmarkStart w:id="85" w:name="preguntas-de-entrevista-de-trabajo"/>
+    <w:bookmarkEnd w:id="95"/>
+    <w:bookmarkStart w:id="96" w:name="preguntas-de-entrevista-de-trabajo"/>
     <w:p>
       <w:pPr>
         <w:pStyle w:val="Heading2"/>
@@ -13831,7 +14299,21 @@
           <w:b/>
           <w:bCs/>
         </w:rPr>
-        <w:t xml:space="preserve">“Explícame qué pasa cuando un router recibe un paquete para una red que no está en su tabla.”</w:t>
+        <w:t xml:space="preserve">“</w:t>
+      </w:r>
+      <w:r>
+        <w:rPr>
+          <w:b/>
+          <w:bCs/>
+        </w:rPr>
+        <w:t xml:space="preserve">Explícame qué pasa cuando un router recibe un paquete para una red que no está en su tabla.</w:t>
+      </w:r>
+      <w:r>
+        <w:rPr>
+          <w:b/>
+          <w:bCs/>
+        </w:rPr>
+        <w:t xml:space="preserve">”</w:t>
       </w:r>
     </w:p>
     <w:p>
@@ -13847,7 +14329,21 @@
           <w:b/>
           <w:bCs/>
         </w:rPr>
-        <w:t xml:space="preserve">“¿Qué diferencia hay entre next-hop y interfaz de salida en una ruta estática?”</w:t>
+        <w:t xml:space="preserve">“</w:t>
+      </w:r>
+      <w:r>
+        <w:rPr>
+          <w:b/>
+          <w:bCs/>
+        </w:rPr>
+        <w:t xml:space="preserve">¿Qué diferencia hay entre next-hop y interfaz de salida en una ruta estática?</w:t>
+      </w:r>
+      <w:r>
+        <w:rPr>
+          <w:b/>
+          <w:bCs/>
+        </w:rPr>
+        <w:t xml:space="preserve">”</w:t>
       </w:r>
     </w:p>
     <w:p>
@@ -13863,7 +14359,21 @@
           <w:b/>
           <w:bCs/>
         </w:rPr>
-        <w:t xml:space="preserve">“¿Cuándo pondrías rutas estáticas y cuándo montarías un protocolo dinámico?”</w:t>
+        <w:t xml:space="preserve">“</w:t>
+      </w:r>
+      <w:r>
+        <w:rPr>
+          <w:b/>
+          <w:bCs/>
+        </w:rPr>
+        <w:t xml:space="preserve">¿Cuándo pondrías rutas estáticas y cuándo montarías un protocolo dinámico?</w:t>
+      </w:r>
+      <w:r>
+        <w:rPr>
+          <w:b/>
+          <w:bCs/>
+        </w:rPr>
+        <w:t xml:space="preserve">”</w:t>
       </w:r>
     </w:p>
     <w:p>
@@ -13879,7 +14389,21 @@
           <w:b/>
           <w:bCs/>
         </w:rPr>
-        <w:t xml:space="preserve">“¿Qué es la distancia administrativa y cómo afecta a dos rutas hacia la misma red?”</w:t>
+        <w:t xml:space="preserve">“</w:t>
+      </w:r>
+      <w:r>
+        <w:rPr>
+          <w:b/>
+          <w:bCs/>
+        </w:rPr>
+        <w:t xml:space="preserve">¿Qué es la distancia administrativa y cómo afecta a dos rutas hacia la misma red?</w:t>
+      </w:r>
+      <w:r>
+        <w:rPr>
+          <w:b/>
+          <w:bCs/>
+        </w:rPr>
+        <w:t xml:space="preserve">”</w:t>
       </w:r>
     </w:p>
     <w:p>
@@ -13895,7 +14419,21 @@
           <w:b/>
           <w:bCs/>
         </w:rPr>
-        <w:t xml:space="preserve">“Un PC no llega a una red remota. ¿Tu orden de comprobaciones?”</w:t>
+        <w:t xml:space="preserve">“</w:t>
+      </w:r>
+      <w:r>
+        <w:rPr>
+          <w:b/>
+          <w:bCs/>
+        </w:rPr>
+        <w:t xml:space="preserve">Un PC no llega a una red remota. ¿Tu orden de comprobaciones?</w:t>
+      </w:r>
+      <w:r>
+        <w:rPr>
+          <w:b/>
+          <w:bCs/>
+        </w:rPr>
+        <w:t xml:space="preserve">”</w:t>
       </w:r>
     </w:p>
     <w:p>
@@ -13944,8 +14482,8 @@
         </w:pict>
       </w:r>
     </w:p>
-    <w:bookmarkEnd w:id="85"/>
-    <w:bookmarkStart w:id="86" w:name="no-hay-preguntas-tontas"/>
+    <w:bookmarkEnd w:id="96"/>
+    <w:bookmarkStart w:id="97" w:name="no-hay-preguntas-tontas"/>
     <w:p>
       <w:pPr>
         <w:pStyle w:val="Heading2"/>
@@ -13983,7 +14521,21 @@
           <w:b/>
           <w:bCs/>
         </w:rPr>
-        <w:t xml:space="preserve">“de ida y vuelta”</w:t>
+        <w:t xml:space="preserve">“</w:t>
+      </w:r>
+      <w:r>
+        <w:rPr>
+          <w:b/>
+          <w:bCs/>
+        </w:rPr>
+        <w:t xml:space="preserve">de ida y vuelta</w:t>
+      </w:r>
+      <w:r>
+        <w:rPr>
+          <w:b/>
+          <w:bCs/>
+        </w:rPr>
+        <w:t xml:space="preserve">”</w:t>
       </w:r>
       <w:r>
         <w:rPr>
@@ -14011,7 +14563,13 @@
         <w:t xml:space="preserve"> </w:t>
       </w:r>
       <w:r>
-        <w:t xml:space="preserve">“sale”</w:t>
+        <w:t xml:space="preserve">“</w:t>
+      </w:r>
+      <w:r>
+        <w:t xml:space="preserve">sale</w:t>
+      </w:r>
+      <w:r>
+        <w:t xml:space="preserve">”</w:t>
       </w:r>
       <w:r>
         <w:t xml:space="preserve"> </w:t>
@@ -14088,8 +14646,8 @@
         </w:pict>
       </w:r>
     </w:p>
-    <w:bookmarkEnd w:id="86"/>
-    <w:bookmarkStart w:id="87" w:name="poscréditos"/>
+    <w:bookmarkEnd w:id="97"/>
+    <w:bookmarkStart w:id="98" w:name="poscréditos"/>
     <w:p>
       <w:pPr>
         <w:pStyle w:val="Heading2"/>
@@ -14126,7 +14684,21 @@
           <w:i/>
           <w:iCs/>
         </w:rPr>
-        <w:t xml:space="preserve">“Una ruta es una promesa. Una tabla es un mapa. Y un mapa sin caminos de vuelta es un puzzle. Configura los dos lados, chaval.”</w:t>
+        <w:t xml:space="preserve">“</w:t>
+      </w:r>
+      <w:r>
+        <w:rPr>
+          <w:i/>
+          <w:iCs/>
+        </w:rPr>
+        <w:t xml:space="preserve">Una ruta es una promesa. Una tabla es un mapa. Y un mapa sin caminos de vuelta es un puzzle. Configura los dos lados, chaval.</w:t>
+      </w:r>
+      <w:r>
+        <w:rPr>
+          <w:i/>
+          <w:iCs/>
+        </w:rPr>
+        <w:t xml:space="preserve">”</w:t>
       </w:r>
     </w:p>
     <w:p>
@@ -14154,8 +14726,8 @@
         </w:pict>
       </w:r>
     </w:p>
-    <w:bookmarkEnd w:id="87"/>
-    <w:bookmarkStart w:id="88" w:name="criterios-de-evaluación-cubiertos-ra4-1"/>
+    <w:bookmarkEnd w:id="98"/>
+    <w:bookmarkStart w:id="99" w:name="criterios-de-evaluación-cubiertos-ra4-1"/>
     <w:p>
       <w:pPr>
         <w:pStyle w:val="Heading2"/>
@@ -14180,6 +14752,7 @@
       <w:tblPr>
         <w:tblStyle w:val="Table"/>
         <w:tblW w:type="pct" w:w="5000"/>
+        <w:jc w:val="left"/>
         <w:tblLayout w:type="fixed"/>
         <w:tblLook w:firstRow="1" w:lastRow="0" w:firstColumn="0" w:lastColumn="0" w:noHBand="0" w:noVBand="0" w:val="0020"/>
       </w:tblPr>
@@ -14197,6 +14770,7 @@
           <w:p>
             <w:pPr>
               <w:pStyle w:val="Compact"/>
+              <w:jc w:val="left"/>
             </w:pPr>
             <w:r>
               <w:t xml:space="preserve">CE</w:t>
@@ -14208,6 +14782,7 @@
           <w:p>
             <w:pPr>
               <w:pStyle w:val="Compact"/>
+              <w:jc w:val="left"/>
             </w:pPr>
             <w:r>
               <w:t xml:space="preserve">Criterio</w:t>
@@ -14219,6 +14794,7 @@
           <w:p>
             <w:pPr>
               <w:pStyle w:val="Compact"/>
+              <w:jc w:val="left"/>
             </w:pPr>
             <w:r>
               <w:t xml:space="preserve">Cubierto</w:t>
@@ -14232,6 +14808,7 @@
           <w:p>
             <w:pPr>
               <w:pStyle w:val="Compact"/>
+              <w:jc w:val="left"/>
             </w:pPr>
             <w:r>
               <w:t xml:space="preserve">a)</w:t>
@@ -14243,6 +14820,7 @@
           <w:p>
             <w:pPr>
               <w:pStyle w:val="Compact"/>
+              <w:jc w:val="left"/>
             </w:pPr>
             <w:r>
               <w:t xml:space="preserve">Componentes y LEDs del router</w:t>
@@ -14254,6 +14832,7 @@
           <w:p>
             <w:pPr>
               <w:pStyle w:val="Compact"/>
+              <w:jc w:val="left"/>
             </w:pPr>
             <w:r>
               <w:t xml:space="preserve">✅ Punto 1</w:t>
@@ -14267,6 +14846,7 @@
           <w:p>
             <w:pPr>
               <w:pStyle w:val="Compact"/>
+              <w:jc w:val="left"/>
             </w:pPr>
             <w:r>
               <w:t xml:space="preserve">b)</w:t>
@@ -14278,6 +14858,7 @@
           <w:p>
             <w:pPr>
               <w:pStyle w:val="Compact"/>
+              <w:jc w:val="left"/>
             </w:pPr>
             <w:r>
               <w:t xml:space="preserve">Acceso a la configuración</w:t>
@@ -14289,6 +14870,7 @@
           <w:p>
             <w:pPr>
               <w:pStyle w:val="Compact"/>
+              <w:jc w:val="left"/>
             </w:pPr>
             <w:r>
               <w:t xml:space="preserve">✅ Punto 2</w:t>
@@ -14302,6 +14884,7 @@
           <w:p>
             <w:pPr>
               <w:pStyle w:val="Compact"/>
+              <w:jc w:val="left"/>
             </w:pPr>
             <w:r>
               <w:t xml:space="preserve">c)</w:t>
@@ -14313,6 +14896,7 @@
           <w:p>
             <w:pPr>
               <w:pStyle w:val="Compact"/>
+              <w:jc w:val="left"/>
             </w:pPr>
             <w:r>
               <w:t xml:space="preserve">Secuencia de arranque</w:t>
@@ -14324,6 +14908,7 @@
           <w:p>
             <w:pPr>
               <w:pStyle w:val="Compact"/>
+              <w:jc w:val="left"/>
             </w:pPr>
             <w:r>
               <w:t xml:space="preserve">✅ Punto 1</w:t>
@@ -14337,6 +14922,7 @@
           <w:p>
             <w:pPr>
               <w:pStyle w:val="Compact"/>
+              <w:jc w:val="left"/>
             </w:pPr>
             <w:r>
               <w:t xml:space="preserve">d)</w:t>
@@ -14348,6 +14934,7 @@
           <w:p>
             <w:pPr>
               <w:pStyle w:val="Compact"/>
+              <w:jc w:val="left"/>
             </w:pPr>
             <w:r>
               <w:t xml:space="preserve">Comandos de configuración</w:t>
@@ -14359,6 +14946,7 @@
           <w:p>
             <w:pPr>
               <w:pStyle w:val="Compact"/>
+              <w:jc w:val="left"/>
             </w:pPr>
             <w:r>
               <w:t xml:space="preserve">✅ Puntos 2-3 + ⚡ Laboratorio (punto 6)</w:t>
@@ -14372,6 +14960,7 @@
           <w:p>
             <w:pPr>
               <w:pStyle w:val="Compact"/>
+              <w:jc w:val="left"/>
             </w:pPr>
             <w:r>
               <w:t xml:space="preserve">f)</w:t>
@@ -14383,6 +14972,7 @@
           <w:p>
             <w:pPr>
               <w:pStyle w:val="Compact"/>
+              <w:jc w:val="left"/>
             </w:pPr>
             <w:r>
               <w:t xml:space="preserve">Rutas estáticas y por defecto</w:t>
@@ -14394,6 +14984,7 @@
           <w:p>
             <w:pPr>
               <w:pStyle w:val="Compact"/>
+              <w:jc w:val="left"/>
             </w:pPr>
             <w:r>
               <w:t xml:space="preserve">✅ Puntos 3-5 + 🧠 Atrévete a pensar (punto 6)</w:t>
@@ -14419,7 +15010,7 @@
       <w:r>
         <w:t xml:space="preserve"> </w:t>
       </w:r>
-      <w:hyperlink r:id="rId33">
+      <w:hyperlink r:id="rId44">
         <w:r>
           <w:rPr>
             <w:rStyle w:val="Hyperlink"/>
@@ -14446,7 +15037,7 @@
       <w:r>
         <w:t xml:space="preserve"> </w:t>
       </w:r>
-      <w:hyperlink r:id="rId16">
+      <w:hyperlink r:id="rId27">
         <w:r>
           <w:rPr>
             <w:rStyle w:val="Hyperlink"/>
@@ -14473,7 +15064,7 @@
       <w:r>
         <w:t xml:space="preserve"> </w:t>
       </w:r>
-      <w:hyperlink r:id="rId10">
+      <w:hyperlink r:id="rId21">
         <w:r>
           <w:rPr>
             <w:rStyle w:val="Hyperlink"/>
@@ -14482,13 +15073,9 @@
         </w:r>
       </w:hyperlink>
     </w:p>
-    <w:bookmarkEnd w:id="88"/>
-    <w:bookmarkEnd w:id="89"/>
-    <w:sectPr>
-      <w:footnotePr>
-        <w:numRestart w:val="eachSect"/>
-      </w:footnotePr>
-    </w:sectPr>
+    <w:bookmarkEnd w:id="99"/>
+    <w:bookmarkEnd w:id="100"/>
+    <w:sectPr/>
   </w:body>
 </w:document>
 </file>
@@ -14526,7 +15113,7 @@
       <w:lvlText w:val=" "/>
       <w:lvlJc w:val="left"/>
       <w:pPr>
-        <w:ind w:left="720" w:hanging="360"/>
+        <w:ind w:left="720" w:hanging="480"/>
       </w:pPr>
     </w:lvl>
     <w:lvl w:ilvl="1">
@@ -14534,7 +15121,7 @@
       <w:lvlText w:val=" "/>
       <w:lvlJc w:val="left"/>
       <w:pPr>
-        <w:ind w:left="1440" w:hanging="360"/>
+        <w:ind w:left="1440" w:hanging="480"/>
       </w:pPr>
     </w:lvl>
     <w:lvl w:ilvl="2">
@@ -14542,7 +15129,7 @@
       <w:lvlText w:val=" "/>
       <w:lvlJc w:val="left"/>
       <w:pPr>
-        <w:ind w:left="2160" w:hanging="360"/>
+        <w:ind w:left="2160" w:hanging="480"/>
       </w:pPr>
     </w:lvl>
     <w:lvl w:ilvl="3">
@@ -14550,7 +15137,7 @@
       <w:lvlText w:val=" "/>
       <w:lvlJc w:val="left"/>
       <w:pPr>
-        <w:ind w:left="2880" w:hanging="360"/>
+        <w:ind w:left="2880" w:hanging="480"/>
       </w:pPr>
     </w:lvl>
     <w:lvl w:ilvl="4">
@@ -14558,7 +15145,7 @@
       <w:lvlText w:val=" "/>
       <w:lvlJc w:val="left"/>
       <w:pPr>
-        <w:ind w:left="3600" w:hanging="360"/>
+        <w:ind w:left="3600" w:hanging="480"/>
       </w:pPr>
     </w:lvl>
     <w:lvl w:ilvl="5">
@@ -14566,7 +15153,7 @@
       <w:lvlText w:val=" "/>
       <w:lvlJc w:val="left"/>
       <w:pPr>
-        <w:ind w:left="4320" w:hanging="360"/>
+        <w:ind w:left="4320" w:hanging="480"/>
       </w:pPr>
     </w:lvl>
     <w:lvl w:ilvl="6">
@@ -14574,7 +15161,7 @@
       <w:lvlText w:val=" "/>
       <w:lvlJc w:val="left"/>
       <w:pPr>
-        <w:ind w:left="5040" w:hanging="360"/>
+        <w:ind w:left="5040" w:hanging="480"/>
       </w:pPr>
     </w:lvl>
     <w:lvl w:ilvl="7">
@@ -14582,7 +15169,7 @@
       <w:lvlText w:val=" "/>
       <w:lvlJc w:val="left"/>
       <w:pPr>
-        <w:ind w:left="5760" w:hanging="360"/>
+        <w:ind w:left="5760" w:hanging="480"/>
       </w:pPr>
     </w:lvl>
     <w:lvl w:ilvl="8">
@@ -14590,7 +15177,7 @@
       <w:lvlText w:val=" "/>
       <w:lvlJc w:val="left"/>
       <w:pPr>
-        <w:ind w:left="6480" w:hanging="360"/>
+        <w:ind w:left="6480" w:hanging="480"/>
       </w:pPr>
     </w:lvl>
   </w:abstractNum>
@@ -14599,102 +15186,75 @@
     <w:multiLevelType w:val="multilevel"/>
     <w:lvl w:ilvl="0">
       <w:numFmt w:val="bullet"/>
-      <w:lvlText w:val=""/>
+      <w:lvlText w:val="•"/>
       <w:lvlJc w:val="left"/>
       <w:pPr>
-        <w:ind w:left="720" w:hanging="360"/>
-      </w:pPr>
-      <w:rPr>
-        <w:rFonts w:ascii="Symbol" w:hAnsi="Symbol" w:cs="Symbol" w:hint="default"/>
-      </w:rPr>
+        <w:ind w:left="720" w:hanging="480"/>
+      </w:pPr>
     </w:lvl>
     <w:lvl w:ilvl="1">
       <w:numFmt w:val="bullet"/>
-      <w:lvlText w:val="o"/>
+      <w:lvlText w:val="–"/>
       <w:lvlJc w:val="left"/>
       <w:pPr>
-        <w:ind w:left="1440" w:hanging="360"/>
-      </w:pPr>
-      <w:rPr>
-        <w:rFonts w:ascii="Courier New" w:hAnsi="Courier New" w:cs="Courier New" w:hint="default"/>
-      </w:rPr>
+        <w:ind w:left="1440" w:hanging="480"/>
+      </w:pPr>
     </w:lvl>
     <w:lvl w:ilvl="2">
       <w:numFmt w:val="bullet"/>
-      <w:lvlText w:val=""/>
+      <w:lvlText w:val="•"/>
       <w:lvlJc w:val="left"/>
       <w:pPr>
-        <w:ind w:left="2160" w:hanging="360"/>
-      </w:pPr>
-      <w:rPr>
-        <w:rFonts w:ascii="Wingdings" w:hAnsi="Wingdings" w:cs="Wingdings" w:hint="default"/>
-      </w:rPr>
+        <w:ind w:left="2160" w:hanging="480"/>
+      </w:pPr>
     </w:lvl>
     <w:lvl w:ilvl="3">
       <w:numFmt w:val="bullet"/>
-      <w:lvlText w:val=""/>
+      <w:lvlText w:val="–"/>
       <w:lvlJc w:val="left"/>
       <w:pPr>
-        <w:ind w:left="2880" w:hanging="360"/>
-      </w:pPr>
-      <w:rPr>
-        <w:rFonts w:ascii="Symbol" w:hAnsi="Symbol" w:cs="Symbol" w:hint="default"/>
-      </w:rPr>
+        <w:ind w:left="2880" w:hanging="480"/>
+      </w:pPr>
     </w:lvl>
     <w:lvl w:ilvl="4">
       <w:numFmt w:val="bullet"/>
-      <w:lvlText w:val="o"/>
+      <w:lvlText w:val="•"/>
       <w:lvlJc w:val="left"/>
       <w:pPr>
-        <w:ind w:left="3600" w:hanging="360"/>
-      </w:pPr>
-      <w:rPr>
-        <w:rFonts w:ascii="Courier New" w:hAnsi="Courier New" w:cs="Courier New" w:hint="default"/>
-      </w:rPr>
+        <w:ind w:left="3600" w:hanging="480"/>
+      </w:pPr>
     </w:lvl>
     <w:lvl w:ilvl="5">
       <w:numFmt w:val="bullet"/>
-      <w:lvlText w:val=""/>
+      <w:lvlText w:val="–"/>
       <w:lvlJc w:val="left"/>
       <w:pPr>
-        <w:ind w:left="4320" w:hanging="360"/>
-      </w:pPr>
-      <w:rPr>
-        <w:rFonts w:ascii="Wingdings" w:hAnsi="Wingdings" w:cs="Wingdings" w:hint="default"/>
-      </w:rPr>
+        <w:ind w:left="4320" w:hanging="480"/>
+      </w:pPr>
     </w:lvl>
     <w:lvl w:ilvl="6">
       <w:numFmt w:val="bullet"/>
-      <w:lvlText w:val=""/>
+      <w:lvlText w:val="•"/>
       <w:lvlJc w:val="left"/>
       <w:pPr>
-        <w:ind w:left="5040" w:hanging="360"/>
-      </w:pPr>
-      <w:rPr>
-        <w:rFonts w:ascii="Symbol" w:hAnsi="Symbol" w:cs="Symbol" w:hint="default"/>
-      </w:rPr>
+        <w:ind w:left="5040" w:hanging="480"/>
+      </w:pPr>
     </w:lvl>
     <w:lvl w:ilvl="7">
       <w:numFmt w:val="bullet"/>
-      <w:lvlText w:val="o"/>
+      <w:lvlText w:val="–"/>
       <w:lvlJc w:val="left"/>
       <w:pPr>
-        <w:ind w:left="5760" w:hanging="360"/>
-      </w:pPr>
-      <w:rPr>
-        <w:rFonts w:ascii="Courier New" w:hAnsi="Courier New" w:cs="Courier New" w:hint="default"/>
-      </w:rPr>
+        <w:ind w:left="5760" w:hanging="480"/>
+      </w:pPr>
     </w:lvl>
     <w:lvl w:ilvl="8">
       <w:numFmt w:val="bullet"/>
-      <w:lvlText w:val=""/>
+      <w:lvlText w:val="•"/>
       <w:lvlJc w:val="left"/>
       <w:pPr>
-        <w:ind w:left="6480" w:hanging="360"/>
-      </w:pPr>
-      <w:rPr>
-        <w:rFonts w:ascii="Wingdings" w:hAnsi="Wingdings" w:cs="Wingdings" w:hint="default"/>
-      </w:rPr>
+        <w:ind w:left="6480" w:hanging="480"/>
+      </w:pPr>
     </w:lvl>
   </w:abstractNum>
   <w:abstractNum w:abstractNumId="99411">
@@ -14706,7 +15266,7 @@
       <w:lvlText w:val="%1."/>
       <w:lvlJc w:val="left"/>
       <w:pPr>
-        <w:ind w:left="720" w:hanging="360"/>
+        <w:ind w:left="720" w:hanging="480"/>
       </w:pPr>
     </w:lvl>
     <w:lvl w:ilvl="1">
@@ -14715,7 +15275,7 @@
       <w:lvlText w:val="%2."/>
       <w:lvlJc w:val="left"/>
       <w:pPr>
-        <w:ind w:left="1440" w:hanging="360"/>
+        <w:ind w:left="1440" w:hanging="480"/>
       </w:pPr>
     </w:lvl>
     <w:lvl w:ilvl="2">
@@ -14724,7 +15284,7 @@
       <w:lvlText w:val="%3."/>
       <w:lvlJc w:val="left"/>
       <w:pPr>
-        <w:ind w:left="2160" w:hanging="360"/>
+        <w:ind w:left="2160" w:hanging="480"/>
       </w:pPr>
     </w:lvl>
     <w:lvl w:ilvl="3">
@@ -14733,7 +15293,7 @@
       <w:lvlText w:val="%4."/>
       <w:lvlJc w:val="left"/>
       <w:pPr>
-        <w:ind w:left="2880" w:hanging="360"/>
+        <w:ind w:left="2880" w:hanging="480"/>
       </w:pPr>
     </w:lvl>
     <w:lvl w:ilvl="4">
@@ -14742,7 +15302,7 @@
       <w:lvlText w:val="%5."/>
       <w:lvlJc w:val="left"/>
       <w:pPr>
-        <w:ind w:left="3600" w:hanging="360"/>
+        <w:ind w:left="3600" w:hanging="480"/>
       </w:pPr>
     </w:lvl>
     <w:lvl w:ilvl="5">
@@ -14751,7 +15311,7 @@
       <w:lvlText w:val="%6."/>
       <w:lvlJc w:val="left"/>
       <w:pPr>
-        <w:ind w:left="4320" w:hanging="360"/>
+        <w:ind w:left="4320" w:hanging="480"/>
       </w:pPr>
     </w:lvl>
     <w:lvl w:ilvl="6">
@@ -14760,7 +15320,7 @@
       <w:lvlText w:val="%7."/>
       <w:lvlJc w:val="left"/>
       <w:pPr>
-        <w:ind w:left="5040" w:hanging="360"/>
+        <w:ind w:left="5040" w:hanging="480"/>
       </w:pPr>
     </w:lvl>
     <w:lvl w:ilvl="7">
@@ -14769,7 +15329,7 @@
       <w:lvlText w:val="%8."/>
       <w:lvlJc w:val="left"/>
       <w:pPr>
-        <w:ind w:left="5760" w:hanging="360"/>
+        <w:ind w:left="5760" w:hanging="480"/>
       </w:pPr>
     </w:lvl>
     <w:lvl w:ilvl="8">
@@ -14778,7 +15338,7 @@
       <w:lvlText w:val="%9."/>
       <w:lvlJc w:val="left"/>
       <w:pPr>
-        <w:ind w:left="6480" w:hanging="360"/>
+        <w:ind w:left="6480" w:hanging="480"/>
       </w:pPr>
     </w:lvl>
   </w:abstractNum>
@@ -15342,10 +15902,10 @@
   <w:docDefaults>
     <w:rPrDefault>
       <w:rPr>
-        <w:rFonts w:asciiTheme="minorHAnsi" w:cstheme="minorBidi" w:eastAsiaTheme="minorEastAsia" w:hAnsiTheme="minorHAnsi"/>
+        <w:rFonts w:asciiTheme="minorHAnsi" w:cstheme="minorBidi" w:eastAsiaTheme="minorHAnsi" w:hAnsiTheme="minorHAnsi"/>
         <w:sz w:val="24"/>
         <w:szCs w:val="24"/>
-        <w:lang w:bidi="ar-SA" w:eastAsia="zh-CN" w:val="es-ES"/>
+        <w:lang w:bidi="ar-SA" w:eastAsia="en-US" w:val="es-ES"/>
       </w:rPr>
     </w:rPrDefault>
     <w:pPrDefault>
@@ -15386,94 +15946,57 @@
     <w:name w:val="Title"/>
     <w:basedOn w:val="Normal"/>
     <w:next w:val="BodyText"/>
-    <w:link w:val="TitleChar"/>
-    <w:uiPriority w:val="10"/>
     <w:qFormat/>
-    <w:rsid w:val="00A10FD9"/>
     <w:pPr>
-      <w:spacing w:after="80" w:line="240" w:lineRule="auto"/>
-      <w:contextualSpacing/>
+      <w:keepNext/>
+      <w:keepLines/>
+      <w:spacing w:after="240" w:before="480"/>
       <w:jc w:val="center"/>
     </w:pPr>
     <w:rPr>
       <w:rFonts w:asciiTheme="majorHAnsi" w:cstheme="majorBidi" w:eastAsiaTheme="majorEastAsia" w:hAnsiTheme="majorHAnsi"/>
-      <w:sz w:val="56"/>
-      <w:szCs w:val="56"/>
-    </w:rPr>
-  </w:style>
-  <w:style w:customStyle="1" w:styleId="TitleChar" w:type="character">
-    <w:name w:val="Title Char"/>
-    <w:basedOn w:val="DefaultParagraphFont"/>
-    <w:link w:val="Title"/>
-    <w:uiPriority w:val="10"/>
-    <w:rsid w:val="00A10FD9"/>
-    <w:rPr>
-      <w:rFonts w:asciiTheme="majorHAnsi" w:cstheme="majorBidi" w:eastAsiaTheme="majorEastAsia" w:hAnsiTheme="majorHAnsi"/>
-      <w:sz w:val="56"/>
-      <w:szCs w:val="56"/>
+      <w:b/>
+      <w:bCs/>
+      <w:color w:themeColor="accent1" w:themeShade="B5" w:val="345A8A"/>
+      <w:sz w:val="36"/>
+      <w:szCs w:val="36"/>
     </w:rPr>
   </w:style>
   <w:style w:styleId="Subtitle" w:type="paragraph">
     <w:name w:val="Subtitle"/>
     <w:basedOn w:val="Title"/>
     <w:next w:val="BodyText"/>
-    <w:link w:val="SubtitleChar"/>
-    <w:uiPriority w:val="11"/>
     <w:qFormat/>
-    <w:rsid w:val="00A10FD9"/>
     <w:pPr>
-      <w:numPr>
-        <w:ilvl w:val="1"/>
-      </w:numPr>
+      <w:keepNext/>
+      <w:keepLines/>
+      <w:spacing w:after="240" w:before="240"/>
+      <w:jc w:val="center"/>
     </w:pPr>
     <w:rPr>
-      <w:rFonts w:cstheme="majorBidi" w:eastAsiaTheme="majorEastAsia"/>
-      <w:spacing w:val="15"/>
-      <w:sz w:val="28"/>
-      <w:szCs w:val="28"/>
-    </w:rPr>
-  </w:style>
-  <w:style w:customStyle="1" w:styleId="SubtitleChar" w:type="character">
-    <w:name w:val="Subtitle Char"/>
-    <w:basedOn w:val="DefaultParagraphFont"/>
-    <w:link w:val="Subtitle"/>
-    <w:uiPriority w:val="11"/>
-    <w:rsid w:val="00A10FD9"/>
-    <w:rPr>
-      <w:rFonts w:cstheme="majorBidi" w:eastAsiaTheme="majorEastAsia"/>
-      <w:color w:themeColor="text1" w:themeTint="A6" w:val="595959"/>
-      <w:spacing w:val="15"/>
-      <w:sz w:val="28"/>
-      <w:szCs w:val="28"/>
+      <w:sz w:val="30"/>
+      <w:szCs w:val="30"/>
     </w:rPr>
   </w:style>
   <w:style w:customStyle="1" w:styleId="Author" w:type="paragraph">
     <w:name w:val="Author"/>
-    <w:basedOn w:val="Title"/>
     <w:next w:val="BodyText"/>
     <w:qFormat/>
     <w:pPr>
       <w:keepNext/>
       <w:keepLines/>
+      <w:jc w:val="center"/>
     </w:pPr>
-    <w:rPr>
-      <w:sz w:val="24"/>
-      <w:szCs w:val="24"/>
-    </w:rPr>
   </w:style>
   <w:style w:styleId="Date" w:type="paragraph">
     <w:name w:val="Date"/>
-    <w:basedOn w:val="Title"/>
     <w:next w:val="BodyText"/>
     <w:qFormat/>
     <w:pPr>
       <w:keepNext/>
       <w:keepLines/>
+      <w:jc w:val="center"/>
     </w:pPr>
-    <w:rPr>
-      <w:sz w:val="24"/>
-      <w:szCs w:val="24"/>
-    </w:rPr>
   </w:style>
   <w:style w:customStyle="1" w:styleId="AbstractTitle" w:type="paragraph">
     <w:name w:val="Abstract Title"/>
@@ -15488,6 +16011,7 @@
     </w:pPr>
     <w:rPr>
       <w:b/>
+      <w:color w:val="345A8A"/>
       <w:sz w:val="20"/>
       <w:szCs w:val="20"/>
     </w:rPr>
@@ -15516,321 +16040,191 @@
     <w:rPr/>
   </w:style>
   <w:style w:styleId="Heading1" w:type="paragraph">
-    <w:name w:val="heading 1"/>
+    <w:name w:val="Heading 1"/>
     <w:basedOn w:val="Normal"/>
     <w:next w:val="BodyText"/>
-    <w:link w:val="Heading1Char"/>
     <w:uiPriority w:val="9"/>
     <w:qFormat/>
-    <w:rsid w:val="00A10FD9"/>
     <w:pPr>
       <w:keepNext/>
       <w:keepLines/>
-      <w:spacing w:after="80" w:before="360"/>
+      <w:spacing w:after="0" w:before="480"/>
       <w:outlineLvl w:val="0"/>
     </w:pPr>
     <w:rPr>
       <w:rFonts w:asciiTheme="majorHAnsi" w:cstheme="majorBidi" w:eastAsiaTheme="majorEastAsia" w:hAnsiTheme="majorHAnsi"/>
-      <w:color w:themeColor="accent1" w:themeShade="BF" w:val="0F4761"/>
-      <w:sz w:val="40"/>
-      <w:szCs w:val="40"/>
+      <w:b/>
+      <w:bCs/>
+      <w:color w:themeColor="accent1" w:val="4F81BD"/>
+      <w:sz w:val="32"/>
+      <w:szCs w:val="32"/>
     </w:rPr>
   </w:style>
   <w:style w:styleId="Heading2" w:type="paragraph">
-    <w:name w:val="heading 2"/>
+    <w:name w:val="Heading 2"/>
     <w:basedOn w:val="Normal"/>
     <w:next w:val="BodyText"/>
-    <w:link w:val="Heading2Char"/>
     <w:uiPriority w:val="9"/>
-    <w:semiHidden/>
     <w:unhideWhenUsed/>
     <w:qFormat/>
-    <w:rsid w:val="00A10FD9"/>
     <w:pPr>
       <w:keepNext/>
       <w:keepLines/>
-      <w:spacing w:after="80" w:before="160"/>
+      <w:spacing w:after="0" w:before="200"/>
       <w:outlineLvl w:val="1"/>
     </w:pPr>
     <w:rPr>
       <w:rFonts w:asciiTheme="majorHAnsi" w:cstheme="majorBidi" w:eastAsiaTheme="majorEastAsia" w:hAnsiTheme="majorHAnsi"/>
-      <w:color w:themeColor="accent1" w:themeShade="BF" w:val="0F4761"/>
-      <w:sz w:val="32"/>
-      <w:szCs w:val="32"/>
-    </w:rPr>
-  </w:style>
-  <w:style w:styleId="Heading3" w:type="paragraph">
-    <w:name w:val="heading 3"/>
-    <w:basedOn w:val="Normal"/>
-    <w:next w:val="BodyText"/>
-    <w:link w:val="Heading3Char"/>
-    <w:uiPriority w:val="9"/>
-    <w:semiHidden/>
-    <w:unhideWhenUsed/>
-    <w:qFormat/>
-    <w:rsid w:val="00A10FD9"/>
-    <w:pPr>
-      <w:keepNext/>
-      <w:keepLines/>
-      <w:spacing w:after="80" w:before="160"/>
-      <w:outlineLvl w:val="2"/>
-    </w:pPr>
-    <w:rPr>
-      <w:rFonts w:cstheme="majorBidi" w:eastAsiaTheme="majorEastAsia"/>
-      <w:color w:themeColor="accent1" w:themeShade="BF" w:val="0F4761"/>
+      <w:b/>
+      <w:bCs/>
+      <w:color w:themeColor="accent1" w:val="4F81BD"/>
       <w:sz w:val="28"/>
       <w:szCs w:val="28"/>
     </w:rPr>
   </w:style>
-  <w:style w:styleId="Heading4" w:type="paragraph">
-    <w:name w:val="heading 4"/>
+  <w:style w:styleId="Heading3" w:type="paragraph">
+    <w:name w:val="Heading 3"/>
     <w:basedOn w:val="Normal"/>
     <w:next w:val="BodyText"/>
-    <w:link w:val="Heading4Char"/>
     <w:uiPriority w:val="9"/>
-    <w:semiHidden/>
     <w:unhideWhenUsed/>
     <w:qFormat/>
-    <w:rsid w:val="00A10FD9"/>
     <w:pPr>
       <w:keepNext/>
       <w:keepLines/>
-      <w:spacing w:after="40" w:before="80"/>
+      <w:spacing w:after="0" w:before="200"/>
+      <w:outlineLvl w:val="2"/>
+    </w:pPr>
+    <w:rPr>
+      <w:rFonts w:asciiTheme="majorHAnsi" w:cstheme="majorBidi" w:eastAsiaTheme="majorEastAsia" w:hAnsiTheme="majorHAnsi"/>
+      <w:b/>
+      <w:bCs/>
+      <w:color w:themeColor="accent1" w:val="4F81BD"/>
+      <w:sz w:val="24"/>
+      <w:szCs w:val="24"/>
+    </w:rPr>
+  </w:style>
+  <w:style w:styleId="Heading4" w:type="paragraph">
+    <w:name w:val="Heading 4"/>
+    <w:basedOn w:val="Normal"/>
+    <w:next w:val="BodyText"/>
+    <w:uiPriority w:val="9"/>
+    <w:unhideWhenUsed/>
+    <w:qFormat/>
+    <w:pPr>
+      <w:keepNext/>
+      <w:keepLines/>
+      <w:spacing w:after="0" w:before="200"/>
       <w:outlineLvl w:val="3"/>
     </w:pPr>
     <w:rPr>
-      <w:rFonts w:cstheme="majorBidi" w:eastAsiaTheme="majorEastAsia"/>
+      <w:rFonts w:asciiTheme="majorHAnsi" w:cstheme="majorBidi" w:eastAsiaTheme="majorEastAsia" w:hAnsiTheme="majorHAnsi"/>
+      <w:bCs/>
       <w:i/>
-      <w:iCs/>
-      <w:color w:themeColor="accent1" w:themeShade="BF" w:val="0F4761"/>
+      <w:color w:themeColor="accent1" w:val="4F81BD"/>
+      <w:sz w:val="24"/>
+      <w:szCs w:val="24"/>
     </w:rPr>
   </w:style>
   <w:style w:styleId="Heading5" w:type="paragraph">
-    <w:name w:val="heading 5"/>
+    <w:name w:val="Heading 5"/>
     <w:basedOn w:val="Normal"/>
     <w:next w:val="BodyText"/>
-    <w:link w:val="Heading5Char"/>
     <w:uiPriority w:val="9"/>
-    <w:semiHidden/>
     <w:unhideWhenUsed/>
     <w:qFormat/>
-    <w:rsid w:val="00A10FD9"/>
     <w:pPr>
       <w:keepNext/>
       <w:keepLines/>
-      <w:spacing w:after="40" w:before="80"/>
+      <w:spacing w:after="0" w:before="200"/>
       <w:outlineLvl w:val="4"/>
     </w:pPr>
     <w:rPr>
-      <w:rFonts w:cstheme="majorBidi" w:eastAsiaTheme="majorEastAsia"/>
-      <w:color w:themeColor="accent1" w:themeShade="BF" w:val="0F4761"/>
+      <w:rFonts w:asciiTheme="majorHAnsi" w:cstheme="majorBidi" w:eastAsiaTheme="majorEastAsia" w:hAnsiTheme="majorHAnsi"/>
+      <w:iCs/>
+      <w:color w:themeColor="accent1" w:val="4F81BD"/>
+      <w:sz w:val="24"/>
+      <w:szCs w:val="24"/>
     </w:rPr>
   </w:style>
   <w:style w:styleId="Heading6" w:type="paragraph">
-    <w:name w:val="heading 6"/>
+    <w:name w:val="Heading 6"/>
     <w:basedOn w:val="Normal"/>
     <w:next w:val="BodyText"/>
-    <w:link w:val="Heading6Char"/>
     <w:uiPriority w:val="9"/>
-    <w:semiHidden/>
     <w:unhideWhenUsed/>
     <w:qFormat/>
-    <w:rsid w:val="00A10FD9"/>
     <w:pPr>
       <w:keepNext/>
       <w:keepLines/>
-      <w:spacing w:after="0" w:before="40"/>
+      <w:spacing w:after="0" w:before="200"/>
       <w:outlineLvl w:val="5"/>
     </w:pPr>
     <w:rPr>
-      <w:rFonts w:cstheme="majorBidi" w:eastAsiaTheme="majorEastAsia"/>
-      <w:i/>
-      <w:iCs/>
-      <w:color w:themeColor="text1" w:themeTint="A6" w:val="595959"/>
+      <w:rFonts w:asciiTheme="majorHAnsi" w:cstheme="majorBidi" w:eastAsiaTheme="majorEastAsia" w:hAnsiTheme="majorHAnsi"/>
+      <w:color w:themeColor="accent1" w:val="4F81BD"/>
+      <w:sz w:val="24"/>
+      <w:szCs w:val="24"/>
     </w:rPr>
   </w:style>
   <w:style w:styleId="Heading7" w:type="paragraph">
-    <w:name w:val="heading 7"/>
+    <w:name w:val="Heading 7"/>
     <w:basedOn w:val="Normal"/>
     <w:next w:val="BodyText"/>
-    <w:link w:val="Heading7Char"/>
     <w:uiPriority w:val="9"/>
-    <w:semiHidden/>
     <w:unhideWhenUsed/>
     <w:qFormat/>
-    <w:rsid w:val="00A10FD9"/>
     <w:pPr>
       <w:keepNext/>
       <w:keepLines/>
-      <w:spacing w:after="0" w:before="40"/>
+      <w:spacing w:after="0" w:before="200"/>
       <w:outlineLvl w:val="6"/>
     </w:pPr>
     <w:rPr>
-      <w:rFonts w:cstheme="majorBidi" w:eastAsiaTheme="majorEastAsia"/>
-      <w:color w:themeColor="text1" w:themeTint="A6" w:val="595959"/>
+      <w:rFonts w:asciiTheme="majorHAnsi" w:cstheme="majorBidi" w:eastAsiaTheme="majorEastAsia" w:hAnsiTheme="majorHAnsi"/>
+      <w:color w:themeColor="accent1" w:val="4F81BD"/>
+      <w:sz w:val="24"/>
+      <w:szCs w:val="24"/>
     </w:rPr>
   </w:style>
   <w:style w:styleId="Heading8" w:type="paragraph">
-    <w:name w:val="heading 8"/>
+    <w:name w:val="Heading 8"/>
     <w:basedOn w:val="Normal"/>
     <w:next w:val="BodyText"/>
-    <w:link w:val="Heading8Char"/>
     <w:uiPriority w:val="9"/>
-    <w:semiHidden/>
     <w:unhideWhenUsed/>
     <w:qFormat/>
-    <w:rsid w:val="00A10FD9"/>
     <w:pPr>
       <w:keepNext/>
       <w:keepLines/>
-      <w:spacing w:after="0"/>
+      <w:spacing w:after="0" w:before="200"/>
       <w:outlineLvl w:val="7"/>
     </w:pPr>
     <w:rPr>
-      <w:rFonts w:cstheme="majorBidi" w:eastAsiaTheme="majorEastAsia"/>
-      <w:i/>
-      <w:iCs/>
-      <w:color w:themeColor="text1" w:themeTint="D8" w:val="272727"/>
+      <w:rFonts w:asciiTheme="majorHAnsi" w:cstheme="majorBidi" w:eastAsiaTheme="majorEastAsia" w:hAnsiTheme="majorHAnsi"/>
+      <w:color w:themeColor="accent1" w:val="4F81BD"/>
+      <w:sz w:val="24"/>
+      <w:szCs w:val="24"/>
     </w:rPr>
   </w:style>
   <w:style w:styleId="Heading9" w:type="paragraph">
-    <w:name w:val="heading 9"/>
+    <w:name w:val="Heading 9"/>
     <w:basedOn w:val="Normal"/>
     <w:next w:val="BodyText"/>
-    <w:link w:val="Heading9Char"/>
     <w:uiPriority w:val="9"/>
-    <w:semiHidden/>
     <w:unhideWhenUsed/>
     <w:qFormat/>
-    <w:rsid w:val="00A10FD9"/>
     <w:pPr>
       <w:keepNext/>
       <w:keepLines/>
-      <w:spacing w:after="0"/>
+      <w:spacing w:after="0" w:before="200"/>
       <w:outlineLvl w:val="8"/>
     </w:pPr>
     <w:rPr>
-      <w:rFonts w:cstheme="majorBidi" w:eastAsiaTheme="majorEastAsia"/>
-      <w:color w:themeColor="text1" w:themeTint="D8" w:val="272727"/>
-    </w:rPr>
-  </w:style>
-  <w:style w:customStyle="1" w:styleId="Heading1Char" w:type="character">
-    <w:name w:val="Heading 1 Char"/>
-    <w:basedOn w:val="DefaultParagraphFont"/>
-    <w:link w:val="Heading1"/>
-    <w:uiPriority w:val="9"/>
-    <w:rsid w:val="00A10FD9"/>
-    <w:rPr>
       <w:rFonts w:asciiTheme="majorHAnsi" w:cstheme="majorBidi" w:eastAsiaTheme="majorEastAsia" w:hAnsiTheme="majorHAnsi"/>
-      <w:color w:themeColor="accent1" w:themeShade="BF" w:val="0F4761"/>
-      <w:sz w:val="40"/>
-      <w:szCs w:val="40"/>
-    </w:rPr>
-  </w:style>
-  <w:style w:customStyle="1" w:styleId="Heading2Char" w:type="character">
-    <w:name w:val="Heading 2 Char"/>
-    <w:basedOn w:val="DefaultParagraphFont"/>
-    <w:link w:val="Heading2"/>
-    <w:uiPriority w:val="9"/>
-    <w:semiHidden/>
-    <w:rsid w:val="00A10FD9"/>
-    <w:rPr>
-      <w:rFonts w:asciiTheme="majorHAnsi" w:cstheme="majorBidi" w:eastAsiaTheme="majorEastAsia" w:hAnsiTheme="majorHAnsi"/>
-      <w:color w:themeColor="accent1" w:themeShade="BF" w:val="0F4761"/>
-      <w:sz w:val="32"/>
-      <w:szCs w:val="32"/>
-    </w:rPr>
-  </w:style>
-  <w:style w:customStyle="1" w:styleId="Heading3Char" w:type="character">
-    <w:name w:val="Heading 3 Char"/>
-    <w:basedOn w:val="DefaultParagraphFont"/>
-    <w:link w:val="Heading3"/>
-    <w:uiPriority w:val="9"/>
-    <w:semiHidden/>
-    <w:rsid w:val="00A10FD9"/>
-    <w:rPr>
-      <w:rFonts w:cstheme="majorBidi" w:eastAsiaTheme="majorEastAsia"/>
-      <w:color w:themeColor="accent1" w:themeShade="BF" w:val="0F4761"/>
-      <w:sz w:val="28"/>
-      <w:szCs w:val="28"/>
-    </w:rPr>
-  </w:style>
-  <w:style w:customStyle="1" w:styleId="Heading4Char" w:type="character">
-    <w:name w:val="Heading 4 Char"/>
-    <w:basedOn w:val="DefaultParagraphFont"/>
-    <w:link w:val="Heading4"/>
-    <w:uiPriority w:val="9"/>
-    <w:semiHidden/>
-    <w:rsid w:val="00A10FD9"/>
-    <w:rPr>
-      <w:rFonts w:cstheme="majorBidi" w:eastAsiaTheme="majorEastAsia"/>
-      <w:i/>
-      <w:iCs/>
-      <w:color w:themeColor="accent1" w:themeShade="BF" w:val="0F4761"/>
-    </w:rPr>
-  </w:style>
-  <w:style w:customStyle="1" w:styleId="Heading5Char" w:type="character">
-    <w:name w:val="Heading 5 Char"/>
-    <w:basedOn w:val="DefaultParagraphFont"/>
-    <w:link w:val="Heading5"/>
-    <w:uiPriority w:val="9"/>
-    <w:semiHidden/>
-    <w:rsid w:val="00A10FD9"/>
-    <w:rPr>
-      <w:rFonts w:cstheme="majorBidi" w:eastAsiaTheme="majorEastAsia"/>
-      <w:color w:themeColor="accent1" w:themeShade="BF" w:val="0F4761"/>
-    </w:rPr>
-  </w:style>
-  <w:style w:customStyle="1" w:styleId="Heading6Char" w:type="character">
-    <w:name w:val="Heading 6 Char"/>
-    <w:basedOn w:val="DefaultParagraphFont"/>
-    <w:link w:val="Heading6"/>
-    <w:uiPriority w:val="9"/>
-    <w:semiHidden/>
-    <w:rsid w:val="00A10FD9"/>
-    <w:rPr>
-      <w:rFonts w:cstheme="majorBidi" w:eastAsiaTheme="majorEastAsia"/>
-      <w:i/>
-      <w:iCs/>
-      <w:color w:themeColor="text1" w:themeTint="A6" w:val="595959"/>
-    </w:rPr>
-  </w:style>
-  <w:style w:customStyle="1" w:styleId="Heading7Char" w:type="character">
-    <w:name w:val="Heading 7 Char"/>
-    <w:basedOn w:val="DefaultParagraphFont"/>
-    <w:link w:val="Heading7"/>
-    <w:uiPriority w:val="9"/>
-    <w:semiHidden/>
-    <w:rsid w:val="00A10FD9"/>
-    <w:rPr>
-      <w:rFonts w:cstheme="majorBidi" w:eastAsiaTheme="majorEastAsia"/>
-      <w:color w:themeColor="text1" w:themeTint="A6" w:val="595959"/>
-    </w:rPr>
-  </w:style>
-  <w:style w:customStyle="1" w:styleId="Heading8Char" w:type="character">
-    <w:name w:val="Heading 8 Char"/>
-    <w:basedOn w:val="DefaultParagraphFont"/>
-    <w:link w:val="Heading8"/>
-    <w:uiPriority w:val="9"/>
-    <w:semiHidden/>
-    <w:rsid w:val="00A10FD9"/>
-    <w:rPr>
-      <w:rFonts w:cstheme="majorBidi" w:eastAsiaTheme="majorEastAsia"/>
-      <w:i/>
-      <w:iCs/>
-      <w:color w:themeColor="text1" w:themeTint="D8" w:val="272727"/>
-    </w:rPr>
-  </w:style>
-  <w:style w:customStyle="1" w:styleId="Heading9Char" w:type="character">
-    <w:name w:val="Heading 9 Char"/>
-    <w:basedOn w:val="DefaultParagraphFont"/>
-    <w:link w:val="Heading9"/>
-    <w:uiPriority w:val="9"/>
-    <w:semiHidden/>
-    <w:rsid w:val="00A10FD9"/>
-    <w:rPr>
-      <w:rFonts w:cstheme="majorBidi" w:eastAsiaTheme="majorEastAsia"/>
-      <w:color w:themeColor="text1" w:themeTint="D8" w:val="272727"/>
+      <w:color w:themeColor="accent1" w:val="4F81BD"/>
+      <w:sz w:val="24"/>
+      <w:szCs w:val="24"/>
     </w:rPr>
   </w:style>
   <w:style w:styleId="BlockText" w:type="paragraph">
@@ -15855,8 +16249,8 @@
   </w:style>
   <w:style w:styleId="FootnoteBlockText" w:type="paragraph">
     <w:name w:val="Footnote Block Text"/>
-    <w:basedOn w:val="FootnoteText"/>
-    <w:next w:val="FootnoteText"/>
+    <w:basedOn w:val="Footnote Text"/>
+    <w:next w:val="Footnote Text"/>
     <w:uiPriority w:val="9"/>
     <w:unhideWhenUsed/>
     <w:qFormat/>
@@ -15886,6 +16280,13 @@
       </w:tblCellMar>
     </w:tblPr>
     <w:tblStylePr w:type="firstRow">
+      <w:tblPr>
+        <w:jc w:val="left"/>
+        <w:tblInd w:type="dxa" w:w="0"/>
+      </w:tblPr>
+      <w:trPr>
+        <w:jc w:val="left"/>
+      </w:trPr>
       <w:tcPr>
         <w:tcBorders>
           <w:bottom w:val="single"/>
@@ -16241,44 +16642,44 @@
         <a:sysClr val="window" lastClr="FFFFFF"/>
       </a:lt1>
       <a:dk2>
-        <a:srgbClr val="0E2841"/>
+        <a:srgbClr val="1F497D"/>
       </a:dk2>
       <a:lt2>
-        <a:srgbClr val="E8E8E8"/>
+        <a:srgbClr val="EEECE1"/>
       </a:lt2>
       <a:accent1>
-        <a:srgbClr val="156082"/>
+        <a:srgbClr val="4F81BD"/>
       </a:accent1>
       <a:accent2>
-        <a:srgbClr val="E97132"/>
+        <a:srgbClr val="C0504D"/>
       </a:accent2>
       <a:accent3>
-        <a:srgbClr val="196B24"/>
+        <a:srgbClr val="9BBB59"/>
       </a:accent3>
       <a:accent4>
-        <a:srgbClr val="0F9ED5"/>
+        <a:srgbClr val="8064A2"/>
       </a:accent4>
       <a:accent5>
-        <a:srgbClr val="A02B93"/>
+        <a:srgbClr val="4BACC6"/>
       </a:accent5>
       <a:accent6>
-        <a:srgbClr val="4EA72E"/>
+        <a:srgbClr val="F79646"/>
       </a:accent6>
       <a:hlink>
-        <a:srgbClr val="467886"/>
+        <a:srgbClr val="0000FF"/>
       </a:hlink>
       <a:folHlink>
-        <a:srgbClr val="96607D"/>
+        <a:srgbClr val="800080"/>
       </a:folHlink>
     </a:clrScheme>
     <a:fontScheme name="Office">
       <a:majorFont>
-        <a:latin typeface="Aptos Display" panose="02110004020202020204"/>
+        <a:latin typeface="Calibri"/>
         <a:ea typeface=""/>
         <a:cs typeface=""/>
-        <a:font script="Jpan" typeface="游ゴシック Light"/>
+        <a:font script="Jpan" typeface="ＭＳ ゴシック"/>
         <a:font script="Hang" typeface="맑은 고딕"/>
-        <a:font script="Hans" typeface="等线 Light"/>
+        <a:font script="Hans" typeface="宋体"/>
         <a:font script="Hant" typeface="新細明體"/>
         <a:font script="Arab" typeface="Times New Roman"/>
         <a:font script="Hebr" typeface="Times New Roman"/>
@@ -16305,32 +16706,14 @@
         <a:font script="Mong" typeface="Mongolian Baiti"/>
         <a:font script="Viet" typeface="Times New Roman"/>
         <a:font script="Uigh" typeface="Microsoft Uighur"/>
-        <a:font script="Geor" typeface="Sylfaen"/>
-        <a:font script="Armn" typeface="Arial"/>
-        <a:font script="Bugi" typeface="Leelawadee UI"/>
-        <a:font script="Bopo" typeface="Microsoft JhengHei"/>
-        <a:font script="Java" typeface="Javanese Text"/>
-        <a:font script="Lisu" typeface="Segoe UI"/>
-        <a:font script="Mymr" typeface="Myanmar Text"/>
-        <a:font script="Nkoo" typeface="Ebrima"/>
-        <a:font script="Olck" typeface="Nirmala UI"/>
-        <a:font script="Osma" typeface="Ebrima"/>
-        <a:font script="Phag" typeface="Phagspa"/>
-        <a:font script="Syrn" typeface="Estrangelo Edessa"/>
-        <a:font script="Syrj" typeface="Estrangelo Edessa"/>
-        <a:font script="Syre" typeface="Estrangelo Edessa"/>
-        <a:font script="Sora" typeface="Nirmala UI"/>
-        <a:font script="Tale" typeface="Microsoft Tai Le"/>
-        <a:font script="Talu" typeface="Microsoft New Tai Lue"/>
-        <a:font script="Tfng" typeface="Ebrima"/>
       </a:majorFont>
       <a:minorFont>
-        <a:latin typeface="Aptos" panose="02110004020202020204"/>
+        <a:latin typeface="Cambria"/>
         <a:ea typeface=""/>
         <a:cs typeface=""/>
-        <a:font script="Jpan" typeface="游明朝"/>
+        <a:font script="Jpan" typeface="ＭＳ 明朝"/>
         <a:font script="Hang" typeface="맑은 고딕"/>
-        <a:font script="Hans" typeface="等线"/>
+        <a:font script="Hans" typeface="宋体"/>
         <a:font script="Hant" typeface="新細明體"/>
         <a:font script="Arab" typeface="Arial"/>
         <a:font script="Hebr" typeface="Arial"/>
@@ -16357,24 +16740,6 @@
         <a:font script="Mong" typeface="Mongolian Baiti"/>
         <a:font script="Viet" typeface="Arial"/>
         <a:font script="Uigh" typeface="Microsoft Uighur"/>
-        <a:font script="Geor" typeface="Sylfaen"/>
-        <a:font script="Armn" typeface="Arial"/>
-        <a:font script="Bugi" typeface="Leelawadee UI"/>
-        <a:font script="Bopo" typeface="Microsoft JhengHei"/>
-        <a:font script="Java" typeface="Javanese Text"/>
-        <a:font script="Lisu" typeface="Segoe UI"/>
-        <a:font script="Mymr" typeface="Myanmar Text"/>
-        <a:font script="Nkoo" typeface="Ebrima"/>
-        <a:font script="Olck" typeface="Nirmala UI"/>
-        <a:font script="Osma" typeface="Ebrima"/>
-        <a:font script="Phag" typeface="Phagspa"/>
-        <a:font script="Syrn" typeface="Estrangelo Edessa"/>
-        <a:font script="Syrj" typeface="Estrangelo Edessa"/>
-        <a:font script="Syre" typeface="Estrangelo Edessa"/>
-        <a:font script="Sora" typeface="Nirmala UI"/>
-        <a:font script="Tale" typeface="Microsoft Tai Le"/>
-        <a:font script="Talu" typeface="Microsoft New Tai Lue"/>
-        <a:font script="Tfng" typeface="Ebrima"/>
       </a:minorFont>
     </a:fontScheme>
     <a:fmtScheme name="Office">
@@ -16386,141 +16751,200 @@
           <a:gsLst>
             <a:gs pos="0">
               <a:schemeClr val="phClr">
-                <a:lumMod val="110000"/>
-                <a:satMod val="105000"/>
-                <a:tint val="67000"/>
+                <a:tint val="50000"/>
+                <a:satMod val="300000"/>
               </a:schemeClr>
             </a:gs>
-            <a:gs pos="50000">
+            <a:gs pos="35000">
               <a:schemeClr val="phClr">
-                <a:lumMod val="105000"/>
-                <a:satMod val="103000"/>
-                <a:tint val="73000"/>
+                <a:tint val="37000"/>
+                <a:satMod val="300000"/>
               </a:schemeClr>
             </a:gs>
             <a:gs pos="100000">
               <a:schemeClr val="phClr">
-                <a:lumMod val="105000"/>
-                <a:satMod val="109000"/>
-                <a:tint val="81000"/>
+                <a:tint val="15000"/>
+                <a:satMod val="350000"/>
               </a:schemeClr>
             </a:gs>
           </a:gsLst>
-          <a:lin ang="5400000" scaled="0"/>
+          <a:lin ang="16200000" scaled="1"/>
         </a:gradFill>
         <a:gradFill rotWithShape="1">
           <a:gsLst>
             <a:gs pos="0">
               <a:schemeClr val="phClr">
-                <a:satMod val="103000"/>
-                <a:lumMod val="102000"/>
-                <a:tint val="94000"/>
-              </a:schemeClr>
-            </a:gs>
-            <a:gs pos="50000">
-              <a:schemeClr val="phClr">
-                <a:satMod val="110000"/>
-                <a:lumMod val="100000"/>
+                <a:tint val="100000"/>
                 <a:shade val="100000"/>
+                <a:satMod val="130000"/>
               </a:schemeClr>
             </a:gs>
             <a:gs pos="100000">
               <a:schemeClr val="phClr">
-                <a:lumMod val="99000"/>
-                <a:satMod val="120000"/>
-                <a:shade val="78000"/>
+                <a:tint val="50000"/>
+                <a:shade val="100000"/>
+                <a:satMod val="350000"/>
               </a:schemeClr>
             </a:gs>
           </a:gsLst>
-          <a:lin ang="5400000" scaled="0"/>
+          <a:lin ang="16200000" scaled="0"/>
         </a:gradFill>
       </a:fillStyleLst>
       <a:lnStyleLst>
-        <a:ln w="6350" cap="flat" cmpd="sng" algn="ctr">
+        <a:ln w="9525" cap="flat" cmpd="sng" algn="ctr">
+          <a:solidFill>
+            <a:schemeClr val="phClr">
+              <a:shade val="95000"/>
+              <a:satMod val="105000"/>
+            </a:schemeClr>
+          </a:solidFill>
+          <a:prstDash val="solid"/>
+        </a:ln>
+        <a:ln w="25400" cap="flat" cmpd="sng" algn="ctr">
           <a:solidFill>
             <a:schemeClr val="phClr"/>
           </a:solidFill>
           <a:prstDash val="solid"/>
-          <a:miter lim="800000"/>
         </a:ln>
-        <a:ln w="12700" cap="flat" cmpd="sng" algn="ctr">
+        <a:ln w="38100" cap="flat" cmpd="sng" algn="ctr">
           <a:solidFill>
             <a:schemeClr val="phClr"/>
           </a:solidFill>
           <a:prstDash val="solid"/>
-          <a:miter lim="800000"/>
-        </a:ln>
-        <a:ln w="19050" cap="flat" cmpd="sng" algn="ctr">
-          <a:solidFill>
-            <a:schemeClr val="phClr"/>
-          </a:solidFill>
-          <a:prstDash val="solid"/>
-          <a:miter lim="800000"/>
         </a:ln>
       </a:lnStyleLst>
       <a:effectStyleLst>
         <a:effectStyle>
-          <a:effectLst/>
-        </a:effectStyle>
-        <a:effectStyle>
-          <a:effectLst/>
+          <a:effectLst>
+            <a:outerShdw blurRad="40000" dist="20000" dir="5400000" rotWithShape="0">
+              <a:srgbClr val="000000">
+                <a:alpha val="38000"/>
+              </a:srgbClr>
+            </a:outerShdw>
+          </a:effectLst>
         </a:effectStyle>
         <a:effectStyle>
           <a:effectLst>
-            <a:outerShdw blurRad="57150" dist="19050" dir="5400000" algn="ctr" rotWithShape="0">
+            <a:outerShdw blurRad="40000" dist="23000" dir="5400000" rotWithShape="0">
               <a:srgbClr val="000000">
-                <a:alpha val="63000"/>
+                <a:alpha val="35000"/>
               </a:srgbClr>
             </a:outerShdw>
           </a:effectLst>
+        </a:effectStyle>
+        <a:effectStyle>
+          <a:effectLst>
+            <a:outerShdw blurRad="40000" dist="23000" dir="5400000" rotWithShape="0">
+              <a:srgbClr val="000000">
+                <a:alpha val="35000"/>
+              </a:srgbClr>
+            </a:outerShdw>
+          </a:effectLst>
+          <a:scene3d>
+            <a:camera prst="orthographicFront">
+              <a:rot lat="0" lon="0" rev="0"/>
+            </a:camera>
+            <a:lightRig rig="threePt" dir="t">
+              <a:rot lat="0" lon="0" rev="1200000"/>
+            </a:lightRig>
+          </a:scene3d>
+          <a:sp3d>
+            <a:bevelT w="63500" h="25400"/>
+          </a:sp3d>
         </a:effectStyle>
       </a:effectStyleLst>
       <a:bgFillStyleLst>
         <a:solidFill>
           <a:schemeClr val="phClr"/>
         </a:solidFill>
-        <a:solidFill>
-          <a:schemeClr val="phClr">
-            <a:tint val="95000"/>
-            <a:satMod val="170000"/>
-          </a:schemeClr>
-        </a:solidFill>
         <a:gradFill rotWithShape="1">
           <a:gsLst>
             <a:gs pos="0">
               <a:schemeClr val="phClr">
-                <a:tint val="93000"/>
-                <a:satMod val="150000"/>
-                <a:shade val="98000"/>
-                <a:lumMod val="102000"/>
+                <a:tint val="40000"/>
+                <a:satMod val="350000"/>
               </a:schemeClr>
             </a:gs>
-            <a:gs pos="50000">
+            <a:gs pos="40000">
               <a:schemeClr val="phClr">
-                <a:tint val="98000"/>
-                <a:satMod val="130000"/>
-                <a:shade val="90000"/>
-                <a:lumMod val="103000"/>
+                <a:tint val="45000"/>
+                <a:shade val="99000"/>
+                <a:satMod val="350000"/>
               </a:schemeClr>
             </a:gs>
             <a:gs pos="100000">
               <a:schemeClr val="phClr">
-                <a:shade val="63000"/>
-                <a:satMod val="120000"/>
+                <a:shade val="20000"/>
+                <a:satMod val="255000"/>
               </a:schemeClr>
             </a:gs>
           </a:gsLst>
-          <a:lin ang="5400000" scaled="0"/>
+          <a:path path="circle">
+            <a:fillToRect l="50000" t="-80000" r="50000" b="180000"/>
+          </a:path>
+        </a:gradFill>
+        <a:gradFill rotWithShape="1">
+          <a:gsLst>
+            <a:gs pos="0">
+              <a:schemeClr val="phClr">
+                <a:tint val="80000"/>
+                <a:satMod val="300000"/>
+              </a:schemeClr>
+            </a:gs>
+            <a:gs pos="100000">
+              <a:schemeClr val="phClr">
+                <a:shade val="30000"/>
+                <a:satMod val="200000"/>
+              </a:schemeClr>
+            </a:gs>
+          </a:gsLst>
+          <a:path path="circle">
+            <a:fillToRect l="50000" t="50000" r="50000" b="50000"/>
+          </a:path>
         </a:gradFill>
       </a:bgFillStyleLst>
     </a:fmtScheme>
   </a:themeElements>
-  <a:objectDefaults/>
+  <a:objectDefaults>
+    <a:spDef>
+      <a:spPr/>
+      <a:bodyPr/>
+      <a:lstStyle/>
+      <a:style>
+        <a:lnRef idx="1">
+          <a:schemeClr val="accent1"/>
+        </a:lnRef>
+        <a:fillRef idx="3">
+          <a:schemeClr val="accent1"/>
+        </a:fillRef>
+        <a:effectRef idx="2">
+          <a:schemeClr val="accent1"/>
+        </a:effectRef>
+        <a:fontRef idx="minor">
+          <a:schemeClr val="lt1"/>
+        </a:fontRef>
+      </a:style>
+    </a:spDef>
+    <a:lnDef>
+      <a:spPr/>
+      <a:bodyPr/>
+      <a:lstStyle/>
+      <a:style>
+        <a:lnRef idx="2">
+          <a:schemeClr val="accent1"/>
+        </a:lnRef>
+        <a:fillRef idx="0">
+          <a:schemeClr val="accent1"/>
+        </a:fillRef>
+        <a:effectRef idx="1">
+          <a:schemeClr val="accent1"/>
+        </a:effectRef>
+        <a:fontRef idx="minor">
+          <a:schemeClr val="tx1"/>
+        </a:fontRef>
+      </a:style>
+    </a:lnDef>
+  </a:objectDefaults>
   <a:extraClrSchemeLst/>
-  <a:extLst>
-    <a:ext uri="{05A4C25C-085E-4340-85A3-A5531E510DB2}">
-      <thm15:themeFamily xmlns:thm15="http://schemas.microsoft.com/office/thememl/2012/main" name="Office Theme" id="{2E142A2C-CD16-42D6-873A-C26D2A0506FA}" vid="{1BDDFF52-6CD6-40A5-AB3C-68EB2F1E4D0A}"/>
-    </a:ext>
-  </a:extLst>
 </a:theme>
 </file>